--- a/Курсовая работа 2026 2.0.docx
+++ b/Курсовая работа 2026 2.0.docx
@@ -630,7 +630,568 @@
         <w:br w:type="page"/>
       </w:r>
     </w:p>
-    <w:bookmarkStart w:id="0" w:name="_Toc191037276" w:displacedByCustomXml="next"/>
+    <w:p>
+      <w:pPr>
+        <w:shd w:val="clear" w:color="auto" w:fill="FFFFFF"/>
+        <w:spacing w:after="0" w:line="240" w:lineRule="auto"/>
+        <w:ind w:firstLine="708"/>
+        <w:rPr>
+          <w:rFonts w:eastAsia="Times New Roman" w:cs="Times New Roman"/>
+          <w:b/>
+          <w:bCs/>
+          <w:szCs w:val="28"/>
+        </w:rPr>
+      </w:pPr>
+      <w:bookmarkStart w:id="0" w:name="_Toc191037276"/>
+      <w:r>
+        <w:rPr>
+          <w:rFonts w:eastAsia="Times New Roman" w:cs="Times New Roman"/>
+          <w:b/>
+          <w:bCs/>
+          <w:szCs w:val="28"/>
+        </w:rPr>
+        <w:lastRenderedPageBreak/>
+        <w:t>УДК 519.17 : 004.02</w:t>
+      </w:r>
+    </w:p>
+    <w:p>
+      <w:pPr>
+        <w:spacing w:after="0" w:line="240" w:lineRule="auto"/>
+        <w:ind w:left="1800" w:firstLine="0"/>
+        <w:jc w:val="left"/>
+        <w:rPr>
+          <w:rFonts w:eastAsia="SimSun" w:cs="Times New Roman"/>
+          <w:szCs w:val="28"/>
+        </w:rPr>
+      </w:pPr>
+    </w:p>
+    <w:p>
+      <w:pPr>
+        <w:spacing w:after="0" w:line="240" w:lineRule="auto"/>
+        <w:ind w:firstLine="0"/>
+        <w:jc w:val="center"/>
+        <w:rPr>
+          <w:rFonts w:eastAsia="Times New Roman" w:cs="Times New Roman"/>
+          <w:b/>
+          <w:bCs/>
+          <w:szCs w:val="28"/>
+        </w:rPr>
+      </w:pPr>
+      <w:r>
+        <w:rPr>
+          <w:rFonts w:eastAsia="Times New Roman" w:cs="Times New Roman"/>
+          <w:b/>
+          <w:bCs/>
+          <w:szCs w:val="28"/>
+        </w:rPr>
+        <w:t>СОВМЕСТНОЕ ПЛАНИРОВАНИЕ ТРАЕКТОРИИ ПОЛЁТА НЕСКОЛЬКИХ БПЛА В ПРОСТРАНСТВЕ С ОГРАНИЧЕНИЯМИ</w:t>
+      </w:r>
+    </w:p>
+    <w:p>
+      <w:pPr>
+        <w:spacing w:after="0" w:line="240" w:lineRule="auto"/>
+        <w:jc w:val="center"/>
+        <w:rPr>
+          <w:rFonts w:eastAsia="SimSun" w:cs="Times New Roman"/>
+          <w:szCs w:val="28"/>
+        </w:rPr>
+      </w:pPr>
+    </w:p>
+    <w:p>
+      <w:pPr>
+        <w:spacing w:after="0" w:line="240" w:lineRule="auto"/>
+        <w:ind w:firstLine="0"/>
+        <w:jc w:val="center"/>
+        <w:rPr>
+          <w:rFonts w:eastAsia="Times New Roman" w:cs="Times New Roman"/>
+          <w:b/>
+          <w:bCs/>
+          <w:szCs w:val="28"/>
+        </w:rPr>
+      </w:pPr>
+      <w:r>
+        <w:rPr>
+          <w:rFonts w:eastAsia="Times New Roman" w:cs="Times New Roman"/>
+          <w:b/>
+          <w:bCs/>
+          <w:szCs w:val="28"/>
+        </w:rPr>
+        <w:t>Жуков М. И.</w:t>
+      </w:r>
+    </w:p>
+    <w:p>
+      <w:pPr>
+        <w:spacing w:after="200" w:line="276" w:lineRule="auto"/>
+        <w:jc w:val="center"/>
+        <w:rPr>
+          <w:rFonts w:eastAsia="Times New Roman" w:cs="Times New Roman"/>
+          <w:i/>
+          <w:iCs/>
+          <w:szCs w:val="28"/>
+        </w:rPr>
+      </w:pPr>
+      <w:r>
+        <w:rPr>
+          <w:rFonts w:eastAsia="Times New Roman" w:cs="Times New Roman"/>
+          <w:i/>
+          <w:iCs/>
+          <w:szCs w:val="28"/>
+        </w:rPr>
+        <w:t>АНО ВО «Русский университет метатехнологий»</w:t>
+      </w:r>
+    </w:p>
+    <w:p>
+      <w:pPr>
+        <w:spacing w:after="0" w:line="240" w:lineRule="auto"/>
+        <w:ind w:firstLine="0"/>
+        <w:jc w:val="center"/>
+        <w:rPr>
+          <w:rFonts w:eastAsia="SimSun" w:cs="Times New Roman"/>
+          <w:b/>
+          <w:bCs/>
+          <w:szCs w:val="28"/>
+        </w:rPr>
+      </w:pPr>
+    </w:p>
+    <w:p>
+      <w:pPr>
+        <w:spacing w:after="0" w:line="240" w:lineRule="auto"/>
+        <w:ind w:firstLine="708"/>
+        <w:rPr>
+          <w:rFonts w:eastAsia="Times New Roman" w:cs="Times New Roman"/>
+          <w:i/>
+          <w:iCs/>
+          <w:color w:val="000000"/>
+          <w:szCs w:val="28"/>
+        </w:rPr>
+      </w:pPr>
+      <w:r>
+        <w:rPr>
+          <w:rFonts w:eastAsia="Times New Roman" w:cs="Times New Roman"/>
+          <w:i/>
+          <w:iCs/>
+          <w:color w:val="000000"/>
+          <w:szCs w:val="28"/>
+        </w:rPr>
+        <w:t>Статья посвящена проблеме</w:t>
+      </w:r>
+      <w:r>
+        <w:rPr>
+          <w:rFonts w:eastAsia="Times New Roman" w:cs="Times New Roman"/>
+          <w:i/>
+          <w:iCs/>
+          <w:color w:val="000000"/>
+          <w:szCs w:val="28"/>
+        </w:rPr>
+        <w:t xml:space="preserve"> построения маршрута дроном в 3D пространстве, имеющим ограничения в виде средств противовоздушной обороны и радаров. Стандартные алгоритмы построения маршрута, такие как А со звездой или направленный алгоритм Дейкстры, требуют больших вычислительных мощностей и ограничены маленькими пространствами поиска. Мы предлагаем подход, основанный на итерационном улучшении решения: использование мета эвристического алгоритма GJO позволяет </w:t>
+      </w:r>
+      <w:r>
+        <w:rPr>
+          <w:rFonts w:eastAsia="Times New Roman" w:cs="Times New Roman"/>
+          <w:i/>
+          <w:iCs/>
+          <w:color w:val="000000"/>
+          <w:szCs w:val="28"/>
+        </w:rPr>
+        <w:t xml:space="preserve">исследовать пространство более быстро и сокращает время решения задачи. В работе доказана корректность </w:t>
+      </w:r>
+      <w:r>
+        <w:rPr>
+          <w:rFonts w:eastAsia="Times New Roman" w:cs="Times New Roman"/>
+          <w:i/>
+          <w:iCs/>
+          <w:color w:val="000000"/>
+          <w:szCs w:val="28"/>
+        </w:rPr>
+        <w:t xml:space="preserve">мета эвристического </w:t>
+      </w:r>
+      <w:r>
+        <w:rPr>
+          <w:rFonts w:eastAsia="Times New Roman" w:cs="Times New Roman"/>
+          <w:i/>
+          <w:iCs/>
+          <w:color w:val="000000"/>
+          <w:szCs w:val="28"/>
+        </w:rPr>
+        <w:t>алгоритма GJO, и рассмотрены ограничения специфичные для задачи построения маршрута дронов. Представлена программная реализация, подтверждающая работоспособность подхода. Результаты могут быть использованы для оптимизации задач планирования маршрутов беспилотных летательных аппаратов, в условиях ограничений местности и других угроз.</w:t>
+      </w:r>
+    </w:p>
+    <w:p>
+      <w:pPr>
+        <w:spacing w:after="0" w:line="240" w:lineRule="auto"/>
+        <w:ind w:firstLine="708"/>
+        <w:rPr>
+          <w:rFonts w:eastAsia="Times New Roman" w:cs="Times New Roman"/>
+          <w:i/>
+          <w:iCs/>
+          <w:color w:val="000000"/>
+          <w:szCs w:val="28"/>
+        </w:rPr>
+      </w:pPr>
+      <w:r>
+        <w:rPr>
+          <w:rFonts w:eastAsia="Times New Roman" w:cs="Times New Roman"/>
+          <w:i/>
+          <w:iCs/>
+          <w:color w:val="000000"/>
+          <w:szCs w:val="28"/>
+        </w:rPr>
+        <w:tab/>
+        <w:t xml:space="preserve">Ключевые слова: </w:t>
+      </w:r>
+      <w:r>
+        <w:rPr>
+          <w:rFonts w:eastAsia="Times New Roman" w:cs="Times New Roman"/>
+          <w:i/>
+          <w:iCs/>
+          <w:color w:val="000000"/>
+          <w:szCs w:val="28"/>
+        </w:rPr>
+        <w:t xml:space="preserve">БПЛА самолётного типа, планирование маршрута, кластер БПЛА, ПВО, радары, дискретные алгоритмы, </w:t>
+      </w:r>
+      <w:proofErr w:type="spellStart"/>
+      <w:r>
+        <w:rPr>
+          <w:rFonts w:eastAsia="Times New Roman" w:cs="Times New Roman"/>
+          <w:i/>
+          <w:iCs/>
+          <w:color w:val="000000"/>
+          <w:szCs w:val="28"/>
+        </w:rPr>
+        <w:t>метаэвристические</w:t>
+      </w:r>
+      <w:proofErr w:type="spellEnd"/>
+      <w:r>
+        <w:rPr>
+          <w:rFonts w:eastAsia="Times New Roman" w:cs="Times New Roman"/>
+          <w:i/>
+          <w:iCs/>
+          <w:color w:val="000000"/>
+          <w:szCs w:val="28"/>
+        </w:rPr>
+        <w:t xml:space="preserve"> методы, GJO</w:t>
+      </w:r>
+      <w:r>
+        <w:rPr>
+          <w:rFonts w:eastAsia="Times New Roman" w:cs="Times New Roman"/>
+          <w:i/>
+          <w:iCs/>
+          <w:color w:val="000000"/>
+          <w:szCs w:val="28"/>
+        </w:rPr>
+        <w:t>.</w:t>
+      </w:r>
+    </w:p>
+    <w:p>
+      <w:pPr>
+        <w:spacing w:after="0" w:line="240" w:lineRule="auto"/>
+        <w:ind w:firstLine="708"/>
+        <w:rPr>
+          <w:rFonts w:eastAsia="Times New Roman" w:cs="Times New Roman"/>
+          <w:i/>
+          <w:iCs/>
+          <w:color w:val="000000"/>
+          <w:szCs w:val="28"/>
+        </w:rPr>
+      </w:pPr>
+    </w:p>
+    <w:p>
+      <w:pPr>
+        <w:spacing w:after="0" w:line="240" w:lineRule="auto"/>
+        <w:ind w:firstLine="0"/>
+        <w:jc w:val="center"/>
+        <w:rPr>
+          <w:rFonts w:eastAsia="Times New Roman" w:cs="Times New Roman"/>
+          <w:b/>
+          <w:bCs/>
+          <w:szCs w:val="28"/>
+        </w:rPr>
+      </w:pPr>
+      <w:r>
+        <w:rPr>
+          <w:rFonts w:eastAsia="Times New Roman" w:cs="Times New Roman"/>
+          <w:b/>
+          <w:bCs/>
+          <w:szCs w:val="28"/>
+        </w:rPr>
+        <w:t>MULTI-UAV COOPERATIVE TRAJECTORY PLANNING IN CONSTRAINED ENVIRONMENTS</w:t>
+      </w:r>
+    </w:p>
+    <w:p>
+      <w:pPr>
+        <w:spacing w:after="0" w:line="240" w:lineRule="auto"/>
+        <w:ind w:firstLine="708"/>
+        <w:rPr>
+          <w:rFonts w:eastAsia="Times New Roman" w:cs="Times New Roman"/>
+          <w:b/>
+          <w:bCs/>
+          <w:szCs w:val="28"/>
+        </w:rPr>
+      </w:pPr>
+    </w:p>
+    <w:p>
+      <w:pPr>
+        <w:spacing w:after="0" w:line="240" w:lineRule="auto"/>
+        <w:ind w:firstLine="0"/>
+        <w:jc w:val="center"/>
+        <w:rPr>
+          <w:rFonts w:eastAsia="Times New Roman" w:cs="Times New Roman"/>
+          <w:b/>
+          <w:bCs/>
+          <w:szCs w:val="28"/>
+        </w:rPr>
+      </w:pPr>
+      <w:r>
+        <w:rPr>
+          <w:rFonts w:eastAsia="Times New Roman" w:cs="Times New Roman"/>
+          <w:b/>
+          <w:bCs/>
+          <w:szCs w:val="28"/>
+        </w:rPr>
+        <w:t>Zhukov M. I.</w:t>
+      </w:r>
+    </w:p>
+    <w:p>
+      <w:pPr>
+        <w:spacing w:after="0" w:line="240" w:lineRule="auto"/>
+        <w:ind w:firstLine="737"/>
+        <w:jc w:val="center"/>
+        <w:rPr>
+          <w:i/>
+          <w:iCs/>
+          <w:lang w:val="en-US"/>
+        </w:rPr>
+      </w:pPr>
+      <w:r>
+        <w:rPr>
+          <w:i/>
+          <w:iCs/>
+          <w:lang w:val="en-US"/>
+        </w:rPr>
+        <w:t xml:space="preserve">Autonomous Non-profit Organization of Higher Education "Russian University of </w:t>
+      </w:r>
+      <w:proofErr w:type="spellStart"/>
+      <w:r>
+        <w:rPr>
+          <w:i/>
+          <w:iCs/>
+          <w:lang w:val="en-US"/>
+        </w:rPr>
+        <w:t>Metatechnology</w:t>
+      </w:r>
+      <w:proofErr w:type="spellEnd"/>
+      <w:r>
+        <w:rPr>
+          <w:i/>
+          <w:iCs/>
+          <w:lang w:val="en-US"/>
+        </w:rPr>
+        <w:t>"</w:t>
+      </w:r>
+    </w:p>
+    <w:p>
+      <w:pPr>
+        <w:spacing w:after="0" w:line="240" w:lineRule="auto"/>
+        <w:ind w:firstLine="0"/>
+        <w:jc w:val="center"/>
+        <w:rPr>
+          <w:rFonts w:eastAsia="Times New Roman" w:cs="Times New Roman"/>
+          <w:b/>
+          <w:bCs/>
+          <w:szCs w:val="28"/>
+          <w:lang w:val="en-US"/>
+        </w:rPr>
+      </w:pPr>
+    </w:p>
+    <w:p>
+      <w:pPr>
+        <w:spacing w:after="0" w:line="240" w:lineRule="auto"/>
+        <w:ind w:firstLine="708"/>
+        <w:rPr>
+          <w:rFonts w:eastAsia="Times New Roman" w:cs="Times New Roman"/>
+          <w:i/>
+          <w:iCs/>
+          <w:color w:val="000000"/>
+          <w:szCs w:val="28"/>
+        </w:rPr>
+      </w:pPr>
+      <w:r>
+        <w:rPr>
+          <w:rFonts w:eastAsia="Times New Roman" w:cs="Times New Roman"/>
+          <w:i/>
+          <w:iCs/>
+          <w:color w:val="000000"/>
+          <w:szCs w:val="28"/>
+        </w:rPr>
+        <w:t xml:space="preserve">The </w:t>
+      </w:r>
+      <w:proofErr w:type="spellStart"/>
+      <w:r>
+        <w:rPr>
+          <w:rFonts w:eastAsia="Times New Roman" w:cs="Times New Roman"/>
+          <w:i/>
+          <w:iCs/>
+          <w:color w:val="000000"/>
+          <w:szCs w:val="28"/>
+        </w:rPr>
+        <w:t>paper</w:t>
+      </w:r>
+      <w:proofErr w:type="spellEnd"/>
+      <w:r>
+        <w:rPr>
+          <w:rFonts w:eastAsia="Times New Roman" w:cs="Times New Roman"/>
+          <w:i/>
+          <w:iCs/>
+          <w:color w:val="000000"/>
+          <w:szCs w:val="28"/>
+        </w:rPr>
+        <w:t xml:space="preserve"> </w:t>
+      </w:r>
+      <w:proofErr w:type="spellStart"/>
+      <w:r>
+        <w:rPr>
+          <w:rFonts w:eastAsia="Times New Roman" w:cs="Times New Roman"/>
+          <w:i/>
+          <w:iCs/>
+          <w:color w:val="000000"/>
+          <w:szCs w:val="28"/>
+        </w:rPr>
+        <w:t>addresses</w:t>
+      </w:r>
+      <w:proofErr w:type="spellEnd"/>
+      <w:r>
+        <w:rPr>
+          <w:rFonts w:eastAsia="Times New Roman" w:cs="Times New Roman"/>
+          <w:i/>
+          <w:iCs/>
+          <w:color w:val="000000"/>
+          <w:szCs w:val="28"/>
+        </w:rPr>
+        <w:t xml:space="preserve"> </w:t>
+      </w:r>
+      <w:proofErr w:type="spellStart"/>
+      <w:r>
+        <w:rPr>
+          <w:rFonts w:eastAsia="Times New Roman" w:cs="Times New Roman"/>
+          <w:i/>
+          <w:iCs/>
+          <w:color w:val="000000"/>
+          <w:szCs w:val="28"/>
+        </w:rPr>
+        <w:t>the</w:t>
+      </w:r>
+      <w:proofErr w:type="spellEnd"/>
+      <w:r>
+        <w:rPr>
+          <w:rFonts w:eastAsia="Times New Roman" w:cs="Times New Roman"/>
+          <w:i/>
+          <w:iCs/>
+          <w:color w:val="000000"/>
+          <w:szCs w:val="28"/>
+        </w:rPr>
+        <w:t xml:space="preserve"> </w:t>
+      </w:r>
+      <w:proofErr w:type="spellStart"/>
+      <w:r>
+        <w:rPr>
+          <w:rFonts w:eastAsia="Times New Roman" w:cs="Times New Roman"/>
+          <w:i/>
+          <w:iCs/>
+          <w:color w:val="000000"/>
+          <w:szCs w:val="28"/>
+        </w:rPr>
+        <w:t>problem</w:t>
+      </w:r>
+      <w:proofErr w:type="spellEnd"/>
+      <w:r>
+        <w:rPr>
+          <w:rFonts w:eastAsia="Times New Roman" w:cs="Times New Roman"/>
+          <w:i/>
+          <w:iCs/>
+          <w:color w:val="000000"/>
+          <w:szCs w:val="28"/>
+        </w:rPr>
+        <w:t xml:space="preserve"> of route planning for a drone operating in 3D environments that contain obstacles in the form of air defense systems and radar installations. Standard pathfinding algorithms, such as A* and the directed Dijkstra's algorithm, require substantial computational resources and are limited to relatively small search spaces. We propose an approach based on iterative solution improvement: employing the metaheuristic GJO algorithm enables faster search space exploration and reduces the overall solution time. The validity of the GJO metaheuristic is demonstrated, and the constraints specific to the drone route planning problem are discussed. A software implementation is presented, confirming the feasibility of the proposed approach. The results can be applied to </w:t>
+      </w:r>
+      <w:r>
+        <w:rPr>
+          <w:rFonts w:eastAsia="Times New Roman" w:cs="Times New Roman"/>
+          <w:i/>
+          <w:iCs/>
+          <w:color w:val="000000"/>
+          <w:szCs w:val="28"/>
+        </w:rPr>
+        <w:lastRenderedPageBreak/>
+        <w:t>optimize mission planning for unmanned aerial vehicles in environments with terrain obstacles and other threats.</w:t>
+      </w:r>
+    </w:p>
+    <w:p>
+      <w:pPr>
+        <w:spacing w:after="0" w:line="240" w:lineRule="auto"/>
+        <w:ind w:firstLine="708"/>
+        <w:rPr>
+          <w:rFonts w:eastAsia="Times New Roman" w:cs="Times New Roman"/>
+          <w:b/>
+          <w:bCs/>
+          <w:szCs w:val="28"/>
+          <w:lang w:val="en-US"/>
+        </w:rPr>
+      </w:pPr>
+      <w:r>
+        <w:rPr>
+          <w:rFonts w:eastAsia="Times New Roman" w:cs="Times New Roman"/>
+          <w:i/>
+          <w:iCs/>
+          <w:color w:val="000000"/>
+          <w:szCs w:val="28"/>
+          <w:lang w:val="en-US"/>
+        </w:rPr>
+        <w:t>Keywords:</w:t>
+      </w:r>
+      <w:r>
+        <w:rPr>
+          <w:rFonts w:eastAsia="Times New Roman" w:cs="Times New Roman"/>
+          <w:i/>
+          <w:iCs/>
+          <w:color w:val="000000"/>
+          <w:szCs w:val="28"/>
+          <w:lang w:val="en-US"/>
+        </w:rPr>
+        <w:t xml:space="preserve"> </w:t>
+      </w:r>
+      <w:r>
+        <w:rPr>
+          <w:rFonts w:eastAsia="Times New Roman" w:cs="Times New Roman"/>
+          <w:i/>
+          <w:iCs/>
+          <w:color w:val="000000"/>
+          <w:szCs w:val="28"/>
+          <w:lang w:val="en-US"/>
+        </w:rPr>
+        <w:t>UAV, path planning, UAV swarms, air defense, radar, discrete algorithm, metaheuristic method, GJO</w:t>
+      </w:r>
+      <w:r>
+        <w:rPr>
+          <w:rFonts w:eastAsia="Times New Roman" w:cs="Times New Roman"/>
+          <w:i/>
+          <w:iCs/>
+          <w:color w:val="000000"/>
+          <w:szCs w:val="28"/>
+          <w:lang w:val="en-US"/>
+        </w:rPr>
+        <w:t>.</w:t>
+      </w:r>
+      <w:r>
+        <w:rPr>
+          <w:rFonts w:eastAsia="Times New Roman" w:cs="Times New Roman"/>
+          <w:b/>
+          <w:bCs/>
+          <w:szCs w:val="28"/>
+          <w:lang w:val="en-US"/>
+        </w:rPr>
+        <w:br w:type="page"/>
+      </w:r>
+    </w:p>
     <w:sdt>
       <w:sdtPr>
         <w:rPr>
@@ -651,7 +1212,9 @@
             <w:ind w:firstLine="0"/>
             <w:jc w:val="left"/>
             <w:rPr>
-              <w:rFonts w:cs="Times New Roman"/>
+              <w:rFonts w:eastAsia="SimSun" w:cs="Times New Roman"/>
+              <w:sz w:val="21"/>
+              <w:lang w:val="en-US"/>
             </w:rPr>
           </w:pPr>
           <w:r>
@@ -696,7 +1259,7 @@
             </w:rPr>
             <w:fldChar w:fldCharType="separate"/>
           </w:r>
-          <w:hyperlink w:anchor="_Toc231133777" w:history="1">
+          <w:hyperlink w:anchor="_Toc231983150" w:history="1">
             <w:r>
               <w:rPr>
                 <w:rStyle w:val="a8"/>
@@ -721,7 +1284,7 @@
               <w:rPr>
                 <w:noProof/>
               </w:rPr>
-              <w:instrText xml:space="preserve"> PAGEREF _Toc231133777 \h </w:instrText>
+              <w:instrText xml:space="preserve"> PAGEREF _Toc231983150 \h </w:instrText>
             </w:r>
             <w:r>
               <w:rPr>
@@ -738,7 +1301,7 @@
               <w:rPr>
                 <w:noProof/>
               </w:rPr>
-              <w:t>3</w:t>
+              <w:t>5</w:t>
             </w:r>
             <w:r>
               <w:rPr>
@@ -764,7 +1327,7 @@
               <w14:ligatures w14:val="standardContextual"/>
             </w:rPr>
           </w:pPr>
-          <w:hyperlink w:anchor="_Toc231133778" w:history="1">
+          <w:hyperlink w:anchor="_Toc231983151" w:history="1">
             <w:r>
               <w:rPr>
                 <w:rStyle w:val="a8"/>
@@ -789,7 +1352,7 @@
               <w:rPr>
                 <w:noProof/>
               </w:rPr>
-              <w:instrText xml:space="preserve"> PAGEREF _Toc231133778 \h </w:instrText>
+              <w:instrText xml:space="preserve"> PAGEREF _Toc231983151 \h </w:instrText>
             </w:r>
             <w:r>
               <w:rPr>
@@ -806,7 +1369,7 @@
               <w:rPr>
                 <w:noProof/>
               </w:rPr>
-              <w:t>6</w:t>
+              <w:t>5</w:t>
             </w:r>
             <w:r>
               <w:rPr>
@@ -833,7 +1396,7 @@
               <w14:ligatures w14:val="standardContextual"/>
             </w:rPr>
           </w:pPr>
-          <w:hyperlink w:anchor="_Toc231133779" w:history="1">
+          <w:hyperlink w:anchor="_Toc231983152" w:history="1">
             <w:r>
               <w:rPr>
                 <w:rStyle w:val="a8"/>
@@ -859,7 +1422,7 @@
               <w:rPr>
                 <w:noProof/>
               </w:rPr>
-              <w:instrText xml:space="preserve"> PAGEREF _Toc231133779 \h </w:instrText>
+              <w:instrText xml:space="preserve"> PAGEREF _Toc231983152 \h </w:instrText>
             </w:r>
             <w:r>
               <w:rPr>
@@ -876,7 +1439,7 @@
               <w:rPr>
                 <w:noProof/>
               </w:rPr>
-              <w:t>6</w:t>
+              <w:t>5</w:t>
             </w:r>
             <w:r>
               <w:rPr>
@@ -903,7 +1466,7 @@
               <w14:ligatures w14:val="standardContextual"/>
             </w:rPr>
           </w:pPr>
-          <w:hyperlink w:anchor="_Toc231133780" w:history="1">
+          <w:hyperlink w:anchor="_Toc231983153" w:history="1">
             <w:r>
               <w:rPr>
                 <w:rStyle w:val="a8"/>
@@ -929,7 +1492,7 @@
               <w:rPr>
                 <w:noProof/>
               </w:rPr>
-              <w:instrText xml:space="preserve"> PAGEREF _Toc231133780 \h </w:instrText>
+              <w:instrText xml:space="preserve"> PAGEREF _Toc231983153 \h </w:instrText>
             </w:r>
             <w:r>
               <w:rPr>
@@ -946,7 +1509,7 @@
               <w:rPr>
                 <w:noProof/>
               </w:rPr>
-              <w:t>10</w:t>
+              <w:t>5</w:t>
             </w:r>
             <w:r>
               <w:rPr>
@@ -973,7 +1536,7 @@
               <w14:ligatures w14:val="standardContextual"/>
             </w:rPr>
           </w:pPr>
-          <w:hyperlink w:anchor="_Toc231133781" w:history="1">
+          <w:hyperlink w:anchor="_Toc231983154" w:history="1">
             <w:r>
               <w:rPr>
                 <w:rStyle w:val="a8"/>
@@ -999,7 +1562,7 @@
               <w:rPr>
                 <w:noProof/>
               </w:rPr>
-              <w:instrText xml:space="preserve"> PAGEREF _Toc231133781 \h </w:instrText>
+              <w:instrText xml:space="preserve"> PAGEREF _Toc231983154 \h </w:instrText>
             </w:r>
             <w:r>
               <w:rPr>
@@ -1016,7 +1579,7 @@
               <w:rPr>
                 <w:noProof/>
               </w:rPr>
-              <w:t>12</w:t>
+              <w:t>5</w:t>
             </w:r>
             <w:r>
               <w:rPr>
@@ -1043,7 +1606,7 @@
               <w14:ligatures w14:val="standardContextual"/>
             </w:rPr>
           </w:pPr>
-          <w:hyperlink w:anchor="_Toc231133782" w:history="1">
+          <w:hyperlink w:anchor="_Toc231983155" w:history="1">
             <w:r>
               <w:rPr>
                 <w:rStyle w:val="a8"/>
@@ -1102,7 +1665,7 @@
               <w:rPr>
                 <w:noProof/>
               </w:rPr>
-              <w:instrText xml:space="preserve"> PAGEREF _Toc231133782 \h </w:instrText>
+              <w:instrText xml:space="preserve"> PAGEREF _Toc231983155 \h </w:instrText>
             </w:r>
             <w:r>
               <w:rPr>
@@ -1119,7 +1682,7 @@
               <w:rPr>
                 <w:noProof/>
               </w:rPr>
-              <w:t>12</w:t>
+              <w:t>5</w:t>
             </w:r>
             <w:r>
               <w:rPr>
@@ -1146,7 +1709,7 @@
               <w14:ligatures w14:val="standardContextual"/>
             </w:rPr>
           </w:pPr>
-          <w:hyperlink w:anchor="_Toc231133783" w:history="1">
+          <w:hyperlink w:anchor="_Toc231983156" w:history="1">
             <w:r>
               <w:rPr>
                 <w:rStyle w:val="a8"/>
@@ -1190,7 +1753,7 @@
               <w:rPr>
                 <w:noProof/>
               </w:rPr>
-              <w:instrText xml:space="preserve"> PAGEREF _Toc231133783 \h </w:instrText>
+              <w:instrText xml:space="preserve"> PAGEREF _Toc231983156 \h </w:instrText>
             </w:r>
             <w:r>
               <w:rPr>
@@ -1207,251 +1770,7 @@
               <w:rPr>
                 <w:noProof/>
               </w:rPr>
-              <w:t>13</w:t>
-            </w:r>
-            <w:r>
-              <w:rPr>
-                <w:noProof/>
-              </w:rPr>
-              <w:fldChar w:fldCharType="end"/>
-            </w:r>
-          </w:hyperlink>
-        </w:p>
-        <w:p>
-          <w:pPr>
-            <w:pStyle w:val="21"/>
-            <w:tabs>
-              <w:tab w:val="right" w:leader="dot" w:pos="9347"/>
-            </w:tabs>
-            <w:ind w:leftChars="253" w:left="708" w:firstLine="560"/>
-            <w:rPr>
-              <w:rFonts w:asciiTheme="minorHAnsi" w:eastAsiaTheme="minorEastAsia" w:hAnsiTheme="minorHAnsi" w:cstheme="minorBidi"/>
-              <w:noProof/>
-              <w:kern w:val="2"/>
-              <w:sz w:val="24"/>
-              <w:szCs w:val="24"/>
-              <w:lang w:val="en-US"/>
-              <w14:ligatures w14:val="standardContextual"/>
-            </w:rPr>
-          </w:pPr>
-          <w:hyperlink w:anchor="_Toc231133784" w:history="1">
-            <w:r>
-              <w:rPr>
-                <w:rStyle w:val="a8"/>
-                <w:rFonts w:cs="Times New Roman"/>
-                <w:iCs/>
-                <w:noProof/>
-              </w:rPr>
-              <w:t>1.4. Оптимизация золотистых шакалов с улучшенным глобальным поиском (</w:t>
-            </w:r>
-            <w:r>
-              <w:rPr>
-                <w:rStyle w:val="a8"/>
-                <w:rFonts w:ascii="Cambria Math" w:hAnsi="Cambria Math" w:cs="Cambria Math"/>
-                <w:iCs/>
-                <w:noProof/>
-              </w:rPr>
-              <w:t>𝐺𝐽𝑂</w:t>
-            </w:r>
-            <w:r>
-              <w:rPr>
-                <w:rStyle w:val="a8"/>
-                <w:rFonts w:cs="Times New Roman"/>
-                <w:iCs/>
-                <w:noProof/>
-              </w:rPr>
-              <w:t>)</w:t>
-            </w:r>
-            <w:r>
-              <w:rPr>
-                <w:noProof/>
-              </w:rPr>
-              <w:tab/>
-            </w:r>
-            <w:r>
-              <w:rPr>
-                <w:noProof/>
-              </w:rPr>
-              <w:fldChar w:fldCharType="begin"/>
-            </w:r>
-            <w:r>
-              <w:rPr>
-                <w:noProof/>
-              </w:rPr>
-              <w:instrText xml:space="preserve"> PAGEREF _Toc231133784 \h </w:instrText>
-            </w:r>
-            <w:r>
-              <w:rPr>
-                <w:noProof/>
-              </w:rPr>
-            </w:r>
-            <w:r>
-              <w:rPr>
-                <w:noProof/>
-              </w:rPr>
-              <w:fldChar w:fldCharType="separate"/>
-            </w:r>
-            <w:r>
-              <w:rPr>
-                <w:noProof/>
-              </w:rPr>
-              <w:t>15</w:t>
-            </w:r>
-            <w:r>
-              <w:rPr>
-                <w:noProof/>
-              </w:rPr>
-              <w:fldChar w:fldCharType="end"/>
-            </w:r>
-          </w:hyperlink>
-        </w:p>
-        <w:p>
-          <w:pPr>
-            <w:pStyle w:val="11"/>
-            <w:tabs>
-              <w:tab w:val="right" w:leader="dot" w:pos="9347"/>
-            </w:tabs>
-            <w:rPr>
-              <w:rFonts w:asciiTheme="minorHAnsi" w:eastAsiaTheme="minorEastAsia" w:hAnsiTheme="minorHAnsi" w:cstheme="minorBidi"/>
-              <w:noProof/>
-              <w:kern w:val="2"/>
-              <w:sz w:val="24"/>
-              <w:szCs w:val="24"/>
-              <w:lang w:val="en-US"/>
-              <w14:ligatures w14:val="standardContextual"/>
-            </w:rPr>
-          </w:pPr>
-          <w:hyperlink w:anchor="_Toc231133785" w:history="1">
-            <w:r>
-              <w:rPr>
-                <w:rStyle w:val="a8"/>
-                <w:rFonts w:cs="Times New Roman"/>
-                <w:noProof/>
-              </w:rPr>
-              <w:t>2. Конструкторская часть</w:t>
-            </w:r>
-            <w:r>
-              <w:rPr>
-                <w:noProof/>
-              </w:rPr>
-              <w:tab/>
-            </w:r>
-            <w:r>
-              <w:rPr>
-                <w:noProof/>
-              </w:rPr>
-              <w:fldChar w:fldCharType="begin"/>
-            </w:r>
-            <w:r>
-              <w:rPr>
-                <w:noProof/>
-              </w:rPr>
-              <w:instrText xml:space="preserve"> PAGEREF _Toc231133785 \h </w:instrText>
-            </w:r>
-            <w:r>
-              <w:rPr>
-                <w:noProof/>
-              </w:rPr>
-            </w:r>
-            <w:r>
-              <w:rPr>
-                <w:noProof/>
-              </w:rPr>
-              <w:fldChar w:fldCharType="separate"/>
-            </w:r>
-            <w:r>
-              <w:rPr>
-                <w:noProof/>
-              </w:rPr>
-              <w:t>20</w:t>
-            </w:r>
-            <w:r>
-              <w:rPr>
-                <w:noProof/>
-              </w:rPr>
-              <w:fldChar w:fldCharType="end"/>
-            </w:r>
-          </w:hyperlink>
-        </w:p>
-        <w:p>
-          <w:pPr>
-            <w:pStyle w:val="21"/>
-            <w:tabs>
-              <w:tab w:val="right" w:leader="dot" w:pos="9347"/>
-            </w:tabs>
-            <w:ind w:leftChars="253" w:left="708" w:firstLine="559"/>
-            <w:rPr>
-              <w:rFonts w:asciiTheme="minorHAnsi" w:eastAsiaTheme="minorEastAsia" w:hAnsiTheme="minorHAnsi" w:cstheme="minorBidi"/>
-              <w:noProof/>
-              <w:kern w:val="2"/>
-              <w:sz w:val="24"/>
-              <w:szCs w:val="24"/>
-              <w:lang w:val="en-US"/>
-              <w14:ligatures w14:val="standardContextual"/>
-            </w:rPr>
-          </w:pPr>
-          <w:hyperlink w:anchor="_Toc231133786" w:history="1">
-            <w:r>
-              <w:rPr>
-                <w:rStyle w:val="a8"/>
-                <w:rFonts w:cs="Times New Roman"/>
-                <w:iCs/>
-                <w:noProof/>
-              </w:rPr>
-              <w:t>2.1. Оптимизация золотистых шакалов с улучшенным глобальным поиском (</w:t>
-            </w:r>
-            <w:r>
-              <w:rPr>
-                <w:rStyle w:val="a8"/>
-                <w:rFonts w:ascii="Cambria Math" w:hAnsi="Cambria Math" w:cs="Cambria Math"/>
-                <w:iCs/>
-                <w:noProof/>
-              </w:rPr>
-              <w:t>𝐺𝐽𝑂</w:t>
-            </w:r>
-            <w:r>
-              <w:rPr>
-                <w:rStyle w:val="a8"/>
-                <w:rFonts w:cs="Times New Roman"/>
-                <w:iCs/>
-                <w:noProof/>
-              </w:rPr>
-              <w:t>)</w:t>
-            </w:r>
-            <w:r>
-              <w:rPr>
-                <w:noProof/>
-              </w:rPr>
-              <w:tab/>
-            </w:r>
-            <w:r>
-              <w:rPr>
-                <w:noProof/>
-              </w:rPr>
-              <w:fldChar w:fldCharType="begin"/>
-            </w:r>
-            <w:r>
-              <w:rPr>
-                <w:noProof/>
-              </w:rPr>
-              <w:instrText xml:space="preserve"> PAGEREF _Toc231133786 \h </w:instrText>
-            </w:r>
-            <w:r>
-              <w:rPr>
-                <w:noProof/>
-              </w:rPr>
-            </w:r>
-            <w:r>
-              <w:rPr>
-                <w:noProof/>
-              </w:rPr>
-              <w:fldChar w:fldCharType="separate"/>
-            </w:r>
-            <w:r>
-              <w:rPr>
-                <w:noProof/>
-              </w:rPr>
-              <w:t>20</w:t>
+              <w:t>5</w:t>
             </w:r>
             <w:r>
               <w:rPr>
@@ -1478,7 +1797,7 @@
               <w14:ligatures w14:val="standardContextual"/>
             </w:rPr>
           </w:pPr>
-          <w:hyperlink w:anchor="_Toc231133787" w:history="1">
+          <w:hyperlink w:anchor="_Toc231983157" w:history="1">
             <w:r>
               <w:rPr>
                 <w:rStyle w:val="a8"/>
@@ -1486,7 +1805,25 @@
                 <w:iCs/>
                 <w:noProof/>
               </w:rPr>
-              <w:t>2.2. Архитектура программного модуля</w:t>
+              <w:t>1.4. Оптимизация золотистых шакалов (</w:t>
+            </w:r>
+            <w:r>
+              <w:rPr>
+                <w:rStyle w:val="a8"/>
+                <w:rFonts w:ascii="Cambria Math" w:hAnsi="Cambria Math" w:cs="Cambria Math"/>
+                <w:iCs/>
+                <w:noProof/>
+              </w:rPr>
+              <w:t>𝐺𝐽𝑂</w:t>
+            </w:r>
+            <w:r>
+              <w:rPr>
+                <w:rStyle w:val="a8"/>
+                <w:rFonts w:cs="Times New Roman"/>
+                <w:iCs/>
+                <w:noProof/>
+              </w:rPr>
+              <w:t>)</w:t>
             </w:r>
             <w:r>
               <w:rPr>
@@ -1504,7 +1841,7 @@
               <w:rPr>
                 <w:noProof/>
               </w:rPr>
-              <w:instrText xml:space="preserve"> PAGEREF _Toc231133787 \h </w:instrText>
+              <w:instrText xml:space="preserve"> PAGEREF _Toc231983157 \h </w:instrText>
             </w:r>
             <w:r>
               <w:rPr>
@@ -1521,7 +1858,75 @@
               <w:rPr>
                 <w:noProof/>
               </w:rPr>
-              <w:t>20</w:t>
+              <w:t>5</w:t>
+            </w:r>
+            <w:r>
+              <w:rPr>
+                <w:noProof/>
+              </w:rPr>
+              <w:fldChar w:fldCharType="end"/>
+            </w:r>
+          </w:hyperlink>
+        </w:p>
+        <w:p>
+          <w:pPr>
+            <w:pStyle w:val="11"/>
+            <w:tabs>
+              <w:tab w:val="right" w:leader="dot" w:pos="9347"/>
+            </w:tabs>
+            <w:rPr>
+              <w:rFonts w:asciiTheme="minorHAnsi" w:eastAsiaTheme="minorEastAsia" w:hAnsiTheme="minorHAnsi" w:cstheme="minorBidi"/>
+              <w:noProof/>
+              <w:kern w:val="2"/>
+              <w:sz w:val="24"/>
+              <w:szCs w:val="24"/>
+              <w:lang w:val="en-US"/>
+              <w14:ligatures w14:val="standardContextual"/>
+            </w:rPr>
+          </w:pPr>
+          <w:hyperlink w:anchor="_Toc231983158" w:history="1">
+            <w:r>
+              <w:rPr>
+                <w:rStyle w:val="a8"/>
+                <w:rFonts w:cs="Times New Roman"/>
+                <w:noProof/>
+              </w:rPr>
+              <w:t>2. Конструкторская часть</w:t>
+            </w:r>
+            <w:r>
+              <w:rPr>
+                <w:noProof/>
+              </w:rPr>
+              <w:tab/>
+            </w:r>
+            <w:r>
+              <w:rPr>
+                <w:noProof/>
+              </w:rPr>
+              <w:fldChar w:fldCharType="begin"/>
+            </w:r>
+            <w:r>
+              <w:rPr>
+                <w:noProof/>
+              </w:rPr>
+              <w:instrText xml:space="preserve"> PAGEREF _Toc231983158 \h </w:instrText>
+            </w:r>
+            <w:r>
+              <w:rPr>
+                <w:noProof/>
+              </w:rPr>
+            </w:r>
+            <w:r>
+              <w:rPr>
+                <w:noProof/>
+              </w:rPr>
+              <w:fldChar w:fldCharType="separate"/>
+            </w:r>
+            <w:r>
+              <w:rPr>
+                <w:noProof/>
+              </w:rPr>
+              <w:t>10</w:t>
             </w:r>
             <w:r>
               <w:rPr>
@@ -1548,7 +1953,7 @@
               <w14:ligatures w14:val="standardContextual"/>
             </w:rPr>
           </w:pPr>
-          <w:hyperlink w:anchor="_Toc231133788" w:history="1">
+          <w:hyperlink w:anchor="_Toc231983159" w:history="1">
             <w:r>
               <w:rPr>
                 <w:rStyle w:val="a8"/>
@@ -1556,7 +1961,7 @@
                 <w:iCs/>
                 <w:noProof/>
               </w:rPr>
-              <w:t>2.3. Описание классов</w:t>
+              <w:t>2.1. Архитектура программного модуля</w:t>
             </w:r>
             <w:r>
               <w:rPr>
@@ -1574,7 +1979,7 @@
               <w:rPr>
                 <w:noProof/>
               </w:rPr>
-              <w:instrText xml:space="preserve"> PAGEREF _Toc231133788 \h </w:instrText>
+              <w:instrText xml:space="preserve"> PAGEREF _Toc231983159 \h </w:instrText>
             </w:r>
             <w:r>
               <w:rPr>
@@ -1591,518 +1996,7 @@
               <w:rPr>
                 <w:noProof/>
               </w:rPr>
-              <w:t>21</w:t>
-            </w:r>
-            <w:r>
-              <w:rPr>
-                <w:noProof/>
-              </w:rPr>
-              <w:fldChar w:fldCharType="end"/>
-            </w:r>
-          </w:hyperlink>
-        </w:p>
-        <w:p>
-          <w:pPr>
-            <w:pStyle w:val="31"/>
-            <w:tabs>
-              <w:tab w:val="right" w:leader="dot" w:pos="9347"/>
-            </w:tabs>
-            <w:ind w:left="1120"/>
-            <w:rPr>
-              <w:rFonts w:asciiTheme="minorHAnsi" w:eastAsiaTheme="minorEastAsia" w:hAnsiTheme="minorHAnsi" w:cstheme="minorBidi"/>
-              <w:noProof/>
-              <w:kern w:val="2"/>
-              <w:sz w:val="24"/>
-              <w:szCs w:val="24"/>
-              <w:lang w:val="en-US"/>
-              <w14:ligatures w14:val="standardContextual"/>
-            </w:rPr>
-          </w:pPr>
-          <w:hyperlink w:anchor="_Toc231133789" w:history="1">
-            <w:r>
-              <w:rPr>
-                <w:rStyle w:val="a8"/>
-                <w:noProof/>
-              </w:rPr>
-              <w:t>2.3.1. Класс Estimator (Алгоритм оценки)</w:t>
-            </w:r>
-            <w:r>
-              <w:rPr>
-                <w:noProof/>
-              </w:rPr>
-              <w:tab/>
-            </w:r>
-            <w:r>
-              <w:rPr>
-                <w:noProof/>
-              </w:rPr>
-              <w:fldChar w:fldCharType="begin"/>
-            </w:r>
-            <w:r>
-              <w:rPr>
-                <w:noProof/>
-              </w:rPr>
-              <w:instrText xml:space="preserve"> PAGEREF _Toc231133789 \h </w:instrText>
-            </w:r>
-            <w:r>
-              <w:rPr>
-                <w:noProof/>
-              </w:rPr>
-            </w:r>
-            <w:r>
-              <w:rPr>
-                <w:noProof/>
-              </w:rPr>
-              <w:fldChar w:fldCharType="separate"/>
-            </w:r>
-            <w:r>
-              <w:rPr>
-                <w:noProof/>
-              </w:rPr>
-              <w:t>21</w:t>
-            </w:r>
-            <w:r>
-              <w:rPr>
-                <w:noProof/>
-              </w:rPr>
-              <w:fldChar w:fldCharType="end"/>
-            </w:r>
-          </w:hyperlink>
-        </w:p>
-        <w:p>
-          <w:pPr>
-            <w:pStyle w:val="31"/>
-            <w:tabs>
-              <w:tab w:val="right" w:leader="dot" w:pos="9347"/>
-            </w:tabs>
-            <w:ind w:left="1120"/>
-            <w:rPr>
-              <w:rFonts w:asciiTheme="minorHAnsi" w:eastAsiaTheme="minorEastAsia" w:hAnsiTheme="minorHAnsi" w:cstheme="minorBidi"/>
-              <w:noProof/>
-              <w:kern w:val="2"/>
-              <w:sz w:val="24"/>
-              <w:szCs w:val="24"/>
-              <w:lang w:val="en-US"/>
-              <w14:ligatures w14:val="standardContextual"/>
-            </w:rPr>
-          </w:pPr>
-          <w:hyperlink w:anchor="_Toc231133790" w:history="1">
-            <w:r>
-              <w:rPr>
-                <w:rStyle w:val="a8"/>
-                <w:noProof/>
-              </w:rPr>
-              <w:t xml:space="preserve">2.3.2. Класс </w:t>
-            </w:r>
-            <w:r>
-              <w:rPr>
-                <w:rStyle w:val="a8"/>
-                <w:noProof/>
-                <w:lang w:val="en-US"/>
-              </w:rPr>
-              <w:t>Evolver</w:t>
-            </w:r>
-            <w:r>
-              <w:rPr>
-                <w:rStyle w:val="a8"/>
-                <w:noProof/>
-              </w:rPr>
-              <w:t xml:space="preserve"> (Алгоритм улучшения)</w:t>
-            </w:r>
-            <w:r>
-              <w:rPr>
-                <w:noProof/>
-              </w:rPr>
-              <w:tab/>
-            </w:r>
-            <w:r>
-              <w:rPr>
-                <w:noProof/>
-              </w:rPr>
-              <w:fldChar w:fldCharType="begin"/>
-            </w:r>
-            <w:r>
-              <w:rPr>
-                <w:noProof/>
-              </w:rPr>
-              <w:instrText xml:space="preserve"> PAGEREF _Toc231133790 \h </w:instrText>
-            </w:r>
-            <w:r>
-              <w:rPr>
-                <w:noProof/>
-              </w:rPr>
-            </w:r>
-            <w:r>
-              <w:rPr>
-                <w:noProof/>
-              </w:rPr>
-              <w:fldChar w:fldCharType="separate"/>
-            </w:r>
-            <w:r>
-              <w:rPr>
-                <w:noProof/>
-              </w:rPr>
-              <w:t>21</w:t>
-            </w:r>
-            <w:r>
-              <w:rPr>
-                <w:noProof/>
-              </w:rPr>
-              <w:fldChar w:fldCharType="end"/>
-            </w:r>
-          </w:hyperlink>
-        </w:p>
-        <w:p>
-          <w:pPr>
-            <w:pStyle w:val="31"/>
-            <w:tabs>
-              <w:tab w:val="right" w:leader="dot" w:pos="9347"/>
-            </w:tabs>
-            <w:ind w:left="1120"/>
-            <w:rPr>
-              <w:rFonts w:asciiTheme="minorHAnsi" w:eastAsiaTheme="minorEastAsia" w:hAnsiTheme="minorHAnsi" w:cstheme="minorBidi"/>
-              <w:noProof/>
-              <w:kern w:val="2"/>
-              <w:sz w:val="24"/>
-              <w:szCs w:val="24"/>
-              <w:lang w:val="en-US"/>
-              <w14:ligatures w14:val="standardContextual"/>
-            </w:rPr>
-          </w:pPr>
-          <w:hyperlink w:anchor="_Toc231133791" w:history="1">
-            <w:r>
-              <w:rPr>
-                <w:rStyle w:val="a8"/>
-                <w:noProof/>
-              </w:rPr>
-              <w:t xml:space="preserve">2.3.3. Класс </w:t>
-            </w:r>
-            <w:r>
-              <w:rPr>
-                <w:rStyle w:val="a8"/>
-                <w:noProof/>
-                <w:lang w:val="en-US"/>
-              </w:rPr>
-              <w:t>Entity</w:t>
-            </w:r>
-            <w:r>
-              <w:rPr>
-                <w:rStyle w:val="a8"/>
-                <w:noProof/>
-              </w:rPr>
-              <w:t xml:space="preserve"> </w:t>
-            </w:r>
-            <w:r>
-              <w:rPr>
-                <w:rStyle w:val="a8"/>
-                <w:noProof/>
-                <w:lang w:val="en-US"/>
-              </w:rPr>
-              <w:t>Factory</w:t>
-            </w:r>
-            <w:r>
-              <w:rPr>
-                <w:rStyle w:val="a8"/>
-                <w:noProof/>
-              </w:rPr>
-              <w:t xml:space="preserve"> (Фабрика сущностей)</w:t>
-            </w:r>
-            <w:r>
-              <w:rPr>
-                <w:noProof/>
-              </w:rPr>
-              <w:tab/>
-            </w:r>
-            <w:r>
-              <w:rPr>
-                <w:noProof/>
-              </w:rPr>
-              <w:fldChar w:fldCharType="begin"/>
-            </w:r>
-            <w:r>
-              <w:rPr>
-                <w:noProof/>
-              </w:rPr>
-              <w:instrText xml:space="preserve"> PAGEREF _Toc231133791 \h </w:instrText>
-            </w:r>
-            <w:r>
-              <w:rPr>
-                <w:noProof/>
-              </w:rPr>
-            </w:r>
-            <w:r>
-              <w:rPr>
-                <w:noProof/>
-              </w:rPr>
-              <w:fldChar w:fldCharType="separate"/>
-            </w:r>
-            <w:r>
-              <w:rPr>
-                <w:noProof/>
-              </w:rPr>
-              <w:t>22</w:t>
-            </w:r>
-            <w:r>
-              <w:rPr>
-                <w:noProof/>
-              </w:rPr>
-              <w:fldChar w:fldCharType="end"/>
-            </w:r>
-          </w:hyperlink>
-        </w:p>
-        <w:p>
-          <w:pPr>
-            <w:pStyle w:val="31"/>
-            <w:tabs>
-              <w:tab w:val="right" w:leader="dot" w:pos="9347"/>
-            </w:tabs>
-            <w:ind w:left="1120"/>
-            <w:rPr>
-              <w:rFonts w:asciiTheme="minorHAnsi" w:eastAsiaTheme="minorEastAsia" w:hAnsiTheme="minorHAnsi" w:cstheme="minorBidi"/>
-              <w:noProof/>
-              <w:kern w:val="2"/>
-              <w:sz w:val="24"/>
-              <w:szCs w:val="24"/>
-              <w:lang w:val="en-US"/>
-              <w14:ligatures w14:val="standardContextual"/>
-            </w:rPr>
-          </w:pPr>
-          <w:hyperlink w:anchor="_Toc231133792" w:history="1">
-            <w:r>
-              <w:rPr>
-                <w:rStyle w:val="a8"/>
-                <w:noProof/>
-              </w:rPr>
-              <w:t>2.3.4. Класс Дрон (</w:t>
-            </w:r>
-            <w:r>
-              <w:rPr>
-                <w:rStyle w:val="a8"/>
-                <w:noProof/>
-                <w:lang w:val="en-US"/>
-              </w:rPr>
-              <w:t>Entity</w:t>
-            </w:r>
-            <w:r>
-              <w:rPr>
-                <w:rStyle w:val="a8"/>
-                <w:noProof/>
-              </w:rPr>
-              <w:t>)</w:t>
-            </w:r>
-            <w:r>
-              <w:rPr>
-                <w:noProof/>
-              </w:rPr>
-              <w:tab/>
-            </w:r>
-            <w:r>
-              <w:rPr>
-                <w:noProof/>
-              </w:rPr>
-              <w:fldChar w:fldCharType="begin"/>
-            </w:r>
-            <w:r>
-              <w:rPr>
-                <w:noProof/>
-              </w:rPr>
-              <w:instrText xml:space="preserve"> PAGEREF _Toc231133792 \h </w:instrText>
-            </w:r>
-            <w:r>
-              <w:rPr>
-                <w:noProof/>
-              </w:rPr>
-            </w:r>
-            <w:r>
-              <w:rPr>
-                <w:noProof/>
-              </w:rPr>
-              <w:fldChar w:fldCharType="separate"/>
-            </w:r>
-            <w:r>
-              <w:rPr>
-                <w:noProof/>
-              </w:rPr>
-              <w:t>22</w:t>
-            </w:r>
-            <w:r>
-              <w:rPr>
-                <w:noProof/>
-              </w:rPr>
-              <w:fldChar w:fldCharType="end"/>
-            </w:r>
-          </w:hyperlink>
-        </w:p>
-        <w:p>
-          <w:pPr>
-            <w:pStyle w:val="31"/>
-            <w:tabs>
-              <w:tab w:val="right" w:leader="dot" w:pos="9347"/>
-            </w:tabs>
-            <w:ind w:left="1120"/>
-            <w:rPr>
-              <w:rFonts w:asciiTheme="minorHAnsi" w:eastAsiaTheme="minorEastAsia" w:hAnsiTheme="minorHAnsi" w:cstheme="minorBidi"/>
-              <w:noProof/>
-              <w:kern w:val="2"/>
-              <w:sz w:val="24"/>
-              <w:szCs w:val="24"/>
-              <w:lang w:val="en-US"/>
-              <w14:ligatures w14:val="standardContextual"/>
-            </w:rPr>
-          </w:pPr>
-          <w:hyperlink w:anchor="_Toc231133793" w:history="1">
-            <w:r>
-              <w:rPr>
-                <w:rStyle w:val="a8"/>
-                <w:noProof/>
-              </w:rPr>
-              <w:t xml:space="preserve">2.3.5. Класс </w:t>
-            </w:r>
-            <w:r>
-              <w:rPr>
-                <w:rStyle w:val="a8"/>
-                <w:noProof/>
-                <w:lang w:val="en-US"/>
-              </w:rPr>
-              <w:t>Levy</w:t>
-            </w:r>
-            <w:r>
-              <w:rPr>
-                <w:rStyle w:val="a8"/>
-                <w:noProof/>
-              </w:rPr>
-              <w:t xml:space="preserve"> </w:t>
-            </w:r>
-            <w:r>
-              <w:rPr>
-                <w:rStyle w:val="a8"/>
-                <w:noProof/>
-                <w:lang w:val="en-US"/>
-              </w:rPr>
-              <w:t>flight</w:t>
-            </w:r>
-            <w:r>
-              <w:rPr>
-                <w:noProof/>
-              </w:rPr>
-              <w:tab/>
-            </w:r>
-            <w:r>
-              <w:rPr>
-                <w:noProof/>
-              </w:rPr>
-              <w:fldChar w:fldCharType="begin"/>
-            </w:r>
-            <w:r>
-              <w:rPr>
-                <w:noProof/>
-              </w:rPr>
-              <w:instrText xml:space="preserve"> PAGEREF _Toc231133793 \h </w:instrText>
-            </w:r>
-            <w:r>
-              <w:rPr>
-                <w:noProof/>
-              </w:rPr>
-            </w:r>
-            <w:r>
-              <w:rPr>
-                <w:noProof/>
-              </w:rPr>
-              <w:fldChar w:fldCharType="separate"/>
-            </w:r>
-            <w:r>
-              <w:rPr>
-                <w:noProof/>
-              </w:rPr>
-              <w:t>22</w:t>
-            </w:r>
-            <w:r>
-              <w:rPr>
-                <w:noProof/>
-              </w:rPr>
-              <w:fldChar w:fldCharType="end"/>
-            </w:r>
-          </w:hyperlink>
-        </w:p>
-        <w:p>
-          <w:pPr>
-            <w:pStyle w:val="21"/>
-            <w:tabs>
-              <w:tab w:val="right" w:leader="dot" w:pos="9347"/>
-            </w:tabs>
-            <w:ind w:leftChars="253" w:left="708" w:firstLine="560"/>
-            <w:rPr>
-              <w:rFonts w:asciiTheme="minorHAnsi" w:eastAsiaTheme="minorEastAsia" w:hAnsiTheme="minorHAnsi" w:cstheme="minorBidi"/>
-              <w:noProof/>
-              <w:kern w:val="2"/>
-              <w:sz w:val="24"/>
-              <w:szCs w:val="24"/>
-              <w:lang w:val="en-US"/>
-              <w14:ligatures w14:val="standardContextual"/>
-            </w:rPr>
-          </w:pPr>
-          <w:hyperlink w:anchor="_Toc231133794" w:history="1">
-            <w:r>
-              <w:rPr>
-                <w:rStyle w:val="a8"/>
-                <w:rFonts w:cs="Times New Roman"/>
-                <w:iCs/>
-                <w:noProof/>
-              </w:rPr>
-              <w:t>2.4. Реализация п</w:t>
-            </w:r>
-            <w:r>
-              <w:rPr>
-                <w:rStyle w:val="a8"/>
-                <w:rFonts w:cs="Times New Roman"/>
-                <w:iCs/>
-                <w:noProof/>
-              </w:rPr>
-              <w:t>р</w:t>
-            </w:r>
-            <w:r>
-              <w:rPr>
-                <w:rStyle w:val="a8"/>
-                <w:rFonts w:cs="Times New Roman"/>
-                <w:iCs/>
-                <w:noProof/>
-              </w:rPr>
-              <w:t>оцесса решения задачи и взаимодействия с пользователем</w:t>
-            </w:r>
-            <w:r>
-              <w:rPr>
-                <w:noProof/>
-              </w:rPr>
-              <w:tab/>
-            </w:r>
-            <w:r>
-              <w:rPr>
-                <w:noProof/>
-              </w:rPr>
-              <w:fldChar w:fldCharType="begin"/>
-            </w:r>
-            <w:r>
-              <w:rPr>
-                <w:noProof/>
-              </w:rPr>
-              <w:instrText xml:space="preserve"> PAGEREF _Toc231133794 \h </w:instrText>
-            </w:r>
-            <w:r>
-              <w:rPr>
-                <w:noProof/>
-              </w:rPr>
-            </w:r>
-            <w:r>
-              <w:rPr>
-                <w:noProof/>
-              </w:rPr>
-              <w:fldChar w:fldCharType="separate"/>
-            </w:r>
-            <w:r>
-              <w:rPr>
-                <w:noProof/>
-              </w:rPr>
-              <w:t>23</w:t>
+              <w:t>10</w:t>
             </w:r>
             <w:r>
               <w:rPr>
@@ -2128,15 +2022,15 @@
               <w14:ligatures w14:val="standardContextual"/>
             </w:rPr>
           </w:pPr>
-          <w:hyperlink w:anchor="_Toc231133795" w:history="1">
+          <w:hyperlink w:anchor="_Toc231983160" w:history="1">
             <w:r>
               <w:rPr>
                 <w:rStyle w:val="a8"/>
-                <w:rFonts w:cs="Times New Roman"/>
-                <w:iCs/>
+                <w:bCs/>
                 <w:noProof/>
-              </w:rPr>
-              <w:t>Список литературы</w:t>
+                <w:lang w:val="en"/>
+              </w:rPr>
+              <w:t>Список литературы/References</w:t>
             </w:r>
             <w:r>
               <w:rPr>
@@ -2154,7 +2048,7 @@
               <w:rPr>
                 <w:noProof/>
               </w:rPr>
-              <w:instrText xml:space="preserve"> PAGEREF _Toc231133795 \h </w:instrText>
+              <w:instrText xml:space="preserve"> PAGEREF _Toc231983160 \h </w:instrText>
             </w:r>
             <w:r>
               <w:rPr>
@@ -2171,7 +2065,7 @@
               <w:rPr>
                 <w:noProof/>
               </w:rPr>
-              <w:t>25</w:t>
+              <w:t>13</w:t>
             </w:r>
             <w:r>
               <w:rPr>
@@ -2183,8 +2077,10 @@
         </w:p>
         <w:p>
           <w:pPr>
+            <w:ind w:firstLine="0"/>
             <w:rPr>
-              <w:rFonts w:cs="Times New Roman"/>
+              <w:rFonts w:eastAsia="SimSun" w:cs="Times New Roman"/>
+              <w:sz w:val="21"/>
             </w:rPr>
           </w:pPr>
           <w:r>
@@ -2216,7 +2112,7 @@
           <w:rFonts w:cs="Times New Roman"/>
         </w:rPr>
       </w:pPr>
-      <w:bookmarkStart w:id="1" w:name="_Toc231133777"/>
+      <w:bookmarkStart w:id="1" w:name="_Toc231983150"/>
       <w:r>
         <w:rPr>
           <w:rFonts w:cs="Times New Roman"/>
@@ -3837,7 +3733,7 @@
         </w:rPr>
       </w:pPr>
       <w:bookmarkStart w:id="2" w:name="_Toc191037277"/>
-      <w:bookmarkStart w:id="3" w:name="_Toc231133778"/>
+      <w:bookmarkStart w:id="3" w:name="_Toc231983151"/>
       <w:r>
         <w:rPr>
           <w:rFonts w:eastAsia="Calibri" w:cs="Times New Roman"/>
@@ -3860,7 +3756,7 @@
           <w:szCs w:val="22"/>
         </w:rPr>
       </w:pPr>
-      <w:bookmarkStart w:id="4" w:name="_Toc231133779"/>
+      <w:bookmarkStart w:id="4" w:name="_Toc231983152"/>
       <w:r>
         <w:rPr>
           <w:rFonts w:cs="Times New Roman"/>
@@ -9895,7 +9791,7 @@
           <w:szCs w:val="22"/>
         </w:rPr>
       </w:pPr>
-      <w:bookmarkStart w:id="5" w:name="_Toc231133780"/>
+      <w:bookmarkStart w:id="5" w:name="_Toc231983153"/>
       <w:r>
         <w:rPr>
           <w:rFonts w:cs="Times New Roman"/>
@@ -13003,7 +12899,7 @@
         </w:rPr>
       </w:pPr>
       <w:bookmarkStart w:id="6" w:name="_Toc191037278"/>
-      <w:bookmarkStart w:id="7" w:name="_Toc231133781"/>
+      <w:bookmarkStart w:id="7" w:name="_Toc231983154"/>
       <w:r>
         <w:rPr>
           <w:rFonts w:cs="Times New Roman"/>
@@ -13028,7 +12924,7 @@
         </w:rPr>
       </w:pPr>
       <w:bookmarkStart w:id="8" w:name="_Toc191037279"/>
-      <w:bookmarkStart w:id="9" w:name="_Toc231133782"/>
+      <w:bookmarkStart w:id="9" w:name="_Toc231983155"/>
       <w:r>
         <w:rPr>
           <w:rFonts w:cs="Times New Roman"/>
@@ -13875,7 +13771,7 @@
           <w:szCs w:val="28"/>
         </w:rPr>
       </w:pPr>
-      <w:bookmarkStart w:id="11" w:name="_Toc231133783"/>
+      <w:bookmarkStart w:id="11" w:name="_Toc231983156"/>
       <w:bookmarkEnd w:id="10"/>
       <w:r>
         <w:rPr>
@@ -15477,7 +15373,7 @@
           <w:iCs/>
         </w:rPr>
       </w:pPr>
-      <w:bookmarkStart w:id="12" w:name="_Toc231133784"/>
+      <w:bookmarkStart w:id="12" w:name="_Toc231983157"/>
       <w:r>
         <w:rPr>
           <w:rFonts w:cs="Times New Roman"/>
@@ -15512,7 +15408,25 @@
           <w:sz w:val="28"/>
           <w:szCs w:val="22"/>
         </w:rPr>
-        <w:t>шакалов с улучшенным глобальным поиском (</w:t>
+        <w:t>шакалов</w:t>
+      </w:r>
+      <w:r>
+        <w:rPr>
+          <w:rFonts w:cs="Times New Roman"/>
+          <w:iCs/>
+          <w:sz w:val="28"/>
+          <w:szCs w:val="22"/>
+        </w:rPr>
+        <w:t xml:space="preserve"> </w:t>
+      </w:r>
+      <w:r>
+        <w:rPr>
+          <w:rFonts w:cs="Times New Roman"/>
+          <w:iCs/>
+          <w:sz w:val="28"/>
+          <w:szCs w:val="22"/>
+        </w:rPr>
+        <w:t>(</w:t>
       </w:r>
       <w:r>
         <w:rPr>
@@ -19079,7 +18993,76 @@
           <w:rFonts w:cs="Times New Roman"/>
           <w:iCs/>
         </w:rPr>
-        <w:t xml:space="preserve"> − вектор случайных чисел основанный на распределении Леви. При этом особи разлетаются по всему пространству </w:t>
+        <w:t xml:space="preserve"> − вектор случайных чисел основанный на распределении Леви</w:t>
+      </w:r>
+      <w:r>
+        <w:rPr>
+          <w:rFonts w:cs="Times New Roman"/>
+          <w:iCs/>
+        </w:rPr>
+        <w:t xml:space="preserve">, а </w:t>
+      </w:r>
+      <m:oMath>
+        <m:r>
+          <w:rPr>
+            <w:rFonts w:ascii="Cambria Math" w:hAnsi="Cambria Math" w:cs="Times New Roman"/>
+          </w:rPr>
+          <m:t>Prey</m:t>
+        </m:r>
+        <m:d>
+          <m:dPr>
+            <m:ctrlPr>
+              <w:rPr>
+                <w:rFonts w:ascii="Cambria Math" w:hAnsi="Cambria Math" w:cs="Times New Roman"/>
+                <w:i/>
+              </w:rPr>
+            </m:ctrlPr>
+          </m:dPr>
+          <m:e>
+            <m:r>
+              <w:rPr>
+                <w:rFonts w:ascii="Cambria Math" w:hAnsi="Cambria Math" w:cs="Times New Roman"/>
+              </w:rPr>
+              <m:t>t</m:t>
+            </m:r>
+          </m:e>
+        </m:d>
+      </m:oMath>
+      <w:r>
+        <w:rPr>
+          <w:rFonts w:cs="Times New Roman"/>
+        </w:rPr>
+        <w:t xml:space="preserve"> – позиция обновляемой особи на итерации </w:t>
+      </w:r>
+      <m:oMath>
+        <m:r>
+          <w:rPr>
+            <w:rFonts w:ascii="Cambria Math" w:hAnsi="Cambria Math" w:cs="Times New Roman"/>
+          </w:rPr>
+          <m:t>t</m:t>
+        </m:r>
+      </m:oMath>
+      <w:r>
+        <w:rPr>
+          <w:rFonts w:cs="Times New Roman"/>
+          <w:iCs/>
+        </w:rPr>
+        <w:t xml:space="preserve">. </w:t>
+      </w:r>
+      <w:r>
+        <w:rPr>
+          <w:rFonts w:cs="Times New Roman"/>
+          <w:iCs/>
+        </w:rPr>
+        <w:t xml:space="preserve">При этом особи </w:t>
+      </w:r>
+      <w:r>
+        <w:rPr>
+          <w:rFonts w:cs="Times New Roman"/>
+          <w:iCs/>
+        </w:rPr>
+        <w:lastRenderedPageBreak/>
+        <w:t xml:space="preserve">разлетаются по всему пространству </w:t>
       </w:r>
       <w:r>
         <w:rPr>
@@ -19093,15 +19076,7 @@
           <w:rFonts w:cs="Times New Roman"/>
           <w:iCs/>
         </w:rPr>
-        <w:t xml:space="preserve"> не концентрируясь </w:t>
-      </w:r>
-      <w:r>
-        <w:rPr>
-          <w:rFonts w:cs="Times New Roman"/>
-          <w:iCs/>
-        </w:rPr>
-        <w:lastRenderedPageBreak/>
-        <w:t xml:space="preserve">вблизи текущего лучшего решения. Это позволяет обнаружить </w:t>
+        <w:t xml:space="preserve"> не концентрируясь вблизи текущего лучшего решения. Это позволяет обнаружить </w:t>
       </w:r>
       <w:r>
         <w:rPr>
@@ -22004,7 +21979,7 @@
           <w:szCs w:val="22"/>
         </w:rPr>
       </w:pPr>
-      <w:bookmarkStart w:id="13" w:name="_Toc231133785"/>
+      <w:bookmarkStart w:id="13" w:name="_Toc231983158"/>
       <w:r>
         <w:rPr>
           <w:rFonts w:eastAsia="Calibri" w:cs="Times New Roman"/>
@@ -22031,7 +22006,7 @@
           <w:iCs/>
         </w:rPr>
       </w:pPr>
-      <w:bookmarkStart w:id="14" w:name="_Toc231133786"/>
+      <w:bookmarkStart w:id="14" w:name="_Toc231983159"/>
       <w:r>
         <w:rPr>
           <w:rFonts w:cs="Times New Roman"/>
@@ -22075,42 +22050,7 @@
           <w:sz w:val="28"/>
           <w:szCs w:val="22"/>
         </w:rPr>
-        <w:t xml:space="preserve">Оптимизация </w:t>
-      </w:r>
-      <w:r>
-        <w:rPr>
-          <w:rFonts w:cs="Times New Roman"/>
-          <w:iCs/>
-          <w:sz w:val="28"/>
-        </w:rPr>
-        <w:t xml:space="preserve">золотистых </w:t>
-      </w:r>
-      <w:r>
-        <w:rPr>
-          <w:rFonts w:cs="Times New Roman"/>
-          <w:iCs/>
-          <w:sz w:val="28"/>
-          <w:szCs w:val="22"/>
-        </w:rPr>
-        <w:t>шакалов с улучшенным глобальным поиском (</w:t>
-      </w:r>
-      <w:r>
-        <w:rPr>
-          <w:rFonts w:ascii="Cambria Math" w:hAnsi="Cambria Math" w:cs="Cambria Math"/>
-          <w:iCs/>
-          <w:sz w:val="28"/>
-          <w:szCs w:val="22"/>
-        </w:rPr>
-        <w:t>𝐺𝐽𝑂</w:t>
-      </w:r>
-      <w:r>
-        <w:rPr>
-          <w:rFonts w:cs="Times New Roman"/>
-          <w:iCs/>
-          <w:sz w:val="28"/>
-          <w:szCs w:val="22"/>
-        </w:rPr>
-        <w:t>)</w:t>
+        <w:t>Архитектура программного модуля</w:t>
       </w:r>
       <w:bookmarkEnd w:id="14"/>
     </w:p>
@@ -22163,7 +22103,26 @@
           <w:rFonts w:cs="Times New Roman"/>
           <w:lang w:val="en-US"/>
         </w:rPr>
-        <w:t>Type</w:t>
+        <w:t>TypeScript</w:t>
+      </w:r>
+      <w:r>
+        <w:rPr>
+          <w:rFonts w:cs="Times New Roman"/>
+        </w:rPr>
+        <w:t xml:space="preserve"> с</w:t>
+      </w:r>
+      <w:r>
+        <w:rPr>
+          <w:rFonts w:cs="Times New Roman"/>
+        </w:rPr>
+        <w:t xml:space="preserve"> обработчиком 3</w:t>
+      </w:r>
+      <w:r>
+        <w:rPr>
+          <w:rFonts w:cs="Times New Roman"/>
+          <w:lang w:val="en-US"/>
+        </w:rPr>
+        <w:t>D</w:t>
       </w:r>
       <w:r>
         <w:rPr>
@@ -22174,55 +22133,78 @@
       <w:r>
         <w:rPr>
           <w:rFonts w:cs="Times New Roman"/>
+        </w:rPr>
+        <w:t>графики</w:t>
+      </w:r>
+      <w:r>
+        <w:rPr>
+          <w:rFonts w:cs="Times New Roman"/>
+        </w:rPr>
+        <w:t xml:space="preserve"> </w:t>
+      </w:r>
+      <w:proofErr w:type="spellStart"/>
+      <w:r>
+        <w:rPr>
+          <w:rFonts w:cs="Times New Roman"/>
           <w:lang w:val="en-US"/>
         </w:rPr>
-        <w:t>Script</w:t>
-      </w:r>
-      <w:r>
-        <w:rPr>
-          <w:rFonts w:cs="Times New Roman"/>
-        </w:rPr>
-        <w:t xml:space="preserve"> с движком</w:t>
-      </w:r>
+        <w:t>ThreeJS</w:t>
+      </w:r>
+      <w:proofErr w:type="spellEnd"/>
       <w:r>
         <w:rPr>
           <w:rFonts w:cs="Times New Roman"/>
         </w:rPr>
         <w:t xml:space="preserve"> </w:t>
       </w:r>
-      <w:proofErr w:type="spellStart"/>
+      <w:r>
+        <w:rPr>
+          <w:rFonts w:cs="Times New Roman"/>
+        </w:rPr>
+        <w:t xml:space="preserve">из-за его доступности </w:t>
+      </w:r>
+      <w:r>
+        <w:rPr>
+          <w:rFonts w:cs="Times New Roman"/>
+        </w:rPr>
+        <w:t>в</w:t>
+      </w:r>
+      <w:r>
+        <w:rPr>
+          <w:rFonts w:cs="Times New Roman"/>
+        </w:rPr>
+        <w:t xml:space="preserve"> </w:t>
+      </w:r>
+      <w:r>
+        <w:rPr>
+          <w:rFonts w:cs="Times New Roman"/>
+        </w:rPr>
+        <w:t xml:space="preserve">            </w:t>
+      </w:r>
       <w:r>
         <w:rPr>
           <w:rFonts w:cs="Times New Roman"/>
           <w:lang w:val="en-US"/>
         </w:rPr>
-        <w:t>ThreeJS</w:t>
-      </w:r>
-      <w:proofErr w:type="spellEnd"/>
-      <w:r>
-        <w:rPr>
-          <w:rFonts w:cs="Times New Roman"/>
-        </w:rPr>
-        <w:t xml:space="preserve"> </w:t>
-      </w:r>
-      <w:r>
-        <w:rPr>
-          <w:rFonts w:cs="Times New Roman"/>
-        </w:rPr>
-        <w:t xml:space="preserve">из-за его доступности под </w:t>
-      </w:r>
-      <w:r>
-        <w:rPr>
-          <w:rFonts w:cs="Times New Roman"/>
-          <w:lang w:val="en-US"/>
-        </w:rPr>
         <w:t>web</w:t>
       </w:r>
       <w:r>
         <w:rPr>
           <w:rFonts w:cs="Times New Roman"/>
         </w:rPr>
-        <w:t>-браузерами и легкости синтаксиса.</w:t>
+        <w:t>-браузера</w:t>
+      </w:r>
+      <w:r>
+        <w:rPr>
+          <w:rFonts w:cs="Times New Roman"/>
+        </w:rPr>
+        <w:t>х</w:t>
+      </w:r>
+      <w:r>
+        <w:rPr>
+          <w:rFonts w:cs="Times New Roman"/>
+        </w:rPr>
+        <w:t xml:space="preserve"> и легкости синтаксиса.</w:t>
       </w:r>
     </w:p>
     <w:p>
@@ -22230,6 +22212,7 @@
         <w:ind w:firstLine="720"/>
         <w:rPr>
           <w:rFonts w:cs="Times New Roman"/>
+          <w:iCs/>
         </w:rPr>
       </w:pPr>
       <w:r>
@@ -22353,72 +22336,6 @@
         </w:rPr>
         <w:t>.</w:t>
       </w:r>
-    </w:p>
-    <w:p>
-      <w:pPr>
-        <w:pStyle w:val="2"/>
-        <w:spacing w:line="360" w:lineRule="auto"/>
-        <w:rPr>
-          <w:rFonts w:cs="Times New Roman"/>
-          <w:iCs/>
-        </w:rPr>
-      </w:pPr>
-      <w:bookmarkStart w:id="15" w:name="_Toc231133787"/>
-      <w:r>
-        <w:rPr>
-          <w:rFonts w:cs="Times New Roman"/>
-          <w:iCs/>
-          <w:sz w:val="28"/>
-          <w:szCs w:val="28"/>
-        </w:rPr>
-        <w:t>2</w:t>
-      </w:r>
-      <w:r>
-        <w:rPr>
-          <w:rFonts w:cs="Times New Roman"/>
-          <w:iCs/>
-          <w:sz w:val="28"/>
-          <w:szCs w:val="28"/>
-        </w:rPr>
-        <w:t>.</w:t>
-      </w:r>
-      <w:r>
-        <w:rPr>
-          <w:rFonts w:cs="Times New Roman"/>
-          <w:iCs/>
-          <w:sz w:val="28"/>
-          <w:szCs w:val="28"/>
-        </w:rPr>
-        <w:t>2</w:t>
-      </w:r>
-      <w:r>
-        <w:rPr>
-          <w:rFonts w:cs="Times New Roman"/>
-          <w:iCs/>
-          <w:sz w:val="28"/>
-          <w:szCs w:val="28"/>
-        </w:rPr>
-        <w:t xml:space="preserve">. </w:t>
-      </w:r>
-      <w:r>
-        <w:rPr>
-          <w:rFonts w:cs="Times New Roman"/>
-          <w:iCs/>
-          <w:sz w:val="28"/>
-          <w:szCs w:val="22"/>
-        </w:rPr>
-        <w:t xml:space="preserve">Архитектура </w:t>
-      </w:r>
-      <w:r>
-        <w:rPr>
-          <w:rFonts w:cs="Times New Roman"/>
-          <w:iCs/>
-          <w:sz w:val="28"/>
-          <w:szCs w:val="22"/>
-        </w:rPr>
-        <w:t>программного модуля</w:t>
-      </w:r>
-      <w:bookmarkEnd w:id="15"/>
     </w:p>
     <w:p>
       <w:pPr>
@@ -22698,1348 +22615,6 @@
     </w:p>
     <w:p>
       <w:pPr>
-        <w:pStyle w:val="2"/>
-        <w:spacing w:line="360" w:lineRule="auto"/>
-        <w:rPr>
-          <w:rFonts w:cs="Times New Roman"/>
-          <w:iCs/>
-          <w:sz w:val="28"/>
-          <w:szCs w:val="22"/>
-        </w:rPr>
-      </w:pPr>
-      <w:bookmarkStart w:id="16" w:name="_Toc231133788"/>
-      <w:r>
-        <w:rPr>
-          <w:rFonts w:cs="Times New Roman"/>
-          <w:iCs/>
-          <w:sz w:val="28"/>
-          <w:szCs w:val="28"/>
-        </w:rPr>
-        <w:lastRenderedPageBreak/>
-        <w:t>2</w:t>
-      </w:r>
-      <w:r>
-        <w:rPr>
-          <w:rFonts w:cs="Times New Roman"/>
-          <w:iCs/>
-          <w:sz w:val="28"/>
-          <w:szCs w:val="28"/>
-        </w:rPr>
-        <w:t>.</w:t>
-      </w:r>
-      <w:r>
-        <w:rPr>
-          <w:rFonts w:cs="Times New Roman"/>
-          <w:iCs/>
-          <w:sz w:val="28"/>
-          <w:szCs w:val="28"/>
-        </w:rPr>
-        <w:t>3</w:t>
-      </w:r>
-      <w:r>
-        <w:rPr>
-          <w:rFonts w:cs="Times New Roman"/>
-          <w:iCs/>
-          <w:sz w:val="28"/>
-          <w:szCs w:val="28"/>
-        </w:rPr>
-        <w:t xml:space="preserve">. </w:t>
-      </w:r>
-      <w:r>
-        <w:rPr>
-          <w:rFonts w:cs="Times New Roman"/>
-          <w:iCs/>
-          <w:sz w:val="28"/>
-          <w:szCs w:val="22"/>
-        </w:rPr>
-        <w:t>Описание классов</w:t>
-      </w:r>
-      <w:bookmarkEnd w:id="16"/>
-    </w:p>
-    <w:p>
-      <w:pPr>
-        <w:pStyle w:val="3"/>
-        <w:spacing w:before="0" w:after="0" w:line="360" w:lineRule="auto"/>
-      </w:pPr>
-      <w:bookmarkStart w:id="17" w:name="_Toc231133789"/>
-      <w:r>
-        <w:t>2.3.1. Класс Estimator (Алгоритм оценки)</w:t>
-      </w:r>
-      <w:bookmarkEnd w:id="17"/>
-    </w:p>
-    <w:p>
-      <w:pPr>
-        <w:ind w:firstLine="0"/>
-        <w:rPr>
-          <w:szCs w:val="28"/>
-        </w:rPr>
-      </w:pPr>
-      <w:r>
-        <w:rPr>
-          <w:b/>
-          <w:bCs/>
-          <w:szCs w:val="28"/>
-        </w:rPr>
-        <w:t>Назначение</w:t>
-      </w:r>
-      <w:r>
-        <w:rPr>
-          <w:szCs w:val="28"/>
-        </w:rPr>
-        <w:t>: вычисление значения целевой функции для каждой особи популяции и проверка выполнения ограничений задачи.</w:t>
-      </w:r>
-    </w:p>
-    <w:p>
-      <w:pPr>
-        <w:ind w:firstLine="0"/>
-        <w:rPr>
-          <w:szCs w:val="28"/>
-          <w:lang w:val="en-US"/>
-        </w:rPr>
-      </w:pPr>
-      <w:r>
-        <w:rPr>
-          <w:b/>
-          <w:bCs/>
-          <w:szCs w:val="28"/>
-          <w:lang w:val="en-US"/>
-        </w:rPr>
-        <w:t>Ответственности</w:t>
-      </w:r>
-      <w:r>
-        <w:rPr>
-          <w:szCs w:val="28"/>
-          <w:lang w:val="en-US"/>
-        </w:rPr>
-        <w:t>:</w:t>
-      </w:r>
-    </w:p>
-    <w:p>
-      <w:pPr>
-        <w:pStyle w:val="af0"/>
-        <w:numPr>
-          <w:ilvl w:val="0"/>
-          <w:numId w:val="11"/>
-        </w:numPr>
-        <w:spacing w:after="0"/>
-        <w:jc w:val="left"/>
-        <w:rPr>
-          <w:rFonts w:cs="Times New Roman"/>
-          <w:szCs w:val="28"/>
-        </w:rPr>
-      </w:pPr>
-      <w:r>
-        <w:rPr>
-          <w:szCs w:val="28"/>
-        </w:rPr>
-        <w:t xml:space="preserve">Вычисление </w:t>
-      </w:r>
-      <w:r>
-        <w:rPr>
-          <w:szCs w:val="28"/>
-          <w:lang w:val="en-US"/>
-        </w:rPr>
-        <w:t>Fitness</w:t>
-      </w:r>
-      <w:r>
-        <w:rPr>
-          <w:szCs w:val="28"/>
-        </w:rPr>
-        <w:t xml:space="preserve">-функции </w:t>
-      </w:r>
-      <w:r>
-        <w:rPr>
-          <w:szCs w:val="28"/>
-        </w:rPr>
-        <w:t xml:space="preserve">– </w:t>
-      </w:r>
-      <w:r>
-        <w:rPr>
-          <w:szCs w:val="28"/>
-        </w:rPr>
-        <w:t>реализует формулу (</w:t>
-      </w:r>
-      <w:r>
-        <w:rPr>
-          <w:szCs w:val="28"/>
-        </w:rPr>
-        <w:t>1</w:t>
-      </w:r>
-      <w:r>
-        <w:rPr>
-          <w:szCs w:val="28"/>
-        </w:rPr>
-        <w:t>)</w:t>
-      </w:r>
-      <w:r>
-        <w:rPr>
-          <w:szCs w:val="28"/>
-        </w:rPr>
-        <w:t xml:space="preserve"> и (2)</w:t>
-      </w:r>
-    </w:p>
-    <w:p>
-      <w:pPr>
-        <w:pStyle w:val="af0"/>
-        <w:numPr>
-          <w:ilvl w:val="0"/>
-          <w:numId w:val="11"/>
-        </w:numPr>
-        <w:spacing w:after="0"/>
-        <w:jc w:val="left"/>
-        <w:rPr>
-          <w:rFonts w:cs="Times New Roman"/>
-          <w:szCs w:val="28"/>
-        </w:rPr>
-      </w:pPr>
-      <w:r>
-        <w:rPr>
-          <w:rFonts w:eastAsia="Times New Roman" w:cs="Times New Roman"/>
-          <w:szCs w:val="28"/>
-        </w:rPr>
-        <w:t xml:space="preserve">Задание ограничений – применяет штрафную функцию </w:t>
-      </w:r>
-      <m:oMath>
-        <m:r>
-          <w:rPr>
-            <w:rFonts w:ascii="Cambria Math" w:eastAsia="Times New Roman" w:hAnsi="Cambria Math" w:cs="Times New Roman"/>
-            <w:szCs w:val="28"/>
-          </w:rPr>
-          <m:t>η</m:t>
-        </m:r>
-      </m:oMath>
-      <w:r>
-        <w:rPr>
-          <w:rFonts w:eastAsia="Times New Roman" w:cs="Times New Roman"/>
-          <w:szCs w:val="28"/>
-        </w:rPr>
-        <w:t xml:space="preserve">, если траектория нарушает кинематические ограничения, функция возвращает </w:t>
-      </w:r>
-      <m:oMath>
-        <m:r>
-          <w:rPr>
-            <w:rFonts w:ascii="Cambria Math" w:eastAsia="Times New Roman" w:hAnsi="Cambria Math" w:cs="Courier New"/>
-            <w:szCs w:val="28"/>
-          </w:rPr>
-          <m:t>+∞</m:t>
-        </m:r>
-      </m:oMath>
-      <w:r>
-        <w:rPr>
-          <w:rFonts w:eastAsia="Times New Roman" w:cs="Times New Roman"/>
-          <w:szCs w:val="28"/>
-        </w:rPr>
-        <w:t>, делая данное решение заведомо непригодным.</w:t>
-      </w:r>
-    </w:p>
-    <w:p>
-      <w:pPr>
-        <w:spacing w:before="100" w:beforeAutospacing="1" w:after="0"/>
-        <w:ind w:firstLine="0"/>
-        <w:jc w:val="left"/>
-        <w:rPr>
-          <w:rFonts w:eastAsia="Times New Roman" w:cs="Times New Roman"/>
-          <w:szCs w:val="28"/>
-        </w:rPr>
-      </w:pPr>
-      <w:r>
-        <w:rPr>
-          <w:rFonts w:eastAsia="Times New Roman" w:cs="Times New Roman"/>
-          <w:b/>
-          <w:bCs/>
-          <w:szCs w:val="28"/>
-        </w:rPr>
-        <w:t>Зависимости</w:t>
-      </w:r>
-      <w:r>
-        <w:rPr>
-          <w:rFonts w:eastAsia="Times New Roman" w:cs="Times New Roman"/>
-          <w:szCs w:val="28"/>
-        </w:rPr>
-        <w:t>:</w:t>
-      </w:r>
-      <w:r>
-        <w:rPr>
-          <w:rFonts w:eastAsia="Times New Roman" w:cs="Times New Roman"/>
-          <w:szCs w:val="28"/>
-        </w:rPr>
-        <w:t xml:space="preserve"> использует </w:t>
-      </w:r>
-      <w:r>
-        <w:rPr>
-          <w:rFonts w:eastAsia="Times New Roman" w:cs="Times New Roman"/>
-          <w:szCs w:val="28"/>
-        </w:rPr>
-        <w:t>класс Угрозы</w:t>
-      </w:r>
-      <w:r>
-        <w:rPr>
-          <w:rFonts w:eastAsia="Times New Roman" w:cs="Times New Roman"/>
-          <w:szCs w:val="28"/>
-        </w:rPr>
-        <w:t xml:space="preserve"> для расчёта</w:t>
-      </w:r>
-      <w:r>
-        <w:rPr>
-          <w:rFonts w:eastAsia="Times New Roman" w:cs="Times New Roman"/>
-          <w:szCs w:val="28"/>
-        </w:rPr>
-        <w:t xml:space="preserve"> безопасности маршрута</w:t>
-      </w:r>
-      <w:r>
-        <w:rPr>
-          <w:rFonts w:eastAsia="Times New Roman" w:cs="Times New Roman"/>
-          <w:szCs w:val="28"/>
-        </w:rPr>
-        <w:t xml:space="preserve"> вычисляет расстояние от каждого </w:t>
-      </w:r>
-      <w:r>
-        <w:rPr>
-          <w:rFonts w:eastAsia="Times New Roman" w:cs="Times New Roman"/>
-          <w:szCs w:val="28"/>
-        </w:rPr>
-        <w:t xml:space="preserve">сегмента траектории </w:t>
-      </w:r>
-      <w:r>
-        <w:rPr>
-          <w:rFonts w:eastAsia="Times New Roman" w:cs="Times New Roman"/>
-          <w:szCs w:val="28"/>
-        </w:rPr>
-        <w:t>до угрозы.</w:t>
-      </w:r>
-    </w:p>
-    <w:p>
-      <w:pPr>
-        <w:pStyle w:val="3"/>
-        <w:spacing w:after="0" w:line="360" w:lineRule="auto"/>
-      </w:pPr>
-      <w:bookmarkStart w:id="18" w:name="_Toc231133790"/>
-      <w:r>
-        <w:t xml:space="preserve">2.3.2. </w:t>
-      </w:r>
-      <w:r>
-        <w:t>Класс</w:t>
-      </w:r>
-      <w:r>
-        <w:t xml:space="preserve"> </w:t>
-      </w:r>
-      <w:r>
-        <w:rPr>
-          <w:lang w:val="en-US"/>
-        </w:rPr>
-        <w:t>Evolver</w:t>
-      </w:r>
-      <w:r>
-        <w:t xml:space="preserve"> (</w:t>
-      </w:r>
-      <w:r>
-        <w:t>Алгоритм</w:t>
-      </w:r>
-      <w:r>
-        <w:t xml:space="preserve"> </w:t>
-      </w:r>
-      <w:r>
-        <w:t>улучшения</w:t>
-      </w:r>
-      <w:r>
-        <w:t>)</w:t>
-      </w:r>
-      <w:bookmarkEnd w:id="18"/>
-    </w:p>
-    <w:p>
-      <w:pPr>
-        <w:spacing w:after="0"/>
-        <w:ind w:firstLine="0"/>
-      </w:pPr>
-      <w:r>
-        <w:rPr>
-          <w:b/>
-          <w:bCs/>
-        </w:rPr>
-        <w:t>Назначение</w:t>
-      </w:r>
-      <w:r>
-        <w:t>: обновление состояния популяции на каждой итерации.</w:t>
-      </w:r>
-    </w:p>
-    <w:p>
-      <w:pPr>
-        <w:spacing w:after="0"/>
-        <w:ind w:firstLine="0"/>
-      </w:pPr>
-      <w:r>
-        <w:rPr>
-          <w:b/>
-          <w:bCs/>
-        </w:rPr>
-        <w:t>Ответственности</w:t>
-      </w:r>
-      <w:r>
-        <w:t>:</w:t>
-      </w:r>
-    </w:p>
-    <w:p>
-      <w:pPr>
-        <w:pStyle w:val="af0"/>
-        <w:numPr>
-          <w:ilvl w:val="0"/>
-          <w:numId w:val="13"/>
-        </w:numPr>
-      </w:pPr>
-      <w:r>
-        <w:t>Обновление энергии всех особей</w:t>
-      </w:r>
-      <w:r>
-        <w:t xml:space="preserve"> согласно формуле (4)</w:t>
-      </w:r>
-    </w:p>
-    <w:p>
-      <w:pPr>
-        <w:pStyle w:val="af0"/>
-        <w:numPr>
-          <w:ilvl w:val="0"/>
-          <w:numId w:val="13"/>
-        </w:numPr>
-      </w:pPr>
-      <w:r>
-        <w:t>Эволюционирование особей в зависимости от оценки и энергии</w:t>
-      </w:r>
-      <w:r>
-        <w:t xml:space="preserve"> согласно формулам (5) и (7) или (6) и (7)</w:t>
-      </w:r>
-    </w:p>
-    <w:p>
-      <w:pPr>
-        <w:ind w:firstLine="0"/>
-      </w:pPr>
-      <w:r>
-        <w:rPr>
-          <w:b/>
-          <w:bCs/>
-        </w:rPr>
-        <w:t>Зависимости</w:t>
-      </w:r>
-      <w:r>
-        <w:t>:</w:t>
-      </w:r>
-      <w:r>
-        <w:t xml:space="preserve"> </w:t>
-      </w:r>
-      <w:r>
-        <w:t xml:space="preserve">использует </w:t>
-      </w:r>
-      <w:r>
-        <w:rPr>
-          <w:lang w:val="en-US"/>
-        </w:rPr>
-        <w:t>Estimator</w:t>
-      </w:r>
-      <w:r>
-        <w:t xml:space="preserve"> </w:t>
-      </w:r>
-      <w:r>
-        <w:t>для оценки особей</w:t>
-      </w:r>
-      <w:r>
-        <w:t xml:space="preserve">, и </w:t>
-      </w:r>
-      <w:proofErr w:type="spellStart"/>
-      <w:r>
-        <w:t>Levy</w:t>
-      </w:r>
-      <w:proofErr w:type="spellEnd"/>
-      <w:r>
-        <w:t xml:space="preserve"> </w:t>
-      </w:r>
-      <w:proofErr w:type="spellStart"/>
-      <w:r>
-        <w:t>Flight</w:t>
-      </w:r>
-      <w:proofErr w:type="spellEnd"/>
-      <w:r>
-        <w:t xml:space="preserve"> модуль</w:t>
-      </w:r>
-      <w:r>
-        <w:t xml:space="preserve"> для генерации случайных смещений.</w:t>
-      </w:r>
-      <w:r>
-        <w:br w:type="page"/>
-      </w:r>
-    </w:p>
-    <w:p>
-      <w:pPr>
-        <w:pStyle w:val="3"/>
-        <w:spacing w:before="0" w:line="360" w:lineRule="auto"/>
-      </w:pPr>
-      <w:bookmarkStart w:id="19" w:name="_Toc231133791"/>
-      <w:r>
-        <w:lastRenderedPageBreak/>
-        <w:t>2.3.</w:t>
-      </w:r>
-      <w:r>
-        <w:t>3</w:t>
-      </w:r>
-      <w:r>
-        <w:t xml:space="preserve">. </w:t>
-      </w:r>
-      <w:r>
-        <w:t>Класс</w:t>
-      </w:r>
-      <w:r>
-        <w:t xml:space="preserve"> </w:t>
-      </w:r>
-      <w:r>
-        <w:rPr>
-          <w:lang w:val="en-US"/>
-        </w:rPr>
-        <w:t>Entity</w:t>
-      </w:r>
-      <w:r>
-        <w:t xml:space="preserve"> </w:t>
-      </w:r>
-      <w:r>
-        <w:rPr>
-          <w:lang w:val="en-US"/>
-        </w:rPr>
-        <w:t>Factory</w:t>
-      </w:r>
-      <w:r>
-        <w:t xml:space="preserve"> (</w:t>
-      </w:r>
-      <w:r>
-        <w:t>Фабрика сущностей</w:t>
-      </w:r>
-      <w:r>
-        <w:t>)</w:t>
-      </w:r>
-      <w:bookmarkEnd w:id="19"/>
-    </w:p>
-    <w:p>
-      <w:pPr>
-        <w:spacing w:after="0"/>
-        <w:ind w:firstLine="0"/>
-        <w:jc w:val="left"/>
-        <w:rPr>
-          <w:rFonts w:cs="Times New Roman"/>
-        </w:rPr>
-      </w:pPr>
-      <w:r>
-        <w:rPr>
-          <w:rFonts w:cs="Times New Roman"/>
-          <w:b/>
-          <w:bCs/>
-        </w:rPr>
-        <w:t>Назначение</w:t>
-      </w:r>
-      <w:r>
-        <w:rPr>
-          <w:rFonts w:cs="Times New Roman"/>
-        </w:rPr>
-        <w:t xml:space="preserve">: порождение начальной популяции особей с использованием </w:t>
-      </w:r>
-      <w:r>
-        <w:rPr>
-          <w:rFonts w:cs="Times New Roman"/>
-        </w:rPr>
-        <w:t xml:space="preserve">хаотичного картографирования палаток </w:t>
-      </w:r>
-      <w:r>
-        <w:rPr>
-          <w:rFonts w:cs="Times New Roman"/>
-        </w:rPr>
-        <w:t>(</w:t>
-      </w:r>
-      <w:proofErr w:type="spellStart"/>
-      <w:r>
-        <w:rPr>
-          <w:rFonts w:cs="Times New Roman"/>
-        </w:rPr>
-        <w:t>Tent</w:t>
-      </w:r>
-      <w:proofErr w:type="spellEnd"/>
-      <w:r>
-        <w:rPr>
-          <w:rFonts w:cs="Times New Roman"/>
-        </w:rPr>
-        <w:t xml:space="preserve"> </w:t>
-      </w:r>
-      <w:proofErr w:type="spellStart"/>
-      <w:r>
-        <w:rPr>
-          <w:rFonts w:cs="Times New Roman"/>
-        </w:rPr>
-        <w:t>Chaotic</w:t>
-      </w:r>
-      <w:proofErr w:type="spellEnd"/>
-      <w:r>
-        <w:rPr>
-          <w:rFonts w:cs="Times New Roman"/>
-        </w:rPr>
-        <w:t xml:space="preserve"> </w:t>
-      </w:r>
-      <w:proofErr w:type="spellStart"/>
-      <w:r>
-        <w:rPr>
-          <w:rFonts w:cs="Times New Roman"/>
-        </w:rPr>
-        <w:t>Map</w:t>
-      </w:r>
-      <w:proofErr w:type="spellEnd"/>
-      <w:r>
-        <w:rPr>
-          <w:rFonts w:cs="Times New Roman"/>
-        </w:rPr>
-        <w:t>) для обеспечения равномерного покрытия пространства поиска.</w:t>
-      </w:r>
-    </w:p>
-    <w:p>
-      <w:pPr>
-        <w:spacing w:after="0"/>
-        <w:ind w:firstLine="0"/>
-        <w:jc w:val="left"/>
-        <w:rPr>
-          <w:rFonts w:cs="Times New Roman"/>
-          <w:lang w:val="en-US"/>
-        </w:rPr>
-      </w:pPr>
-      <w:r>
-        <w:rPr>
-          <w:rFonts w:cs="Times New Roman"/>
-          <w:b/>
-          <w:bCs/>
-          <w:lang w:val="en-US"/>
-        </w:rPr>
-        <w:t>Ответственности</w:t>
-      </w:r>
-      <w:r>
-        <w:rPr>
-          <w:rFonts w:cs="Times New Roman"/>
-          <w:lang w:val="en-US"/>
-        </w:rPr>
-        <w:t>:</w:t>
-      </w:r>
-    </w:p>
-    <w:p>
-      <w:pPr>
-        <w:numPr>
-          <w:ilvl w:val="0"/>
-          <w:numId w:val="15"/>
-        </w:numPr>
-        <w:spacing w:after="0"/>
-        <w:jc w:val="left"/>
-        <w:rPr>
-          <w:rFonts w:cs="Times New Roman"/>
-        </w:rPr>
-      </w:pPr>
-      <w:r>
-        <w:rPr>
-          <w:rFonts w:cs="Times New Roman"/>
-        </w:rPr>
-        <w:t>Генерация сущностей</w:t>
-      </w:r>
-      <w:r>
-        <w:rPr>
-          <w:rFonts w:cs="Times New Roman"/>
-        </w:rPr>
-        <w:t xml:space="preserve"> –</w:t>
-      </w:r>
-      <w:r>
-        <w:rPr>
-          <w:rFonts w:cs="Times New Roman"/>
-        </w:rPr>
-        <w:t xml:space="preserve"> создаёт </w:t>
-      </w:r>
-      <w:r>
-        <w:rPr>
-          <w:rFonts w:cs="Times New Roman"/>
-          <w:lang w:val="en-US"/>
-        </w:rPr>
-        <w:t>N</w:t>
-      </w:r>
-      <w:r>
-        <w:rPr>
-          <w:rFonts w:cs="Times New Roman"/>
-        </w:rPr>
-        <w:t xml:space="preserve"> объектов класса Дрон (</w:t>
-      </w:r>
-      <w:r>
-        <w:rPr>
-          <w:rFonts w:cs="Times New Roman"/>
-          <w:lang w:val="en-US"/>
-        </w:rPr>
-        <w:t>Entity</w:t>
-      </w:r>
-      <w:r>
-        <w:rPr>
-          <w:rFonts w:cs="Times New Roman"/>
-        </w:rPr>
-        <w:t xml:space="preserve">), инициализируя их путевые точки по формуле </w:t>
-      </w:r>
-      <w:r>
-        <w:rPr>
-          <w:rFonts w:cs="Times New Roman"/>
-        </w:rPr>
-        <w:t>(3)</w:t>
-      </w:r>
-    </w:p>
-    <w:p>
-      <w:pPr>
-        <w:spacing w:after="0"/>
-        <w:ind w:firstLine="0"/>
-        <w:jc w:val="left"/>
-        <w:rPr>
-          <w:rFonts w:cs="Times New Roman"/>
-        </w:rPr>
-      </w:pPr>
-      <w:r>
-        <w:rPr>
-          <w:rFonts w:cs="Times New Roman"/>
-          <w:b/>
-          <w:bCs/>
-        </w:rPr>
-        <w:t>Зависимости:</w:t>
-      </w:r>
-      <w:r>
-        <w:rPr>
-          <w:rFonts w:cs="Times New Roman"/>
-        </w:rPr>
-        <w:t xml:space="preserve"> фабрика владеет объектами и передаёт их в </w:t>
-      </w:r>
-      <w:proofErr w:type="spellStart"/>
-      <w:r>
-        <w:rPr>
-          <w:rFonts w:cs="Times New Roman"/>
-        </w:rPr>
-        <w:t>Evolver</w:t>
-      </w:r>
-      <w:proofErr w:type="spellEnd"/>
-      <w:r>
-        <w:rPr>
-          <w:rFonts w:cs="Times New Roman"/>
-        </w:rPr>
-        <w:t>.</w:t>
-      </w:r>
-    </w:p>
-    <w:p>
-      <w:pPr>
-        <w:pStyle w:val="3"/>
-        <w:spacing w:after="0" w:line="360" w:lineRule="auto"/>
-      </w:pPr>
-      <w:bookmarkStart w:id="20" w:name="_Toc231133792"/>
-      <w:r>
-        <w:t>2.3.</w:t>
-      </w:r>
-      <w:r>
-        <w:t>4</w:t>
-      </w:r>
-      <w:r>
-        <w:t xml:space="preserve">. </w:t>
-      </w:r>
-      <w:r>
-        <w:t>Класс</w:t>
-      </w:r>
-      <w:r>
-        <w:t xml:space="preserve"> </w:t>
-      </w:r>
-      <w:r>
-        <w:t xml:space="preserve">Дрон </w:t>
-      </w:r>
-      <w:r>
-        <w:t>(</w:t>
-      </w:r>
-      <w:r>
-        <w:rPr>
-          <w:lang w:val="en-US"/>
-        </w:rPr>
-        <w:t>Entity</w:t>
-      </w:r>
-      <w:r>
-        <w:t>)</w:t>
-      </w:r>
-      <w:bookmarkEnd w:id="20"/>
-    </w:p>
-    <w:p>
-      <w:pPr>
-        <w:spacing w:after="0" w:line="240" w:lineRule="auto"/>
-        <w:ind w:firstLine="0"/>
-        <w:jc w:val="left"/>
-        <w:rPr>
-          <w:rFonts w:cs="Times New Roman"/>
-        </w:rPr>
-      </w:pPr>
-      <w:r>
-        <w:rPr>
-          <w:rFonts w:cs="Times New Roman"/>
-          <w:b/>
-          <w:bCs/>
-        </w:rPr>
-        <w:t>Назначение</w:t>
-      </w:r>
-      <w:r>
-        <w:rPr>
-          <w:rFonts w:cs="Times New Roman"/>
-        </w:rPr>
-        <w:t>:</w:t>
-      </w:r>
-      <w:r>
-        <w:rPr>
-          <w:rFonts w:cs="Times New Roman"/>
-        </w:rPr>
-        <w:t xml:space="preserve"> хранение и предоставление данных об одной особи популяции.</w:t>
-      </w:r>
-    </w:p>
-    <w:p>
-      <w:pPr>
-        <w:spacing w:after="0" w:line="240" w:lineRule="auto"/>
-        <w:ind w:firstLine="0"/>
-        <w:jc w:val="left"/>
-        <w:rPr>
-          <w:rFonts w:cs="Times New Roman"/>
-          <w:lang w:val="en-US"/>
-        </w:rPr>
-      </w:pPr>
-      <w:r>
-        <w:rPr>
-          <w:rFonts w:cs="Times New Roman"/>
-          <w:b/>
-          <w:bCs/>
-          <w:lang w:val="en-US"/>
-        </w:rPr>
-        <w:t>Ответственности</w:t>
-      </w:r>
-      <w:r>
-        <w:rPr>
-          <w:rFonts w:cs="Times New Roman"/>
-          <w:lang w:val="en-US"/>
-        </w:rPr>
-        <w:t>:</w:t>
-      </w:r>
-    </w:p>
-    <w:p>
-      <w:pPr>
-        <w:numPr>
-          <w:ilvl w:val="0"/>
-          <w:numId w:val="16"/>
-        </w:numPr>
-        <w:spacing w:after="0" w:line="240" w:lineRule="auto"/>
-        <w:jc w:val="left"/>
-        <w:rPr>
-          <w:rFonts w:cs="Times New Roman"/>
-        </w:rPr>
-      </w:pPr>
-      <w:r>
-        <w:rPr>
-          <w:rFonts w:cs="Times New Roman"/>
-        </w:rPr>
-        <w:t xml:space="preserve">Хранение пути </w:t>
-      </w:r>
-      <w:r>
-        <w:rPr>
-          <w:rFonts w:cs="Times New Roman"/>
-        </w:rPr>
-        <w:t>–</w:t>
-      </w:r>
-      <w:r>
-        <w:rPr>
-          <w:rFonts w:cs="Times New Roman"/>
-        </w:rPr>
-        <w:t xml:space="preserve"> внутренний массив трёхмерных координат путевых.</w:t>
-      </w:r>
-    </w:p>
-    <w:p>
-      <w:pPr>
-        <w:numPr>
-          <w:ilvl w:val="0"/>
-          <w:numId w:val="16"/>
-        </w:numPr>
-        <w:spacing w:after="0" w:line="240" w:lineRule="auto"/>
-        <w:jc w:val="left"/>
-        <w:rPr>
-          <w:rFonts w:cs="Times New Roman"/>
-        </w:rPr>
-      </w:pPr>
-      <w:r>
-        <w:rPr>
-          <w:rFonts w:cs="Times New Roman"/>
-        </w:rPr>
-        <w:t xml:space="preserve">Получение пути </w:t>
-      </w:r>
-      <w:r>
-        <w:rPr>
-          <w:rFonts w:cs="Times New Roman"/>
-        </w:rPr>
-        <w:t>–</w:t>
-      </w:r>
-      <w:r>
-        <w:rPr>
-          <w:rFonts w:cs="Times New Roman"/>
-        </w:rPr>
-        <w:t xml:space="preserve"> геттер для доступа к массиву точек из внешних классов.</w:t>
-      </w:r>
-    </w:p>
-    <w:p>
-      <w:pPr>
-        <w:numPr>
-          <w:ilvl w:val="0"/>
-          <w:numId w:val="16"/>
-        </w:numPr>
-        <w:spacing w:after="0" w:line="240" w:lineRule="auto"/>
-        <w:jc w:val="left"/>
-        <w:rPr>
-          <w:rFonts w:cs="Times New Roman"/>
-        </w:rPr>
-      </w:pPr>
-      <w:r>
-        <w:rPr>
-          <w:rFonts w:cs="Times New Roman"/>
-        </w:rPr>
-        <w:t xml:space="preserve">Векторная математика – </w:t>
-      </w:r>
-      <w:r>
-        <w:rPr>
-          <w:rFonts w:cs="Times New Roman"/>
-        </w:rPr>
-        <w:t>необходим при этапе улучшения траектории. Формулы (5), (6) и (7).</w:t>
-      </w:r>
-    </w:p>
-    <w:p>
-      <w:pPr>
-        <w:numPr>
-          <w:ilvl w:val="0"/>
-          <w:numId w:val="16"/>
-        </w:numPr>
-        <w:spacing w:after="0" w:line="240" w:lineRule="auto"/>
-        <w:jc w:val="left"/>
-        <w:rPr>
-          <w:rFonts w:cs="Times New Roman"/>
-        </w:rPr>
-      </w:pPr>
-      <w:r>
-        <w:rPr>
-          <w:rFonts w:cs="Times New Roman"/>
-        </w:rPr>
-        <w:t xml:space="preserve">Хранение энергии </w:t>
-      </w:r>
-      <w:r>
-        <w:rPr>
-          <w:rFonts w:cs="Times New Roman"/>
-        </w:rPr>
-        <w:t>–</w:t>
-      </w:r>
-      <w:r>
-        <w:rPr>
-          <w:rFonts w:cs="Times New Roman"/>
-        </w:rPr>
-        <w:t xml:space="preserve"> текущее значение </w:t>
-      </w:r>
-      <w:r>
-        <w:rPr>
-          <w:rFonts w:cs="Times New Roman"/>
-          <w:lang w:val="en-US"/>
-        </w:rPr>
-        <w:t>E</w:t>
-      </w:r>
-      <w:r>
-        <w:rPr>
-          <w:rFonts w:cs="Times New Roman"/>
-        </w:rPr>
-        <w:t xml:space="preserve"> данной особи на итерации </w:t>
-      </w:r>
-      <w:r>
-        <w:rPr>
-          <w:rFonts w:cs="Times New Roman"/>
-          <w:lang w:val="en-US"/>
-        </w:rPr>
-        <w:t>t</w:t>
-      </w:r>
-      <w:r>
-        <w:rPr>
-          <w:rFonts w:cs="Times New Roman"/>
-        </w:rPr>
-        <w:t>.</w:t>
-      </w:r>
-    </w:p>
-    <w:p>
-      <w:pPr>
-        <w:numPr>
-          <w:ilvl w:val="0"/>
-          <w:numId w:val="16"/>
-        </w:numPr>
-        <w:spacing w:after="0" w:line="240" w:lineRule="auto"/>
-        <w:jc w:val="left"/>
-        <w:rPr>
-          <w:rFonts w:cs="Times New Roman"/>
-        </w:rPr>
-      </w:pPr>
-      <w:r>
-        <w:rPr>
-          <w:rFonts w:cs="Times New Roman"/>
-        </w:rPr>
-        <w:t xml:space="preserve">Получение энергии </w:t>
-      </w:r>
-      <w:r>
-        <w:rPr>
-          <w:rFonts w:cs="Times New Roman"/>
-        </w:rPr>
-        <w:t>–</w:t>
-      </w:r>
-      <w:r>
-        <w:rPr>
-          <w:rFonts w:cs="Times New Roman"/>
-        </w:rPr>
-        <w:t xml:space="preserve"> геттер для чтения </w:t>
-      </w:r>
-      <w:r>
-        <w:rPr>
-          <w:rFonts w:cs="Times New Roman"/>
-          <w:lang w:val="en-US"/>
-        </w:rPr>
-        <w:t>E</w:t>
-      </w:r>
-      <w:r>
-        <w:rPr>
-          <w:rFonts w:cs="Times New Roman"/>
-        </w:rPr>
-        <w:t xml:space="preserve"> классом </w:t>
-      </w:r>
-      <w:r>
-        <w:rPr>
-          <w:rFonts w:cs="Times New Roman"/>
-          <w:lang w:val="en-US"/>
-        </w:rPr>
-        <w:t>Evolver</w:t>
-      </w:r>
-      <w:r>
-        <w:rPr>
-          <w:rFonts w:cs="Times New Roman"/>
-        </w:rPr>
-        <w:t>.</w:t>
-      </w:r>
-    </w:p>
-    <w:p>
-      <w:pPr>
-        <w:numPr>
-          <w:ilvl w:val="0"/>
-          <w:numId w:val="16"/>
-        </w:numPr>
-        <w:spacing w:after="0" w:line="240" w:lineRule="auto"/>
-        <w:jc w:val="left"/>
-        <w:rPr>
-          <w:rFonts w:cs="Times New Roman"/>
-        </w:rPr>
-      </w:pPr>
-      <w:r>
-        <w:rPr>
-          <w:rFonts w:cs="Times New Roman"/>
-        </w:rPr>
-        <w:t xml:space="preserve">Хранение оценки </w:t>
-      </w:r>
-      <w:r>
-        <w:rPr>
-          <w:rFonts w:cs="Times New Roman"/>
-        </w:rPr>
-        <w:t>–</w:t>
-      </w:r>
-      <w:r>
-        <w:rPr>
-          <w:rFonts w:cs="Times New Roman"/>
-        </w:rPr>
-        <w:t xml:space="preserve"> текущее значение </w:t>
-      </w:r>
-      <w:r>
-        <w:rPr>
-          <w:rFonts w:cs="Times New Roman"/>
-          <w:lang w:val="en-US"/>
-        </w:rPr>
-        <w:t>Fitness</w:t>
-      </w:r>
-      <w:r>
-        <w:rPr>
-          <w:rFonts w:cs="Times New Roman"/>
-        </w:rPr>
-        <w:t xml:space="preserve">-функции, присваиваемое классом </w:t>
-      </w:r>
-      <w:r>
-        <w:rPr>
-          <w:rFonts w:cs="Times New Roman"/>
-          <w:lang w:val="en-US"/>
-        </w:rPr>
-        <w:t>Estimator</w:t>
-      </w:r>
-      <w:r>
-        <w:rPr>
-          <w:rFonts w:cs="Times New Roman"/>
-        </w:rPr>
-        <w:t>.</w:t>
-      </w:r>
-    </w:p>
-    <w:p>
-      <w:pPr>
-        <w:numPr>
-          <w:ilvl w:val="0"/>
-          <w:numId w:val="16"/>
-        </w:numPr>
-        <w:spacing w:after="0" w:line="240" w:lineRule="auto"/>
-        <w:jc w:val="left"/>
-        <w:rPr>
-          <w:rFonts w:cs="Times New Roman"/>
-        </w:rPr>
-      </w:pPr>
-      <w:r>
-        <w:rPr>
-          <w:rFonts w:cs="Times New Roman"/>
-        </w:rPr>
-        <w:t xml:space="preserve">Получение оценки </w:t>
-      </w:r>
-      <w:r>
-        <w:rPr>
-          <w:rFonts w:cs="Times New Roman"/>
-        </w:rPr>
-        <w:t xml:space="preserve">– </w:t>
-      </w:r>
-      <w:r>
-        <w:rPr>
-          <w:rFonts w:cs="Times New Roman"/>
-        </w:rPr>
-        <w:t xml:space="preserve">геттер для чтения, используемый </w:t>
-      </w:r>
-      <w:r>
-        <w:rPr>
-          <w:rFonts w:cs="Times New Roman"/>
-          <w:lang w:val="en-US"/>
-        </w:rPr>
-        <w:t>Evolver</w:t>
-      </w:r>
-      <w:r>
-        <w:rPr>
-          <w:rFonts w:cs="Times New Roman"/>
-        </w:rPr>
-        <w:t xml:space="preserve"> при ранжировании популяции и определении </w:t>
-      </w:r>
-      <w:r>
-        <w:rPr>
-          <w:rFonts w:cs="Times New Roman"/>
-        </w:rPr>
-        <w:t>пары самец – самка.</w:t>
-      </w:r>
-    </w:p>
-    <w:p>
-      <w:pPr>
-        <w:pStyle w:val="3"/>
-        <w:spacing w:after="0" w:line="360" w:lineRule="auto"/>
-      </w:pPr>
-      <w:bookmarkStart w:id="21" w:name="_Toc231133793"/>
-      <w:r>
-        <w:t>2.3.</w:t>
-      </w:r>
-      <w:r>
-        <w:t>5</w:t>
-      </w:r>
-      <w:r>
-        <w:t xml:space="preserve">. </w:t>
-      </w:r>
-      <w:r>
-        <w:t>Класс</w:t>
-      </w:r>
-      <w:r>
-        <w:t xml:space="preserve"> </w:t>
-      </w:r>
-      <w:r>
-        <w:rPr>
-          <w:lang w:val="en-US"/>
-        </w:rPr>
-        <w:t>Levy</w:t>
-      </w:r>
-      <w:r>
-        <w:t xml:space="preserve"> </w:t>
-      </w:r>
-      <w:r>
-        <w:rPr>
-          <w:lang w:val="en-US"/>
-        </w:rPr>
-        <w:t>flight</w:t>
-      </w:r>
-      <w:bookmarkEnd w:id="21"/>
-    </w:p>
-    <w:p>
-      <w:pPr>
-        <w:spacing w:after="0"/>
-        <w:ind w:firstLine="0"/>
-        <w:jc w:val="left"/>
-        <w:rPr>
-          <w:rFonts w:cs="Times New Roman"/>
-        </w:rPr>
-      </w:pPr>
-      <w:r>
-        <w:rPr>
-          <w:rFonts w:cs="Times New Roman"/>
-          <w:b/>
-          <w:bCs/>
-        </w:rPr>
-        <w:t>Назначение</w:t>
-      </w:r>
-      <w:r>
-        <w:rPr>
-          <w:rFonts w:cs="Times New Roman"/>
-        </w:rPr>
-        <w:t>: генерация вектора случайных значений на основе распределения Леви для обеспечения нелокального поиска.</w:t>
-      </w:r>
-    </w:p>
-    <w:p>
-      <w:pPr>
-        <w:spacing w:after="0"/>
-        <w:ind w:firstLine="0"/>
-        <w:jc w:val="left"/>
-        <w:rPr>
-          <w:rFonts w:cs="Times New Roman"/>
-          <w:lang w:val="en-US"/>
-        </w:rPr>
-      </w:pPr>
-      <w:r>
-        <w:rPr>
-          <w:rFonts w:cs="Times New Roman"/>
-          <w:b/>
-          <w:bCs/>
-          <w:lang w:val="en-US"/>
-        </w:rPr>
-        <w:t>Ответственности:</w:t>
-      </w:r>
-    </w:p>
-    <w:p>
-      <w:pPr>
-        <w:numPr>
-          <w:ilvl w:val="0"/>
-          <w:numId w:val="17"/>
-        </w:numPr>
-        <w:spacing w:after="0"/>
-        <w:jc w:val="left"/>
-        <w:rPr>
-          <w:rFonts w:cs="Times New Roman"/>
-        </w:rPr>
-      </w:pPr>
-      <w:r>
-        <w:rPr>
-          <w:rFonts w:cs="Times New Roman"/>
-        </w:rPr>
-        <w:t>Генерация вектора случайных значений – реализует метод Мантеньи для приближённой генерации шагов из распределения Леви.</w:t>
-      </w:r>
-    </w:p>
-    <w:p>
-      <w:pPr>
-        <w:spacing w:after="0"/>
-        <w:ind w:firstLine="0"/>
-        <w:jc w:val="left"/>
-        <w:rPr>
-          <w:rFonts w:cs="Times New Roman"/>
-        </w:rPr>
-      </w:pPr>
-      <w:r>
-        <w:rPr>
-          <w:rFonts w:cs="Times New Roman"/>
-          <w:b/>
-          <w:bCs/>
-        </w:rPr>
-        <w:t>Зависимости</w:t>
-      </w:r>
-      <w:r>
-        <w:rPr>
-          <w:rFonts w:cs="Times New Roman"/>
-        </w:rPr>
-        <w:t xml:space="preserve">: используется классом </w:t>
-      </w:r>
-      <w:proofErr w:type="spellStart"/>
-      <w:r>
-        <w:rPr>
-          <w:rFonts w:cs="Times New Roman"/>
-        </w:rPr>
-        <w:t>Evolver</w:t>
-      </w:r>
-      <w:proofErr w:type="spellEnd"/>
-      <w:r>
-        <w:rPr>
-          <w:rFonts w:cs="Times New Roman"/>
-        </w:rPr>
-        <w:t xml:space="preserve"> для обновления позиций особей на каждой итерации.</w:t>
-      </w:r>
-    </w:p>
-    <w:p>
-      <w:pPr>
-        <w:spacing w:after="0" w:line="240" w:lineRule="auto"/>
-        <w:ind w:left="-360" w:firstLine="0"/>
-        <w:jc w:val="left"/>
-        <w:rPr>
-          <w:rFonts w:cs="Times New Roman"/>
-        </w:rPr>
-      </w:pPr>
-      <w:r>
-        <w:rPr>
-          <w:rFonts w:cs="Times New Roman"/>
-        </w:rPr>
-        <w:br w:type="page"/>
-      </w:r>
-    </w:p>
-    <w:p>
-      <w:pPr>
-        <w:pStyle w:val="2"/>
-        <w:spacing w:line="360" w:lineRule="auto"/>
-        <w:rPr>
-          <w:rFonts w:cs="Times New Roman"/>
-          <w:iCs/>
-          <w:sz w:val="28"/>
-          <w:szCs w:val="22"/>
-        </w:rPr>
-      </w:pPr>
-      <w:bookmarkStart w:id="22" w:name="_Toc231133794"/>
-      <w:r>
-        <w:rPr>
-          <w:rFonts w:cs="Times New Roman"/>
-          <w:iCs/>
-          <w:sz w:val="28"/>
-          <w:szCs w:val="28"/>
-        </w:rPr>
-        <w:lastRenderedPageBreak/>
-        <w:t>2</w:t>
-      </w:r>
-      <w:r>
-        <w:rPr>
-          <w:rFonts w:cs="Times New Roman"/>
-          <w:iCs/>
-          <w:sz w:val="28"/>
-          <w:szCs w:val="28"/>
-        </w:rPr>
-        <w:t>.</w:t>
-      </w:r>
-      <w:r>
-        <w:rPr>
-          <w:rFonts w:cs="Times New Roman"/>
-          <w:iCs/>
-          <w:sz w:val="28"/>
-          <w:szCs w:val="28"/>
-        </w:rPr>
-        <w:t>4</w:t>
-      </w:r>
-      <w:r>
-        <w:rPr>
-          <w:rFonts w:cs="Times New Roman"/>
-          <w:iCs/>
-          <w:sz w:val="28"/>
-          <w:szCs w:val="28"/>
-        </w:rPr>
-        <w:t xml:space="preserve">. </w:t>
-      </w:r>
-      <w:r>
-        <w:rPr>
-          <w:rFonts w:cs="Times New Roman"/>
-          <w:iCs/>
-          <w:sz w:val="28"/>
-          <w:szCs w:val="22"/>
-        </w:rPr>
-        <w:t>Реализация процесса решения задачи и взаимодействия с пользователем</w:t>
-      </w:r>
-      <w:bookmarkEnd w:id="22"/>
-    </w:p>
-    <w:p>
-      <w:pPr>
         <w:jc w:val="left"/>
         <w:rPr>
           <w:rFonts w:cs="Times New Roman"/>
@@ -24076,6 +22651,7 @@
           <w:b/>
           <w:bCs/>
         </w:rPr>
+        <w:lastRenderedPageBreak/>
         <w:t>Инициирование запроса</w:t>
       </w:r>
       <w:r>
@@ -24871,2415 +23447,725 @@
     </w:p>
     <w:p>
       <w:pPr>
-        <w:pStyle w:val="1"/>
-        <w:rPr>
-          <w:rFonts w:cs="Times New Roman"/>
-          <w:iCs/>
-        </w:rPr>
-      </w:pPr>
-      <w:bookmarkStart w:id="23" w:name="_Список_литературы"/>
-      <w:bookmarkStart w:id="24" w:name="_Toc231133795"/>
-      <w:r>
-        <w:rPr>
-          <w:rFonts w:cs="Times New Roman"/>
-          <w:iCs/>
+        <w:pStyle w:val="2"/>
+        <w:spacing w:before="240" w:line="360" w:lineRule="auto"/>
+        <w:rPr>
+          <w:rFonts w:cs="Times New Roman"/>
+          <w:iCs/>
+        </w:rPr>
+      </w:pPr>
+      <w:r>
+        <w:rPr>
+          <w:rFonts w:cs="Times New Roman"/>
+          <w:iCs/>
+          <w:sz w:val="28"/>
+          <w:szCs w:val="28"/>
         </w:rPr>
         <w:lastRenderedPageBreak/>
-        <w:t>Список литературы</w:t>
-      </w:r>
-      <w:bookmarkEnd w:id="24"/>
+        <w:t>2</w:t>
+      </w:r>
+      <w:r>
+        <w:rPr>
+          <w:rFonts w:cs="Times New Roman"/>
+          <w:iCs/>
+          <w:sz w:val="28"/>
+          <w:szCs w:val="28"/>
+        </w:rPr>
+        <w:t>.</w:t>
+      </w:r>
+      <w:r>
+        <w:rPr>
+          <w:rFonts w:cs="Times New Roman"/>
+          <w:iCs/>
+          <w:sz w:val="28"/>
+          <w:szCs w:val="28"/>
+        </w:rPr>
+        <w:t>2</w:t>
+      </w:r>
+      <w:r>
+        <w:rPr>
+          <w:rFonts w:cs="Times New Roman"/>
+          <w:iCs/>
+          <w:sz w:val="28"/>
+          <w:szCs w:val="28"/>
+        </w:rPr>
+        <w:t>.</w:t>
+      </w:r>
+      <w:r>
+        <w:rPr>
+          <w:rFonts w:cs="Times New Roman"/>
+          <w:iCs/>
+          <w:sz w:val="28"/>
+          <w:szCs w:val="28"/>
+        </w:rPr>
+        <w:t xml:space="preserve"> Тестирование</w:t>
+      </w:r>
+      <w:r>
+        <w:rPr>
+          <w:rFonts w:cs="Times New Roman"/>
+          <w:iCs/>
+          <w:sz w:val="28"/>
+          <w:szCs w:val="22"/>
+        </w:rPr>
+        <w:t xml:space="preserve"> программного модуля</w:t>
+      </w:r>
     </w:p>
     <w:p>
       <w:pPr>
+        <w:spacing w:after="0" w:line="240" w:lineRule="auto"/>
         <w:ind w:firstLine="0"/>
-        <w:rPr>
-          <w:rFonts w:cs="Times New Roman"/>
-        </w:rPr>
-      </w:pPr>
-      <w:r>
-        <w:rPr>
-          <w:rFonts w:cs="Times New Roman"/>
-        </w:rPr>
-        <w:t xml:space="preserve">1. </w:t>
-      </w:r>
-      <w:r>
-        <w:rPr>
-          <w:rFonts w:ascii="Cambria Math" w:hAnsi="Cambria Math" w:cs="Cambria Math"/>
-        </w:rPr>
-        <w:t>𝐻𝑎𝑟𝑡</w:t>
-      </w:r>
-      <w:r>
-        <w:rPr>
-          <w:rFonts w:cs="Times New Roman"/>
-        </w:rPr>
-        <w:t xml:space="preserve"> </w:t>
-      </w:r>
-      <w:r>
-        <w:rPr>
-          <w:rFonts w:ascii="Cambria Math" w:hAnsi="Cambria Math" w:cs="Cambria Math"/>
-        </w:rPr>
-        <w:t>𝑃</w:t>
-      </w:r>
-      <w:r>
-        <w:rPr>
-          <w:rFonts w:cs="Times New Roman"/>
-        </w:rPr>
-        <w:t xml:space="preserve">. </w:t>
-      </w:r>
-      <w:r>
-        <w:rPr>
-          <w:rFonts w:ascii="Cambria Math" w:hAnsi="Cambria Math" w:cs="Cambria Math"/>
-        </w:rPr>
-        <w:t>𝐸</w:t>
-      </w:r>
-      <w:r>
-        <w:rPr>
-          <w:rFonts w:cs="Times New Roman"/>
-        </w:rPr>
-        <w:t xml:space="preserve">., </w:t>
-      </w:r>
-      <w:r>
-        <w:rPr>
-          <w:rFonts w:ascii="Cambria Math" w:hAnsi="Cambria Math" w:cs="Cambria Math"/>
-        </w:rPr>
-        <w:t>𝑁𝑖𝑙𝑠𝑠𝑜𝑛</w:t>
-      </w:r>
-      <w:r>
-        <w:rPr>
-          <w:rFonts w:cs="Times New Roman"/>
-        </w:rPr>
-        <w:t xml:space="preserve"> </w:t>
-      </w:r>
-      <w:r>
-        <w:rPr>
-          <w:rFonts w:ascii="Cambria Math" w:hAnsi="Cambria Math" w:cs="Cambria Math"/>
-        </w:rPr>
-        <w:t>𝑁</w:t>
-      </w:r>
-      <w:r>
-        <w:rPr>
-          <w:rFonts w:cs="Times New Roman"/>
-        </w:rPr>
-        <w:t xml:space="preserve">. </w:t>
-      </w:r>
-      <w:r>
-        <w:rPr>
-          <w:rFonts w:ascii="Cambria Math" w:hAnsi="Cambria Math" w:cs="Cambria Math"/>
-        </w:rPr>
-        <w:t>𝐽</w:t>
-      </w:r>
-      <w:r>
-        <w:rPr>
-          <w:rFonts w:cs="Times New Roman"/>
-        </w:rPr>
-        <w:t xml:space="preserve">., </w:t>
-      </w:r>
-      <w:r>
-        <w:rPr>
-          <w:rFonts w:ascii="Cambria Math" w:hAnsi="Cambria Math" w:cs="Cambria Math"/>
-        </w:rPr>
-        <w:t>𝑅𝑎𝑝</w:t>
-      </w:r>
-      <w:r>
-        <w:rPr>
-          <w:rFonts w:cs="Times New Roman"/>
-        </w:rPr>
-        <w:t>ℎ</w:t>
-      </w:r>
-      <w:r>
-        <w:rPr>
-          <w:rFonts w:ascii="Cambria Math" w:hAnsi="Cambria Math" w:cs="Cambria Math"/>
-        </w:rPr>
-        <w:t>𝑎𝑒𝑙</w:t>
-      </w:r>
-      <w:r>
-        <w:rPr>
-          <w:rFonts w:cs="Times New Roman"/>
-        </w:rPr>
-        <w:t xml:space="preserve"> </w:t>
-      </w:r>
-      <w:r>
-        <w:rPr>
-          <w:rFonts w:ascii="Cambria Math" w:hAnsi="Cambria Math" w:cs="Cambria Math"/>
-        </w:rPr>
-        <w:t>𝐵</w:t>
-      </w:r>
-      <w:r>
-        <w:rPr>
-          <w:rFonts w:cs="Times New Roman"/>
-        </w:rPr>
-        <w:t xml:space="preserve">. </w:t>
-      </w:r>
-      <w:r>
-        <w:rPr>
-          <w:rFonts w:ascii="Cambria Math" w:hAnsi="Cambria Math" w:cs="Cambria Math"/>
-        </w:rPr>
-        <w:t>𝐴</w:t>
-      </w:r>
-      <w:r>
-        <w:rPr>
-          <w:rFonts w:cs="Times New Roman"/>
-        </w:rPr>
-        <w:t xml:space="preserve"> </w:t>
-      </w:r>
-      <w:r>
-        <w:rPr>
-          <w:rFonts w:ascii="Cambria Math" w:hAnsi="Cambria Math" w:cs="Cambria Math"/>
-        </w:rPr>
-        <w:t>𝑓𝑜𝑟𝑚𝑎𝑙</w:t>
-      </w:r>
-      <w:r>
-        <w:rPr>
-          <w:rFonts w:cs="Times New Roman"/>
-        </w:rPr>
-        <w:t xml:space="preserve"> </w:t>
-      </w:r>
-      <w:r>
-        <w:rPr>
-          <w:rFonts w:ascii="Cambria Math" w:hAnsi="Cambria Math" w:cs="Cambria Math"/>
-        </w:rPr>
-        <w:t>𝑏𝑎𝑠𝑖𝑠</w:t>
-      </w:r>
-      <w:r>
-        <w:rPr>
-          <w:rFonts w:cs="Times New Roman"/>
-        </w:rPr>
-        <w:t xml:space="preserve"> </w:t>
-      </w:r>
-      <w:r>
-        <w:rPr>
-          <w:rFonts w:ascii="Cambria Math" w:hAnsi="Cambria Math" w:cs="Cambria Math"/>
-        </w:rPr>
-        <w:t>𝑓𝑜𝑟</w:t>
-      </w:r>
-      <w:r>
-        <w:rPr>
-          <w:rFonts w:cs="Times New Roman"/>
-        </w:rPr>
-        <w:t xml:space="preserve"> </w:t>
-      </w:r>
-      <w:r>
-        <w:rPr>
-          <w:rFonts w:ascii="Cambria Math" w:hAnsi="Cambria Math" w:cs="Cambria Math"/>
-        </w:rPr>
-        <w:t>𝑡</w:t>
-      </w:r>
-      <w:r>
-        <w:rPr>
-          <w:rFonts w:cs="Times New Roman"/>
-        </w:rPr>
-        <w:t>ℎ</w:t>
-      </w:r>
-      <w:r>
-        <w:rPr>
-          <w:rFonts w:ascii="Cambria Math" w:hAnsi="Cambria Math" w:cs="Cambria Math"/>
-        </w:rPr>
-        <w:t>𝑒</w:t>
-      </w:r>
-      <w:r>
-        <w:rPr>
-          <w:rFonts w:cs="Times New Roman"/>
-        </w:rPr>
-        <w:t xml:space="preserve"> ℎ</w:t>
-      </w:r>
-      <w:r>
-        <w:rPr>
-          <w:rFonts w:ascii="Cambria Math" w:hAnsi="Cambria Math" w:cs="Cambria Math"/>
-        </w:rPr>
-        <w:t>𝑒𝑢𝑟𝑖𝑠𝑡𝑖𝑐</w:t>
-      </w:r>
-      <w:r>
-        <w:rPr>
-          <w:rFonts w:cs="Times New Roman"/>
-        </w:rPr>
-        <w:t xml:space="preserve"> </w:t>
-      </w:r>
-      <w:r>
-        <w:rPr>
-          <w:rFonts w:ascii="Cambria Math" w:hAnsi="Cambria Math" w:cs="Cambria Math"/>
-        </w:rPr>
-        <w:t>𝑑𝑒𝑡𝑒𝑟𝑚𝑖𝑛𝑎𝑡𝑖𝑜𝑛</w:t>
-      </w:r>
-      <w:r>
-        <w:rPr>
-          <w:rFonts w:cs="Times New Roman"/>
-        </w:rPr>
-        <w:t xml:space="preserve"> </w:t>
-      </w:r>
-      <w:r>
-        <w:rPr>
-          <w:rFonts w:ascii="Cambria Math" w:hAnsi="Cambria Math" w:cs="Cambria Math"/>
-        </w:rPr>
-        <w:t>𝑜𝑓</w:t>
-      </w:r>
-      <w:r>
-        <w:rPr>
-          <w:rFonts w:cs="Times New Roman"/>
-        </w:rPr>
-        <w:t xml:space="preserve"> </w:t>
-      </w:r>
-      <w:r>
-        <w:rPr>
-          <w:rFonts w:ascii="Cambria Math" w:hAnsi="Cambria Math" w:cs="Cambria Math"/>
-        </w:rPr>
-        <w:t>𝑚𝑖𝑛𝑖𝑚𝑢𝑚</w:t>
-      </w:r>
-      <w:r>
-        <w:rPr>
-          <w:rFonts w:cs="Times New Roman"/>
-        </w:rPr>
-        <w:t xml:space="preserve"> </w:t>
-      </w:r>
-      <w:r>
-        <w:rPr>
-          <w:rFonts w:ascii="Cambria Math" w:hAnsi="Cambria Math" w:cs="Cambria Math"/>
-        </w:rPr>
-        <w:t>𝑐𝑜𝑠𝑡</w:t>
-      </w:r>
-      <w:r>
-        <w:rPr>
-          <w:rFonts w:cs="Times New Roman"/>
-        </w:rPr>
-        <w:t xml:space="preserve"> </w:t>
-      </w:r>
-      <w:r>
-        <w:rPr>
-          <w:rFonts w:ascii="Cambria Math" w:hAnsi="Cambria Math" w:cs="Cambria Math"/>
-        </w:rPr>
-        <w:t>𝑝𝑎𝑡</w:t>
-      </w:r>
-      <w:r>
-        <w:rPr>
-          <w:rFonts w:cs="Times New Roman"/>
-        </w:rPr>
-        <w:t>ℎ</w:t>
-      </w:r>
-      <w:r>
-        <w:rPr>
-          <w:rFonts w:ascii="Cambria Math" w:hAnsi="Cambria Math" w:cs="Cambria Math"/>
-        </w:rPr>
-        <w:t>𝑠</w:t>
-      </w:r>
-      <w:r>
-        <w:rPr>
-          <w:rFonts w:cs="Times New Roman"/>
-        </w:rPr>
-        <w:t xml:space="preserve"> //</w:t>
-      </w:r>
-      <w:r>
-        <w:rPr>
-          <w:rFonts w:ascii="Cambria Math" w:hAnsi="Cambria Math" w:cs="Cambria Math"/>
-        </w:rPr>
-        <w:t>𝐼𝐸𝐸𝐸</w:t>
-      </w:r>
-      <w:r>
-        <w:rPr>
-          <w:rFonts w:cs="Times New Roman"/>
-        </w:rPr>
-        <w:t xml:space="preserve"> </w:t>
-      </w:r>
-      <w:r>
-        <w:rPr>
-          <w:rFonts w:ascii="Cambria Math" w:hAnsi="Cambria Math" w:cs="Cambria Math"/>
-        </w:rPr>
-        <w:t>𝑡𝑟𝑎𝑛𝑠𝑎𝑐𝑡𝑖𝑜𝑛𝑠</w:t>
-      </w:r>
-      <w:r>
-        <w:rPr>
-          <w:rFonts w:cs="Times New Roman"/>
-        </w:rPr>
-        <w:t xml:space="preserve"> </w:t>
-      </w:r>
-      <w:r>
-        <w:rPr>
-          <w:rFonts w:ascii="Cambria Math" w:hAnsi="Cambria Math" w:cs="Cambria Math"/>
-        </w:rPr>
-        <w:t>𝑜𝑛</w:t>
-      </w:r>
-      <w:r>
-        <w:rPr>
-          <w:rFonts w:cs="Times New Roman"/>
-        </w:rPr>
-        <w:t xml:space="preserve"> </w:t>
-      </w:r>
-      <w:r>
-        <w:rPr>
-          <w:rFonts w:ascii="Cambria Math" w:hAnsi="Cambria Math" w:cs="Cambria Math"/>
-        </w:rPr>
-        <w:t>𝑆𝑦𝑠𝑡𝑒𝑚𝑠</w:t>
-      </w:r>
-      <w:r>
-        <w:rPr>
-          <w:rFonts w:cs="Times New Roman"/>
-        </w:rPr>
-        <w:t xml:space="preserve"> </w:t>
-      </w:r>
-      <w:r>
-        <w:rPr>
-          <w:rFonts w:ascii="Cambria Math" w:hAnsi="Cambria Math" w:cs="Cambria Math"/>
-        </w:rPr>
-        <w:t>𝑆𝑐𝑖𝑒𝑛𝑐𝑒</w:t>
-      </w:r>
-      <w:r>
-        <w:rPr>
-          <w:rFonts w:cs="Times New Roman"/>
-        </w:rPr>
-        <w:t xml:space="preserve"> </w:t>
-      </w:r>
-      <w:r>
-        <w:rPr>
-          <w:rFonts w:ascii="Cambria Math" w:hAnsi="Cambria Math" w:cs="Cambria Math"/>
-        </w:rPr>
-        <w:t>𝑎𝑛𝑑</w:t>
-      </w:r>
-      <w:r>
-        <w:rPr>
-          <w:rFonts w:cs="Times New Roman"/>
-        </w:rPr>
-        <w:t xml:space="preserve"> </w:t>
-      </w:r>
-      <w:r>
-        <w:rPr>
-          <w:rFonts w:ascii="Cambria Math" w:hAnsi="Cambria Math" w:cs="Cambria Math"/>
-        </w:rPr>
-        <w:t>𝐶𝑦𝑏𝑒𝑟𝑛𝑒𝑡𝑖𝑐𝑠</w:t>
-      </w:r>
-      <w:r>
-        <w:rPr>
-          <w:rFonts w:cs="Times New Roman"/>
-        </w:rPr>
-        <w:t xml:space="preserve">. − 1968. − Т. 4. − №. 2. − С. </w:t>
-      </w:r>
-      <w:r>
-        <w:rPr>
-          <w:rFonts w:cs="Times New Roman"/>
-        </w:rPr>
-        <w:t>100–107</w:t>
-      </w:r>
-      <w:r>
-        <w:rPr>
-          <w:rFonts w:cs="Times New Roman"/>
-        </w:rPr>
-        <w:t>.</w:t>
-      </w:r>
+        <w:jc w:val="center"/>
+        <w:rPr>
+          <w:rFonts w:cs="Times New Roman"/>
+        </w:rPr>
+      </w:pPr>
     </w:p>
     <w:p>
       <w:pPr>
+        <w:spacing w:after="0" w:line="240" w:lineRule="auto"/>
         <w:ind w:firstLine="0"/>
-        <w:rPr>
-          <w:rFonts w:cs="Times New Roman"/>
-        </w:rPr>
-      </w:pPr>
-      <w:r>
-        <w:rPr>
-          <w:rFonts w:cs="Times New Roman"/>
-        </w:rPr>
-        <w:t xml:space="preserve">2. </w:t>
-      </w:r>
-      <w:r>
-        <w:rPr>
-          <w:rFonts w:ascii="Cambria Math" w:hAnsi="Cambria Math" w:cs="Cambria Math"/>
-        </w:rPr>
-        <w:t>𝐾𝑒𝑛𝑛𝑒𝑑𝑦</w:t>
-      </w:r>
-      <w:r>
-        <w:rPr>
-          <w:rFonts w:cs="Times New Roman"/>
-        </w:rPr>
-        <w:t xml:space="preserve"> </w:t>
-      </w:r>
-      <w:r>
-        <w:rPr>
-          <w:rFonts w:ascii="Cambria Math" w:hAnsi="Cambria Math" w:cs="Cambria Math"/>
-        </w:rPr>
-        <w:t>𝐽</w:t>
-      </w:r>
-      <w:r>
-        <w:rPr>
-          <w:rFonts w:cs="Times New Roman"/>
-        </w:rPr>
-        <w:t xml:space="preserve">., </w:t>
-      </w:r>
-      <w:r>
-        <w:rPr>
-          <w:rFonts w:ascii="Cambria Math" w:hAnsi="Cambria Math" w:cs="Cambria Math"/>
-        </w:rPr>
-        <w:t>𝐸𝑏𝑒𝑟</w:t>
-      </w:r>
-      <w:r>
-        <w:rPr>
-          <w:rFonts w:cs="Times New Roman"/>
-        </w:rPr>
-        <w:t>ℎ</w:t>
-      </w:r>
-      <w:r>
-        <w:rPr>
-          <w:rFonts w:ascii="Cambria Math" w:hAnsi="Cambria Math" w:cs="Cambria Math"/>
-        </w:rPr>
-        <w:t>𝑎𝑟𝑡</w:t>
-      </w:r>
-      <w:r>
-        <w:rPr>
-          <w:rFonts w:cs="Times New Roman"/>
-        </w:rPr>
-        <w:t xml:space="preserve"> </w:t>
-      </w:r>
-      <w:r>
-        <w:rPr>
-          <w:rFonts w:ascii="Cambria Math" w:hAnsi="Cambria Math" w:cs="Cambria Math"/>
-        </w:rPr>
-        <w:t>𝑅</w:t>
-      </w:r>
-      <w:r>
-        <w:rPr>
-          <w:rFonts w:cs="Times New Roman"/>
-        </w:rPr>
-        <w:t xml:space="preserve">. </w:t>
-      </w:r>
-      <w:r>
-        <w:rPr>
-          <w:rFonts w:ascii="Cambria Math" w:hAnsi="Cambria Math" w:cs="Cambria Math"/>
-        </w:rPr>
-        <w:t>𝑃𝑎𝑟𝑡𝑖𝑐𝑙𝑒</w:t>
-      </w:r>
-      <w:r>
-        <w:rPr>
-          <w:rFonts w:cs="Times New Roman"/>
-        </w:rPr>
-        <w:t xml:space="preserve"> </w:t>
-      </w:r>
-      <w:r>
-        <w:rPr>
-          <w:rFonts w:ascii="Cambria Math" w:hAnsi="Cambria Math" w:cs="Cambria Math"/>
-        </w:rPr>
-        <w:t>𝑠𝑤𝑎𝑟𝑚</w:t>
-      </w:r>
-      <w:r>
-        <w:rPr>
-          <w:rFonts w:cs="Times New Roman"/>
-        </w:rPr>
-        <w:t xml:space="preserve"> </w:t>
-      </w:r>
-      <w:r>
-        <w:rPr>
-          <w:rFonts w:ascii="Cambria Math" w:hAnsi="Cambria Math" w:cs="Cambria Math"/>
-        </w:rPr>
-        <w:t>𝑜𝑝𝑡𝑖𝑚𝑖𝑧𝑎𝑡𝑖𝑜𝑛</w:t>
-      </w:r>
-      <w:r>
-        <w:rPr>
-          <w:rFonts w:cs="Times New Roman"/>
-        </w:rPr>
-        <w:t xml:space="preserve"> //</w:t>
-      </w:r>
-      <w:r>
-        <w:rPr>
-          <w:rFonts w:ascii="Cambria Math" w:hAnsi="Cambria Math" w:cs="Cambria Math"/>
-        </w:rPr>
-        <w:t>𝑃𝑟𝑜𝑐𝑒𝑒𝑑𝑖𝑛𝑔𝑠</w:t>
-      </w:r>
-      <w:r>
-        <w:rPr>
-          <w:rFonts w:cs="Times New Roman"/>
-        </w:rPr>
-        <w:t xml:space="preserve"> </w:t>
-      </w:r>
-      <w:r>
-        <w:rPr>
-          <w:rFonts w:ascii="Cambria Math" w:hAnsi="Cambria Math" w:cs="Cambria Math"/>
-        </w:rPr>
-        <w:t>𝑜𝑓</w:t>
-      </w:r>
-      <w:r>
-        <w:rPr>
-          <w:rFonts w:cs="Times New Roman"/>
-        </w:rPr>
-        <w:t xml:space="preserve"> </w:t>
-      </w:r>
-      <w:r>
-        <w:rPr>
-          <w:rFonts w:ascii="Cambria Math" w:hAnsi="Cambria Math" w:cs="Cambria Math"/>
-        </w:rPr>
-        <w:t>𝐼𝐶𝑁𝑁</w:t>
-      </w:r>
-      <w:r>
-        <w:rPr>
-          <w:rFonts w:cs="Times New Roman"/>
-        </w:rPr>
-        <w:t>′95−</w:t>
-      </w:r>
-      <w:r>
-        <w:rPr>
-          <w:rFonts w:ascii="Cambria Math" w:hAnsi="Cambria Math" w:cs="Cambria Math"/>
-        </w:rPr>
-        <w:t>𝑖𝑛𝑡𝑒𝑟𝑛𝑎𝑡𝑖𝑜𝑛𝑎𝑙</w:t>
-      </w:r>
-      <w:r>
-        <w:rPr>
-          <w:rFonts w:cs="Times New Roman"/>
-        </w:rPr>
-        <w:t xml:space="preserve"> </w:t>
-      </w:r>
-      <w:r>
-        <w:rPr>
-          <w:rFonts w:ascii="Cambria Math" w:hAnsi="Cambria Math" w:cs="Cambria Math"/>
-        </w:rPr>
-        <w:t>𝑐𝑜𝑛𝑓𝑒𝑟𝑒𝑛𝑐𝑒</w:t>
-      </w:r>
-      <w:r>
-        <w:rPr>
-          <w:rFonts w:cs="Times New Roman"/>
-        </w:rPr>
-        <w:t xml:space="preserve"> </w:t>
-      </w:r>
-      <w:r>
-        <w:rPr>
-          <w:rFonts w:ascii="Cambria Math" w:hAnsi="Cambria Math" w:cs="Cambria Math"/>
-        </w:rPr>
-        <w:t>𝑜𝑛</w:t>
-      </w:r>
-      <w:r>
-        <w:rPr>
-          <w:rFonts w:cs="Times New Roman"/>
-        </w:rPr>
-        <w:t xml:space="preserve"> </w:t>
-      </w:r>
-      <w:r>
-        <w:rPr>
-          <w:rFonts w:ascii="Cambria Math" w:hAnsi="Cambria Math" w:cs="Cambria Math"/>
-        </w:rPr>
-        <w:t>𝑛𝑒𝑢𝑟𝑎𝑙</w:t>
-      </w:r>
-      <w:r>
-        <w:rPr>
-          <w:rFonts w:cs="Times New Roman"/>
-        </w:rPr>
-        <w:t xml:space="preserve"> </w:t>
-      </w:r>
-      <w:r>
-        <w:rPr>
-          <w:rFonts w:ascii="Cambria Math" w:hAnsi="Cambria Math" w:cs="Cambria Math"/>
-        </w:rPr>
-        <w:t>𝑛𝑒𝑡𝑤𝑜𝑟𝑘𝑠</w:t>
-      </w:r>
-      <w:r>
-        <w:rPr>
-          <w:rFonts w:cs="Times New Roman"/>
-        </w:rPr>
-        <w:t xml:space="preserve">. − </w:t>
-      </w:r>
-      <w:r>
-        <w:rPr>
-          <w:rFonts w:ascii="Cambria Math" w:hAnsi="Cambria Math" w:cs="Cambria Math"/>
-        </w:rPr>
-        <w:t>𝑖𝑒𝑒𝑒</w:t>
-      </w:r>
-      <w:r>
-        <w:rPr>
-          <w:rFonts w:cs="Times New Roman"/>
-        </w:rPr>
-        <w:t xml:space="preserve">, 1995. − Т. 4. − С. </w:t>
-      </w:r>
-      <w:r>
-        <w:rPr>
-          <w:rFonts w:cs="Times New Roman"/>
-        </w:rPr>
-        <w:t>1942–1948</w:t>
-      </w:r>
-      <w:r>
-        <w:rPr>
-          <w:rFonts w:cs="Times New Roman"/>
-        </w:rPr>
-        <w:t>.</w:t>
+        <w:jc w:val="center"/>
+        <w:rPr>
+          <w:rFonts w:cs="Times New Roman"/>
+        </w:rPr>
+      </w:pPr>
+      <w:r>
+        <w:rPr>
+          <w:rFonts w:cs="Times New Roman"/>
+        </w:rPr>
+        <w:drawing>
+          <wp:inline distT="0" distB="0" distL="0" distR="0" wp14:anchorId="5DEEAFCE" wp14:editId="65C80C2F">
+            <wp:extent cx="4022447" cy="2244436"/>
+            <wp:effectExtent l="0" t="0" r="0" b="3810"/>
+            <wp:docPr id="2087189787" name="Рисунок 1"/>
+            <wp:cNvGraphicFramePr>
+              <a:graphicFrameLocks xmlns:a="http://schemas.openxmlformats.org/drawingml/2006/main" noChangeAspect="1"/>
+            </wp:cNvGraphicFramePr>
+            <a:graphic xmlns:a="http://schemas.openxmlformats.org/drawingml/2006/main">
+              <a:graphicData uri="http://schemas.openxmlformats.org/drawingml/2006/picture">
+                <pic:pic xmlns:pic="http://schemas.openxmlformats.org/drawingml/2006/picture">
+                  <pic:nvPicPr>
+                    <pic:cNvPr id="2087189787" name=""/>
+                    <pic:cNvPicPr/>
+                  </pic:nvPicPr>
+                  <pic:blipFill>
+                    <a:blip r:embed="rId19"/>
+                    <a:stretch>
+                      <a:fillRect/>
+                    </a:stretch>
+                  </pic:blipFill>
+                  <pic:spPr>
+                    <a:xfrm>
+                      <a:off x="0" y="0"/>
+                      <a:ext cx="4041501" cy="2255068"/>
+                    </a:xfrm>
+                    <a:prstGeom prst="rect">
+                      <a:avLst/>
+                    </a:prstGeom>
+                  </pic:spPr>
+                </pic:pic>
+              </a:graphicData>
+            </a:graphic>
+          </wp:inline>
+        </w:drawing>
       </w:r>
     </w:p>
     <w:p>
       <w:pPr>
         <w:ind w:firstLine="0"/>
-        <w:rPr>
-          <w:rFonts w:cs="Times New Roman"/>
-        </w:rPr>
-      </w:pPr>
-      <w:r>
-        <w:rPr>
-          <w:rFonts w:cs="Times New Roman"/>
-        </w:rPr>
-        <w:t xml:space="preserve">3. </w:t>
-      </w:r>
-      <w:r>
-        <w:rPr>
-          <w:rFonts w:ascii="Cambria Math" w:hAnsi="Cambria Math" w:cs="Cambria Math"/>
-        </w:rPr>
-        <w:t>𝑃𝑒𝑑𝑒𝑟𝑠𝑒𝑛</w:t>
-      </w:r>
-      <w:r>
-        <w:rPr>
-          <w:rFonts w:cs="Times New Roman"/>
+        <w:jc w:val="center"/>
+        <w:rPr>
+          <w:rFonts w:cs="Times New Roman"/>
+          <w:iCs/>
+          <w:sz w:val="24"/>
+          <w:szCs w:val="21"/>
+        </w:rPr>
+      </w:pPr>
+      <w:r>
+        <w:rPr>
+          <w:rFonts w:cs="Times New Roman"/>
+          <w:iCs/>
+          <w:sz w:val="24"/>
+          <w:szCs w:val="21"/>
+        </w:rPr>
+        <w:t xml:space="preserve">Рис. </w:t>
+      </w:r>
+      <w:r>
+        <w:rPr>
+          <w:rFonts w:cs="Times New Roman"/>
+          <w:iCs/>
+          <w:sz w:val="24"/>
+          <w:szCs w:val="21"/>
+        </w:rPr>
+        <w:t>7</w:t>
+      </w:r>
+      <w:r>
+        <w:rPr>
+          <w:rFonts w:cs="Times New Roman"/>
+          <w:iCs/>
+          <w:sz w:val="24"/>
+          <w:szCs w:val="21"/>
         </w:rPr>
         <w:t xml:space="preserve"> </w:t>
       </w:r>
       <w:r>
         <w:rPr>
-          <w:rFonts w:ascii="Cambria Math" w:hAnsi="Cambria Math" w:cs="Cambria Math"/>
-        </w:rPr>
-        <w:t>𝑀</w:t>
-      </w:r>
-      <w:r>
-        <w:rPr>
-          <w:rFonts w:cs="Times New Roman"/>
-        </w:rPr>
-        <w:t xml:space="preserve">. </w:t>
-      </w:r>
-      <w:r>
-        <w:rPr>
-          <w:rFonts w:ascii="Cambria Math" w:hAnsi="Cambria Math" w:cs="Cambria Math"/>
-        </w:rPr>
-        <w:t>𝐸</w:t>
-      </w:r>
-      <w:r>
-        <w:rPr>
-          <w:rFonts w:cs="Times New Roman"/>
-        </w:rPr>
-        <w:t xml:space="preserve">. </w:t>
-      </w:r>
-      <w:r>
-        <w:rPr>
-          <w:rFonts w:ascii="Cambria Math" w:hAnsi="Cambria Math" w:cs="Cambria Math"/>
-        </w:rPr>
-        <w:t>𝐻</w:t>
-      </w:r>
-      <w:r>
-        <w:rPr>
-          <w:rFonts w:cs="Times New Roman"/>
-        </w:rPr>
-        <w:t xml:space="preserve">., </w:t>
-      </w:r>
-      <w:r>
-        <w:rPr>
-          <w:rFonts w:ascii="Cambria Math" w:hAnsi="Cambria Math" w:cs="Cambria Math"/>
-        </w:rPr>
-        <w:t>𝐶</w:t>
-      </w:r>
-      <w:r>
-        <w:rPr>
-          <w:rFonts w:cs="Times New Roman"/>
-        </w:rPr>
-        <w:t>ℎ</w:t>
-      </w:r>
-      <w:r>
-        <w:rPr>
-          <w:rFonts w:ascii="Cambria Math" w:hAnsi="Cambria Math" w:cs="Cambria Math"/>
-        </w:rPr>
-        <w:t>𝑖𝑝𝑝𝑒𝑟𝑓𝑖𝑒𝑙𝑑</w:t>
-      </w:r>
-      <w:r>
-        <w:rPr>
-          <w:rFonts w:cs="Times New Roman"/>
-        </w:rPr>
-        <w:t xml:space="preserve"> </w:t>
-      </w:r>
-      <w:r>
-        <w:rPr>
-          <w:rFonts w:ascii="Cambria Math" w:hAnsi="Cambria Math" w:cs="Cambria Math"/>
-        </w:rPr>
-        <w:t>𝐴</w:t>
-      </w:r>
-      <w:r>
-        <w:rPr>
-          <w:rFonts w:cs="Times New Roman"/>
-        </w:rPr>
-        <w:t xml:space="preserve">. </w:t>
-      </w:r>
-      <w:r>
-        <w:rPr>
-          <w:rFonts w:ascii="Cambria Math" w:hAnsi="Cambria Math" w:cs="Cambria Math"/>
-        </w:rPr>
-        <w:t>𝐽</w:t>
-      </w:r>
-      <w:r>
-        <w:rPr>
-          <w:rFonts w:cs="Times New Roman"/>
-        </w:rPr>
-        <w:t xml:space="preserve">. </w:t>
-      </w:r>
-      <w:r>
-        <w:rPr>
-          <w:rFonts w:ascii="Cambria Math" w:hAnsi="Cambria Math" w:cs="Cambria Math"/>
-        </w:rPr>
-        <w:t>𝑆𝑖𝑚𝑝𝑙𝑖𝑓𝑦𝑖𝑛𝑔</w:t>
-      </w:r>
-      <w:r>
-        <w:rPr>
-          <w:rFonts w:cs="Times New Roman"/>
-        </w:rPr>
-        <w:t xml:space="preserve"> </w:t>
-      </w:r>
-      <w:r>
-        <w:rPr>
-          <w:rFonts w:ascii="Cambria Math" w:hAnsi="Cambria Math" w:cs="Cambria Math"/>
-        </w:rPr>
-        <w:t>𝑝𝑎𝑟𝑡𝑖𝑐𝑙𝑒</w:t>
-      </w:r>
-      <w:r>
-        <w:rPr>
-          <w:rFonts w:cs="Times New Roman"/>
-        </w:rPr>
-        <w:t xml:space="preserve"> </w:t>
-      </w:r>
-      <w:r>
-        <w:rPr>
-          <w:rFonts w:ascii="Cambria Math" w:hAnsi="Cambria Math" w:cs="Cambria Math"/>
-        </w:rPr>
-        <w:t>𝑠𝑤𝑎𝑟𝑚</w:t>
-      </w:r>
-      <w:r>
-        <w:rPr>
-          <w:rFonts w:cs="Times New Roman"/>
-        </w:rPr>
-        <w:t xml:space="preserve"> </w:t>
-      </w:r>
-      <w:r>
-        <w:rPr>
-          <w:rFonts w:ascii="Cambria Math" w:hAnsi="Cambria Math" w:cs="Cambria Math"/>
-        </w:rPr>
-        <w:t>𝑜𝑝𝑡𝑖𝑚𝑖𝑧𝑎𝑡𝑖𝑜𝑛</w:t>
-      </w:r>
-      <w:r>
-        <w:rPr>
-          <w:rFonts w:cs="Times New Roman"/>
-        </w:rPr>
-        <w:t xml:space="preserve"> //</w:t>
-      </w:r>
-      <w:r>
-        <w:rPr>
-          <w:rFonts w:ascii="Cambria Math" w:hAnsi="Cambria Math" w:cs="Cambria Math"/>
-        </w:rPr>
-        <w:t>𝐴𝑝𝑝𝑙𝑖𝑒𝑑</w:t>
-      </w:r>
-      <w:r>
-        <w:rPr>
-          <w:rFonts w:cs="Times New Roman"/>
-        </w:rPr>
-        <w:t xml:space="preserve"> </w:t>
-      </w:r>
-      <w:r>
-        <w:rPr>
-          <w:rFonts w:ascii="Cambria Math" w:hAnsi="Cambria Math" w:cs="Cambria Math"/>
-        </w:rPr>
-        <w:t>𝑆𝑜𝑓𝑡</w:t>
-      </w:r>
-      <w:r>
-        <w:rPr>
-          <w:rFonts w:cs="Times New Roman"/>
-        </w:rPr>
-        <w:t xml:space="preserve"> </w:t>
-      </w:r>
-      <w:r>
-        <w:rPr>
-          <w:rFonts w:ascii="Cambria Math" w:hAnsi="Cambria Math" w:cs="Cambria Math"/>
-        </w:rPr>
-        <w:t>𝐶𝑜𝑚𝑝𝑢𝑡𝑖𝑛𝑔</w:t>
-      </w:r>
-      <w:r>
-        <w:rPr>
-          <w:rFonts w:cs="Times New Roman"/>
-        </w:rPr>
-        <w:t xml:space="preserve">. − 2010. − Т. 10. − №. 2. − С. </w:t>
-      </w:r>
-      <w:r>
-        <w:rPr>
-          <w:rFonts w:cs="Times New Roman"/>
-        </w:rPr>
-        <w:t>618–628</w:t>
-      </w:r>
-      <w:r>
-        <w:rPr>
-          <w:rFonts w:cs="Times New Roman"/>
-        </w:rPr>
-        <w:t>.</w:t>
+          <w:rFonts w:cs="Times New Roman"/>
+          <w:iCs/>
+          <w:sz w:val="24"/>
+          <w:szCs w:val="21"/>
+        </w:rPr>
+        <w:t>График зависимости фитнесс функции от количества итераций.</w:t>
       </w:r>
     </w:p>
     <w:p>
       <w:pPr>
+        <w:spacing w:after="0" w:line="240" w:lineRule="auto"/>
         <w:ind w:firstLine="0"/>
-        <w:rPr>
-          <w:rFonts w:cs="Times New Roman"/>
-        </w:rPr>
-      </w:pPr>
-      <w:r>
-        <w:rPr>
-          <w:rFonts w:cs="Times New Roman"/>
-        </w:rPr>
-        <w:t xml:space="preserve">4. </w:t>
-      </w:r>
-      <w:r>
-        <w:rPr>
-          <w:rFonts w:ascii="Cambria Math" w:hAnsi="Cambria Math" w:cs="Cambria Math"/>
-        </w:rPr>
-        <w:t>𝑃𝑒𝑑𝑒𝑟𝑠𝑒𝑛</w:t>
-      </w:r>
-      <w:r>
-        <w:rPr>
-          <w:rFonts w:cs="Times New Roman"/>
-        </w:rPr>
-        <w:t xml:space="preserve"> </w:t>
-      </w:r>
-      <w:r>
-        <w:rPr>
-          <w:rFonts w:ascii="Cambria Math" w:hAnsi="Cambria Math" w:cs="Cambria Math"/>
-        </w:rPr>
-        <w:t>𝑀</w:t>
-      </w:r>
-      <w:r>
-        <w:rPr>
-          <w:rFonts w:cs="Times New Roman"/>
-        </w:rPr>
-        <w:t xml:space="preserve">. </w:t>
-      </w:r>
-      <w:r>
-        <w:rPr>
-          <w:rFonts w:ascii="Cambria Math" w:hAnsi="Cambria Math" w:cs="Cambria Math"/>
-        </w:rPr>
-        <w:t>𝐸</w:t>
-      </w:r>
-      <w:r>
-        <w:rPr>
-          <w:rFonts w:cs="Times New Roman"/>
-        </w:rPr>
-        <w:t xml:space="preserve">. </w:t>
-      </w:r>
-      <w:r>
-        <w:rPr>
-          <w:rFonts w:ascii="Cambria Math" w:hAnsi="Cambria Math" w:cs="Cambria Math"/>
-        </w:rPr>
-        <w:t>𝐻</w:t>
-      </w:r>
-      <w:r>
-        <w:rPr>
-          <w:rFonts w:cs="Times New Roman"/>
-        </w:rPr>
-        <w:t xml:space="preserve">. </w:t>
-      </w:r>
-      <w:r>
-        <w:rPr>
-          <w:rFonts w:ascii="Cambria Math" w:hAnsi="Cambria Math" w:cs="Cambria Math"/>
-        </w:rPr>
-        <w:t>𝑇𝑢𝑛𝑖𝑛𝑔</w:t>
-      </w:r>
-      <w:r>
-        <w:rPr>
-          <w:rFonts w:cs="Times New Roman"/>
-        </w:rPr>
-        <w:t xml:space="preserve"> &amp; </w:t>
-      </w:r>
-      <w:r>
-        <w:rPr>
-          <w:rFonts w:ascii="Cambria Math" w:hAnsi="Cambria Math" w:cs="Cambria Math"/>
-        </w:rPr>
-        <w:t>𝑠𝑖𝑚𝑝𝑙𝑖𝑓𝑦𝑖𝑛𝑔</w:t>
-      </w:r>
-      <w:r>
-        <w:rPr>
-          <w:rFonts w:cs="Times New Roman"/>
-        </w:rPr>
-        <w:t xml:space="preserve"> ℎ</w:t>
-      </w:r>
-      <w:r>
-        <w:rPr>
-          <w:rFonts w:ascii="Cambria Math" w:hAnsi="Cambria Math" w:cs="Cambria Math"/>
-        </w:rPr>
-        <w:t>𝑒𝑢𝑟𝑖𝑠𝑡𝑖𝑐𝑎𝑙</w:t>
-      </w:r>
-      <w:r>
-        <w:rPr>
-          <w:rFonts w:cs="Times New Roman"/>
-        </w:rPr>
-        <w:t xml:space="preserve"> </w:t>
-      </w:r>
-      <w:r>
-        <w:rPr>
-          <w:rFonts w:ascii="Cambria Math" w:hAnsi="Cambria Math" w:cs="Cambria Math"/>
-        </w:rPr>
-        <w:t>𝑜𝑝𝑡𝑖𝑚𝑖𝑧𝑎𝑡𝑖𝑜𝑛</w:t>
-      </w:r>
-      <w:r>
-        <w:rPr>
-          <w:rFonts w:cs="Times New Roman"/>
-        </w:rPr>
-        <w:t>:</w:t>
-      </w:r>
-      <w:r>
-        <w:rPr>
-          <w:rFonts w:cs="Times New Roman"/>
-        </w:rPr>
-        <w:t xml:space="preserve"> </w:t>
-      </w:r>
-      <w:proofErr w:type="spellStart"/>
-      <w:r>
-        <w:rPr>
-          <w:rFonts w:cs="Times New Roman"/>
-        </w:rPr>
-        <w:t>дис</w:t>
-      </w:r>
-      <w:proofErr w:type="spellEnd"/>
-      <w:r>
-        <w:rPr>
-          <w:rFonts w:cs="Times New Roman"/>
-        </w:rPr>
-        <w:t xml:space="preserve">. − </w:t>
-      </w:r>
-      <w:r>
-        <w:rPr>
-          <w:rFonts w:ascii="Cambria Math" w:hAnsi="Cambria Math" w:cs="Cambria Math"/>
-        </w:rPr>
-        <w:t>𝑈𝑛𝑖𝑣𝑒𝑟𝑠𝑖𝑡𝑦</w:t>
-      </w:r>
-      <w:r>
-        <w:rPr>
-          <w:rFonts w:cs="Times New Roman"/>
-        </w:rPr>
-        <w:t xml:space="preserve"> </w:t>
-      </w:r>
-      <w:r>
-        <w:rPr>
-          <w:rFonts w:ascii="Cambria Math" w:hAnsi="Cambria Math" w:cs="Cambria Math"/>
-        </w:rPr>
-        <w:t>𝑜𝑓</w:t>
-      </w:r>
-      <w:r>
-        <w:rPr>
-          <w:rFonts w:cs="Times New Roman"/>
-        </w:rPr>
-        <w:t xml:space="preserve"> </w:t>
-      </w:r>
-      <w:r>
-        <w:rPr>
-          <w:rFonts w:ascii="Cambria Math" w:hAnsi="Cambria Math" w:cs="Cambria Math"/>
-        </w:rPr>
-        <w:t>𝑆𝑜𝑢𝑡</w:t>
-      </w:r>
-      <w:r>
-        <w:rPr>
-          <w:rFonts w:cs="Times New Roman"/>
-        </w:rPr>
-        <w:t>ℎ</w:t>
-      </w:r>
-      <w:r>
-        <w:rPr>
-          <w:rFonts w:ascii="Cambria Math" w:hAnsi="Cambria Math" w:cs="Cambria Math"/>
-        </w:rPr>
-        <w:t>𝑎𝑚𝑝𝑡𝑜𝑛</w:t>
-      </w:r>
-      <w:r>
-        <w:rPr>
-          <w:rFonts w:cs="Times New Roman"/>
-        </w:rPr>
-        <w:t>, 2010.</w:t>
+        <w:jc w:val="left"/>
+        <w:rPr>
+          <w:rFonts w:cs="Times New Roman"/>
+        </w:rPr>
+      </w:pPr>
+      <w:r>
+        <w:rPr>
+          <w:rFonts w:cs="Times New Roman"/>
+        </w:rPr>
+        <w:br w:type="page"/>
       </w:r>
     </w:p>
     <w:p>
       <w:pPr>
-        <w:ind w:firstLine="0"/>
-        <w:rPr>
-          <w:rFonts w:cs="Times New Roman"/>
-        </w:rPr>
-      </w:pPr>
-      <w:r>
-        <w:rPr>
-          <w:rFonts w:cs="Times New Roman"/>
-        </w:rPr>
-        <w:t xml:space="preserve">5. </w:t>
-      </w:r>
-      <w:r>
-        <w:rPr>
-          <w:rFonts w:ascii="Cambria Math" w:hAnsi="Cambria Math" w:cs="Cambria Math"/>
-        </w:rPr>
-        <w:t>𝐶</w:t>
-      </w:r>
-      <w:r>
-        <w:rPr>
-          <w:rFonts w:cs="Times New Roman"/>
-        </w:rPr>
-        <w:t>ℎ</w:t>
-      </w:r>
-      <w:r>
-        <w:rPr>
-          <w:rFonts w:ascii="Cambria Math" w:hAnsi="Cambria Math" w:cs="Cambria Math"/>
-        </w:rPr>
-        <w:t>𝑜𝑝𝑟𝑎</w:t>
-      </w:r>
-      <w:r>
-        <w:rPr>
-          <w:rFonts w:cs="Times New Roman"/>
-        </w:rPr>
-        <w:t xml:space="preserve"> </w:t>
-      </w:r>
-      <w:r>
-        <w:rPr>
-          <w:rFonts w:ascii="Cambria Math" w:hAnsi="Cambria Math" w:cs="Cambria Math"/>
-        </w:rPr>
-        <w:t>𝑁</w:t>
-      </w:r>
-      <w:r>
-        <w:rPr>
-          <w:rFonts w:cs="Times New Roman"/>
-        </w:rPr>
-        <w:t xml:space="preserve">., </w:t>
-      </w:r>
-      <w:r>
-        <w:rPr>
-          <w:rFonts w:ascii="Cambria Math" w:hAnsi="Cambria Math" w:cs="Cambria Math"/>
-        </w:rPr>
-        <w:t>𝐴𝑛𝑠𝑎𝑟𝑖</w:t>
-      </w:r>
-      <w:r>
-        <w:rPr>
-          <w:rFonts w:cs="Times New Roman"/>
-        </w:rPr>
-        <w:t xml:space="preserve"> </w:t>
-      </w:r>
-      <w:r>
-        <w:rPr>
-          <w:rFonts w:ascii="Cambria Math" w:hAnsi="Cambria Math" w:cs="Cambria Math"/>
-        </w:rPr>
-        <w:t>𝑀</w:t>
-      </w:r>
-      <w:r>
-        <w:rPr>
-          <w:rFonts w:cs="Times New Roman"/>
-        </w:rPr>
-        <w:t xml:space="preserve">. </w:t>
-      </w:r>
-      <w:r>
-        <w:rPr>
-          <w:rFonts w:ascii="Cambria Math" w:hAnsi="Cambria Math" w:cs="Cambria Math"/>
-        </w:rPr>
-        <w:t>𝑀</w:t>
-      </w:r>
-      <w:r>
-        <w:rPr>
-          <w:rFonts w:cs="Times New Roman"/>
-        </w:rPr>
-        <w:t xml:space="preserve">. </w:t>
-      </w:r>
-      <w:r>
-        <w:rPr>
-          <w:rFonts w:ascii="Cambria Math" w:hAnsi="Cambria Math" w:cs="Cambria Math"/>
-        </w:rPr>
-        <w:t>𝐺𝑜𝑙𝑑𝑒𝑛</w:t>
-      </w:r>
-      <w:r>
-        <w:rPr>
-          <w:rFonts w:cs="Times New Roman"/>
-        </w:rPr>
-        <w:t xml:space="preserve"> </w:t>
-      </w:r>
-      <w:r>
-        <w:rPr>
-          <w:rFonts w:ascii="Cambria Math" w:hAnsi="Cambria Math" w:cs="Cambria Math"/>
-        </w:rPr>
-        <w:t>𝑗𝑎𝑐𝑘𝑎𝑙</w:t>
-      </w:r>
-      <w:r>
-        <w:rPr>
-          <w:rFonts w:cs="Times New Roman"/>
-        </w:rPr>
-        <w:t xml:space="preserve"> </w:t>
-      </w:r>
-      <w:r>
-        <w:rPr>
-          <w:rFonts w:ascii="Cambria Math" w:hAnsi="Cambria Math" w:cs="Cambria Math"/>
-        </w:rPr>
-        <w:t>𝑜𝑝𝑡𝑖𝑚𝑖𝑧𝑎𝑡𝑖𝑜𝑛</w:t>
-      </w:r>
-      <w:r>
-        <w:rPr>
-          <w:rFonts w:cs="Times New Roman"/>
-        </w:rPr>
-        <w:t xml:space="preserve">: </w:t>
-      </w:r>
-      <w:r>
-        <w:rPr>
-          <w:rFonts w:ascii="Cambria Math" w:hAnsi="Cambria Math" w:cs="Cambria Math"/>
-        </w:rPr>
-        <w:t>𝐴</w:t>
-      </w:r>
-      <w:r>
-        <w:rPr>
-          <w:rFonts w:cs="Times New Roman"/>
-        </w:rPr>
-        <w:t xml:space="preserve"> </w:t>
-      </w:r>
-      <w:r>
-        <w:rPr>
-          <w:rFonts w:ascii="Cambria Math" w:hAnsi="Cambria Math" w:cs="Cambria Math"/>
-        </w:rPr>
-        <w:t>𝑛𝑜𝑣𝑒𝑙</w:t>
-      </w:r>
-      <w:r>
-        <w:rPr>
-          <w:rFonts w:cs="Times New Roman"/>
-        </w:rPr>
-        <w:t xml:space="preserve"> </w:t>
-      </w:r>
-      <w:r>
-        <w:rPr>
-          <w:rFonts w:ascii="Cambria Math" w:hAnsi="Cambria Math" w:cs="Cambria Math"/>
-        </w:rPr>
-        <w:t>𝑛𝑎𝑡𝑢𝑟𝑒</w:t>
-      </w:r>
-      <w:r>
-        <w:rPr>
-          <w:rFonts w:cs="Times New Roman"/>
-        </w:rPr>
-        <w:t>−</w:t>
-      </w:r>
-      <w:r>
-        <w:rPr>
-          <w:rFonts w:ascii="Cambria Math" w:hAnsi="Cambria Math" w:cs="Cambria Math"/>
-        </w:rPr>
-        <w:t>𝑖𝑛𝑠𝑝𝑖𝑟𝑒𝑑</w:t>
-      </w:r>
-      <w:r>
-        <w:rPr>
-          <w:rFonts w:cs="Times New Roman"/>
-        </w:rPr>
-        <w:t xml:space="preserve"> </w:t>
-      </w:r>
-      <w:r>
-        <w:rPr>
-          <w:rFonts w:ascii="Cambria Math" w:hAnsi="Cambria Math" w:cs="Cambria Math"/>
-        </w:rPr>
-        <w:t>𝑜𝑝𝑡𝑖𝑚𝑖𝑧𝑒𝑟</w:t>
-      </w:r>
-      <w:r>
-        <w:rPr>
-          <w:rFonts w:cs="Times New Roman"/>
-        </w:rPr>
-        <w:t xml:space="preserve"> </w:t>
-      </w:r>
-      <w:r>
-        <w:rPr>
-          <w:rFonts w:ascii="Cambria Math" w:hAnsi="Cambria Math" w:cs="Cambria Math"/>
-        </w:rPr>
-        <w:t>𝑓𝑜𝑟</w:t>
-      </w:r>
-      <w:r>
-        <w:rPr>
-          <w:rFonts w:cs="Times New Roman"/>
-        </w:rPr>
-        <w:t xml:space="preserve"> </w:t>
-      </w:r>
-      <w:r>
-        <w:rPr>
-          <w:rFonts w:ascii="Cambria Math" w:hAnsi="Cambria Math" w:cs="Cambria Math"/>
-        </w:rPr>
-        <w:t>𝑒𝑛𝑔𝑖𝑛𝑒𝑒𝑟𝑖𝑛𝑔</w:t>
-      </w:r>
-      <w:r>
-        <w:rPr>
-          <w:rFonts w:cs="Times New Roman"/>
-        </w:rPr>
-        <w:t xml:space="preserve"> </w:t>
-      </w:r>
-      <w:r>
-        <w:rPr>
-          <w:rFonts w:ascii="Cambria Math" w:hAnsi="Cambria Math" w:cs="Cambria Math"/>
-        </w:rPr>
-        <w:t>𝑎𝑝𝑝𝑙𝑖𝑐𝑎𝑡𝑖𝑜𝑛𝑠</w:t>
-      </w:r>
-      <w:r>
-        <w:rPr>
-          <w:rFonts w:cs="Times New Roman"/>
-        </w:rPr>
-        <w:t xml:space="preserve"> //</w:t>
-      </w:r>
-      <w:r>
-        <w:rPr>
-          <w:rFonts w:ascii="Cambria Math" w:hAnsi="Cambria Math" w:cs="Cambria Math"/>
-        </w:rPr>
-        <w:t>𝐸𝑥𝑝𝑒𝑟𝑡</w:t>
-      </w:r>
-      <w:r>
-        <w:rPr>
-          <w:rFonts w:cs="Times New Roman"/>
-        </w:rPr>
-        <w:t xml:space="preserve"> </w:t>
-      </w:r>
-      <w:r>
-        <w:rPr>
-          <w:rFonts w:ascii="Cambria Math" w:hAnsi="Cambria Math" w:cs="Cambria Math"/>
-        </w:rPr>
-        <w:t>𝑆𝑦𝑠𝑡𝑒𝑚𝑠</w:t>
-      </w:r>
-      <w:r>
-        <w:rPr>
-          <w:rFonts w:cs="Times New Roman"/>
-        </w:rPr>
-        <w:t xml:space="preserve"> </w:t>
-      </w:r>
-      <w:r>
-        <w:rPr>
-          <w:rFonts w:ascii="Cambria Math" w:hAnsi="Cambria Math" w:cs="Cambria Math"/>
-        </w:rPr>
-        <w:t>𝑤𝑖𝑡</w:t>
-      </w:r>
-      <w:r>
-        <w:rPr>
-          <w:rFonts w:cs="Times New Roman"/>
-        </w:rPr>
-        <w:t xml:space="preserve">ℎ </w:t>
-      </w:r>
-      <w:r>
-        <w:rPr>
-          <w:rFonts w:ascii="Cambria Math" w:hAnsi="Cambria Math" w:cs="Cambria Math"/>
-        </w:rPr>
-        <w:t>𝐴𝑝𝑝𝑙𝑖𝑐𝑎𝑡𝑖𝑜𝑛𝑠</w:t>
-      </w:r>
-      <w:r>
-        <w:rPr>
-          <w:rFonts w:cs="Times New Roman"/>
-        </w:rPr>
-        <w:t>. − 2022. − Т. 198. − С. 116924.</w:t>
-      </w:r>
+        <w:pStyle w:val="1"/>
+        <w:spacing w:after="0" w:line="240" w:lineRule="auto"/>
+        <w:jc w:val="center"/>
+        <w:rPr>
+          <w:b w:val="0"/>
+          <w:bCs/>
+          <w:i/>
+          <w:iCs/>
+          <w:sz w:val="24"/>
+          <w:szCs w:val="28"/>
+        </w:rPr>
+      </w:pPr>
+      <w:bookmarkStart w:id="15" w:name="_Toc231983160"/>
+      <w:r>
+        <w:rPr>
+          <w:b w:val="0"/>
+          <w:bCs/>
+          <w:i/>
+          <w:iCs/>
+          <w:sz w:val="24"/>
+          <w:szCs w:val="28"/>
+        </w:rPr>
+        <w:lastRenderedPageBreak/>
+        <w:t>Список литературы/</w:t>
+      </w:r>
+      <w:r>
+        <w:rPr>
+          <w:b w:val="0"/>
+          <w:bCs/>
+          <w:i/>
+          <w:iCs/>
+          <w:sz w:val="24"/>
+          <w:szCs w:val="28"/>
+          <w:lang w:val="en"/>
+        </w:rPr>
+        <w:t>References</w:t>
+      </w:r>
+      <w:bookmarkEnd w:id="15"/>
     </w:p>
     <w:p>
       <w:pPr>
-        <w:ind w:firstLine="0"/>
-        <w:rPr>
-          <w:rFonts w:cs="Times New Roman"/>
-        </w:rPr>
-      </w:pPr>
-      <w:r>
-        <w:rPr>
-          <w:rFonts w:cs="Times New Roman"/>
-        </w:rPr>
-        <w:t xml:space="preserve">6. </w:t>
-      </w:r>
-      <w:r>
-        <w:rPr>
-          <w:rFonts w:ascii="Cambria Math" w:hAnsi="Cambria Math" w:cs="Cambria Math"/>
-        </w:rPr>
-        <w:t>𝐿𝑜𝑢</w:t>
-      </w:r>
-      <w:r>
-        <w:rPr>
-          <w:rFonts w:cs="Times New Roman"/>
-        </w:rPr>
-        <w:t xml:space="preserve"> </w:t>
-      </w:r>
-      <w:r>
-        <w:rPr>
-          <w:rFonts w:ascii="Cambria Math" w:hAnsi="Cambria Math" w:cs="Cambria Math"/>
-        </w:rPr>
-        <w:t>𝑇</w:t>
-      </w:r>
-      <w:r>
-        <w:rPr>
-          <w:rFonts w:cs="Times New Roman"/>
-        </w:rPr>
-        <w:t xml:space="preserve">. </w:t>
-      </w:r>
-      <w:r>
-        <w:rPr>
-          <w:rFonts w:ascii="Cambria Math" w:hAnsi="Cambria Math" w:cs="Cambria Math"/>
-        </w:rPr>
-        <w:t>𝑒𝑡</w:t>
-      </w:r>
-      <w:r>
-        <w:rPr>
-          <w:rFonts w:cs="Times New Roman"/>
-        </w:rPr>
-        <w:t xml:space="preserve"> </w:t>
-      </w:r>
-      <w:r>
-        <w:rPr>
-          <w:rFonts w:ascii="Cambria Math" w:hAnsi="Cambria Math" w:cs="Cambria Math"/>
-        </w:rPr>
-        <w:t>𝑎𝑙</w:t>
-      </w:r>
-      <w:r>
-        <w:rPr>
-          <w:rFonts w:cs="Times New Roman"/>
-        </w:rPr>
-        <w:t xml:space="preserve">. </w:t>
-      </w:r>
-      <w:r>
-        <w:rPr>
-          <w:rFonts w:ascii="Cambria Math" w:hAnsi="Cambria Math" w:cs="Cambria Math"/>
-        </w:rPr>
-        <w:t>𝑀𝑢𝑙𝑡𝑖</w:t>
-      </w:r>
-      <w:r>
-        <w:rPr>
-          <w:rFonts w:cs="Times New Roman"/>
-        </w:rPr>
-        <w:t>−</w:t>
-      </w:r>
-      <w:r>
-        <w:rPr>
-          <w:rFonts w:ascii="Cambria Math" w:hAnsi="Cambria Math" w:cs="Cambria Math"/>
-        </w:rPr>
-        <w:t>𝑈𝐴𝑉</w:t>
-      </w:r>
-      <w:r>
-        <w:rPr>
-          <w:rFonts w:cs="Times New Roman"/>
-        </w:rPr>
-        <w:t xml:space="preserve"> </w:t>
-      </w:r>
-      <w:r>
-        <w:rPr>
-          <w:rFonts w:ascii="Cambria Math" w:hAnsi="Cambria Math" w:cs="Cambria Math"/>
-        </w:rPr>
-        <w:t>𝑐𝑜𝑙𝑙𝑎𝑏𝑜𝑟𝑎𝑡𝑖𝑣𝑒</w:t>
-      </w:r>
-      <w:r>
-        <w:rPr>
-          <w:rFonts w:cs="Times New Roman"/>
-        </w:rPr>
-        <w:t xml:space="preserve"> </w:t>
-      </w:r>
-      <w:r>
-        <w:rPr>
-          <w:rFonts w:ascii="Cambria Math" w:hAnsi="Cambria Math" w:cs="Cambria Math"/>
-        </w:rPr>
-        <w:t>𝑡𝑟𝑎𝑗𝑒𝑐𝑡𝑜𝑟𝑦</w:t>
-      </w:r>
-      <w:r>
-        <w:rPr>
-          <w:rFonts w:cs="Times New Roman"/>
-        </w:rPr>
-        <w:t xml:space="preserve"> </w:t>
-      </w:r>
-      <w:r>
-        <w:rPr>
-          <w:rFonts w:ascii="Cambria Math" w:hAnsi="Cambria Math" w:cs="Cambria Math"/>
-        </w:rPr>
-        <w:t>𝑝𝑙𝑎𝑛𝑛𝑖𝑛𝑔</w:t>
-      </w:r>
-      <w:r>
-        <w:rPr>
-          <w:rFonts w:cs="Times New Roman"/>
-        </w:rPr>
-        <w:t xml:space="preserve"> </w:t>
-      </w:r>
-      <w:r>
-        <w:rPr>
-          <w:rFonts w:ascii="Cambria Math" w:hAnsi="Cambria Math" w:cs="Cambria Math"/>
-        </w:rPr>
-        <w:t>𝑓𝑜𝑟</w:t>
-      </w:r>
-      <w:r>
-        <w:rPr>
-          <w:rFonts w:cs="Times New Roman"/>
-        </w:rPr>
-        <w:t xml:space="preserve"> 3</w:t>
-      </w:r>
-      <w:r>
-        <w:rPr>
-          <w:rFonts w:ascii="Cambria Math" w:hAnsi="Cambria Math" w:cs="Cambria Math"/>
-        </w:rPr>
-        <w:t>𝐷</w:t>
-      </w:r>
-      <w:r>
-        <w:rPr>
-          <w:rFonts w:cs="Times New Roman"/>
-        </w:rPr>
-        <w:t xml:space="preserve"> </w:t>
-      </w:r>
-      <w:r>
-        <w:rPr>
-          <w:rFonts w:ascii="Cambria Math" w:hAnsi="Cambria Math" w:cs="Cambria Math"/>
-        </w:rPr>
-        <w:t>𝑡𝑒𝑟𝑟𝑎𝑖𝑛</w:t>
-      </w:r>
-      <w:r>
-        <w:rPr>
-          <w:rFonts w:cs="Times New Roman"/>
-        </w:rPr>
-        <w:t xml:space="preserve"> </w:t>
-      </w:r>
-      <w:r>
-        <w:rPr>
-          <w:rFonts w:ascii="Cambria Math" w:hAnsi="Cambria Math" w:cs="Cambria Math"/>
-        </w:rPr>
-        <w:t>𝑏𝑎𝑠𝑒𝑑</w:t>
-      </w:r>
-      <w:r>
-        <w:rPr>
-          <w:rFonts w:cs="Times New Roman"/>
-        </w:rPr>
-        <w:t xml:space="preserve"> </w:t>
-      </w:r>
-      <w:r>
-        <w:rPr>
-          <w:rFonts w:ascii="Cambria Math" w:hAnsi="Cambria Math" w:cs="Cambria Math"/>
-        </w:rPr>
-        <w:t>𝑜𝑛</w:t>
-      </w:r>
-      <w:r>
-        <w:rPr>
-          <w:rFonts w:cs="Times New Roman"/>
-        </w:rPr>
-        <w:t xml:space="preserve"> </w:t>
-      </w:r>
-      <w:r>
-        <w:rPr>
-          <w:rFonts w:ascii="Cambria Math" w:hAnsi="Cambria Math" w:cs="Cambria Math"/>
-        </w:rPr>
-        <w:t>𝐶𝑆</w:t>
-      </w:r>
-      <w:r>
-        <w:rPr>
-          <w:rFonts w:cs="Times New Roman"/>
-        </w:rPr>
-        <w:t>−</w:t>
-      </w:r>
-      <w:r>
-        <w:rPr>
-          <w:rFonts w:ascii="Cambria Math" w:hAnsi="Cambria Math" w:cs="Cambria Math"/>
-        </w:rPr>
-        <w:t>𝐺𝐽𝑂</w:t>
-      </w:r>
-      <w:r>
-        <w:rPr>
-          <w:rFonts w:cs="Times New Roman"/>
-        </w:rPr>
-        <w:t xml:space="preserve"> </w:t>
-      </w:r>
-      <w:r>
-        <w:rPr>
-          <w:rFonts w:ascii="Cambria Math" w:hAnsi="Cambria Math" w:cs="Cambria Math"/>
-        </w:rPr>
-        <w:t>𝑎𝑙𝑔𝑜𝑟𝑖𝑡</w:t>
-      </w:r>
-      <w:r>
-        <w:rPr>
-          <w:rFonts w:cs="Times New Roman"/>
-        </w:rPr>
-        <w:t>ℎ</w:t>
-      </w:r>
-      <w:r>
-        <w:rPr>
-          <w:rFonts w:ascii="Cambria Math" w:hAnsi="Cambria Math" w:cs="Cambria Math"/>
-        </w:rPr>
-        <w:t>𝑚</w:t>
-      </w:r>
-      <w:r>
-        <w:rPr>
-          <w:rFonts w:cs="Times New Roman"/>
-        </w:rPr>
-        <w:t xml:space="preserve"> //</w:t>
-      </w:r>
-      <w:r>
-        <w:rPr>
-          <w:rFonts w:ascii="Cambria Math" w:hAnsi="Cambria Math" w:cs="Cambria Math"/>
-        </w:rPr>
-        <w:t>𝐶𝑜𝑚𝑝𝑙𝑒𝑥</w:t>
-      </w:r>
-      <w:r>
-        <w:rPr>
-          <w:rFonts w:cs="Times New Roman"/>
-        </w:rPr>
-        <w:t xml:space="preserve"> </w:t>
-      </w:r>
-      <w:r>
-        <w:rPr>
-          <w:rFonts w:ascii="Cambria Math" w:hAnsi="Cambria Math" w:cs="Cambria Math"/>
-        </w:rPr>
-        <w:t>𝑆𝑦𝑠𝑡𝑒𝑚</w:t>
-      </w:r>
-      <w:r>
-        <w:rPr>
-          <w:rFonts w:cs="Times New Roman"/>
-        </w:rPr>
-        <w:t xml:space="preserve"> </w:t>
-      </w:r>
-      <w:r>
-        <w:rPr>
-          <w:rFonts w:ascii="Cambria Math" w:hAnsi="Cambria Math" w:cs="Cambria Math"/>
-        </w:rPr>
-        <w:t>𝑀𝑜𝑑𝑒𝑙𝑖𝑛𝑔</w:t>
-      </w:r>
-      <w:r>
-        <w:rPr>
-          <w:rFonts w:cs="Times New Roman"/>
-        </w:rPr>
-        <w:t xml:space="preserve"> </w:t>
-      </w:r>
-      <w:r>
-        <w:rPr>
-          <w:rFonts w:ascii="Cambria Math" w:hAnsi="Cambria Math" w:cs="Cambria Math"/>
-        </w:rPr>
-        <w:t>𝑎𝑛𝑑</w:t>
-      </w:r>
-      <w:r>
-        <w:rPr>
-          <w:rFonts w:cs="Times New Roman"/>
-        </w:rPr>
-        <w:t xml:space="preserve"> </w:t>
-      </w:r>
-      <w:r>
-        <w:rPr>
-          <w:rFonts w:ascii="Cambria Math" w:hAnsi="Cambria Math" w:cs="Cambria Math"/>
-        </w:rPr>
-        <w:t>𝑆𝑖𝑚𝑢𝑙𝑎𝑡𝑖𝑜𝑛</w:t>
-      </w:r>
-      <w:r>
-        <w:rPr>
-          <w:rFonts w:cs="Times New Roman"/>
-        </w:rPr>
-        <w:t xml:space="preserve">. − 2024. − Т. 4. − №. 3. − С. </w:t>
-      </w:r>
-      <w:r>
-        <w:rPr>
-          <w:rFonts w:cs="Times New Roman"/>
-        </w:rPr>
-        <w:t>274–291</w:t>
-      </w:r>
-      <w:r>
-        <w:rPr>
-          <w:rFonts w:cs="Times New Roman"/>
-        </w:rPr>
-        <w:t>.</w:t>
-      </w:r>
+        <w:spacing w:after="0" w:line="240" w:lineRule="auto"/>
+      </w:pPr>
     </w:p>
     <w:p>
       <w:pPr>
-        <w:ind w:firstLine="0"/>
-        <w:rPr>
-          <w:rFonts w:cs="Times New Roman"/>
-        </w:rPr>
-      </w:pPr>
-      <w:r>
-        <w:rPr>
-          <w:rFonts w:cs="Times New Roman"/>
-        </w:rPr>
-        <w:t xml:space="preserve">7. </w:t>
-      </w:r>
-      <w:r>
-        <w:rPr>
-          <w:rFonts w:ascii="Cambria Math" w:hAnsi="Cambria Math" w:cs="Cambria Math"/>
-        </w:rPr>
-        <w:t>𝑃𝑎𝑣𝑙𝑦𝑢𝑘𝑒𝑣𝑖𝑐</w:t>
-      </w:r>
-      <w:r>
-        <w:rPr>
-          <w:rFonts w:cs="Times New Roman"/>
-        </w:rPr>
-        <w:t xml:space="preserve">ℎ </w:t>
-      </w:r>
-      <w:r>
-        <w:rPr>
-          <w:rFonts w:ascii="Cambria Math" w:hAnsi="Cambria Math" w:cs="Cambria Math"/>
-        </w:rPr>
-        <w:t>𝐼</w:t>
-      </w:r>
-      <w:r>
-        <w:rPr>
-          <w:rFonts w:cs="Times New Roman"/>
-        </w:rPr>
-        <w:t xml:space="preserve">. </w:t>
-      </w:r>
-      <w:r>
-        <w:rPr>
-          <w:rFonts w:ascii="Cambria Math" w:hAnsi="Cambria Math" w:cs="Cambria Math"/>
-        </w:rPr>
-        <w:t>𝐿</w:t>
-      </w:r>
-      <w:r>
-        <w:rPr>
-          <w:rFonts w:cs="Times New Roman"/>
-        </w:rPr>
-        <w:t>é</w:t>
-      </w:r>
-      <w:r>
-        <w:rPr>
-          <w:rFonts w:ascii="Cambria Math" w:hAnsi="Cambria Math" w:cs="Cambria Math"/>
-        </w:rPr>
-        <w:t>𝑣𝑦</w:t>
-      </w:r>
-      <w:r>
-        <w:rPr>
-          <w:rFonts w:cs="Times New Roman"/>
-        </w:rPr>
-        <w:t xml:space="preserve"> </w:t>
-      </w:r>
-      <w:r>
-        <w:rPr>
-          <w:rFonts w:ascii="Cambria Math" w:hAnsi="Cambria Math" w:cs="Cambria Math"/>
-        </w:rPr>
-        <w:t>𝑓𝑙𝑖𝑔</w:t>
-      </w:r>
-      <w:r>
-        <w:rPr>
-          <w:rFonts w:cs="Times New Roman"/>
-        </w:rPr>
-        <w:t>ℎ</w:t>
-      </w:r>
-      <w:r>
-        <w:rPr>
-          <w:rFonts w:ascii="Cambria Math" w:hAnsi="Cambria Math" w:cs="Cambria Math"/>
-        </w:rPr>
-        <w:t>𝑡𝑠</w:t>
-      </w:r>
-      <w:r>
-        <w:rPr>
-          <w:rFonts w:cs="Times New Roman"/>
-        </w:rPr>
-        <w:t xml:space="preserve">, </w:t>
-      </w:r>
-      <w:r>
-        <w:rPr>
-          <w:rFonts w:ascii="Cambria Math" w:hAnsi="Cambria Math" w:cs="Cambria Math"/>
-        </w:rPr>
-        <w:t>𝑛𝑜𝑛</w:t>
-      </w:r>
-      <w:r>
-        <w:rPr>
-          <w:rFonts w:cs="Times New Roman"/>
-        </w:rPr>
-        <w:t>−</w:t>
-      </w:r>
-      <w:r>
-        <w:rPr>
-          <w:rFonts w:ascii="Cambria Math" w:hAnsi="Cambria Math" w:cs="Cambria Math"/>
-        </w:rPr>
-        <w:t>𝑙𝑜𝑐𝑎𝑙</w:t>
-      </w:r>
-      <w:r>
-        <w:rPr>
-          <w:rFonts w:cs="Times New Roman"/>
-        </w:rPr>
-        <w:t xml:space="preserve"> </w:t>
-      </w:r>
-      <w:r>
-        <w:rPr>
-          <w:rFonts w:ascii="Cambria Math" w:hAnsi="Cambria Math" w:cs="Cambria Math"/>
-        </w:rPr>
-        <w:t>𝑠𝑒𝑎𝑟𝑐</w:t>
-      </w:r>
-      <w:r>
-        <w:rPr>
-          <w:rFonts w:cs="Times New Roman"/>
-        </w:rPr>
-        <w:t xml:space="preserve">ℎ </w:t>
-      </w:r>
-      <w:r>
-        <w:rPr>
-          <w:rFonts w:ascii="Cambria Math" w:hAnsi="Cambria Math" w:cs="Cambria Math"/>
-        </w:rPr>
-        <w:t>𝑎𝑛𝑑</w:t>
-      </w:r>
-      <w:r>
-        <w:rPr>
-          <w:rFonts w:cs="Times New Roman"/>
-        </w:rPr>
-        <w:t xml:space="preserve"> </w:t>
-      </w:r>
-      <w:r>
-        <w:rPr>
-          <w:rFonts w:ascii="Cambria Math" w:hAnsi="Cambria Math" w:cs="Cambria Math"/>
-        </w:rPr>
-        <w:t>𝑠𝑖𝑚𝑢𝑙𝑎𝑡𝑒𝑑</w:t>
-      </w:r>
-      <w:r>
-        <w:rPr>
-          <w:rFonts w:cs="Times New Roman"/>
-        </w:rPr>
-        <w:t xml:space="preserve"> </w:t>
-      </w:r>
-      <w:r>
-        <w:rPr>
-          <w:rFonts w:ascii="Cambria Math" w:hAnsi="Cambria Math" w:cs="Cambria Math"/>
-        </w:rPr>
-        <w:t>𝑎𝑛𝑛𝑒𝑎𝑙𝑖𝑛𝑔</w:t>
-      </w:r>
-      <w:r>
-        <w:rPr>
-          <w:rFonts w:cs="Times New Roman"/>
-        </w:rPr>
-        <w:t xml:space="preserve"> //</w:t>
-      </w:r>
-      <w:r>
-        <w:rPr>
-          <w:rFonts w:ascii="Cambria Math" w:hAnsi="Cambria Math" w:cs="Cambria Math"/>
-        </w:rPr>
-        <w:t>𝑗𝑜𝑢𝑟𝑛𝑎𝑙</w:t>
-      </w:r>
-      <w:r>
-        <w:rPr>
-          <w:rFonts w:cs="Times New Roman"/>
-        </w:rPr>
-        <w:t xml:space="preserve"> </w:t>
-      </w:r>
-      <w:r>
-        <w:rPr>
-          <w:rFonts w:ascii="Cambria Math" w:hAnsi="Cambria Math" w:cs="Cambria Math"/>
-        </w:rPr>
-        <w:t>𝑜𝑓</w:t>
-      </w:r>
-      <w:r>
-        <w:rPr>
-          <w:rFonts w:cs="Times New Roman"/>
-        </w:rPr>
-        <w:t xml:space="preserve"> </w:t>
-      </w:r>
-      <w:r>
-        <w:rPr>
-          <w:rFonts w:ascii="Cambria Math" w:hAnsi="Cambria Math" w:cs="Cambria Math"/>
-        </w:rPr>
-        <w:t>𝑐𝑜𝑚𝑝𝑢𝑡𝑎𝑡𝑖𝑜𝑛𝑎𝑙</w:t>
-      </w:r>
-      <w:r>
-        <w:rPr>
-          <w:rFonts w:cs="Times New Roman"/>
-        </w:rPr>
-        <w:t xml:space="preserve"> </w:t>
-      </w:r>
-      <w:r>
-        <w:rPr>
-          <w:rFonts w:ascii="Cambria Math" w:hAnsi="Cambria Math" w:cs="Cambria Math"/>
-        </w:rPr>
-        <w:t>𝑝</w:t>
-      </w:r>
-      <w:r>
-        <w:rPr>
-          <w:rFonts w:cs="Times New Roman"/>
-        </w:rPr>
-        <w:t>ℎ</w:t>
-      </w:r>
-      <w:r>
-        <w:rPr>
-          <w:rFonts w:ascii="Cambria Math" w:hAnsi="Cambria Math" w:cs="Cambria Math"/>
-        </w:rPr>
-        <w:t>𝑦𝑠𝑖𝑐𝑠</w:t>
-      </w:r>
-      <w:r>
-        <w:rPr>
-          <w:rFonts w:cs="Times New Roman"/>
-        </w:rPr>
-        <w:t xml:space="preserve">. − 2007. − Т. 226. − №. 2. − С. </w:t>
-      </w:r>
-      <w:r>
-        <w:rPr>
-          <w:rFonts w:cs="Times New Roman"/>
-        </w:rPr>
-        <w:t>1830–1844</w:t>
-      </w:r>
-      <w:r>
-        <w:rPr>
-          <w:rFonts w:cs="Times New Roman"/>
-        </w:rPr>
-        <w:t>.</w:t>
+        <w:numPr>
+          <w:ilvl w:val="0"/>
+          <w:numId w:val="20"/>
+        </w:numPr>
+        <w:spacing w:after="0" w:line="240" w:lineRule="auto"/>
+        <w:ind w:left="360"/>
+        <w:rPr>
+          <w:rFonts w:eastAsia="Times New Roman" w:cs="Times New Roman"/>
+          <w:sz w:val="24"/>
+          <w:szCs w:val="24"/>
+          <w:lang w:val="en"/>
+        </w:rPr>
+      </w:pPr>
+      <w:r>
+        <w:rPr>
+          <w:rFonts w:eastAsia="Times New Roman" w:cs="Times New Roman"/>
+          <w:sz w:val="24"/>
+          <w:szCs w:val="24"/>
+          <w:lang w:val="en"/>
+        </w:rPr>
+        <w:t>Hart P. E., Nilsson N. J., Raphael B. A formal basis for the heuristic determination of minimum cost paths //IEEE transactions on Systems Science and Cybernetics. – 1968. – Т. 4. – №. 2. – С. 100-107.</w:t>
       </w:r>
     </w:p>
     <w:p>
       <w:pPr>
-        <w:ind w:firstLine="0"/>
-        <w:rPr>
-          <w:rFonts w:cs="Times New Roman"/>
-        </w:rPr>
-      </w:pPr>
-      <w:r>
-        <w:rPr>
-          <w:rFonts w:cs="Times New Roman"/>
-        </w:rPr>
-        <w:t xml:space="preserve">8. </w:t>
-      </w:r>
-      <w:r>
-        <w:rPr>
-          <w:rFonts w:ascii="Cambria Math" w:hAnsi="Cambria Math" w:cs="Cambria Math"/>
-        </w:rPr>
-        <w:t>𝐿𝑖</w:t>
-      </w:r>
-      <w:r>
-        <w:rPr>
-          <w:rFonts w:cs="Times New Roman"/>
-        </w:rPr>
-        <w:t xml:space="preserve"> </w:t>
-      </w:r>
-      <w:r>
-        <w:rPr>
-          <w:rFonts w:ascii="Cambria Math" w:hAnsi="Cambria Math" w:cs="Cambria Math"/>
-        </w:rPr>
-        <w:t>𝑌</w:t>
-      </w:r>
-      <w:r>
-        <w:rPr>
-          <w:rFonts w:cs="Times New Roman"/>
-        </w:rPr>
-        <w:t xml:space="preserve">., </w:t>
-      </w:r>
-      <w:r>
-        <w:rPr>
-          <w:rFonts w:ascii="Cambria Math" w:hAnsi="Cambria Math" w:cs="Cambria Math"/>
-        </w:rPr>
-        <w:t>𝐻𝑎𝑛</w:t>
-      </w:r>
-      <w:r>
-        <w:rPr>
-          <w:rFonts w:cs="Times New Roman"/>
-        </w:rPr>
-        <w:t xml:space="preserve"> </w:t>
-      </w:r>
-      <w:r>
-        <w:rPr>
-          <w:rFonts w:ascii="Cambria Math" w:hAnsi="Cambria Math" w:cs="Cambria Math"/>
-        </w:rPr>
-        <w:t>𝑀</w:t>
-      </w:r>
-      <w:r>
-        <w:rPr>
-          <w:rFonts w:cs="Times New Roman"/>
-        </w:rPr>
-        <w:t xml:space="preserve">., </w:t>
-      </w:r>
-      <w:r>
-        <w:rPr>
-          <w:rFonts w:ascii="Cambria Math" w:hAnsi="Cambria Math" w:cs="Cambria Math"/>
-        </w:rPr>
-        <w:t>𝐺𝑢𝑜</w:t>
-      </w:r>
-      <w:r>
-        <w:rPr>
-          <w:rFonts w:cs="Times New Roman"/>
-        </w:rPr>
-        <w:t xml:space="preserve"> </w:t>
-      </w:r>
-      <w:r>
-        <w:rPr>
-          <w:rFonts w:ascii="Cambria Math" w:hAnsi="Cambria Math" w:cs="Cambria Math"/>
-        </w:rPr>
-        <w:t>𝑄</w:t>
-      </w:r>
-      <w:r>
-        <w:rPr>
-          <w:rFonts w:cs="Times New Roman"/>
-        </w:rPr>
-        <w:t xml:space="preserve">. </w:t>
-      </w:r>
-      <w:r>
-        <w:rPr>
-          <w:rFonts w:ascii="Cambria Math" w:hAnsi="Cambria Math" w:cs="Cambria Math"/>
-        </w:rPr>
-        <w:t>𝑀𝑜𝑑𝑖𝑓𝑖𝑒𝑑</w:t>
-      </w:r>
-      <w:r>
-        <w:rPr>
-          <w:rFonts w:cs="Times New Roman"/>
-        </w:rPr>
-        <w:t xml:space="preserve"> </w:t>
-      </w:r>
-      <w:r>
-        <w:rPr>
-          <w:rFonts w:ascii="Cambria Math" w:hAnsi="Cambria Math" w:cs="Cambria Math"/>
-        </w:rPr>
-        <w:t>𝑤</w:t>
-      </w:r>
-      <w:r>
-        <w:rPr>
-          <w:rFonts w:cs="Times New Roman"/>
-        </w:rPr>
-        <w:t>ℎ</w:t>
-      </w:r>
-      <w:r>
-        <w:rPr>
-          <w:rFonts w:ascii="Cambria Math" w:hAnsi="Cambria Math" w:cs="Cambria Math"/>
-        </w:rPr>
-        <w:t>𝑎𝑙𝑒</w:t>
-      </w:r>
-      <w:r>
-        <w:rPr>
-          <w:rFonts w:cs="Times New Roman"/>
-        </w:rPr>
-        <w:t xml:space="preserve"> </w:t>
-      </w:r>
-      <w:r>
-        <w:rPr>
-          <w:rFonts w:ascii="Cambria Math" w:hAnsi="Cambria Math" w:cs="Cambria Math"/>
-        </w:rPr>
-        <w:t>𝑜𝑝𝑡𝑖𝑚𝑖𝑧𝑎𝑡𝑖𝑜𝑛</w:t>
-      </w:r>
-      <w:r>
-        <w:rPr>
-          <w:rFonts w:cs="Times New Roman"/>
-        </w:rPr>
-        <w:t xml:space="preserve"> </w:t>
-      </w:r>
-      <w:r>
-        <w:rPr>
-          <w:rFonts w:ascii="Cambria Math" w:hAnsi="Cambria Math" w:cs="Cambria Math"/>
-        </w:rPr>
-        <w:t>𝑎𝑙𝑔𝑜𝑟𝑖𝑡</w:t>
-      </w:r>
-      <w:r>
-        <w:rPr>
-          <w:rFonts w:cs="Times New Roman"/>
-        </w:rPr>
-        <w:t>ℎ</w:t>
-      </w:r>
-      <w:r>
-        <w:rPr>
-          <w:rFonts w:ascii="Cambria Math" w:hAnsi="Cambria Math" w:cs="Cambria Math"/>
-        </w:rPr>
-        <w:t>𝑚</w:t>
-      </w:r>
-      <w:r>
-        <w:rPr>
-          <w:rFonts w:cs="Times New Roman"/>
-        </w:rPr>
-        <w:t xml:space="preserve"> </w:t>
-      </w:r>
-      <w:r>
-        <w:rPr>
-          <w:rFonts w:ascii="Cambria Math" w:hAnsi="Cambria Math" w:cs="Cambria Math"/>
-        </w:rPr>
-        <w:t>𝑏𝑎𝑠𝑒𝑑</w:t>
-      </w:r>
-      <w:r>
-        <w:rPr>
-          <w:rFonts w:cs="Times New Roman"/>
-        </w:rPr>
-        <w:t xml:space="preserve"> </w:t>
-      </w:r>
-      <w:r>
-        <w:rPr>
-          <w:rFonts w:ascii="Cambria Math" w:hAnsi="Cambria Math" w:cs="Cambria Math"/>
-        </w:rPr>
-        <w:t>𝑜𝑛</w:t>
-      </w:r>
-      <w:r>
-        <w:rPr>
-          <w:rFonts w:cs="Times New Roman"/>
-        </w:rPr>
-        <w:t xml:space="preserve"> </w:t>
-      </w:r>
-      <w:r>
-        <w:rPr>
-          <w:rFonts w:ascii="Cambria Math" w:hAnsi="Cambria Math" w:cs="Cambria Math"/>
-        </w:rPr>
-        <w:t>𝑡𝑒𝑛𝑡</w:t>
-      </w:r>
-      <w:r>
-        <w:rPr>
-          <w:rFonts w:cs="Times New Roman"/>
-        </w:rPr>
-        <w:t xml:space="preserve"> </w:t>
-      </w:r>
-      <w:r>
-        <w:rPr>
-          <w:rFonts w:ascii="Cambria Math" w:hAnsi="Cambria Math" w:cs="Cambria Math"/>
-        </w:rPr>
-        <w:t>𝑐</w:t>
-      </w:r>
-      <w:r>
-        <w:rPr>
-          <w:rFonts w:cs="Times New Roman"/>
-        </w:rPr>
-        <w:t>ℎ</w:t>
-      </w:r>
-      <w:r>
-        <w:rPr>
-          <w:rFonts w:ascii="Cambria Math" w:hAnsi="Cambria Math" w:cs="Cambria Math"/>
-        </w:rPr>
-        <w:t>𝑎𝑜𝑡𝑖𝑐</w:t>
-      </w:r>
-      <w:r>
-        <w:rPr>
-          <w:rFonts w:cs="Times New Roman"/>
-        </w:rPr>
-        <w:t xml:space="preserve"> </w:t>
-      </w:r>
-      <w:r>
-        <w:rPr>
-          <w:rFonts w:ascii="Cambria Math" w:hAnsi="Cambria Math" w:cs="Cambria Math"/>
-        </w:rPr>
-        <w:t>𝑚𝑎𝑝𝑝𝑖𝑛𝑔</w:t>
-      </w:r>
-      <w:r>
-        <w:rPr>
-          <w:rFonts w:cs="Times New Roman"/>
-        </w:rPr>
-        <w:t xml:space="preserve"> </w:t>
-      </w:r>
-      <w:r>
-        <w:rPr>
-          <w:rFonts w:ascii="Cambria Math" w:hAnsi="Cambria Math" w:cs="Cambria Math"/>
-        </w:rPr>
-        <w:t>𝑎𝑛𝑑</w:t>
-      </w:r>
-      <w:r>
-        <w:rPr>
-          <w:rFonts w:cs="Times New Roman"/>
-        </w:rPr>
-        <w:t xml:space="preserve"> </w:t>
-      </w:r>
-      <w:r>
-        <w:rPr>
-          <w:rFonts w:ascii="Cambria Math" w:hAnsi="Cambria Math" w:cs="Cambria Math"/>
-        </w:rPr>
-        <w:t>𝑖𝑡𝑠</w:t>
-      </w:r>
-      <w:r>
-        <w:rPr>
-          <w:rFonts w:cs="Times New Roman"/>
-        </w:rPr>
-        <w:t xml:space="preserve"> </w:t>
-      </w:r>
-      <w:r>
-        <w:rPr>
-          <w:rFonts w:ascii="Cambria Math" w:hAnsi="Cambria Math" w:cs="Cambria Math"/>
-        </w:rPr>
-        <w:t>𝑎𝑝𝑝𝑙𝑖𝑐𝑎𝑡𝑖𝑜𝑛</w:t>
-      </w:r>
-      <w:r>
-        <w:rPr>
-          <w:rFonts w:cs="Times New Roman"/>
-        </w:rPr>
-        <w:t xml:space="preserve"> </w:t>
-      </w:r>
-      <w:r>
-        <w:rPr>
-          <w:rFonts w:ascii="Cambria Math" w:hAnsi="Cambria Math" w:cs="Cambria Math"/>
-        </w:rPr>
-        <w:t>𝑖𝑛</w:t>
-      </w:r>
-      <w:r>
-        <w:rPr>
-          <w:rFonts w:cs="Times New Roman"/>
-        </w:rPr>
-        <w:t xml:space="preserve"> </w:t>
-      </w:r>
-      <w:r>
-        <w:rPr>
-          <w:rFonts w:ascii="Cambria Math" w:hAnsi="Cambria Math" w:cs="Cambria Math"/>
-        </w:rPr>
-        <w:t>𝑠𝑡𝑟𝑢𝑐𝑡𝑢𝑟𝑎𝑙</w:t>
-      </w:r>
-      <w:r>
-        <w:rPr>
-          <w:rFonts w:cs="Times New Roman"/>
-        </w:rPr>
-        <w:t xml:space="preserve"> </w:t>
-      </w:r>
-      <w:r>
-        <w:rPr>
-          <w:rFonts w:ascii="Cambria Math" w:hAnsi="Cambria Math" w:cs="Cambria Math"/>
-        </w:rPr>
-        <w:t>𝑜𝑝𝑡𝑖𝑚𝑖𝑧𝑎𝑡𝑖𝑜𝑛</w:t>
-      </w:r>
-      <w:r>
-        <w:rPr>
-          <w:rFonts w:cs="Times New Roman"/>
-        </w:rPr>
-        <w:t xml:space="preserve"> //</w:t>
-      </w:r>
-      <w:r>
-        <w:rPr>
-          <w:rFonts w:ascii="Cambria Math" w:hAnsi="Cambria Math" w:cs="Cambria Math"/>
-        </w:rPr>
-        <w:t>𝐾𝑆𝐶𝐸</w:t>
-      </w:r>
-      <w:r>
-        <w:rPr>
-          <w:rFonts w:cs="Times New Roman"/>
-        </w:rPr>
-        <w:t xml:space="preserve"> </w:t>
-      </w:r>
-      <w:r>
-        <w:rPr>
-          <w:rFonts w:ascii="Cambria Math" w:hAnsi="Cambria Math" w:cs="Cambria Math"/>
-        </w:rPr>
-        <w:t>𝐽𝑜𝑢𝑟𝑛𝑎𝑙</w:t>
-      </w:r>
-      <w:r>
-        <w:rPr>
-          <w:rFonts w:cs="Times New Roman"/>
-        </w:rPr>
-        <w:t xml:space="preserve"> </w:t>
-      </w:r>
-      <w:r>
-        <w:rPr>
-          <w:rFonts w:ascii="Cambria Math" w:hAnsi="Cambria Math" w:cs="Cambria Math"/>
-        </w:rPr>
-        <w:t>𝑜𝑓</w:t>
-      </w:r>
-      <w:r>
-        <w:rPr>
-          <w:rFonts w:cs="Times New Roman"/>
-        </w:rPr>
-        <w:t xml:space="preserve"> </w:t>
-      </w:r>
-      <w:r>
-        <w:rPr>
-          <w:rFonts w:ascii="Cambria Math" w:hAnsi="Cambria Math" w:cs="Cambria Math"/>
-        </w:rPr>
-        <w:t>𝐶𝑖𝑣𝑖𝑙</w:t>
-      </w:r>
-      <w:r>
-        <w:rPr>
-          <w:rFonts w:cs="Times New Roman"/>
-        </w:rPr>
-        <w:t xml:space="preserve"> </w:t>
-      </w:r>
-      <w:r>
-        <w:rPr>
-          <w:rFonts w:ascii="Cambria Math" w:hAnsi="Cambria Math" w:cs="Cambria Math"/>
-        </w:rPr>
-        <w:t>𝐸𝑛𝑔𝑖𝑛𝑒𝑒𝑟𝑖𝑛𝑔</w:t>
-      </w:r>
-      <w:r>
-        <w:rPr>
-          <w:rFonts w:cs="Times New Roman"/>
-        </w:rPr>
-        <w:t xml:space="preserve">. − 2020. − Т. 24. − №. 12. − С. </w:t>
-      </w:r>
-      <w:r>
-        <w:rPr>
-          <w:rFonts w:cs="Times New Roman"/>
-        </w:rPr>
-        <w:t>3703–3713</w:t>
-      </w:r>
-      <w:r>
-        <w:rPr>
-          <w:rFonts w:cs="Times New Roman"/>
-        </w:rPr>
-        <w:t>.</w:t>
+        <w:numPr>
+          <w:ilvl w:val="0"/>
+          <w:numId w:val="20"/>
+        </w:numPr>
+        <w:spacing w:after="0" w:line="240" w:lineRule="auto"/>
+        <w:ind w:left="360"/>
+        <w:rPr>
+          <w:rFonts w:eastAsia="Times New Roman" w:cs="Times New Roman"/>
+          <w:sz w:val="24"/>
+          <w:szCs w:val="24"/>
+          <w:lang w:val="en"/>
+        </w:rPr>
+      </w:pPr>
+      <w:r>
+        <w:rPr>
+          <w:rFonts w:eastAsia="Times New Roman" w:cs="Times New Roman"/>
+          <w:sz w:val="24"/>
+          <w:szCs w:val="24"/>
+          <w:lang w:val="en"/>
+        </w:rPr>
+        <w:t xml:space="preserve">Kennedy J., Eberhart R. Particle swarm optimization //Proceedings of ICNN'95-international conference on neural networks. – </w:t>
+      </w:r>
+      <w:proofErr w:type="spellStart"/>
+      <w:r>
+        <w:rPr>
+          <w:rFonts w:eastAsia="Times New Roman" w:cs="Times New Roman"/>
+          <w:sz w:val="24"/>
+          <w:szCs w:val="24"/>
+          <w:lang w:val="en"/>
+        </w:rPr>
+        <w:t>ieee</w:t>
+      </w:r>
+      <w:proofErr w:type="spellEnd"/>
+      <w:r>
+        <w:rPr>
+          <w:rFonts w:eastAsia="Times New Roman" w:cs="Times New Roman"/>
+          <w:sz w:val="24"/>
+          <w:szCs w:val="24"/>
+          <w:lang w:val="en"/>
+        </w:rPr>
+        <w:t>, 1995. – Т. 4. – С. 1942-1948.</w:t>
       </w:r>
     </w:p>
     <w:p>
       <w:pPr>
-        <w:ind w:firstLine="0"/>
-        <w:rPr>
-          <w:rFonts w:cs="Times New Roman"/>
-          <w:lang w:val="en-US"/>
-        </w:rPr>
-      </w:pPr>
-      <w:r>
-        <w:rPr>
-          <w:rFonts w:cs="Times New Roman"/>
-        </w:rPr>
-        <w:t xml:space="preserve">9. </w:t>
-      </w:r>
-      <w:r>
-        <w:rPr>
-          <w:rFonts w:ascii="Cambria Math" w:hAnsi="Cambria Math" w:cs="Cambria Math"/>
-        </w:rPr>
-        <w:t>𝑆</w:t>
-      </w:r>
-      <w:r>
-        <w:rPr>
-          <w:rFonts w:cs="Times New Roman"/>
-        </w:rPr>
-        <w:t>ℎ</w:t>
-      </w:r>
-      <w:r>
-        <w:rPr>
-          <w:rFonts w:ascii="Cambria Math" w:hAnsi="Cambria Math" w:cs="Cambria Math"/>
-        </w:rPr>
-        <w:t>𝑎𝑛</w:t>
-      </w:r>
-      <w:r>
-        <w:rPr>
-          <w:rFonts w:cs="Times New Roman"/>
+        <w:numPr>
+          <w:ilvl w:val="0"/>
+          <w:numId w:val="20"/>
+        </w:numPr>
+        <w:spacing w:after="0" w:line="240" w:lineRule="auto"/>
+        <w:ind w:left="360"/>
+        <w:rPr>
+          <w:rFonts w:eastAsia="Times New Roman" w:cs="Times New Roman"/>
+          <w:sz w:val="24"/>
+          <w:szCs w:val="24"/>
+          <w:lang w:val="en"/>
+        </w:rPr>
+      </w:pPr>
+      <w:r>
+        <w:rPr>
+          <w:rFonts w:eastAsia="Times New Roman" w:cs="Times New Roman"/>
+          <w:sz w:val="24"/>
+          <w:szCs w:val="24"/>
+          <w:lang w:val="en"/>
+        </w:rPr>
+        <w:t xml:space="preserve">Pedersen M. E. H., Chipperfield A. J. Simplifying particle swarm </w:t>
+      </w:r>
+      <w:proofErr w:type="gramStart"/>
+      <w:r>
+        <w:rPr>
+          <w:rFonts w:eastAsia="Times New Roman" w:cs="Times New Roman"/>
+          <w:sz w:val="24"/>
+          <w:szCs w:val="24"/>
+          <w:lang w:val="en"/>
+        </w:rPr>
+        <w:t>optimization //</w:t>
+      </w:r>
+      <w:proofErr w:type="gramEnd"/>
+      <w:r>
+        <w:rPr>
+          <w:rFonts w:eastAsia="Times New Roman" w:cs="Times New Roman"/>
+          <w:sz w:val="24"/>
+          <w:szCs w:val="24"/>
+          <w:lang w:val="en"/>
+        </w:rPr>
+        <w:t xml:space="preserve">Applied Soft Computing. – 2010. – Т. 10. – №. 2. – С. </w:t>
+      </w:r>
+      <w:proofErr w:type="gramStart"/>
+      <w:r>
+        <w:rPr>
+          <w:rFonts w:eastAsia="Times New Roman" w:cs="Times New Roman"/>
+          <w:sz w:val="24"/>
+          <w:szCs w:val="24"/>
+          <w:lang w:val="en"/>
+        </w:rPr>
+        <w:t>618-628</w:t>
+      </w:r>
+      <w:proofErr w:type="gramEnd"/>
+      <w:r>
+        <w:rPr>
+          <w:rFonts w:eastAsia="Times New Roman" w:cs="Times New Roman"/>
+          <w:sz w:val="24"/>
+          <w:szCs w:val="24"/>
+          <w:lang w:val="en"/>
+        </w:rPr>
+        <w:t>.</w:t>
+      </w:r>
+    </w:p>
+    <w:p>
+      <w:pPr>
+        <w:numPr>
+          <w:ilvl w:val="0"/>
+          <w:numId w:val="20"/>
+        </w:numPr>
+        <w:spacing w:after="0" w:line="240" w:lineRule="auto"/>
+        <w:ind w:left="360"/>
+        <w:rPr>
+          <w:rFonts w:eastAsia="Times New Roman" w:cs="Times New Roman"/>
+          <w:sz w:val="24"/>
+          <w:szCs w:val="24"/>
+          <w:lang w:val="en"/>
+        </w:rPr>
+      </w:pPr>
+      <w:r>
+        <w:rPr>
+          <w:rFonts w:eastAsia="Times New Roman" w:cs="Times New Roman"/>
+          <w:sz w:val="24"/>
+          <w:szCs w:val="24"/>
+          <w:lang w:val="en"/>
+        </w:rPr>
+        <w:t xml:space="preserve">Pedersen M. E. H. Tuning &amp; simplifying </w:t>
+      </w:r>
+      <w:proofErr w:type="spellStart"/>
+      <w:r>
+        <w:rPr>
+          <w:rFonts w:eastAsia="Times New Roman" w:cs="Times New Roman"/>
+          <w:sz w:val="24"/>
+          <w:szCs w:val="24"/>
+          <w:lang w:val="en"/>
+        </w:rPr>
+        <w:t>heuristical</w:t>
+      </w:r>
+      <w:proofErr w:type="spellEnd"/>
+      <w:r>
+        <w:rPr>
+          <w:rFonts w:eastAsia="Times New Roman" w:cs="Times New Roman"/>
+          <w:sz w:val="24"/>
+          <w:szCs w:val="24"/>
+          <w:lang w:val="en"/>
         </w:rPr>
         <w:t xml:space="preserve"> </w:t>
       </w:r>
-      <w:r>
-        <w:rPr>
-          <w:rFonts w:ascii="Cambria Math" w:hAnsi="Cambria Math" w:cs="Cambria Math"/>
-        </w:rPr>
-        <w:t>𝐿</w:t>
-      </w:r>
-      <w:r>
-        <w:rPr>
-          <w:rFonts w:cs="Times New Roman"/>
-        </w:rPr>
-        <w:t xml:space="preserve">. </w:t>
-      </w:r>
-      <w:r>
-        <w:rPr>
-          <w:rFonts w:ascii="Cambria Math" w:hAnsi="Cambria Math" w:cs="Cambria Math"/>
-        </w:rPr>
-        <w:t>𝑒𝑡</w:t>
-      </w:r>
-      <w:r>
-        <w:rPr>
-          <w:rFonts w:cs="Times New Roman"/>
+      <w:proofErr w:type="gramStart"/>
+      <w:r>
+        <w:rPr>
+          <w:rFonts w:eastAsia="Times New Roman" w:cs="Times New Roman"/>
+          <w:sz w:val="24"/>
+          <w:szCs w:val="24"/>
+          <w:lang w:val="en"/>
+        </w:rPr>
+        <w:t>optimization :</w:t>
+      </w:r>
+      <w:proofErr w:type="gramEnd"/>
+      <w:r>
+        <w:rPr>
+          <w:rFonts w:eastAsia="Times New Roman" w:cs="Times New Roman"/>
+          <w:sz w:val="24"/>
+          <w:szCs w:val="24"/>
+          <w:lang w:val="en"/>
         </w:rPr>
         <w:t xml:space="preserve"> </w:t>
       </w:r>
-      <w:r>
-        <w:rPr>
-          <w:rFonts w:ascii="Cambria Math" w:hAnsi="Cambria Math" w:cs="Cambria Math"/>
-        </w:rPr>
-        <w:t>𝑎𝑙</w:t>
-      </w:r>
-      <w:r>
-        <w:rPr>
-          <w:rFonts w:cs="Times New Roman"/>
-        </w:rPr>
-        <w:t xml:space="preserve">. </w:t>
-      </w:r>
-      <w:r>
-        <w:rPr>
-          <w:rFonts w:ascii="Cambria Math" w:hAnsi="Cambria Math" w:cs="Cambria Math"/>
-        </w:rPr>
-        <w:t>𝐶</w:t>
-      </w:r>
-      <w:r>
-        <w:rPr>
-          <w:rFonts w:cs="Times New Roman"/>
-        </w:rPr>
-        <w:t>ℎ</w:t>
-      </w:r>
-      <w:r>
-        <w:rPr>
-          <w:rFonts w:ascii="Cambria Math" w:hAnsi="Cambria Math" w:cs="Cambria Math"/>
-        </w:rPr>
-        <w:t>𝑎𝑜𝑡𝑖𝑐</w:t>
-      </w:r>
-      <w:r>
-        <w:rPr>
-          <w:rFonts w:cs="Times New Roman"/>
-        </w:rPr>
-        <w:t xml:space="preserve"> </w:t>
-      </w:r>
-      <w:r>
-        <w:rPr>
-          <w:rFonts w:ascii="Cambria Math" w:hAnsi="Cambria Math" w:cs="Cambria Math"/>
-        </w:rPr>
-        <w:t>𝑜𝑝𝑡𝑖𝑚𝑖𝑧𝑎𝑡𝑖𝑜𝑛</w:t>
-      </w:r>
-      <w:r>
-        <w:rPr>
-          <w:rFonts w:cs="Times New Roman"/>
-        </w:rPr>
-        <w:t xml:space="preserve"> </w:t>
-      </w:r>
-      <w:r>
-        <w:rPr>
-          <w:rFonts w:ascii="Cambria Math" w:hAnsi="Cambria Math" w:cs="Cambria Math"/>
-        </w:rPr>
-        <w:t>𝑎𝑙𝑔𝑜𝑟𝑖𝑡</w:t>
-      </w:r>
-      <w:r>
-        <w:rPr>
-          <w:rFonts w:cs="Times New Roman"/>
-        </w:rPr>
-        <w:t>ℎ</w:t>
-      </w:r>
-      <w:r>
-        <w:rPr>
-          <w:rFonts w:ascii="Cambria Math" w:hAnsi="Cambria Math" w:cs="Cambria Math"/>
-        </w:rPr>
-        <w:t>𝑚</w:t>
-      </w:r>
-      <w:r>
-        <w:rPr>
-          <w:rFonts w:cs="Times New Roman"/>
-        </w:rPr>
-        <w:t xml:space="preserve"> </w:t>
-      </w:r>
-      <w:r>
-        <w:rPr>
-          <w:rFonts w:ascii="Cambria Math" w:hAnsi="Cambria Math" w:cs="Cambria Math"/>
-        </w:rPr>
-        <w:t>𝑏𝑎𝑠𝑒𝑑</w:t>
-      </w:r>
-      <w:r>
-        <w:rPr>
-          <w:rFonts w:cs="Times New Roman"/>
-        </w:rPr>
-        <w:t xml:space="preserve"> </w:t>
-      </w:r>
-      <w:r>
-        <w:rPr>
-          <w:rFonts w:ascii="Cambria Math" w:hAnsi="Cambria Math" w:cs="Cambria Math"/>
-        </w:rPr>
-        <w:t>𝑜𝑛</w:t>
-      </w:r>
-      <w:r>
-        <w:rPr>
-          <w:rFonts w:cs="Times New Roman"/>
-        </w:rPr>
-        <w:t xml:space="preserve"> </w:t>
-      </w:r>
-      <w:r>
-        <w:rPr>
-          <w:rFonts w:ascii="Cambria Math" w:hAnsi="Cambria Math" w:cs="Cambria Math"/>
-        </w:rPr>
-        <w:t>𝑇𝑒𝑛𝑡</w:t>
-      </w:r>
-      <w:r>
-        <w:rPr>
-          <w:rFonts w:cs="Times New Roman"/>
-        </w:rPr>
-        <w:t xml:space="preserve"> </w:t>
-      </w:r>
-      <w:r>
-        <w:rPr>
-          <w:rFonts w:ascii="Cambria Math" w:hAnsi="Cambria Math" w:cs="Cambria Math"/>
-        </w:rPr>
-        <w:t>𝑚𝑎𝑝</w:t>
-      </w:r>
-      <w:r>
-        <w:rPr>
-          <w:rFonts w:cs="Times New Roman"/>
-        </w:rPr>
-        <w:t xml:space="preserve"> //</w:t>
-      </w:r>
-      <w:r>
-        <w:rPr>
-          <w:rFonts w:ascii="Cambria Math" w:hAnsi="Cambria Math" w:cs="Cambria Math"/>
-        </w:rPr>
-        <w:t>𝐶𝑜𝑛𝑡𝑟𝑜𝑙</w:t>
-      </w:r>
-      <w:r>
-        <w:rPr>
-          <w:rFonts w:cs="Times New Roman"/>
-        </w:rPr>
-        <w:t xml:space="preserve"> </w:t>
-      </w:r>
-      <w:r>
-        <w:rPr>
-          <w:rFonts w:ascii="Cambria Math" w:hAnsi="Cambria Math" w:cs="Cambria Math"/>
-        </w:rPr>
-        <w:t>𝑎𝑛𝑑</w:t>
-      </w:r>
-      <w:r>
-        <w:rPr>
-          <w:rFonts w:cs="Times New Roman"/>
-        </w:rPr>
-        <w:t xml:space="preserve"> </w:t>
-      </w:r>
-      <w:r>
-        <w:rPr>
-          <w:rFonts w:ascii="Cambria Math" w:hAnsi="Cambria Math" w:cs="Cambria Math"/>
-        </w:rPr>
-        <w:t>𝐷𝑒𝑐𝑖𝑠𝑖𝑜𝑛</w:t>
-      </w:r>
-      <w:r>
-        <w:rPr>
-          <w:rFonts w:cs="Times New Roman"/>
-        </w:rPr>
-        <w:t xml:space="preserve">. − 2005. − Т. 20. − №. 2. − С. </w:t>
-      </w:r>
-      <w:r>
-        <w:rPr>
-          <w:rFonts w:cs="Times New Roman"/>
-        </w:rPr>
-        <w:t>179–182</w:t>
-      </w:r>
-      <w:r>
-        <w:rPr>
-          <w:rFonts w:cs="Times New Roman"/>
+      <w:proofErr w:type="spellStart"/>
+      <w:r>
+        <w:rPr>
+          <w:rFonts w:eastAsia="Times New Roman" w:cs="Times New Roman"/>
+          <w:sz w:val="24"/>
+          <w:szCs w:val="24"/>
+          <w:lang w:val="en"/>
+        </w:rPr>
+        <w:t>дис</w:t>
+      </w:r>
+      <w:proofErr w:type="spellEnd"/>
+      <w:r>
+        <w:rPr>
+          <w:rFonts w:eastAsia="Times New Roman" w:cs="Times New Roman"/>
+          <w:sz w:val="24"/>
+          <w:szCs w:val="24"/>
+          <w:lang w:val="en"/>
+        </w:rPr>
+        <w:t>. – University of Southampton, 2010.</w:t>
+      </w:r>
+    </w:p>
+    <w:p>
+      <w:pPr>
+        <w:numPr>
+          <w:ilvl w:val="0"/>
+          <w:numId w:val="20"/>
+        </w:numPr>
+        <w:spacing w:after="0" w:line="240" w:lineRule="auto"/>
+        <w:ind w:left="360"/>
+        <w:rPr>
+          <w:rFonts w:eastAsia="Times New Roman" w:cs="Times New Roman"/>
+          <w:sz w:val="24"/>
+          <w:szCs w:val="24"/>
+          <w:lang w:val="en"/>
+        </w:rPr>
+      </w:pPr>
+      <w:r>
+        <w:rPr>
+          <w:rFonts w:eastAsia="Times New Roman" w:cs="Times New Roman"/>
+          <w:sz w:val="24"/>
+          <w:szCs w:val="24"/>
+          <w:lang w:val="en"/>
+        </w:rPr>
+        <w:t xml:space="preserve">Chopra N., Ansari M. M. Golden jackal optimization: A </w:t>
+      </w:r>
+      <w:proofErr w:type="gramStart"/>
+      <w:r>
+        <w:rPr>
+          <w:rFonts w:eastAsia="Times New Roman" w:cs="Times New Roman"/>
+          <w:sz w:val="24"/>
+          <w:szCs w:val="24"/>
+          <w:lang w:val="en"/>
+        </w:rPr>
+        <w:t>novel nature-inspired</w:t>
+      </w:r>
+      <w:proofErr w:type="gramEnd"/>
+      <w:r>
+        <w:rPr>
+          <w:rFonts w:eastAsia="Times New Roman" w:cs="Times New Roman"/>
+          <w:sz w:val="24"/>
+          <w:szCs w:val="24"/>
+          <w:lang w:val="en"/>
+        </w:rPr>
+        <w:t xml:space="preserve"> optimizer for engineering </w:t>
+      </w:r>
+      <w:proofErr w:type="gramStart"/>
+      <w:r>
+        <w:rPr>
+          <w:rFonts w:eastAsia="Times New Roman" w:cs="Times New Roman"/>
+          <w:sz w:val="24"/>
+          <w:szCs w:val="24"/>
+          <w:lang w:val="en"/>
+        </w:rPr>
+        <w:t>applications //</w:t>
+      </w:r>
+      <w:proofErr w:type="gramEnd"/>
+      <w:r>
+        <w:rPr>
+          <w:rFonts w:eastAsia="Times New Roman" w:cs="Times New Roman"/>
+          <w:sz w:val="24"/>
+          <w:szCs w:val="24"/>
+          <w:lang w:val="en"/>
+        </w:rPr>
+        <w:t>Expert Systems with Applications. – 2022. – Т. 198. – С. 116924.</w:t>
+      </w:r>
+    </w:p>
+    <w:p>
+      <w:pPr>
+        <w:numPr>
+          <w:ilvl w:val="0"/>
+          <w:numId w:val="20"/>
+        </w:numPr>
+        <w:spacing w:after="0" w:line="240" w:lineRule="auto"/>
+        <w:ind w:left="360"/>
+        <w:rPr>
+          <w:rFonts w:eastAsia="Times New Roman" w:cs="Times New Roman"/>
+          <w:sz w:val="24"/>
+          <w:szCs w:val="24"/>
+          <w:lang w:val="en"/>
+        </w:rPr>
+      </w:pPr>
+      <w:r>
+        <w:rPr>
+          <w:rFonts w:eastAsia="Times New Roman" w:cs="Times New Roman"/>
+          <w:sz w:val="24"/>
+          <w:szCs w:val="24"/>
+          <w:lang w:val="en"/>
+        </w:rPr>
+        <w:t xml:space="preserve">Lou T. et al. Multi-UAV collaborative trajectory planning for 3D terrain based on CS-GJO </w:t>
+      </w:r>
+      <w:proofErr w:type="gramStart"/>
+      <w:r>
+        <w:rPr>
+          <w:rFonts w:eastAsia="Times New Roman" w:cs="Times New Roman"/>
+          <w:sz w:val="24"/>
+          <w:szCs w:val="24"/>
+          <w:lang w:val="en"/>
+        </w:rPr>
+        <w:t>algorithm //</w:t>
+      </w:r>
+      <w:proofErr w:type="gramEnd"/>
+      <w:r>
+        <w:rPr>
+          <w:rFonts w:eastAsia="Times New Roman" w:cs="Times New Roman"/>
+          <w:sz w:val="24"/>
+          <w:szCs w:val="24"/>
+          <w:lang w:val="en"/>
+        </w:rPr>
+        <w:t xml:space="preserve">Complex System Modeling and Simulation. – 2024. – Т. 4. – №. 3. – С. </w:t>
+      </w:r>
+      <w:proofErr w:type="gramStart"/>
+      <w:r>
+        <w:rPr>
+          <w:rFonts w:eastAsia="Times New Roman" w:cs="Times New Roman"/>
+          <w:sz w:val="24"/>
+          <w:szCs w:val="24"/>
+          <w:lang w:val="en"/>
+        </w:rPr>
+        <w:t>274-291</w:t>
+      </w:r>
+      <w:proofErr w:type="gramEnd"/>
+      <w:r>
+        <w:rPr>
+          <w:rFonts w:eastAsia="Times New Roman" w:cs="Times New Roman"/>
+          <w:sz w:val="24"/>
+          <w:szCs w:val="24"/>
+          <w:lang w:val="en"/>
         </w:rPr>
         <w:t>.</w:t>
       </w:r>
-      <w:bookmarkEnd w:id="23"/>
+    </w:p>
+    <w:p>
+      <w:pPr>
+        <w:numPr>
+          <w:ilvl w:val="0"/>
+          <w:numId w:val="20"/>
+        </w:numPr>
+        <w:spacing w:after="0" w:line="240" w:lineRule="auto"/>
+        <w:ind w:left="360"/>
+        <w:rPr>
+          <w:rFonts w:eastAsia="Times New Roman" w:cs="Times New Roman"/>
+          <w:sz w:val="24"/>
+          <w:szCs w:val="24"/>
+          <w:lang w:val="en"/>
+        </w:rPr>
+      </w:pPr>
+      <w:r>
+        <w:rPr>
+          <w:rFonts w:eastAsia="Times New Roman" w:cs="Times New Roman"/>
+          <w:sz w:val="24"/>
+          <w:szCs w:val="24"/>
+          <w:lang w:val="en"/>
+        </w:rPr>
+        <w:t xml:space="preserve">Pavlyukevich I. Lévy flights, non-local search and simulated </w:t>
+      </w:r>
+      <w:proofErr w:type="gramStart"/>
+      <w:r>
+        <w:rPr>
+          <w:rFonts w:eastAsia="Times New Roman" w:cs="Times New Roman"/>
+          <w:sz w:val="24"/>
+          <w:szCs w:val="24"/>
+          <w:lang w:val="en"/>
+        </w:rPr>
+        <w:t>annealing //</w:t>
+      </w:r>
+      <w:proofErr w:type="gramEnd"/>
+      <w:r>
+        <w:rPr>
+          <w:rFonts w:eastAsia="Times New Roman" w:cs="Times New Roman"/>
+          <w:sz w:val="24"/>
+          <w:szCs w:val="24"/>
+          <w:lang w:val="en"/>
+        </w:rPr>
+        <w:t xml:space="preserve">journal of computational physics. – 2007. – Т. 226. – №. 2. – С. </w:t>
+      </w:r>
+      <w:proofErr w:type="gramStart"/>
+      <w:r>
+        <w:rPr>
+          <w:rFonts w:eastAsia="Times New Roman" w:cs="Times New Roman"/>
+          <w:sz w:val="24"/>
+          <w:szCs w:val="24"/>
+          <w:lang w:val="en"/>
+        </w:rPr>
+        <w:t>1830-1844</w:t>
+      </w:r>
+      <w:proofErr w:type="gramEnd"/>
+      <w:r>
+        <w:rPr>
+          <w:rFonts w:eastAsia="Times New Roman" w:cs="Times New Roman"/>
+          <w:sz w:val="24"/>
+          <w:szCs w:val="24"/>
+          <w:lang w:val="en"/>
+        </w:rPr>
+        <w:t>.</w:t>
+      </w:r>
+    </w:p>
+    <w:p>
+      <w:pPr>
+        <w:numPr>
+          <w:ilvl w:val="0"/>
+          <w:numId w:val="20"/>
+        </w:numPr>
+        <w:spacing w:after="0" w:line="240" w:lineRule="auto"/>
+        <w:ind w:left="360"/>
+        <w:rPr>
+          <w:rFonts w:eastAsia="Times New Roman" w:cs="Times New Roman"/>
+          <w:sz w:val="24"/>
+          <w:szCs w:val="24"/>
+          <w:lang w:val="en"/>
+        </w:rPr>
+      </w:pPr>
+      <w:r>
+        <w:rPr>
+          <w:rFonts w:eastAsia="Times New Roman" w:cs="Times New Roman"/>
+          <w:sz w:val="24"/>
+          <w:szCs w:val="24"/>
+          <w:lang w:val="en"/>
+        </w:rPr>
+        <w:t xml:space="preserve">Li Y., Han M., Guo Q. Modified whale optimization algorithm based on tent chaotic mapping and its application in structural optimization //KSCE Journal of Civil Engineering. – 2020. – Т. 24. – №. 12. – С. </w:t>
+      </w:r>
+      <w:proofErr w:type="gramStart"/>
+      <w:r>
+        <w:rPr>
+          <w:rFonts w:eastAsia="Times New Roman" w:cs="Times New Roman"/>
+          <w:sz w:val="24"/>
+          <w:szCs w:val="24"/>
+          <w:lang w:val="en"/>
+        </w:rPr>
+        <w:t>3703-3713</w:t>
+      </w:r>
+      <w:proofErr w:type="gramEnd"/>
+    </w:p>
+    <w:p>
+      <w:pPr>
+        <w:numPr>
+          <w:ilvl w:val="0"/>
+          <w:numId w:val="20"/>
+        </w:numPr>
+        <w:spacing w:after="0" w:line="240" w:lineRule="auto"/>
+        <w:ind w:left="360"/>
+        <w:rPr>
+          <w:rFonts w:eastAsia="Times New Roman" w:cs="Times New Roman"/>
+          <w:sz w:val="24"/>
+          <w:szCs w:val="24"/>
+          <w:lang w:val="en"/>
+        </w:rPr>
+      </w:pPr>
+      <w:r>
+        <w:rPr>
+          <w:rFonts w:eastAsia="Times New Roman" w:cs="Times New Roman"/>
+          <w:sz w:val="24"/>
+          <w:szCs w:val="24"/>
+          <w:lang w:val="en"/>
+        </w:rPr>
+        <w:t>Shan L. et al. Chaotic optimization algorithm based on Tent map //Control and Decision. – 2005. – Т. 20. – №. 2. – С. 179-</w:t>
+      </w:r>
+      <w:proofErr w:type="gramStart"/>
+      <w:r>
+        <w:rPr>
+          <w:rFonts w:eastAsia="Times New Roman" w:cs="Times New Roman"/>
+          <w:sz w:val="24"/>
+          <w:szCs w:val="24"/>
+          <w:lang w:val="en"/>
+        </w:rPr>
+        <w:t>182..</w:t>
+      </w:r>
+      <w:proofErr w:type="gramEnd"/>
     </w:p>
     <w:sectPr>
       <w:pgSz w:w="11906" w:h="16838"/>
@@ -27794,6 +24680,92 @@
     </w:lvl>
   </w:abstractNum>
   <w:abstractNum w:abstractNumId="5" w15:restartNumberingAfterBreak="0">
+    <w:nsid w:val="257948A8"/>
+    <w:multiLevelType w:val="hybridMultilevel"/>
+    <w:tmpl w:val="2064E9AA"/>
+    <w:lvl w:ilvl="0" w:tplc="0409000F">
+      <w:start w:val="1"/>
+      <w:numFmt w:val="decimal"/>
+      <w:lvlText w:val="%1."/>
+      <w:lvlJc w:val="left"/>
+      <w:pPr>
+        <w:ind w:left="720" w:hanging="360"/>
+      </w:pPr>
+    </w:lvl>
+    <w:lvl w:ilvl="1" w:tplc="04090019" w:tentative="1">
+      <w:start w:val="1"/>
+      <w:numFmt w:val="lowerLetter"/>
+      <w:lvlText w:val="%2."/>
+      <w:lvlJc w:val="left"/>
+      <w:pPr>
+        <w:ind w:left="1440" w:hanging="360"/>
+      </w:pPr>
+    </w:lvl>
+    <w:lvl w:ilvl="2" w:tplc="0409001B" w:tentative="1">
+      <w:start w:val="1"/>
+      <w:numFmt w:val="lowerRoman"/>
+      <w:lvlText w:val="%3."/>
+      <w:lvlJc w:val="right"/>
+      <w:pPr>
+        <w:ind w:left="2160" w:hanging="180"/>
+      </w:pPr>
+    </w:lvl>
+    <w:lvl w:ilvl="3" w:tplc="0409000F" w:tentative="1">
+      <w:start w:val="1"/>
+      <w:numFmt w:val="decimal"/>
+      <w:lvlText w:val="%4."/>
+      <w:lvlJc w:val="left"/>
+      <w:pPr>
+        <w:ind w:left="2880" w:hanging="360"/>
+      </w:pPr>
+    </w:lvl>
+    <w:lvl w:ilvl="4" w:tplc="04090019" w:tentative="1">
+      <w:start w:val="1"/>
+      <w:numFmt w:val="lowerLetter"/>
+      <w:lvlText w:val="%5."/>
+      <w:lvlJc w:val="left"/>
+      <w:pPr>
+        <w:ind w:left="3600" w:hanging="360"/>
+      </w:pPr>
+    </w:lvl>
+    <w:lvl w:ilvl="5" w:tplc="0409001B" w:tentative="1">
+      <w:start w:val="1"/>
+      <w:numFmt w:val="lowerRoman"/>
+      <w:lvlText w:val="%6."/>
+      <w:lvlJc w:val="right"/>
+      <w:pPr>
+        <w:ind w:left="4320" w:hanging="180"/>
+      </w:pPr>
+    </w:lvl>
+    <w:lvl w:ilvl="6" w:tplc="0409000F" w:tentative="1">
+      <w:start w:val="1"/>
+      <w:numFmt w:val="decimal"/>
+      <w:lvlText w:val="%7."/>
+      <w:lvlJc w:val="left"/>
+      <w:pPr>
+        <w:ind w:left="5040" w:hanging="360"/>
+      </w:pPr>
+    </w:lvl>
+    <w:lvl w:ilvl="7" w:tplc="04090019" w:tentative="1">
+      <w:start w:val="1"/>
+      <w:numFmt w:val="lowerLetter"/>
+      <w:lvlText w:val="%8."/>
+      <w:lvlJc w:val="left"/>
+      <w:pPr>
+        <w:ind w:left="5760" w:hanging="360"/>
+      </w:pPr>
+    </w:lvl>
+    <w:lvl w:ilvl="8" w:tplc="0409001B" w:tentative="1">
+      <w:start w:val="1"/>
+      <w:numFmt w:val="lowerRoman"/>
+      <w:lvlText w:val="%9."/>
+      <w:lvlJc w:val="right"/>
+      <w:pPr>
+        <w:ind w:left="6480" w:hanging="180"/>
+      </w:pPr>
+    </w:lvl>
+  </w:abstractNum>
+  <w:abstractNum w:abstractNumId="6" w15:restartNumberingAfterBreak="0">
     <w:nsid w:val="2E5D6BD8"/>
     <w:multiLevelType w:val="multilevel"/>
     <w:tmpl w:val="2168EF5C"/>
@@ -27942,7 +24914,7 @@
       </w:rPr>
     </w:lvl>
   </w:abstractNum>
-  <w:abstractNum w:abstractNumId="6" w15:restartNumberingAfterBreak="0">
+  <w:abstractNum w:abstractNumId="7" w15:restartNumberingAfterBreak="0">
     <w:nsid w:val="395826FE"/>
     <w:multiLevelType w:val="hybridMultilevel"/>
     <w:tmpl w:val="4BB4CCCA"/>
@@ -28028,7 +25000,7 @@
       </w:pPr>
     </w:lvl>
   </w:abstractNum>
-  <w:abstractNum w:abstractNumId="7" w15:restartNumberingAfterBreak="0">
+  <w:abstractNum w:abstractNumId="8" w15:restartNumberingAfterBreak="0">
     <w:nsid w:val="3CE55B9D"/>
     <w:multiLevelType w:val="hybridMultilevel"/>
     <w:tmpl w:val="CD74591E"/>
@@ -28114,7 +25086,7 @@
       </w:pPr>
     </w:lvl>
   </w:abstractNum>
-  <w:abstractNum w:abstractNumId="8" w15:restartNumberingAfterBreak="0">
+  <w:abstractNum w:abstractNumId="9" w15:restartNumberingAfterBreak="0">
     <w:nsid w:val="3F62471B"/>
     <w:multiLevelType w:val="hybridMultilevel"/>
     <w:tmpl w:val="47DC3602"/>
@@ -28227,7 +25199,7 @@
       </w:rPr>
     </w:lvl>
   </w:abstractNum>
-  <w:abstractNum w:abstractNumId="9" w15:restartNumberingAfterBreak="0">
+  <w:abstractNum w:abstractNumId="10" w15:restartNumberingAfterBreak="0">
     <w:nsid w:val="432475EE"/>
     <w:multiLevelType w:val="multilevel"/>
     <w:tmpl w:val="1A28F0A6"/>
@@ -28376,7 +25348,7 @@
       </w:rPr>
     </w:lvl>
   </w:abstractNum>
-  <w:abstractNum w:abstractNumId="10" w15:restartNumberingAfterBreak="0">
+  <w:abstractNum w:abstractNumId="11" w15:restartNumberingAfterBreak="0">
     <w:nsid w:val="43664F6C"/>
     <w:multiLevelType w:val="hybridMultilevel"/>
     <w:tmpl w:val="3D9CD950"/>
@@ -28465,7 +25437,7 @@
       </w:pPr>
     </w:lvl>
   </w:abstractNum>
-  <w:abstractNum w:abstractNumId="11" w15:restartNumberingAfterBreak="0">
+  <w:abstractNum w:abstractNumId="12" w15:restartNumberingAfterBreak="0">
     <w:nsid w:val="55821D0F"/>
     <w:multiLevelType w:val="hybridMultilevel"/>
     <w:tmpl w:val="FD4A87B2"/>
@@ -28554,7 +25526,7 @@
       </w:pPr>
     </w:lvl>
   </w:abstractNum>
-  <w:abstractNum w:abstractNumId="12" w15:restartNumberingAfterBreak="0">
+  <w:abstractNum w:abstractNumId="13" w15:restartNumberingAfterBreak="0">
     <w:nsid w:val="5C0AE705"/>
     <w:multiLevelType w:val="singleLevel"/>
     <w:tmpl w:val="5C0AE705"/>
@@ -28574,7 +25546,7 @@
       </w:rPr>
     </w:lvl>
   </w:abstractNum>
-  <w:abstractNum w:abstractNumId="13" w15:restartNumberingAfterBreak="0">
+  <w:abstractNum w:abstractNumId="14" w15:restartNumberingAfterBreak="0">
     <w:nsid w:val="5E2322E9"/>
     <w:multiLevelType w:val="multilevel"/>
     <w:tmpl w:val="F36628F8"/>
@@ -28723,7 +25695,7 @@
       </w:rPr>
     </w:lvl>
   </w:abstractNum>
-  <w:abstractNum w:abstractNumId="14" w15:restartNumberingAfterBreak="0">
+  <w:abstractNum w:abstractNumId="15" w15:restartNumberingAfterBreak="0">
     <w:nsid w:val="64F00669"/>
     <w:multiLevelType w:val="hybridMultilevel"/>
     <w:tmpl w:val="13F60226"/>
@@ -28809,7 +25781,7 @@
       </w:pPr>
     </w:lvl>
   </w:abstractNum>
-  <w:abstractNum w:abstractNumId="15" w15:restartNumberingAfterBreak="0">
+  <w:abstractNum w:abstractNumId="16" w15:restartNumberingAfterBreak="0">
     <w:nsid w:val="68C17D74"/>
     <w:multiLevelType w:val="hybridMultilevel"/>
     <w:tmpl w:val="232A67A0"/>
@@ -28922,7 +25894,7 @@
       </w:rPr>
     </w:lvl>
   </w:abstractNum>
-  <w:abstractNum w:abstractNumId="16" w15:restartNumberingAfterBreak="0">
+  <w:abstractNum w:abstractNumId="17" w15:restartNumberingAfterBreak="0">
     <w:nsid w:val="6FE9B89E"/>
     <w:multiLevelType w:val="singleLevel"/>
     <w:tmpl w:val="6FE9B89E"/>
@@ -28934,7 +25906,7 @@
       <w:lvlJc w:val="left"/>
     </w:lvl>
   </w:abstractNum>
-  <w:abstractNum w:abstractNumId="17" w15:restartNumberingAfterBreak="0">
+  <w:abstractNum w:abstractNumId="18" w15:restartNumberingAfterBreak="0">
     <w:nsid w:val="76BD0354"/>
     <w:multiLevelType w:val="multilevel"/>
     <w:tmpl w:val="A15CCB4A"/>
@@ -29083,7 +26055,7 @@
       </w:rPr>
     </w:lvl>
   </w:abstractNum>
-  <w:abstractNum w:abstractNumId="18" w15:restartNumberingAfterBreak="0">
+  <w:abstractNum w:abstractNumId="19" w15:restartNumberingAfterBreak="0">
     <w:nsid w:val="781B7ADC"/>
     <w:multiLevelType w:val="multilevel"/>
     <w:tmpl w:val="149E5900"/>
@@ -29233,43 +26205,43 @@
     </w:lvl>
   </w:abstractNum>
   <w:num w:numId="1" w16cid:durableId="1279878260">
-    <w:abstractNumId w:val="12"/>
+    <w:abstractNumId w:val="13"/>
   </w:num>
   <w:num w:numId="2" w16cid:durableId="1871262008">
     <w:abstractNumId w:val="0"/>
   </w:num>
   <w:num w:numId="3" w16cid:durableId="947734596">
-    <w:abstractNumId w:val="16"/>
+    <w:abstractNumId w:val="17"/>
   </w:num>
   <w:num w:numId="4" w16cid:durableId="40330051">
     <w:abstractNumId w:val="1"/>
   </w:num>
   <w:num w:numId="5" w16cid:durableId="653679488">
-    <w:abstractNumId w:val="10"/>
+    <w:abstractNumId w:val="11"/>
   </w:num>
   <w:num w:numId="6" w16cid:durableId="588272658">
-    <w:abstractNumId w:val="5"/>
+    <w:abstractNumId w:val="6"/>
   </w:num>
   <w:num w:numId="7" w16cid:durableId="2069526415">
-    <w:abstractNumId w:val="13"/>
+    <w:abstractNumId w:val="14"/>
   </w:num>
   <w:num w:numId="8" w16cid:durableId="2087413643">
     <w:abstractNumId w:val="4"/>
   </w:num>
   <w:num w:numId="9" w16cid:durableId="275799591">
+    <w:abstractNumId w:val="9"/>
+  </w:num>
+  <w:num w:numId="10" w16cid:durableId="554859080">
+    <w:abstractNumId w:val="16"/>
+  </w:num>
+  <w:num w:numId="11" w16cid:durableId="703408872">
     <w:abstractNumId w:val="8"/>
   </w:num>
-  <w:num w:numId="10" w16cid:durableId="554859080">
-    <w:abstractNumId w:val="15"/>
-  </w:num>
-  <w:num w:numId="11" w16cid:durableId="703408872">
+  <w:num w:numId="12" w16cid:durableId="1093667584">
     <w:abstractNumId w:val="7"/>
   </w:num>
-  <w:num w:numId="12" w16cid:durableId="1093667584">
-    <w:abstractNumId w:val="6"/>
-  </w:num>
   <w:num w:numId="13" w16cid:durableId="1010906844">
-    <w:abstractNumId w:val="14"/>
+    <w:abstractNumId w:val="15"/>
   </w:num>
   <w:num w:numId="14" w16cid:durableId="1458404915">
     <w:abstractNumId w:val="2"/>
@@ -29278,16 +26250,19 @@
     <w:abstractNumId w:val="3"/>
   </w:num>
   <w:num w:numId="16" w16cid:durableId="1535270607">
-    <w:abstractNumId w:val="9"/>
+    <w:abstractNumId w:val="10"/>
   </w:num>
   <w:num w:numId="17" w16cid:durableId="711005323">
-    <w:abstractNumId w:val="17"/>
+    <w:abstractNumId w:val="18"/>
   </w:num>
   <w:num w:numId="18" w16cid:durableId="1769422622">
-    <w:abstractNumId w:val="18"/>
+    <w:abstractNumId w:val="19"/>
   </w:num>
   <w:num w:numId="19" w16cid:durableId="169637448">
-    <w:abstractNumId w:val="11"/>
+    <w:abstractNumId w:val="12"/>
+  </w:num>
+  <w:num w:numId="20" w16cid:durableId="754520442">
+    <w:abstractNumId w:val="5"/>
   </w:num>
 </w:numbering>
 </file>
@@ -29330,7 +26305,7 @@
     <w:lsdException w:name="Emphasis" w:qFormat="1"/>
     <w:lsdException w:name="HTML Top of Form" w:semiHidden="1" w:uiPriority="99" w:unhideWhenUsed="1"/>
     <w:lsdException w:name="HTML Bottom of Form" w:semiHidden="1" w:uiPriority="99" w:unhideWhenUsed="1"/>
-    <w:lsdException w:name="Normal (Web)" w:qFormat="1"/>
+    <w:lsdException w:name="Normal (Web)" w:uiPriority="99" w:qFormat="1"/>
     <w:lsdException w:name="HTML Code" w:uiPriority="99" w:qFormat="1"/>
     <w:lsdException w:name="HTML Preformatted" w:qFormat="1"/>
     <w:lsdException w:name="Normal Table" w:semiHidden="1" w:unhideWhenUsed="1" w:qFormat="1"/>
@@ -29606,7 +26581,7 @@
   <w:style w:type="paragraph" w:default="1" w:styleId="a">
     <w:name w:val="Normal"/>
     <w:qFormat/>
-    <w:rsid w:val="000803D5"/>
+    <w:rsid w:val="00231B9E"/>
     <w:pPr>
       <w:spacing w:after="120" w:line="360" w:lineRule="auto"/>
       <w:ind w:firstLine="709"/>
@@ -29720,7 +26695,6 @@
   <w:style w:type="character" w:default="1" w:styleId="a0">
     <w:name w:val="Default Paragraph Font"/>
     <w:uiPriority w:val="1"/>
-    <w:semiHidden/>
     <w:unhideWhenUsed/>
   </w:style>
   <w:style w:type="table" w:default="1" w:styleId="a1">
@@ -29845,6 +26819,7 @@
   <w:style w:type="paragraph" w:styleId="a9">
     <w:name w:val="Normal (Web)"/>
     <w:basedOn w:val="a"/>
+    <w:uiPriority w:val="99"/>
     <w:qFormat/>
     <w:rPr>
       <w:sz w:val="24"/>
@@ -30032,6 +27007,39 @@
       <w:bCs/>
       <w:sz w:val="28"/>
       <w:szCs w:val="32"/>
+      <w:lang w:val="ru-RU"/>
+    </w:rPr>
+  </w:style>
+  <w:style w:type="paragraph" w:styleId="af1">
+    <w:name w:val="Title"/>
+    <w:basedOn w:val="a"/>
+    <w:next w:val="a"/>
+    <w:link w:val="af2"/>
+    <w:qFormat/>
+    <w:rsid w:val="00EF5AE7"/>
+    <w:pPr>
+      <w:spacing w:after="0" w:line="240" w:lineRule="auto"/>
+      <w:contextualSpacing/>
+    </w:pPr>
+    <w:rPr>
+      <w:rFonts w:asciiTheme="majorHAnsi" w:eastAsiaTheme="majorEastAsia" w:hAnsiTheme="majorHAnsi" w:cstheme="majorBidi"/>
+      <w:spacing w:val="-10"/>
+      <w:kern w:val="28"/>
+      <w:sz w:val="56"/>
+      <w:szCs w:val="56"/>
+    </w:rPr>
+  </w:style>
+  <w:style w:type="character" w:customStyle="1" w:styleId="af2">
+    <w:name w:val="Заголовок Знак"/>
+    <w:basedOn w:val="a0"/>
+    <w:link w:val="af1"/>
+    <w:rsid w:val="00EF5AE7"/>
+    <w:rPr>
+      <w:rFonts w:asciiTheme="majorHAnsi" w:eastAsiaTheme="majorEastAsia" w:hAnsiTheme="majorHAnsi" w:cstheme="majorBidi"/>
+      <w:spacing w:val="-10"/>
+      <w:kern w:val="28"/>
+      <w:sz w:val="56"/>
+      <w:szCs w:val="56"/>
       <w:lang w:val="ru-RU"/>
     </w:rPr>
   </w:style>

--- a/Курсовая работа 2026 2.0.docx
+++ b/Курсовая работа 2026 2.0.docx
@@ -272,7 +272,7 @@
     </w:p>
     <w:tbl>
       <w:tblPr>
-        <w:tblStyle w:val="ab"/>
+        <w:tblStyle w:val="ac"/>
         <w:tblW w:w="0" w:type="auto"/>
         <w:tblInd w:w="4390" w:type="dxa"/>
         <w:tblBorders>
@@ -630,568 +630,7 @@
         <w:br w:type="page"/>
       </w:r>
     </w:p>
-    <w:p>
-      <w:pPr>
-        <w:shd w:val="clear" w:color="auto" w:fill="FFFFFF"/>
-        <w:spacing w:after="0" w:line="240" w:lineRule="auto"/>
-        <w:ind w:firstLine="708"/>
-        <w:rPr>
-          <w:rFonts w:eastAsia="Times New Roman" w:cs="Times New Roman"/>
-          <w:b/>
-          <w:bCs/>
-          <w:szCs w:val="28"/>
-        </w:rPr>
-      </w:pPr>
-      <w:bookmarkStart w:id="0" w:name="_Toc191037276"/>
-      <w:r>
-        <w:rPr>
-          <w:rFonts w:eastAsia="Times New Roman" w:cs="Times New Roman"/>
-          <w:b/>
-          <w:bCs/>
-          <w:szCs w:val="28"/>
-        </w:rPr>
-        <w:lastRenderedPageBreak/>
-        <w:t>УДК 519.17 : 004.02</w:t>
-      </w:r>
-    </w:p>
-    <w:p>
-      <w:pPr>
-        <w:spacing w:after="0" w:line="240" w:lineRule="auto"/>
-        <w:ind w:left="1800" w:firstLine="0"/>
-        <w:jc w:val="left"/>
-        <w:rPr>
-          <w:rFonts w:eastAsia="SimSun" w:cs="Times New Roman"/>
-          <w:szCs w:val="28"/>
-        </w:rPr>
-      </w:pPr>
-    </w:p>
-    <w:p>
-      <w:pPr>
-        <w:spacing w:after="0" w:line="240" w:lineRule="auto"/>
-        <w:ind w:firstLine="0"/>
-        <w:jc w:val="center"/>
-        <w:rPr>
-          <w:rFonts w:eastAsia="Times New Roman" w:cs="Times New Roman"/>
-          <w:b/>
-          <w:bCs/>
-          <w:szCs w:val="28"/>
-        </w:rPr>
-      </w:pPr>
-      <w:r>
-        <w:rPr>
-          <w:rFonts w:eastAsia="Times New Roman" w:cs="Times New Roman"/>
-          <w:b/>
-          <w:bCs/>
-          <w:szCs w:val="28"/>
-        </w:rPr>
-        <w:t>СОВМЕСТНОЕ ПЛАНИРОВАНИЕ ТРАЕКТОРИИ ПОЛЁТА НЕСКОЛЬКИХ БПЛА В ПРОСТРАНСТВЕ С ОГРАНИЧЕНИЯМИ</w:t>
-      </w:r>
-    </w:p>
-    <w:p>
-      <w:pPr>
-        <w:spacing w:after="0" w:line="240" w:lineRule="auto"/>
-        <w:jc w:val="center"/>
-        <w:rPr>
-          <w:rFonts w:eastAsia="SimSun" w:cs="Times New Roman"/>
-          <w:szCs w:val="28"/>
-        </w:rPr>
-      </w:pPr>
-    </w:p>
-    <w:p>
-      <w:pPr>
-        <w:spacing w:after="0" w:line="240" w:lineRule="auto"/>
-        <w:ind w:firstLine="0"/>
-        <w:jc w:val="center"/>
-        <w:rPr>
-          <w:rFonts w:eastAsia="Times New Roman" w:cs="Times New Roman"/>
-          <w:b/>
-          <w:bCs/>
-          <w:szCs w:val="28"/>
-        </w:rPr>
-      </w:pPr>
-      <w:r>
-        <w:rPr>
-          <w:rFonts w:eastAsia="Times New Roman" w:cs="Times New Roman"/>
-          <w:b/>
-          <w:bCs/>
-          <w:szCs w:val="28"/>
-        </w:rPr>
-        <w:t>Жуков М. И.</w:t>
-      </w:r>
-    </w:p>
-    <w:p>
-      <w:pPr>
-        <w:spacing w:after="200" w:line="276" w:lineRule="auto"/>
-        <w:jc w:val="center"/>
-        <w:rPr>
-          <w:rFonts w:eastAsia="Times New Roman" w:cs="Times New Roman"/>
-          <w:i/>
-          <w:iCs/>
-          <w:szCs w:val="28"/>
-        </w:rPr>
-      </w:pPr>
-      <w:r>
-        <w:rPr>
-          <w:rFonts w:eastAsia="Times New Roman" w:cs="Times New Roman"/>
-          <w:i/>
-          <w:iCs/>
-          <w:szCs w:val="28"/>
-        </w:rPr>
-        <w:t>АНО ВО «Русский университет метатехнологий»</w:t>
-      </w:r>
-    </w:p>
-    <w:p>
-      <w:pPr>
-        <w:spacing w:after="0" w:line="240" w:lineRule="auto"/>
-        <w:ind w:firstLine="0"/>
-        <w:jc w:val="center"/>
-        <w:rPr>
-          <w:rFonts w:eastAsia="SimSun" w:cs="Times New Roman"/>
-          <w:b/>
-          <w:bCs/>
-          <w:szCs w:val="28"/>
-        </w:rPr>
-      </w:pPr>
-    </w:p>
-    <w:p>
-      <w:pPr>
-        <w:spacing w:after="0" w:line="240" w:lineRule="auto"/>
-        <w:ind w:firstLine="708"/>
-        <w:rPr>
-          <w:rFonts w:eastAsia="Times New Roman" w:cs="Times New Roman"/>
-          <w:i/>
-          <w:iCs/>
-          <w:color w:val="000000"/>
-          <w:szCs w:val="28"/>
-        </w:rPr>
-      </w:pPr>
-      <w:r>
-        <w:rPr>
-          <w:rFonts w:eastAsia="Times New Roman" w:cs="Times New Roman"/>
-          <w:i/>
-          <w:iCs/>
-          <w:color w:val="000000"/>
-          <w:szCs w:val="28"/>
-        </w:rPr>
-        <w:t>Статья посвящена проблеме</w:t>
-      </w:r>
-      <w:r>
-        <w:rPr>
-          <w:rFonts w:eastAsia="Times New Roman" w:cs="Times New Roman"/>
-          <w:i/>
-          <w:iCs/>
-          <w:color w:val="000000"/>
-          <w:szCs w:val="28"/>
-        </w:rPr>
-        <w:t xml:space="preserve"> построения маршрута дроном в 3D пространстве, имеющим ограничения в виде средств противовоздушной обороны и радаров. Стандартные алгоритмы построения маршрута, такие как А со звездой или направленный алгоритм Дейкстры, требуют больших вычислительных мощностей и ограничены маленькими пространствами поиска. Мы предлагаем подход, основанный на итерационном улучшении решения: использование мета эвристического алгоритма GJO позволяет </w:t>
-      </w:r>
-      <w:r>
-        <w:rPr>
-          <w:rFonts w:eastAsia="Times New Roman" w:cs="Times New Roman"/>
-          <w:i/>
-          <w:iCs/>
-          <w:color w:val="000000"/>
-          <w:szCs w:val="28"/>
-        </w:rPr>
-        <w:t xml:space="preserve">исследовать пространство более быстро и сокращает время решения задачи. В работе доказана корректность </w:t>
-      </w:r>
-      <w:r>
-        <w:rPr>
-          <w:rFonts w:eastAsia="Times New Roman" w:cs="Times New Roman"/>
-          <w:i/>
-          <w:iCs/>
-          <w:color w:val="000000"/>
-          <w:szCs w:val="28"/>
-        </w:rPr>
-        <w:t xml:space="preserve">мета эвристического </w:t>
-      </w:r>
-      <w:r>
-        <w:rPr>
-          <w:rFonts w:eastAsia="Times New Roman" w:cs="Times New Roman"/>
-          <w:i/>
-          <w:iCs/>
-          <w:color w:val="000000"/>
-          <w:szCs w:val="28"/>
-        </w:rPr>
-        <w:t>алгоритма GJO, и рассмотрены ограничения специфичные для задачи построения маршрута дронов. Представлена программная реализация, подтверждающая работоспособность подхода. Результаты могут быть использованы для оптимизации задач планирования маршрутов беспилотных летательных аппаратов, в условиях ограничений местности и других угроз.</w:t>
-      </w:r>
-    </w:p>
-    <w:p>
-      <w:pPr>
-        <w:spacing w:after="0" w:line="240" w:lineRule="auto"/>
-        <w:ind w:firstLine="708"/>
-        <w:rPr>
-          <w:rFonts w:eastAsia="Times New Roman" w:cs="Times New Roman"/>
-          <w:i/>
-          <w:iCs/>
-          <w:color w:val="000000"/>
-          <w:szCs w:val="28"/>
-        </w:rPr>
-      </w:pPr>
-      <w:r>
-        <w:rPr>
-          <w:rFonts w:eastAsia="Times New Roman" w:cs="Times New Roman"/>
-          <w:i/>
-          <w:iCs/>
-          <w:color w:val="000000"/>
-          <w:szCs w:val="28"/>
-        </w:rPr>
-        <w:tab/>
-        <w:t xml:space="preserve">Ключевые слова: </w:t>
-      </w:r>
-      <w:r>
-        <w:rPr>
-          <w:rFonts w:eastAsia="Times New Roman" w:cs="Times New Roman"/>
-          <w:i/>
-          <w:iCs/>
-          <w:color w:val="000000"/>
-          <w:szCs w:val="28"/>
-        </w:rPr>
-        <w:t xml:space="preserve">БПЛА самолётного типа, планирование маршрута, кластер БПЛА, ПВО, радары, дискретные алгоритмы, </w:t>
-      </w:r>
-      <w:proofErr w:type="spellStart"/>
-      <w:r>
-        <w:rPr>
-          <w:rFonts w:eastAsia="Times New Roman" w:cs="Times New Roman"/>
-          <w:i/>
-          <w:iCs/>
-          <w:color w:val="000000"/>
-          <w:szCs w:val="28"/>
-        </w:rPr>
-        <w:t>метаэвристические</w:t>
-      </w:r>
-      <w:proofErr w:type="spellEnd"/>
-      <w:r>
-        <w:rPr>
-          <w:rFonts w:eastAsia="Times New Roman" w:cs="Times New Roman"/>
-          <w:i/>
-          <w:iCs/>
-          <w:color w:val="000000"/>
-          <w:szCs w:val="28"/>
-        </w:rPr>
-        <w:t xml:space="preserve"> методы, GJO</w:t>
-      </w:r>
-      <w:r>
-        <w:rPr>
-          <w:rFonts w:eastAsia="Times New Roman" w:cs="Times New Roman"/>
-          <w:i/>
-          <w:iCs/>
-          <w:color w:val="000000"/>
-          <w:szCs w:val="28"/>
-        </w:rPr>
-        <w:t>.</w:t>
-      </w:r>
-    </w:p>
-    <w:p>
-      <w:pPr>
-        <w:spacing w:after="0" w:line="240" w:lineRule="auto"/>
-        <w:ind w:firstLine="708"/>
-        <w:rPr>
-          <w:rFonts w:eastAsia="Times New Roman" w:cs="Times New Roman"/>
-          <w:i/>
-          <w:iCs/>
-          <w:color w:val="000000"/>
-          <w:szCs w:val="28"/>
-        </w:rPr>
-      </w:pPr>
-    </w:p>
-    <w:p>
-      <w:pPr>
-        <w:spacing w:after="0" w:line="240" w:lineRule="auto"/>
-        <w:ind w:firstLine="0"/>
-        <w:jc w:val="center"/>
-        <w:rPr>
-          <w:rFonts w:eastAsia="Times New Roman" w:cs="Times New Roman"/>
-          <w:b/>
-          <w:bCs/>
-          <w:szCs w:val="28"/>
-        </w:rPr>
-      </w:pPr>
-      <w:r>
-        <w:rPr>
-          <w:rFonts w:eastAsia="Times New Roman" w:cs="Times New Roman"/>
-          <w:b/>
-          <w:bCs/>
-          <w:szCs w:val="28"/>
-        </w:rPr>
-        <w:t>MULTI-UAV COOPERATIVE TRAJECTORY PLANNING IN CONSTRAINED ENVIRONMENTS</w:t>
-      </w:r>
-    </w:p>
-    <w:p>
-      <w:pPr>
-        <w:spacing w:after="0" w:line="240" w:lineRule="auto"/>
-        <w:ind w:firstLine="708"/>
-        <w:rPr>
-          <w:rFonts w:eastAsia="Times New Roman" w:cs="Times New Roman"/>
-          <w:b/>
-          <w:bCs/>
-          <w:szCs w:val="28"/>
-        </w:rPr>
-      </w:pPr>
-    </w:p>
-    <w:p>
-      <w:pPr>
-        <w:spacing w:after="0" w:line="240" w:lineRule="auto"/>
-        <w:ind w:firstLine="0"/>
-        <w:jc w:val="center"/>
-        <w:rPr>
-          <w:rFonts w:eastAsia="Times New Roman" w:cs="Times New Roman"/>
-          <w:b/>
-          <w:bCs/>
-          <w:szCs w:val="28"/>
-        </w:rPr>
-      </w:pPr>
-      <w:r>
-        <w:rPr>
-          <w:rFonts w:eastAsia="Times New Roman" w:cs="Times New Roman"/>
-          <w:b/>
-          <w:bCs/>
-          <w:szCs w:val="28"/>
-        </w:rPr>
-        <w:t>Zhukov M. I.</w:t>
-      </w:r>
-    </w:p>
-    <w:p>
-      <w:pPr>
-        <w:spacing w:after="0" w:line="240" w:lineRule="auto"/>
-        <w:ind w:firstLine="737"/>
-        <w:jc w:val="center"/>
-        <w:rPr>
-          <w:i/>
-          <w:iCs/>
-          <w:lang w:val="en-US"/>
-        </w:rPr>
-      </w:pPr>
-      <w:r>
-        <w:rPr>
-          <w:i/>
-          <w:iCs/>
-          <w:lang w:val="en-US"/>
-        </w:rPr>
-        <w:t xml:space="preserve">Autonomous Non-profit Organization of Higher Education "Russian University of </w:t>
-      </w:r>
-      <w:proofErr w:type="spellStart"/>
-      <w:r>
-        <w:rPr>
-          <w:i/>
-          <w:iCs/>
-          <w:lang w:val="en-US"/>
-        </w:rPr>
-        <w:t>Metatechnology</w:t>
-      </w:r>
-      <w:proofErr w:type="spellEnd"/>
-      <w:r>
-        <w:rPr>
-          <w:i/>
-          <w:iCs/>
-          <w:lang w:val="en-US"/>
-        </w:rPr>
-        <w:t>"</w:t>
-      </w:r>
-    </w:p>
-    <w:p>
-      <w:pPr>
-        <w:spacing w:after="0" w:line="240" w:lineRule="auto"/>
-        <w:ind w:firstLine="0"/>
-        <w:jc w:val="center"/>
-        <w:rPr>
-          <w:rFonts w:eastAsia="Times New Roman" w:cs="Times New Roman"/>
-          <w:b/>
-          <w:bCs/>
-          <w:szCs w:val="28"/>
-          <w:lang w:val="en-US"/>
-        </w:rPr>
-      </w:pPr>
-    </w:p>
-    <w:p>
-      <w:pPr>
-        <w:spacing w:after="0" w:line="240" w:lineRule="auto"/>
-        <w:ind w:firstLine="708"/>
-        <w:rPr>
-          <w:rFonts w:eastAsia="Times New Roman" w:cs="Times New Roman"/>
-          <w:i/>
-          <w:iCs/>
-          <w:color w:val="000000"/>
-          <w:szCs w:val="28"/>
-        </w:rPr>
-      </w:pPr>
-      <w:r>
-        <w:rPr>
-          <w:rFonts w:eastAsia="Times New Roman" w:cs="Times New Roman"/>
-          <w:i/>
-          <w:iCs/>
-          <w:color w:val="000000"/>
-          <w:szCs w:val="28"/>
-        </w:rPr>
-        <w:t xml:space="preserve">The </w:t>
-      </w:r>
-      <w:proofErr w:type="spellStart"/>
-      <w:r>
-        <w:rPr>
-          <w:rFonts w:eastAsia="Times New Roman" w:cs="Times New Roman"/>
-          <w:i/>
-          <w:iCs/>
-          <w:color w:val="000000"/>
-          <w:szCs w:val="28"/>
-        </w:rPr>
-        <w:t>paper</w:t>
-      </w:r>
-      <w:proofErr w:type="spellEnd"/>
-      <w:r>
-        <w:rPr>
-          <w:rFonts w:eastAsia="Times New Roman" w:cs="Times New Roman"/>
-          <w:i/>
-          <w:iCs/>
-          <w:color w:val="000000"/>
-          <w:szCs w:val="28"/>
-        </w:rPr>
-        <w:t xml:space="preserve"> </w:t>
-      </w:r>
-      <w:proofErr w:type="spellStart"/>
-      <w:r>
-        <w:rPr>
-          <w:rFonts w:eastAsia="Times New Roman" w:cs="Times New Roman"/>
-          <w:i/>
-          <w:iCs/>
-          <w:color w:val="000000"/>
-          <w:szCs w:val="28"/>
-        </w:rPr>
-        <w:t>addresses</w:t>
-      </w:r>
-      <w:proofErr w:type="spellEnd"/>
-      <w:r>
-        <w:rPr>
-          <w:rFonts w:eastAsia="Times New Roman" w:cs="Times New Roman"/>
-          <w:i/>
-          <w:iCs/>
-          <w:color w:val="000000"/>
-          <w:szCs w:val="28"/>
-        </w:rPr>
-        <w:t xml:space="preserve"> </w:t>
-      </w:r>
-      <w:proofErr w:type="spellStart"/>
-      <w:r>
-        <w:rPr>
-          <w:rFonts w:eastAsia="Times New Roman" w:cs="Times New Roman"/>
-          <w:i/>
-          <w:iCs/>
-          <w:color w:val="000000"/>
-          <w:szCs w:val="28"/>
-        </w:rPr>
-        <w:t>the</w:t>
-      </w:r>
-      <w:proofErr w:type="spellEnd"/>
-      <w:r>
-        <w:rPr>
-          <w:rFonts w:eastAsia="Times New Roman" w:cs="Times New Roman"/>
-          <w:i/>
-          <w:iCs/>
-          <w:color w:val="000000"/>
-          <w:szCs w:val="28"/>
-        </w:rPr>
-        <w:t xml:space="preserve"> </w:t>
-      </w:r>
-      <w:proofErr w:type="spellStart"/>
-      <w:r>
-        <w:rPr>
-          <w:rFonts w:eastAsia="Times New Roman" w:cs="Times New Roman"/>
-          <w:i/>
-          <w:iCs/>
-          <w:color w:val="000000"/>
-          <w:szCs w:val="28"/>
-        </w:rPr>
-        <w:t>problem</w:t>
-      </w:r>
-      <w:proofErr w:type="spellEnd"/>
-      <w:r>
-        <w:rPr>
-          <w:rFonts w:eastAsia="Times New Roman" w:cs="Times New Roman"/>
-          <w:i/>
-          <w:iCs/>
-          <w:color w:val="000000"/>
-          <w:szCs w:val="28"/>
-        </w:rPr>
-        <w:t xml:space="preserve"> of route planning for a drone operating in 3D environments that contain obstacles in the form of air defense systems and radar installations. Standard pathfinding algorithms, such as A* and the directed Dijkstra's algorithm, require substantial computational resources and are limited to relatively small search spaces. We propose an approach based on iterative solution improvement: employing the metaheuristic GJO algorithm enables faster search space exploration and reduces the overall solution time. The validity of the GJO metaheuristic is demonstrated, and the constraints specific to the drone route planning problem are discussed. A software implementation is presented, confirming the feasibility of the proposed approach. The results can be applied to </w:t>
-      </w:r>
-      <w:r>
-        <w:rPr>
-          <w:rFonts w:eastAsia="Times New Roman" w:cs="Times New Roman"/>
-          <w:i/>
-          <w:iCs/>
-          <w:color w:val="000000"/>
-          <w:szCs w:val="28"/>
-        </w:rPr>
-        <w:lastRenderedPageBreak/>
-        <w:t>optimize mission planning for unmanned aerial vehicles in environments with terrain obstacles and other threats.</w:t>
-      </w:r>
-    </w:p>
-    <w:p>
-      <w:pPr>
-        <w:spacing w:after="0" w:line="240" w:lineRule="auto"/>
-        <w:ind w:firstLine="708"/>
-        <w:rPr>
-          <w:rFonts w:eastAsia="Times New Roman" w:cs="Times New Roman"/>
-          <w:b/>
-          <w:bCs/>
-          <w:szCs w:val="28"/>
-          <w:lang w:val="en-US"/>
-        </w:rPr>
-      </w:pPr>
-      <w:r>
-        <w:rPr>
-          <w:rFonts w:eastAsia="Times New Roman" w:cs="Times New Roman"/>
-          <w:i/>
-          <w:iCs/>
-          <w:color w:val="000000"/>
-          <w:szCs w:val="28"/>
-          <w:lang w:val="en-US"/>
-        </w:rPr>
-        <w:t>Keywords:</w:t>
-      </w:r>
-      <w:r>
-        <w:rPr>
-          <w:rFonts w:eastAsia="Times New Roman" w:cs="Times New Roman"/>
-          <w:i/>
-          <w:iCs/>
-          <w:color w:val="000000"/>
-          <w:szCs w:val="28"/>
-          <w:lang w:val="en-US"/>
-        </w:rPr>
-        <w:t xml:space="preserve"> </w:t>
-      </w:r>
-      <w:r>
-        <w:rPr>
-          <w:rFonts w:eastAsia="Times New Roman" w:cs="Times New Roman"/>
-          <w:i/>
-          <w:iCs/>
-          <w:color w:val="000000"/>
-          <w:szCs w:val="28"/>
-          <w:lang w:val="en-US"/>
-        </w:rPr>
-        <w:t>UAV, path planning, UAV swarms, air defense, radar, discrete algorithm, metaheuristic method, GJO</w:t>
-      </w:r>
-      <w:r>
-        <w:rPr>
-          <w:rFonts w:eastAsia="Times New Roman" w:cs="Times New Roman"/>
-          <w:i/>
-          <w:iCs/>
-          <w:color w:val="000000"/>
-          <w:szCs w:val="28"/>
-          <w:lang w:val="en-US"/>
-        </w:rPr>
-        <w:t>.</w:t>
-      </w:r>
-      <w:r>
-        <w:rPr>
-          <w:rFonts w:eastAsia="Times New Roman" w:cs="Times New Roman"/>
-          <w:b/>
-          <w:bCs/>
-          <w:szCs w:val="28"/>
-          <w:lang w:val="en-US"/>
-        </w:rPr>
-        <w:br w:type="page"/>
-      </w:r>
-    </w:p>
+    <w:bookmarkStart w:id="0" w:name="_Toc191037276" w:displacedByCustomXml="next"/>
     <w:sdt>
       <w:sdtPr>
         <w:rPr>
@@ -1259,10 +698,10 @@
             </w:rPr>
             <w:fldChar w:fldCharType="separate"/>
           </w:r>
-          <w:hyperlink w:anchor="_Toc231983150" w:history="1">
+          <w:hyperlink w:anchor="_Toc232021963" w:history="1">
             <w:r>
               <w:rPr>
-                <w:rStyle w:val="a8"/>
+                <w:rStyle w:val="a9"/>
                 <w:rFonts w:cs="Times New Roman"/>
                 <w:noProof/>
               </w:rPr>
@@ -1284,7 +723,7 @@
               <w:rPr>
                 <w:noProof/>
               </w:rPr>
-              <w:instrText xml:space="preserve"> PAGEREF _Toc231983150 \h </w:instrText>
+              <w:instrText xml:space="preserve"> PAGEREF _Toc232021963 \h </w:instrText>
             </w:r>
             <w:r>
               <w:rPr>
@@ -1301,7 +740,7 @@
               <w:rPr>
                 <w:noProof/>
               </w:rPr>
-              <w:t>5</w:t>
+              <w:t>3</w:t>
             </w:r>
             <w:r>
               <w:rPr>
@@ -1327,10 +766,10 @@
               <w14:ligatures w14:val="standardContextual"/>
             </w:rPr>
           </w:pPr>
-          <w:hyperlink w:anchor="_Toc231983151" w:history="1">
+          <w:hyperlink w:anchor="_Toc232021964" w:history="1">
             <w:r>
               <w:rPr>
-                <w:rStyle w:val="a8"/>
+                <w:rStyle w:val="a9"/>
                 <w:rFonts w:cs="Times New Roman"/>
                 <w:noProof/>
               </w:rPr>
@@ -1352,7 +791,7 @@
               <w:rPr>
                 <w:noProof/>
               </w:rPr>
-              <w:instrText xml:space="preserve"> PAGEREF _Toc231983151 \h </w:instrText>
+              <w:instrText xml:space="preserve"> PAGEREF _Toc232021964 \h </w:instrText>
             </w:r>
             <w:r>
               <w:rPr>
@@ -1369,7 +808,7 @@
               <w:rPr>
                 <w:noProof/>
               </w:rPr>
-              <w:t>5</w:t>
+              <w:t>6</w:t>
             </w:r>
             <w:r>
               <w:rPr>
@@ -1396,10 +835,10 @@
               <w14:ligatures w14:val="standardContextual"/>
             </w:rPr>
           </w:pPr>
-          <w:hyperlink w:anchor="_Toc231983152" w:history="1">
+          <w:hyperlink w:anchor="_Toc232021965" w:history="1">
             <w:r>
               <w:rPr>
-                <w:rStyle w:val="a8"/>
+                <w:rStyle w:val="a9"/>
                 <w:rFonts w:cs="Times New Roman"/>
                 <w:iCs/>
                 <w:noProof/>
@@ -1422,7 +861,7 @@
               <w:rPr>
                 <w:noProof/>
               </w:rPr>
-              <w:instrText xml:space="preserve"> PAGEREF _Toc231983152 \h </w:instrText>
+              <w:instrText xml:space="preserve"> PAGEREF _Toc232021965 \h </w:instrText>
             </w:r>
             <w:r>
               <w:rPr>
@@ -1439,7 +878,7 @@
               <w:rPr>
                 <w:noProof/>
               </w:rPr>
-              <w:t>5</w:t>
+              <w:t>6</w:t>
             </w:r>
             <w:r>
               <w:rPr>
@@ -1466,10 +905,10 @@
               <w14:ligatures w14:val="standardContextual"/>
             </w:rPr>
           </w:pPr>
-          <w:hyperlink w:anchor="_Toc231983153" w:history="1">
+          <w:hyperlink w:anchor="_Toc232021966" w:history="1">
             <w:r>
               <w:rPr>
-                <w:rStyle w:val="a8"/>
+                <w:rStyle w:val="a9"/>
                 <w:rFonts w:cs="Times New Roman"/>
                 <w:iCs/>
                 <w:noProof/>
@@ -1492,7 +931,7 @@
               <w:rPr>
                 <w:noProof/>
               </w:rPr>
-              <w:instrText xml:space="preserve"> PAGEREF _Toc231983153 \h </w:instrText>
+              <w:instrText xml:space="preserve"> PAGEREF _Toc232021966 \h </w:instrText>
             </w:r>
             <w:r>
               <w:rPr>
@@ -1509,7 +948,7 @@
               <w:rPr>
                 <w:noProof/>
               </w:rPr>
-              <w:t>5</w:t>
+              <w:t>10</w:t>
             </w:r>
             <w:r>
               <w:rPr>
@@ -1536,10 +975,10 @@
               <w14:ligatures w14:val="standardContextual"/>
             </w:rPr>
           </w:pPr>
-          <w:hyperlink w:anchor="_Toc231983154" w:history="1">
+          <w:hyperlink w:anchor="_Toc232021967" w:history="1">
             <w:r>
               <w:rPr>
-                <w:rStyle w:val="a8"/>
+                <w:rStyle w:val="a9"/>
                 <w:rFonts w:cs="Times New Roman"/>
                 <w:iCs/>
                 <w:noProof/>
@@ -1562,7 +1001,7 @@
               <w:rPr>
                 <w:noProof/>
               </w:rPr>
-              <w:instrText xml:space="preserve"> PAGEREF _Toc231983154 \h </w:instrText>
+              <w:instrText xml:space="preserve"> PAGEREF _Toc232021967 \h </w:instrText>
             </w:r>
             <w:r>
               <w:rPr>
@@ -1579,7 +1018,7 @@
               <w:rPr>
                 <w:noProof/>
               </w:rPr>
-              <w:t>5</w:t>
+              <w:t>12</w:t>
             </w:r>
             <w:r>
               <w:rPr>
@@ -1606,10 +1045,10 @@
               <w14:ligatures w14:val="standardContextual"/>
             </w:rPr>
           </w:pPr>
-          <w:hyperlink w:anchor="_Toc231983155" w:history="1">
+          <w:hyperlink w:anchor="_Toc232021968" w:history="1">
             <w:r>
               <w:rPr>
-                <w:rStyle w:val="a8"/>
+                <w:rStyle w:val="a9"/>
                 <w:rFonts w:cs="Times New Roman"/>
                 <w:iCs/>
                 <w:noProof/>
@@ -1622,7 +1061,7 @@
                   <m:sty m:val="b"/>
                 </m:rPr>
                 <w:rPr>
-                  <w:rStyle w:val="a8"/>
+                  <w:rStyle w:val="a9"/>
                   <w:rFonts w:ascii="Cambria Math" w:hAnsi="Cambria Math" w:cs="Times New Roman"/>
                   <w:noProof/>
                 </w:rPr>
@@ -1633,7 +1072,7 @@
                   <m:sty m:val="p"/>
                 </m:rPr>
                 <w:rPr>
-                  <w:rStyle w:val="a8"/>
+                  <w:rStyle w:val="a9"/>
                   <w:rFonts w:ascii="Cambria Math" w:hAnsi="Cambria Math" w:cs="Times New Roman"/>
                   <w:noProof/>
                 </w:rPr>
@@ -1642,7 +1081,7 @@
             </m:oMath>
             <w:r>
               <w:rPr>
-                <w:rStyle w:val="a8"/>
+                <w:rStyle w:val="a9"/>
                 <w:rFonts w:cs="Times New Roman"/>
                 <w:iCs/>
                 <w:noProof/>
@@ -1665,7 +1104,7 @@
               <w:rPr>
                 <w:noProof/>
               </w:rPr>
-              <w:instrText xml:space="preserve"> PAGEREF _Toc231983155 \h </w:instrText>
+              <w:instrText xml:space="preserve"> PAGEREF _Toc232021968 \h </w:instrText>
             </w:r>
             <w:r>
               <w:rPr>
@@ -1682,7 +1121,7 @@
               <w:rPr>
                 <w:noProof/>
               </w:rPr>
-              <w:t>5</w:t>
+              <w:t>12</w:t>
             </w:r>
             <w:r>
               <w:rPr>
@@ -1709,10 +1148,10 @@
               <w14:ligatures w14:val="standardContextual"/>
             </w:rPr>
           </w:pPr>
-          <w:hyperlink w:anchor="_Toc231983156" w:history="1">
+          <w:hyperlink w:anchor="_Toc232021969" w:history="1">
             <w:r>
               <w:rPr>
-                <w:rStyle w:val="a8"/>
+                <w:rStyle w:val="a9"/>
                 <w:rFonts w:cs="Times New Roman"/>
                 <w:iCs/>
                 <w:noProof/>
@@ -1721,7 +1160,7 @@
             </w:r>
             <w:r>
               <w:rPr>
-                <w:rStyle w:val="a8"/>
+                <w:rStyle w:val="a9"/>
                 <w:rFonts w:ascii="Cambria Math" w:hAnsi="Cambria Math" w:cs="Cambria Math"/>
                 <w:iCs/>
                 <w:noProof/>
@@ -1730,7 +1169,7 @@
             </w:r>
             <w:r>
               <w:rPr>
-                <w:rStyle w:val="a8"/>
+                <w:rStyle w:val="a9"/>
                 <w:rFonts w:cs="Times New Roman"/>
                 <w:iCs/>
                 <w:noProof/>
@@ -1753,7 +1192,7 @@
               <w:rPr>
                 <w:noProof/>
               </w:rPr>
-              <w:instrText xml:space="preserve"> PAGEREF _Toc231983156 \h </w:instrText>
+              <w:instrText xml:space="preserve"> PAGEREF _Toc232021969 \h </w:instrText>
             </w:r>
             <w:r>
               <w:rPr>
@@ -1770,7 +1209,7 @@
               <w:rPr>
                 <w:noProof/>
               </w:rPr>
-              <w:t>5</w:t>
+              <w:t>13</w:t>
             </w:r>
             <w:r>
               <w:rPr>
@@ -1797,10 +1236,10 @@
               <w14:ligatures w14:val="standardContextual"/>
             </w:rPr>
           </w:pPr>
-          <w:hyperlink w:anchor="_Toc231983157" w:history="1">
+          <w:hyperlink w:anchor="_Toc232021970" w:history="1">
             <w:r>
               <w:rPr>
-                <w:rStyle w:val="a8"/>
+                <w:rStyle w:val="a9"/>
                 <w:rFonts w:cs="Times New Roman"/>
                 <w:iCs/>
                 <w:noProof/>
@@ -1809,7 +1248,7 @@
             </w:r>
             <w:r>
               <w:rPr>
-                <w:rStyle w:val="a8"/>
+                <w:rStyle w:val="a9"/>
                 <w:rFonts w:ascii="Cambria Math" w:hAnsi="Cambria Math" w:cs="Cambria Math"/>
                 <w:iCs/>
                 <w:noProof/>
@@ -1818,7 +1257,7 @@
             </w:r>
             <w:r>
               <w:rPr>
-                <w:rStyle w:val="a8"/>
+                <w:rStyle w:val="a9"/>
                 <w:rFonts w:cs="Times New Roman"/>
                 <w:iCs/>
                 <w:noProof/>
@@ -1841,7 +1280,7 @@
               <w:rPr>
                 <w:noProof/>
               </w:rPr>
-              <w:instrText xml:space="preserve"> PAGEREF _Toc231983157 \h </w:instrText>
+              <w:instrText xml:space="preserve"> PAGEREF _Toc232021970 \h </w:instrText>
             </w:r>
             <w:r>
               <w:rPr>
@@ -1858,7 +1297,7 @@
               <w:rPr>
                 <w:noProof/>
               </w:rPr>
-              <w:t>5</w:t>
+              <w:t>15</w:t>
             </w:r>
             <w:r>
               <w:rPr>
@@ -1884,10 +1323,10 @@
               <w14:ligatures w14:val="standardContextual"/>
             </w:rPr>
           </w:pPr>
-          <w:hyperlink w:anchor="_Toc231983158" w:history="1">
+          <w:hyperlink w:anchor="_Toc232021971" w:history="1">
             <w:r>
               <w:rPr>
-                <w:rStyle w:val="a8"/>
+                <w:rStyle w:val="a9"/>
                 <w:rFonts w:cs="Times New Roman"/>
                 <w:noProof/>
               </w:rPr>
@@ -1909,7 +1348,7 @@
               <w:rPr>
                 <w:noProof/>
               </w:rPr>
-              <w:instrText xml:space="preserve"> PAGEREF _Toc231983158 \h </w:instrText>
+              <w:instrText xml:space="preserve"> PAGEREF _Toc232021971 \h </w:instrText>
             </w:r>
             <w:r>
               <w:rPr>
@@ -1926,7 +1365,7 @@
               <w:rPr>
                 <w:noProof/>
               </w:rPr>
-              <w:t>10</w:t>
+              <w:t>20</w:t>
             </w:r>
             <w:r>
               <w:rPr>
@@ -1953,10 +1392,10 @@
               <w14:ligatures w14:val="standardContextual"/>
             </w:rPr>
           </w:pPr>
-          <w:hyperlink w:anchor="_Toc231983159" w:history="1">
+          <w:hyperlink w:anchor="_Toc232021972" w:history="1">
             <w:r>
               <w:rPr>
-                <w:rStyle w:val="a8"/>
+                <w:rStyle w:val="a9"/>
                 <w:rFonts w:cs="Times New Roman"/>
                 <w:iCs/>
                 <w:noProof/>
@@ -1979,7 +1418,7 @@
               <w:rPr>
                 <w:noProof/>
               </w:rPr>
-              <w:instrText xml:space="preserve"> PAGEREF _Toc231983159 \h </w:instrText>
+              <w:instrText xml:space="preserve"> PAGEREF _Toc232021972 \h </w:instrText>
             </w:r>
             <w:r>
               <w:rPr>
@@ -1996,7 +1435,77 @@
               <w:rPr>
                 <w:noProof/>
               </w:rPr>
-              <w:t>10</w:t>
+              <w:t>20</w:t>
+            </w:r>
+            <w:r>
+              <w:rPr>
+                <w:noProof/>
+              </w:rPr>
+              <w:fldChar w:fldCharType="end"/>
+            </w:r>
+          </w:hyperlink>
+        </w:p>
+        <w:p>
+          <w:pPr>
+            <w:pStyle w:val="21"/>
+            <w:tabs>
+              <w:tab w:val="right" w:leader="dot" w:pos="9347"/>
+            </w:tabs>
+            <w:ind w:left="560"/>
+            <w:rPr>
+              <w:rFonts w:asciiTheme="minorHAnsi" w:eastAsiaTheme="minorEastAsia" w:hAnsiTheme="minorHAnsi" w:cstheme="minorBidi"/>
+              <w:noProof/>
+              <w:kern w:val="2"/>
+              <w:sz w:val="24"/>
+              <w:szCs w:val="24"/>
+              <w:lang w:val="en-US"/>
+              <w14:ligatures w14:val="standardContextual"/>
+            </w:rPr>
+          </w:pPr>
+          <w:hyperlink w:anchor="_Toc232021973" w:history="1">
+            <w:r>
+              <w:rPr>
+                <w:rStyle w:val="a9"/>
+                <w:rFonts w:cs="Times New Roman"/>
+                <w:iCs/>
+                <w:noProof/>
+              </w:rPr>
+              <w:t>2.2. Тестирование программного модуля</w:t>
+            </w:r>
+            <w:r>
+              <w:rPr>
+                <w:noProof/>
+              </w:rPr>
+              <w:tab/>
+            </w:r>
+            <w:r>
+              <w:rPr>
+                <w:noProof/>
+              </w:rPr>
+              <w:fldChar w:fldCharType="begin"/>
+            </w:r>
+            <w:r>
+              <w:rPr>
+                <w:noProof/>
+              </w:rPr>
+              <w:instrText xml:space="preserve"> PAGEREF _Toc232021973 \h </w:instrText>
+            </w:r>
+            <w:r>
+              <w:rPr>
+                <w:noProof/>
+              </w:rPr>
+            </w:r>
+            <w:r>
+              <w:rPr>
+                <w:noProof/>
+              </w:rPr>
+              <w:fldChar w:fldCharType="separate"/>
+            </w:r>
+            <w:r>
+              <w:rPr>
+                <w:noProof/>
+              </w:rPr>
+              <w:t>23</w:t>
             </w:r>
             <w:r>
               <w:rPr>
@@ -2022,15 +1531,14 @@
               <w14:ligatures w14:val="standardContextual"/>
             </w:rPr>
           </w:pPr>
-          <w:hyperlink w:anchor="_Toc231983160" w:history="1">
+          <w:hyperlink w:anchor="_Toc232021974" w:history="1">
             <w:r>
               <w:rPr>
-                <w:rStyle w:val="a8"/>
-                <w:bCs/>
+                <w:rStyle w:val="a9"/>
+                <w:rFonts w:cs="Times New Roman"/>
                 <w:noProof/>
-                <w:lang w:val="en"/>
-              </w:rPr>
-              <w:t>Список литературы/References</w:t>
+              </w:rPr>
+              <w:t>Заключение</w:t>
             </w:r>
             <w:r>
               <w:rPr>
@@ -2048,7 +1556,7 @@
               <w:rPr>
                 <w:noProof/>
               </w:rPr>
-              <w:instrText xml:space="preserve"> PAGEREF _Toc231983160 \h </w:instrText>
+              <w:instrText xml:space="preserve"> PAGEREF _Toc232021974 \h </w:instrText>
             </w:r>
             <w:r>
               <w:rPr>
@@ -2065,7 +1573,74 @@
               <w:rPr>
                 <w:noProof/>
               </w:rPr>
-              <w:t>13</w:t>
+              <w:t>27</w:t>
+            </w:r>
+            <w:r>
+              <w:rPr>
+                <w:noProof/>
+              </w:rPr>
+              <w:fldChar w:fldCharType="end"/>
+            </w:r>
+          </w:hyperlink>
+        </w:p>
+        <w:p>
+          <w:pPr>
+            <w:pStyle w:val="11"/>
+            <w:tabs>
+              <w:tab w:val="right" w:leader="dot" w:pos="9347"/>
+            </w:tabs>
+            <w:rPr>
+              <w:rFonts w:asciiTheme="minorHAnsi" w:eastAsiaTheme="minorEastAsia" w:hAnsiTheme="minorHAnsi" w:cstheme="minorBidi"/>
+              <w:noProof/>
+              <w:kern w:val="2"/>
+              <w:sz w:val="24"/>
+              <w:szCs w:val="24"/>
+              <w:lang w:val="en-US"/>
+              <w14:ligatures w14:val="standardContextual"/>
+            </w:rPr>
+          </w:pPr>
+          <w:hyperlink w:anchor="_Toc232021975" w:history="1">
+            <w:r>
+              <w:rPr>
+                <w:rStyle w:val="a9"/>
+                <w:noProof/>
+              </w:rPr>
+              <w:t>Список литературы</w:t>
+            </w:r>
+            <w:r>
+              <w:rPr>
+                <w:noProof/>
+              </w:rPr>
+              <w:tab/>
+            </w:r>
+            <w:r>
+              <w:rPr>
+                <w:noProof/>
+              </w:rPr>
+              <w:fldChar w:fldCharType="begin"/>
+            </w:r>
+            <w:r>
+              <w:rPr>
+                <w:noProof/>
+              </w:rPr>
+              <w:instrText xml:space="preserve"> PAGEREF _Toc232021975 \h </w:instrText>
+            </w:r>
+            <w:r>
+              <w:rPr>
+                <w:noProof/>
+              </w:rPr>
+            </w:r>
+            <w:r>
+              <w:rPr>
+                <w:noProof/>
+              </w:rPr>
+              <w:fldChar w:fldCharType="separate"/>
+            </w:r>
+            <w:r>
+              <w:rPr>
+                <w:noProof/>
+              </w:rPr>
+              <w:t>28</w:t>
             </w:r>
             <w:r>
               <w:rPr>
@@ -2112,7 +1687,7 @@
           <w:rFonts w:cs="Times New Roman"/>
         </w:rPr>
       </w:pPr>
-      <w:bookmarkStart w:id="1" w:name="_Toc231983150"/>
+      <w:bookmarkStart w:id="1" w:name="_Toc232021963"/>
       <w:r>
         <w:rPr>
           <w:rFonts w:cs="Times New Roman"/>
@@ -3690,7 +3265,19 @@
         <w:rPr>
           <w:rFonts w:cs="Times New Roman"/>
         </w:rPr>
-        <w:t>Протестировать алгоритм на тестовых и на реальных данных.</w:t>
+        <w:t>Протестировать алгоритм на тестовых</w:t>
+      </w:r>
+      <w:r>
+        <w:rPr>
+          <w:rFonts w:cs="Times New Roman"/>
+        </w:rPr>
+        <w:t xml:space="preserve"> данных</w:t>
+      </w:r>
+      <w:r>
+        <w:rPr>
+          <w:rFonts w:cs="Times New Roman"/>
+        </w:rPr>
+        <w:t>.</w:t>
       </w:r>
     </w:p>
     <w:p>
@@ -3733,7 +3320,7 @@
         </w:rPr>
       </w:pPr>
       <w:bookmarkStart w:id="2" w:name="_Toc191037277"/>
-      <w:bookmarkStart w:id="3" w:name="_Toc231983151"/>
+      <w:bookmarkStart w:id="3" w:name="_Toc232021964"/>
       <w:r>
         <w:rPr>
           <w:rFonts w:eastAsia="Calibri" w:cs="Times New Roman"/>
@@ -3756,7 +3343,7 @@
           <w:szCs w:val="22"/>
         </w:rPr>
       </w:pPr>
-      <w:bookmarkStart w:id="4" w:name="_Toc231983152"/>
+      <w:bookmarkStart w:id="4" w:name="_Toc232021965"/>
       <w:r>
         <w:rPr>
           <w:rFonts w:cs="Times New Roman"/>
@@ -4529,7 +4116,7 @@
     </w:p>
     <w:tbl>
       <w:tblPr>
-        <w:tblStyle w:val="ab"/>
+        <w:tblStyle w:val="ac"/>
         <w:tblW w:w="9608" w:type="dxa"/>
         <w:tblLook w:val="04A0" w:firstRow="1" w:lastRow="0" w:firstColumn="1" w:lastColumn="0" w:noHBand="0" w:noVBand="1"/>
       </w:tblPr>
@@ -4959,7 +4546,7 @@
     </w:p>
     <w:tbl>
       <w:tblPr>
-        <w:tblStyle w:val="ab"/>
+        <w:tblStyle w:val="ac"/>
         <w:tblW w:w="9531" w:type="dxa"/>
         <w:tblLook w:val="04A0" w:firstRow="1" w:lastRow="0" w:firstColumn="1" w:lastColumn="0" w:noHBand="0" w:noVBand="1"/>
       </w:tblPr>
@@ -5138,7 +4725,7 @@
     </w:p>
     <w:tbl>
       <w:tblPr>
-        <w:tblStyle w:val="ab"/>
+        <w:tblStyle w:val="ac"/>
         <w:tblW w:w="9614" w:type="dxa"/>
         <w:tblLook w:val="04A0" w:firstRow="1" w:lastRow="0" w:firstColumn="1" w:lastColumn="0" w:noHBand="0" w:noVBand="1"/>
       </w:tblPr>
@@ -5651,7 +5238,7 @@
     </w:p>
     <w:tbl>
       <w:tblPr>
-        <w:tblStyle w:val="ab"/>
+        <w:tblStyle w:val="ac"/>
         <w:tblW w:w="9518" w:type="dxa"/>
         <w:tblLayout w:type="fixed"/>
         <w:tblLook w:val="04A0" w:firstRow="1" w:lastRow="0" w:firstColumn="1" w:lastColumn="0" w:noHBand="0" w:noVBand="1"/>
@@ -6894,7 +6481,7 @@
     </w:p>
     <w:tbl>
       <w:tblPr>
-        <w:tblStyle w:val="ab"/>
+        <w:tblStyle w:val="ac"/>
         <w:tblW w:w="9483" w:type="dxa"/>
         <w:tblLayout w:type="fixed"/>
         <w:tblLook w:val="04A0" w:firstRow="1" w:lastRow="0" w:firstColumn="1" w:lastColumn="0" w:noHBand="0" w:noVBand="1"/>
@@ -7185,7 +6772,7 @@
     </w:p>
     <w:tbl>
       <w:tblPr>
-        <w:tblStyle w:val="ab"/>
+        <w:tblStyle w:val="ac"/>
         <w:tblW w:w="9627" w:type="dxa"/>
         <w:tblLook w:val="04A0" w:firstRow="1" w:lastRow="0" w:firstColumn="1" w:lastColumn="0" w:noHBand="0" w:noVBand="1"/>
       </w:tblPr>
@@ -7594,7 +7181,7 @@
     </w:p>
     <w:tbl>
       <w:tblPr>
-        <w:tblStyle w:val="ab"/>
+        <w:tblStyle w:val="ac"/>
         <w:tblW w:w="9567" w:type="dxa"/>
         <w:tblLook w:val="04A0" w:firstRow="1" w:lastRow="0" w:firstColumn="1" w:lastColumn="0" w:noHBand="0" w:noVBand="1"/>
       </w:tblPr>
@@ -7865,7 +7452,7 @@
     </w:p>
     <w:tbl>
       <w:tblPr>
-        <w:tblStyle w:val="ab"/>
+        <w:tblStyle w:val="ac"/>
         <w:tblW w:w="9639" w:type="dxa"/>
         <w:tblLayout w:type="fixed"/>
         <w:tblLook w:val="04A0" w:firstRow="1" w:lastRow="0" w:firstColumn="1" w:lastColumn="0" w:noHBand="0" w:noVBand="1"/>
@@ -8393,7 +7980,7 @@
     </w:p>
     <w:tbl>
       <w:tblPr>
-        <w:tblStyle w:val="ab"/>
+        <w:tblStyle w:val="ac"/>
         <w:tblW w:w="9662" w:type="dxa"/>
         <w:tblLayout w:type="fixed"/>
         <w:tblLook w:val="04A0" w:firstRow="1" w:lastRow="0" w:firstColumn="1" w:lastColumn="0" w:noHBand="0" w:noVBand="1"/>
@@ -9791,7 +9378,7 @@
           <w:szCs w:val="22"/>
         </w:rPr>
       </w:pPr>
-      <w:bookmarkStart w:id="5" w:name="_Toc231983153"/>
+      <w:bookmarkStart w:id="5" w:name="_Toc232021966"/>
       <w:r>
         <w:rPr>
           <w:rFonts w:cs="Times New Roman"/>
@@ -9833,7 +9420,7 @@
     </w:p>
     <w:tbl>
       <w:tblPr>
-        <w:tblStyle w:val="ab"/>
+        <w:tblStyle w:val="ac"/>
         <w:tblW w:w="9734" w:type="dxa"/>
         <w:tblLayout w:type="fixed"/>
         <w:tblLook w:val="04A0" w:firstRow="1" w:lastRow="0" w:firstColumn="1" w:lastColumn="0" w:noHBand="0" w:noVBand="1"/>
@@ -10368,7 +9955,7 @@
     </w:p>
     <w:tbl>
       <w:tblPr>
-        <w:tblStyle w:val="ab"/>
+        <w:tblStyle w:val="ac"/>
         <w:tblW w:w="9686" w:type="dxa"/>
         <w:tblLayout w:type="fixed"/>
         <w:tblLook w:val="04A0" w:firstRow="1" w:lastRow="0" w:firstColumn="1" w:lastColumn="0" w:noHBand="0" w:noVBand="1"/>
@@ -10634,7 +10221,7 @@
     </w:p>
     <w:tbl>
       <w:tblPr>
-        <w:tblStyle w:val="ab"/>
+        <w:tblStyle w:val="ac"/>
         <w:tblW w:w="9638" w:type="dxa"/>
         <w:tblLayout w:type="fixed"/>
         <w:tblLook w:val="04A0" w:firstRow="1" w:lastRow="0" w:firstColumn="1" w:lastColumn="0" w:noHBand="0" w:noVBand="1"/>
@@ -10932,7 +10519,7 @@
     </w:p>
     <w:tbl>
       <w:tblPr>
-        <w:tblStyle w:val="ab"/>
+        <w:tblStyle w:val="ac"/>
         <w:tblW w:w="9698" w:type="dxa"/>
         <w:tblLayout w:type="fixed"/>
         <w:tblLook w:val="04A0" w:firstRow="1" w:lastRow="0" w:firstColumn="1" w:lastColumn="0" w:noHBand="0" w:noVBand="1"/>
@@ -11159,7 +10746,7 @@
     </w:p>
     <w:tbl>
       <w:tblPr>
-        <w:tblStyle w:val="ab"/>
+        <w:tblStyle w:val="ac"/>
         <w:tblW w:w="9710" w:type="dxa"/>
         <w:tblLayout w:type="fixed"/>
         <w:tblLook w:val="04A0" w:firstRow="1" w:lastRow="0" w:firstColumn="1" w:lastColumn="0" w:noHBand="0" w:noVBand="1"/>
@@ -11473,7 +11060,7 @@
     </w:p>
     <w:tbl>
       <w:tblPr>
-        <w:tblStyle w:val="ab"/>
+        <w:tblStyle w:val="ac"/>
         <w:tblW w:w="9723" w:type="dxa"/>
         <w:tblLayout w:type="fixed"/>
         <w:tblLook w:val="04A0" w:firstRow="1" w:lastRow="0" w:firstColumn="1" w:lastColumn="0" w:noHBand="0" w:noVBand="1"/>
@@ -12149,7 +11736,7 @@
     </w:p>
     <w:tbl>
       <w:tblPr>
-        <w:tblStyle w:val="ab"/>
+        <w:tblStyle w:val="ac"/>
         <w:tblW w:w="9470" w:type="dxa"/>
         <w:tblLook w:val="04A0" w:firstRow="1" w:lastRow="0" w:firstColumn="1" w:lastColumn="0" w:noHBand="0" w:noVBand="1"/>
       </w:tblPr>
@@ -12899,7 +12486,7 @@
         </w:rPr>
       </w:pPr>
       <w:bookmarkStart w:id="6" w:name="_Toc191037278"/>
-      <w:bookmarkStart w:id="7" w:name="_Toc231983154"/>
+      <w:bookmarkStart w:id="7" w:name="_Toc232021967"/>
       <w:r>
         <w:rPr>
           <w:rFonts w:cs="Times New Roman"/>
@@ -12924,7 +12511,7 @@
         </w:rPr>
       </w:pPr>
       <w:bookmarkStart w:id="8" w:name="_Toc191037279"/>
-      <w:bookmarkStart w:id="9" w:name="_Toc231983155"/>
+      <w:bookmarkStart w:id="9" w:name="_Toc232021968"/>
       <w:r>
         <w:rPr>
           <w:rFonts w:cs="Times New Roman"/>
@@ -13034,17 +12621,14 @@
         </w:rPr>
         <w:t xml:space="preserve"> эвристический алгоритм поиска кратчайшего пути на графе. Предложен впервые Хартом, Нильссоном и Рафаэлем в 1964 году </w:t>
       </w:r>
-      <w:hyperlink w:anchor="_Список литературы" w:history="1">
-        <w:r>
-          <w:rPr>
-            <w:rStyle w:val="a8"/>
-            <w:rFonts w:cs="Times New Roman"/>
-            <w:iCs/>
-            <w:lang w:eastAsia="zh-CN"/>
-          </w:rPr>
-          <w:t>[1]</w:t>
-        </w:r>
-      </w:hyperlink>
+      <w:r>
+        <w:rPr>
+          <w:rFonts w:cs="Times New Roman"/>
+          <w:iCs/>
+          <w:lang w:eastAsia="zh-CN"/>
+        </w:rPr>
+        <w:t>[1]</w:t>
+      </w:r>
       <w:r>
         <w:rPr>
           <w:rFonts w:cs="Times New Roman"/>
@@ -13771,7 +13355,7 @@
           <w:szCs w:val="28"/>
         </w:rPr>
       </w:pPr>
-      <w:bookmarkStart w:id="11" w:name="_Toc231983156"/>
+      <w:bookmarkStart w:id="11" w:name="_Toc232021969"/>
       <w:bookmarkEnd w:id="10"/>
       <w:r>
         <w:rPr>
@@ -13875,16 +13459,13 @@
         </w:rPr>
         <w:t xml:space="preserve"> </w:t>
       </w:r>
-      <w:hyperlink w:anchor="_Список литературы" w:history="1">
-        <w:r>
-          <w:rPr>
-            <w:rStyle w:val="a8"/>
-            <w:rFonts w:cs="Times New Roman"/>
-            <w:iCs/>
-          </w:rPr>
-          <w:t>[2]</w:t>
-        </w:r>
-      </w:hyperlink>
+      <w:r>
+        <w:rPr>
+          <w:rFonts w:cs="Times New Roman"/>
+          <w:iCs/>
+        </w:rPr>
+        <w:t>[2]</w:t>
+      </w:r>
       <w:r>
         <w:rPr>
           <w:rFonts w:cs="Times New Roman"/>
@@ -15087,26 +14668,13 @@
         </w:rPr>
         <w:t xml:space="preserve">. Простой и эффективный путь подбора параметров предложен Педерсеном и другими авторами </w:t>
       </w:r>
-      <w:hyperlink w:anchor="_Список литературы" w:history="1">
-        <w:r>
-          <w:rPr>
-            <w:rStyle w:val="a8"/>
-            <w:rFonts w:cs="Times New Roman"/>
-            <w:iCs/>
-          </w:rPr>
-          <w:t>[3]</w:t>
-        </w:r>
-      </w:hyperlink>
-      <w:hyperlink w:anchor="_Список литературы" w:history="1">
-        <w:r>
-          <w:rPr>
-            <w:rStyle w:val="a8"/>
-            <w:rFonts w:cs="Times New Roman"/>
-            <w:iCs/>
-          </w:rPr>
-          <w:t>[4]</w:t>
-        </w:r>
-      </w:hyperlink>
+      <w:r>
+        <w:rPr>
+          <w:rFonts w:cs="Times New Roman"/>
+          <w:iCs/>
+        </w:rPr>
+        <w:t>[3][4]</w:t>
+      </w:r>
       <w:r>
         <w:rPr>
           <w:rFonts w:cs="Times New Roman"/>
@@ -15373,7 +14941,7 @@
           <w:iCs/>
         </w:rPr>
       </w:pPr>
-      <w:bookmarkStart w:id="12" w:name="_Toc231983157"/>
+      <w:bookmarkStart w:id="12" w:name="_Toc232021970"/>
       <w:r>
         <w:rPr>
           <w:rFonts w:cs="Times New Roman"/>
@@ -16234,7 +15802,7 @@
     </w:p>
     <w:tbl>
       <w:tblPr>
-        <w:tblStyle w:val="ab"/>
+        <w:tblStyle w:val="ac"/>
         <w:tblW w:w="10017" w:type="dxa"/>
         <w:tblLook w:val="04A0" w:firstRow="1" w:lastRow="0" w:firstColumn="1" w:lastColumn="0" w:noHBand="0" w:noVBand="1"/>
       </w:tblPr>
@@ -17817,7 +17385,7 @@
     </w:p>
     <w:tbl>
       <w:tblPr>
-        <w:tblStyle w:val="ab"/>
+        <w:tblStyle w:val="ac"/>
         <w:tblW w:w="10067" w:type="dxa"/>
         <w:tblLook w:val="04A0" w:firstRow="1" w:lastRow="0" w:firstColumn="1" w:lastColumn="0" w:noHBand="0" w:noVBand="1"/>
       </w:tblPr>
@@ -18519,7 +18087,7 @@
     </w:p>
     <w:tbl>
       <w:tblPr>
-        <w:tblStyle w:val="ab"/>
+        <w:tblStyle w:val="ac"/>
         <w:tblW w:w="9778" w:type="dxa"/>
         <w:tblLook w:val="04A0" w:firstRow="1" w:lastRow="0" w:firstColumn="1" w:lastColumn="0" w:noHBand="0" w:noVBand="1"/>
       </w:tblPr>
@@ -19123,7 +18691,7 @@
     </w:p>
     <w:tbl>
       <w:tblPr>
-        <w:tblStyle w:val="ab"/>
+        <w:tblStyle w:val="ac"/>
         <w:tblW w:w="10067" w:type="dxa"/>
         <w:tblLook w:val="04A0" w:firstRow="1" w:lastRow="0" w:firstColumn="1" w:lastColumn="0" w:noHBand="0" w:noVBand="1"/>
       </w:tblPr>
@@ -20373,7 +19941,7 @@
     </w:p>
     <w:tbl>
       <w:tblPr>
-        <w:tblStyle w:val="ab"/>
+        <w:tblStyle w:val="ac"/>
         <w:tblW w:w="10101" w:type="dxa"/>
         <w:tblLook w:val="04A0" w:firstRow="1" w:lastRow="0" w:firstColumn="1" w:lastColumn="0" w:noHBand="0" w:noVBand="1"/>
       </w:tblPr>
@@ -20705,7 +20273,7 @@
       <w:hyperlink w:anchor="_Список литературы" w:history="1">
         <w:r>
           <w:rPr>
-            <w:rStyle w:val="a5"/>
+            <w:rStyle w:val="a6"/>
             <w:rFonts w:cs="Times New Roman"/>
             <w:iCs/>
           </w:rPr>
@@ -21979,7 +21547,7 @@
           <w:szCs w:val="22"/>
         </w:rPr>
       </w:pPr>
-      <w:bookmarkStart w:id="13" w:name="_Toc231983158"/>
+      <w:bookmarkStart w:id="13" w:name="_Toc232021971"/>
       <w:r>
         <w:rPr>
           <w:rFonts w:eastAsia="Calibri" w:cs="Times New Roman"/>
@@ -22006,7 +21574,7 @@
           <w:iCs/>
         </w:rPr>
       </w:pPr>
-      <w:bookmarkStart w:id="14" w:name="_Toc231983159"/>
+      <w:bookmarkStart w:id="14" w:name="_Toc232021972"/>
       <w:r>
         <w:rPr>
           <w:rFonts w:cs="Times New Roman"/>
@@ -22167,19 +21735,7 @@
         <w:rPr>
           <w:rFonts w:cs="Times New Roman"/>
         </w:rPr>
-        <w:t>в</w:t>
-      </w:r>
-      <w:r>
-        <w:rPr>
-          <w:rFonts w:cs="Times New Roman"/>
-        </w:rPr>
-        <w:t xml:space="preserve"> </w:t>
-      </w:r>
-      <w:r>
-        <w:rPr>
-          <w:rFonts w:cs="Times New Roman"/>
-        </w:rPr>
-        <w:t xml:space="preserve">            </w:t>
+        <w:t xml:space="preserve">в </w:t>
       </w:r>
       <w:r>
         <w:rPr>
@@ -22355,19 +21911,6 @@
           <w:rFonts w:cs="Times New Roman"/>
           <w:lang w:val="en-US"/>
         </w:rPr>
-        <w:t>CS</w:t>
-      </w:r>
-      <w:r>
-        <w:rPr>
-          <w:rFonts w:cs="Times New Roman"/>
-        </w:rPr>
-        <w:t>-</w:t>
-      </w:r>
-      <w:r>
-        <w:rPr>
-          <w:rFonts w:cs="Times New Roman"/>
-          <w:lang w:val="en-US"/>
-        </w:rPr>
         <w:t>GJO</w:t>
       </w:r>
       <w:r>
@@ -22495,9 +22038,9 @@
           <w:noProof/>
         </w:rPr>
         <w:drawing>
-          <wp:inline distT="0" distB="0" distL="0" distR="0" wp14:anchorId="788DF136" wp14:editId="64FBF91B">
-            <wp:extent cx="4648200" cy="2227481"/>
-            <wp:effectExtent l="0" t="0" r="0" b="1905"/>
+          <wp:inline distT="0" distB="0" distL="0" distR="0" wp14:anchorId="788DF136" wp14:editId="7548AC9E">
+            <wp:extent cx="6126480" cy="2757546"/>
+            <wp:effectExtent l="0" t="0" r="7620" b="5080"/>
             <wp:docPr id="496111630" name="Рисунок 1"/>
             <wp:cNvGraphicFramePr>
               <a:graphicFrameLocks xmlns:a="http://schemas.openxmlformats.org/drawingml/2006/main" noChangeAspect="1"/>
@@ -22509,7 +22052,7 @@
                     <pic:cNvPr id="496111630" name="Рисунок 496111630"/>
                     <pic:cNvPicPr/>
                   </pic:nvPicPr>
-                  <pic:blipFill>
+                  <pic:blipFill rotWithShape="1">
                     <a:blip r:embed="rId17" cstate="print">
                       <a:extLst>
                         <a:ext uri="{28A0092B-C50C-407E-A947-70E740481C1C}">
@@ -22517,18 +22060,27 @@
                         </a:ext>
                       </a:extLst>
                     </a:blip>
+                    <a:srcRect l="3305" t="6641" r="3301" b="6769"/>
                     <a:stretch>
                       <a:fillRect/>
                     </a:stretch>
                   </pic:blipFill>
-                  <pic:spPr>
+                  <pic:spPr bwMode="auto">
                     <a:xfrm>
                       <a:off x="0" y="0"/>
-                      <a:ext cx="4706000" cy="2255180"/>
+                      <a:ext cx="6136248" cy="2761943"/>
                     </a:xfrm>
                     <a:prstGeom prst="rect">
                       <a:avLst/>
                     </a:prstGeom>
+                    <a:ln>
+                      <a:noFill/>
+                    </a:ln>
+                    <a:extLst>
+                      <a:ext uri="{53640926-AAD7-44D8-BBD7-CCE9431645EC}">
+                        <a14:shadowObscured xmlns:a14="http://schemas.microsoft.com/office/drawing/2010/main"/>
+                      </a:ext>
+                    </a:extLst>
                   </pic:spPr>
                 </pic:pic>
               </a:graphicData>
@@ -22624,7 +22176,14 @@
         <w:rPr>
           <w:rFonts w:cs="Times New Roman"/>
         </w:rPr>
-        <w:t>Процесс взаимодействия пользователя с программой будет выглядеть следующим образом</w:t>
+        <w:lastRenderedPageBreak/>
+        <w:t xml:space="preserve">Процесс взаимодействия пользователя с программой </w:t>
+      </w:r>
+      <w:r>
+        <w:rPr>
+          <w:rFonts w:cs="Times New Roman"/>
+        </w:rPr>
+        <w:t>будет выглядеть следующим образом</w:t>
       </w:r>
       <w:r>
         <w:rPr>
@@ -22635,7 +22194,7 @@
     </w:p>
     <w:p>
       <w:pPr>
-        <w:pStyle w:val="af0"/>
+        <w:pStyle w:val="af1"/>
         <w:numPr>
           <w:ilvl w:val="0"/>
           <w:numId w:val="19"/>
@@ -22648,17 +22207,8 @@
       <w:r>
         <w:rPr>
           <w:rFonts w:cs="Times New Roman"/>
-          <w:b/>
-          <w:bCs/>
-        </w:rPr>
-        <w:lastRenderedPageBreak/>
-        <w:t>Инициирование запроса</w:t>
-      </w:r>
-      <w:r>
-        <w:rPr>
-          <w:rFonts w:cs="Times New Roman"/>
-        </w:rPr>
-        <w:t>: Пользователь инициирует процесс решения через графический интерфейс (</w:t>
+        </w:rPr>
+        <w:t>Пользователь инициирует процесс решения через графический интерфейс (</w:t>
       </w:r>
       <w:proofErr w:type="spellStart"/>
       <w:r>
@@ -22713,11 +22263,17 @@
           <w:rFonts w:cs="Times New Roman"/>
         </w:rPr>
         <w:t>-сервер.</w:t>
+      </w:r>
+      <w:r>
+        <w:rPr>
+          <w:rFonts w:cs="Times New Roman"/>
+        </w:rPr>
+        <w:t xml:space="preserve"> </w:t>
       </w:r>
     </w:p>
     <w:p>
       <w:pPr>
-        <w:pStyle w:val="af0"/>
+        <w:pStyle w:val="af1"/>
         <w:numPr>
           <w:ilvl w:val="0"/>
           <w:numId w:val="19"/>
@@ -22730,20 +22286,6 @@
       <w:r>
         <w:rPr>
           <w:rFonts w:cs="Times New Roman"/>
-          <w:b/>
-          <w:bCs/>
-        </w:rPr>
-        <w:t>Подготовка данных</w:t>
-      </w:r>
-      <w:r>
-        <w:rPr>
-          <w:rFonts w:cs="Times New Roman"/>
-        </w:rPr>
-        <w:t xml:space="preserve">: </w:t>
-      </w:r>
-      <w:r>
-        <w:rPr>
-          <w:rFonts w:cs="Times New Roman"/>
           <w:lang w:val="en-US"/>
         </w:rPr>
         <w:t>HTTP</w:t>
@@ -22796,7 +22338,7 @@
     </w:p>
     <w:p>
       <w:pPr>
-        <w:pStyle w:val="af0"/>
+        <w:pStyle w:val="af1"/>
         <w:numPr>
           <w:ilvl w:val="0"/>
           <w:numId w:val="19"/>
@@ -22809,16 +22351,8 @@
       <w:r>
         <w:rPr>
           <w:rFonts w:cs="Times New Roman"/>
-          <w:b/>
-          <w:bCs/>
-        </w:rPr>
-        <w:t>Инициализация популяции</w:t>
-      </w:r>
-      <w:r>
-        <w:rPr>
-          <w:rFonts w:cs="Times New Roman"/>
-        </w:rPr>
-        <w:t xml:space="preserve">: Модуль «Алгоритм </w:t>
+        </w:rPr>
+        <w:t xml:space="preserve">Модуль «Алгоритм </w:t>
       </w:r>
       <w:r>
         <w:rPr>
@@ -22857,12 +22391,12 @@
         <w:rPr>
           <w:rFonts w:cs="Times New Roman"/>
         </w:rPr>
-        <w:t>) для генерации начального набора (массива) особей.</w:t>
+        <w:t>) для генерации начального набора особей.</w:t>
       </w:r>
     </w:p>
     <w:p>
       <w:pPr>
-        <w:pStyle w:val="af0"/>
+        <w:pStyle w:val="af1"/>
         <w:numPr>
           <w:ilvl w:val="0"/>
           <w:numId w:val="19"/>
@@ -22875,21 +22409,31 @@
       <w:r>
         <w:rPr>
           <w:rFonts w:cs="Times New Roman"/>
-          <w:b/>
-          <w:bCs/>
-        </w:rPr>
-        <w:t>Итерационный цикл оптимизации</w:t>
-      </w:r>
-      <w:r>
-        <w:rPr>
-          <w:rFonts w:cs="Times New Roman"/>
-        </w:rPr>
-        <w:t>: в рамках цикла (до достижения максимального числа итераций) выполняются следующие шаги:</w:t>
+        </w:rPr>
+        <w:t>В</w:t>
+      </w:r>
+      <w:r>
+        <w:rPr>
+          <w:rFonts w:cs="Times New Roman"/>
+        </w:rPr>
+        <w:t xml:space="preserve"> цикл</w:t>
+      </w:r>
+      <w:r>
+        <w:rPr>
+          <w:rFonts w:cs="Times New Roman"/>
+        </w:rPr>
+        <w:t>е</w:t>
+      </w:r>
+      <w:r>
+        <w:rPr>
+          <w:rFonts w:cs="Times New Roman"/>
+        </w:rPr>
+        <w:t xml:space="preserve"> (до достижения максимального числа итераций) выполняются следующие шаги:</w:t>
       </w:r>
     </w:p>
     <w:p>
       <w:pPr>
-        <w:pStyle w:val="af0"/>
+        <w:pStyle w:val="af1"/>
         <w:numPr>
           <w:ilvl w:val="1"/>
           <w:numId w:val="19"/>
@@ -22902,16 +22446,8 @@
       <w:r>
         <w:rPr>
           <w:rFonts w:cs="Times New Roman"/>
-          <w:b/>
-          <w:bCs/>
-        </w:rPr>
-        <w:t>Оценка</w:t>
-      </w:r>
-      <w:r>
-        <w:rPr>
-          <w:rFonts w:cs="Times New Roman"/>
-        </w:rPr>
-        <w:t xml:space="preserve">: Вызов метода </w:t>
+        </w:rPr>
+        <w:t xml:space="preserve">Вызов метода </w:t>
       </w:r>
       <w:r>
         <w:rPr>
@@ -22929,7 +22465,7 @@
     </w:p>
     <w:p>
       <w:pPr>
-        <w:pStyle w:val="af0"/>
+        <w:pStyle w:val="af1"/>
         <w:numPr>
           <w:ilvl w:val="1"/>
           <w:numId w:val="19"/>
@@ -22942,16 +22478,8 @@
       <w:r>
         <w:rPr>
           <w:rFonts w:cs="Times New Roman"/>
-          <w:b/>
-          <w:bCs/>
-        </w:rPr>
-        <w:t>Модификация</w:t>
-      </w:r>
-      <w:r>
-        <w:rPr>
-          <w:rFonts w:cs="Times New Roman"/>
-        </w:rPr>
-        <w:t xml:space="preserve">: Вызов метода </w:t>
+        </w:rPr>
+        <w:t xml:space="preserve">Вызов метода </w:t>
       </w:r>
       <w:r>
         <w:rPr>
@@ -22995,7 +22523,7 @@
     </w:p>
     <w:p>
       <w:pPr>
-        <w:pStyle w:val="af0"/>
+        <w:pStyle w:val="af1"/>
         <w:numPr>
           <w:ilvl w:val="0"/>
           <w:numId w:val="19"/>
@@ -23008,16 +22536,8 @@
       <w:r>
         <w:rPr>
           <w:rFonts w:cs="Times New Roman"/>
-          <w:b/>
-          <w:bCs/>
-        </w:rPr>
-        <w:t>Формирование ответа</w:t>
-      </w:r>
-      <w:r>
-        <w:rPr>
-          <w:rFonts w:cs="Times New Roman"/>
-        </w:rPr>
-        <w:t xml:space="preserve">: По завершении итераций оптимальный маршрут передается обратно в </w:t>
+        </w:rPr>
+        <w:t xml:space="preserve">По завершении итераций оптимальный маршрут передается обратно в </w:t>
       </w:r>
       <w:r>
         <w:rPr>
@@ -23054,7 +22574,7 @@
     </w:p>
     <w:p>
       <w:pPr>
-        <w:pStyle w:val="af0"/>
+        <w:pStyle w:val="af1"/>
         <w:numPr>
           <w:ilvl w:val="0"/>
           <w:numId w:val="19"/>
@@ -23067,16 +22587,8 @@
       <w:r>
         <w:rPr>
           <w:rFonts w:cs="Times New Roman"/>
-          <w:b/>
-          <w:bCs/>
-        </w:rPr>
-        <w:t>Визуализация</w:t>
-      </w:r>
-      <w:r>
-        <w:rPr>
-          <w:rFonts w:cs="Times New Roman"/>
-        </w:rPr>
-        <w:t xml:space="preserve">: Клиентское приложение интерпретирует </w:t>
+        </w:rPr>
+        <w:t xml:space="preserve">Клиентское приложение интерпретирует </w:t>
       </w:r>
       <w:r>
         <w:rPr>
@@ -23454,6 +22966,7 @@
           <w:iCs/>
         </w:rPr>
       </w:pPr>
+      <w:bookmarkStart w:id="15" w:name="_Toc232021973"/>
       <w:r>
         <w:rPr>
           <w:rFonts w:cs="Times New Roman"/>
@@ -23508,6 +23021,20 @@
           <w:szCs w:val="22"/>
         </w:rPr>
         <w:t xml:space="preserve"> программного модуля</w:t>
+      </w:r>
+      <w:bookmarkEnd w:id="15"/>
+    </w:p>
+    <w:p>
+      <w:pPr>
+        <w:rPr>
+          <w:rFonts w:cs="Times New Roman"/>
+        </w:rPr>
+      </w:pPr>
+      <w:r>
+        <w:rPr>
+          <w:rFonts w:cs="Times New Roman"/>
+        </w:rPr>
+        <w:t>Все вычислительные эксперименты проводились на персональном компьютере с техническими характеристиками (см. рис. 7).</w:t>
       </w:r>
     </w:p>
     <w:p>
@@ -23519,25 +23046,16 @@
           <w:rFonts w:cs="Times New Roman"/>
         </w:rPr>
       </w:pPr>
-    </w:p>
-    <w:p>
-      <w:pPr>
-        <w:spacing w:after="0" w:line="240" w:lineRule="auto"/>
-        <w:ind w:firstLine="0"/>
-        <w:jc w:val="center"/>
-        <w:rPr>
-          <w:rFonts w:cs="Times New Roman"/>
-        </w:rPr>
-      </w:pPr>
-      <w:r>
-        <w:rPr>
-          <w:rFonts w:cs="Times New Roman"/>
+      <w:r>
+        <w:rPr>
+          <w:noProof/>
+          <w:lang w:val="en-US"/>
         </w:rPr>
         <w:drawing>
-          <wp:inline distT="0" distB="0" distL="0" distR="0" wp14:anchorId="5DEEAFCE" wp14:editId="65C80C2F">
-            <wp:extent cx="4022447" cy="2244436"/>
-            <wp:effectExtent l="0" t="0" r="0" b="3810"/>
-            <wp:docPr id="2087189787" name="Рисунок 1"/>
+          <wp:inline distT="0" distB="0" distL="0" distR="0" wp14:anchorId="50554BBC" wp14:editId="52F934B7">
+            <wp:extent cx="5941695" cy="2291615"/>
+            <wp:effectExtent l="0" t="0" r="1905" b="0"/>
+            <wp:docPr id="2058135705" name="Рисунок 1"/>
             <wp:cNvGraphicFramePr>
               <a:graphicFrameLocks xmlns:a="http://schemas.openxmlformats.org/drawingml/2006/main" noChangeAspect="1"/>
             </wp:cNvGraphicFramePr>
@@ -23545,7 +23063,7 @@
               <a:graphicData uri="http://schemas.openxmlformats.org/drawingml/2006/picture">
                 <pic:pic xmlns:pic="http://schemas.openxmlformats.org/drawingml/2006/picture">
                   <pic:nvPicPr>
-                    <pic:cNvPr id="2087189787" name=""/>
+                    <pic:cNvPr id="2058135705" name=""/>
                     <pic:cNvPicPr/>
                   </pic:nvPicPr>
                   <pic:blipFill>
@@ -23557,7 +23075,7 @@
                   <pic:spPr>
                     <a:xfrm>
                       <a:off x="0" y="0"/>
-                      <a:ext cx="4041501" cy="2255068"/>
+                      <a:ext cx="5941695" cy="2291615"/>
                     </a:xfrm>
                     <a:prstGeom prst="rect">
                       <a:avLst/>
@@ -23620,6 +23138,2038 @@
     </w:p>
     <w:p>
       <w:pPr>
+        <w:rPr>
+          <w:rFonts w:cs="Times New Roman"/>
+        </w:rPr>
+      </w:pPr>
+      <w:r>
+        <w:rPr>
+          <w:rFonts w:cs="Times New Roman"/>
+        </w:rPr>
+        <w:t>Для проверки корректности решения был</w:t>
+      </w:r>
+      <w:r>
+        <w:rPr>
+          <w:rFonts w:cs="Times New Roman"/>
+        </w:rPr>
+        <w:t>а</w:t>
+      </w:r>
+      <w:r>
+        <w:rPr>
+          <w:rFonts w:cs="Times New Roman"/>
+        </w:rPr>
+        <w:t xml:space="preserve"> выбран</w:t>
+      </w:r>
+      <w:r>
+        <w:rPr>
+          <w:rFonts w:cs="Times New Roman"/>
+        </w:rPr>
+        <w:t>а</w:t>
+      </w:r>
+      <w:r>
+        <w:rPr>
+          <w:rFonts w:cs="Times New Roman"/>
+        </w:rPr>
+        <w:t xml:space="preserve"> </w:t>
+      </w:r>
+      <w:r>
+        <w:rPr>
+          <w:rFonts w:cs="Times New Roman"/>
+        </w:rPr>
+        <w:t>следующая конфигурация пространства</w:t>
+      </w:r>
+      <w:r>
+        <w:rPr>
+          <w:rFonts w:cs="Times New Roman"/>
+        </w:rPr>
+        <w:t>.</w:t>
+      </w:r>
+      <w:r>
+        <w:rPr>
+          <w:rFonts w:cs="Times New Roman"/>
+        </w:rPr>
+        <w:t xml:space="preserve"> Эта конфигурация является сложной, так как необходимо жестко соблюдать ограничения по углу подъёма и поворота в ограниченном пространстве. </w:t>
+      </w:r>
+    </w:p>
+    <w:p>
+      <w:pPr>
+        <w:ind w:firstLine="0"/>
+        <w:jc w:val="center"/>
+        <w:rPr>
+          <w:rFonts w:cs="Times New Roman"/>
+          <w:iCs/>
+          <w:sz w:val="24"/>
+          <w:szCs w:val="21"/>
+        </w:rPr>
+      </w:pPr>
+      <w:r>
+        <w:rPr>
+          <w:noProof/>
+        </w:rPr>
+        <w:drawing>
+          <wp:inline distT="0" distB="0" distL="0" distR="0" wp14:anchorId="75DCE30F" wp14:editId="5F0EE432">
+            <wp:extent cx="4320540" cy="3274690"/>
+            <wp:effectExtent l="0" t="0" r="3810" b="2540"/>
+            <wp:docPr id="318510917" name="Рисунок 1"/>
+            <wp:cNvGraphicFramePr>
+              <a:graphicFrameLocks xmlns:a="http://schemas.openxmlformats.org/drawingml/2006/main" noChangeAspect="1"/>
+            </wp:cNvGraphicFramePr>
+            <a:graphic xmlns:a="http://schemas.openxmlformats.org/drawingml/2006/main">
+              <a:graphicData uri="http://schemas.openxmlformats.org/drawingml/2006/picture">
+                <pic:pic xmlns:pic="http://schemas.openxmlformats.org/drawingml/2006/picture">
+                  <pic:nvPicPr>
+                    <pic:cNvPr id="318510917" name=""/>
+                    <pic:cNvPicPr/>
+                  </pic:nvPicPr>
+                  <pic:blipFill rotWithShape="1">
+                    <a:blip r:embed="rId20"/>
+                    <a:srcRect b="21609"/>
+                    <a:stretch>
+                      <a:fillRect/>
+                    </a:stretch>
+                  </pic:blipFill>
+                  <pic:spPr bwMode="auto">
+                    <a:xfrm>
+                      <a:off x="0" y="0"/>
+                      <a:ext cx="4340919" cy="3290136"/>
+                    </a:xfrm>
+                    <a:prstGeom prst="rect">
+                      <a:avLst/>
+                    </a:prstGeom>
+                    <a:ln>
+                      <a:noFill/>
+                    </a:ln>
+                    <a:extLst>
+                      <a:ext uri="{53640926-AAD7-44D8-BBD7-CCE9431645EC}">
+                        <a14:shadowObscured xmlns:a14="http://schemas.microsoft.com/office/drawing/2010/main"/>
+                      </a:ext>
+                    </a:extLst>
+                  </pic:spPr>
+                </pic:pic>
+              </a:graphicData>
+            </a:graphic>
+          </wp:inline>
+        </w:drawing>
+      </w:r>
+    </w:p>
+    <w:p>
+      <w:pPr>
+        <w:ind w:firstLine="0"/>
+        <w:jc w:val="center"/>
+        <w:rPr>
+          <w:rFonts w:cs="Times New Roman"/>
+          <w:iCs/>
+          <w:sz w:val="24"/>
+          <w:szCs w:val="21"/>
+        </w:rPr>
+      </w:pPr>
+      <w:r>
+        <w:rPr>
+          <w:rFonts w:cs="Times New Roman"/>
+          <w:iCs/>
+          <w:sz w:val="24"/>
+          <w:szCs w:val="21"/>
+        </w:rPr>
+        <w:t>Рис. 8 Визуализация решения и конфигурации пространства.</w:t>
+      </w:r>
+    </w:p>
+    <w:p>
+      <w:pPr>
+        <w:ind w:firstLine="0"/>
+        <w:jc w:val="center"/>
+        <w:rPr>
+          <w:rFonts w:cs="Times New Roman"/>
+          <w:iCs/>
+          <w:sz w:val="24"/>
+          <w:szCs w:val="21"/>
+        </w:rPr>
+      </w:pPr>
+      <w:r>
+        <w:rPr>
+          <w:rFonts w:cs="Times New Roman"/>
+          <w:iCs/>
+          <w:sz w:val="24"/>
+          <w:szCs w:val="21"/>
+        </w:rPr>
+        <w:br w:type="page"/>
+      </w:r>
+    </w:p>
+    <w:p>
+      <w:pPr>
+        <w:rPr>
+          <w:rFonts w:cs="Times New Roman"/>
+        </w:rPr>
+      </w:pPr>
+      <w:r>
+        <w:rPr>
+          <w:rFonts w:cs="Times New Roman"/>
+        </w:rPr>
+        <w:lastRenderedPageBreak/>
+        <w:t xml:space="preserve">Выбранные параметры алгоритма представлены в таблице </w:t>
+      </w:r>
+      <w:r>
+        <w:rPr>
+          <w:rFonts w:cs="Times New Roman"/>
+        </w:rPr>
+        <w:t>1</w:t>
+      </w:r>
+      <w:r>
+        <w:rPr>
+          <w:rFonts w:cs="Times New Roman"/>
+        </w:rPr>
+        <w:t>.</w:t>
+      </w:r>
+    </w:p>
+    <w:tbl>
+      <w:tblPr>
+        <w:tblStyle w:val="ac"/>
+        <w:tblW w:w="9445" w:type="dxa"/>
+        <w:tblLook w:val="04A0" w:firstRow="1" w:lastRow="0" w:firstColumn="1" w:lastColumn="0" w:noHBand="0" w:noVBand="1"/>
+      </w:tblPr>
+      <w:tblGrid>
+        <w:gridCol w:w="3775"/>
+        <w:gridCol w:w="1320"/>
+        <w:gridCol w:w="4350"/>
+      </w:tblGrid>
+      <w:tr>
+        <w:tc>
+          <w:tcPr>
+            <w:tcW w:w="9445" w:type="dxa"/>
+            <w:gridSpan w:val="3"/>
+            <w:tcBorders>
+              <w:top w:val="nil"/>
+              <w:left w:val="nil"/>
+              <w:right w:val="nil"/>
+            </w:tcBorders>
+          </w:tcPr>
+          <w:p>
+            <w:pPr>
+              <w:tabs>
+                <w:tab w:val="left" w:pos="840"/>
+              </w:tabs>
+              <w:ind w:firstLine="0"/>
+              <w:jc w:val="right"/>
+              <w:rPr>
+                <w:rFonts w:cs="Times New Roman"/>
+              </w:rPr>
+            </w:pPr>
+            <w:r>
+              <w:rPr>
+                <w:rFonts w:cs="Times New Roman"/>
+                <w:iCs/>
+                <w:sz w:val="24"/>
+                <w:szCs w:val="21"/>
+              </w:rPr>
+              <w:t>Табл. 1 Характеристики запуска алгоритма</w:t>
+            </w:r>
+          </w:p>
+        </w:tc>
+      </w:tr>
+      <w:tr>
+        <w:tc>
+          <w:tcPr>
+            <w:tcW w:w="3775" w:type="dxa"/>
+          </w:tcPr>
+          <w:p>
+            <w:pPr>
+              <w:ind w:firstLine="0"/>
+              <w:jc w:val="center"/>
+              <w:rPr>
+                <w:rFonts w:cs="Times New Roman"/>
+              </w:rPr>
+            </w:pPr>
+            <w:r>
+              <w:rPr>
+                <w:rFonts w:cs="Times New Roman"/>
+              </w:rPr>
+              <w:t>П</w:t>
+            </w:r>
+            <w:r>
+              <w:rPr>
+                <w:rFonts w:cs="Times New Roman"/>
+              </w:rPr>
+              <w:t>араметр</w:t>
+            </w:r>
+          </w:p>
+        </w:tc>
+        <w:tc>
+          <w:tcPr>
+            <w:tcW w:w="1320" w:type="dxa"/>
+          </w:tcPr>
+          <w:p>
+            <w:pPr>
+              <w:ind w:firstLine="0"/>
+              <w:jc w:val="center"/>
+              <w:rPr>
+                <w:rFonts w:cs="Times New Roman"/>
+              </w:rPr>
+            </w:pPr>
+            <w:r>
+              <w:rPr>
+                <w:rFonts w:cs="Times New Roman"/>
+              </w:rPr>
+              <w:t>Значение</w:t>
+            </w:r>
+          </w:p>
+        </w:tc>
+        <w:tc>
+          <w:tcPr>
+            <w:tcW w:w="4350" w:type="dxa"/>
+          </w:tcPr>
+          <w:p>
+            <w:pPr>
+              <w:tabs>
+                <w:tab w:val="left" w:pos="840"/>
+              </w:tabs>
+              <w:ind w:firstLine="0"/>
+              <w:jc w:val="center"/>
+              <w:rPr>
+                <w:rFonts w:cs="Times New Roman"/>
+              </w:rPr>
+            </w:pPr>
+            <w:r>
+              <w:rPr>
+                <w:rFonts w:cs="Times New Roman"/>
+              </w:rPr>
+              <w:t>Примечание</w:t>
+            </w:r>
+          </w:p>
+        </w:tc>
+      </w:tr>
+      <w:tr>
+        <w:tc>
+          <w:tcPr>
+            <w:tcW w:w="3775" w:type="dxa"/>
+          </w:tcPr>
+          <w:p>
+            <w:pPr>
+              <w:spacing w:line="276" w:lineRule="auto"/>
+              <w:ind w:firstLine="0"/>
+              <w:jc w:val="center"/>
+              <w:rPr>
+                <w:rFonts w:cs="Times New Roman"/>
+                <w:sz w:val="24"/>
+                <w:szCs w:val="20"/>
+              </w:rPr>
+            </w:pPr>
+            <w:r>
+              <w:rPr>
+                <w:rFonts w:cs="Times New Roman"/>
+                <w:sz w:val="24"/>
+                <w:szCs w:val="20"/>
+              </w:rPr>
+              <w:t>Промежуточных точек</w:t>
+            </w:r>
+          </w:p>
+        </w:tc>
+        <w:tc>
+          <w:tcPr>
+            <w:tcW w:w="1320" w:type="dxa"/>
+          </w:tcPr>
+          <w:p>
+            <w:pPr>
+              <w:spacing w:line="276" w:lineRule="auto"/>
+              <w:ind w:firstLine="0"/>
+              <w:jc w:val="center"/>
+              <w:rPr>
+                <w:rFonts w:cs="Times New Roman"/>
+                <w:sz w:val="24"/>
+                <w:szCs w:val="20"/>
+              </w:rPr>
+            </w:pPr>
+            <w:r>
+              <w:rPr>
+                <w:rFonts w:cs="Times New Roman"/>
+                <w:sz w:val="24"/>
+                <w:szCs w:val="20"/>
+              </w:rPr>
+              <w:t>5</w:t>
+            </w:r>
+          </w:p>
+        </w:tc>
+        <w:tc>
+          <w:tcPr>
+            <w:tcW w:w="4350" w:type="dxa"/>
+          </w:tcPr>
+          <w:p>
+            <w:pPr>
+              <w:tabs>
+                <w:tab w:val="left" w:pos="840"/>
+              </w:tabs>
+              <w:spacing w:line="276" w:lineRule="auto"/>
+              <w:ind w:firstLine="0"/>
+              <w:rPr>
+                <w:rFonts w:cs="Times New Roman"/>
+                <w:sz w:val="24"/>
+                <w:szCs w:val="20"/>
+              </w:rPr>
+            </w:pPr>
+          </w:p>
+        </w:tc>
+      </w:tr>
+      <w:tr>
+        <w:tc>
+          <w:tcPr>
+            <w:tcW w:w="3775" w:type="dxa"/>
+          </w:tcPr>
+          <w:p>
+            <w:pPr>
+              <w:spacing w:line="276" w:lineRule="auto"/>
+              <w:ind w:firstLine="0"/>
+              <w:jc w:val="center"/>
+              <w:rPr>
+                <w:rFonts w:cs="Times New Roman"/>
+                <w:sz w:val="24"/>
+                <w:szCs w:val="20"/>
+              </w:rPr>
+            </w:pPr>
+            <w:r>
+              <w:rPr>
+                <w:rFonts w:cs="Times New Roman"/>
+                <w:sz w:val="24"/>
+                <w:szCs w:val="20"/>
+              </w:rPr>
+              <w:t>Количество отображений через хаотичное отображение палаток</w:t>
+            </w:r>
+          </w:p>
+        </w:tc>
+        <w:tc>
+          <w:tcPr>
+            <w:tcW w:w="1320" w:type="dxa"/>
+          </w:tcPr>
+          <w:p>
+            <w:pPr>
+              <w:spacing w:line="276" w:lineRule="auto"/>
+              <w:ind w:firstLine="0"/>
+              <w:jc w:val="center"/>
+              <w:rPr>
+                <w:rFonts w:cs="Times New Roman"/>
+                <w:sz w:val="24"/>
+                <w:szCs w:val="20"/>
+              </w:rPr>
+            </w:pPr>
+            <w:r>
+              <w:rPr>
+                <w:rFonts w:cs="Times New Roman"/>
+                <w:sz w:val="24"/>
+                <w:szCs w:val="20"/>
+              </w:rPr>
+              <w:t>5</w:t>
+            </w:r>
+          </w:p>
+        </w:tc>
+        <w:tc>
+          <w:tcPr>
+            <w:tcW w:w="4350" w:type="dxa"/>
+          </w:tcPr>
+          <w:p>
+            <w:pPr>
+              <w:tabs>
+                <w:tab w:val="left" w:pos="840"/>
+              </w:tabs>
+              <w:spacing w:line="276" w:lineRule="auto"/>
+              <w:ind w:firstLine="0"/>
+              <w:rPr>
+                <w:rFonts w:cs="Times New Roman"/>
+                <w:sz w:val="24"/>
+                <w:szCs w:val="20"/>
+              </w:rPr>
+            </w:pPr>
+            <w:r>
+              <w:rPr>
+                <w:rFonts w:cs="Times New Roman"/>
+                <w:sz w:val="24"/>
+                <w:szCs w:val="20"/>
+              </w:rPr>
+              <w:t>Контролирует запутанность значений.</w:t>
+            </w:r>
+          </w:p>
+        </w:tc>
+      </w:tr>
+      <w:tr>
+        <w:tc>
+          <w:tcPr>
+            <w:tcW w:w="3775" w:type="dxa"/>
+          </w:tcPr>
+          <w:p>
+            <w:pPr>
+              <w:spacing w:line="276" w:lineRule="auto"/>
+              <w:ind w:firstLine="0"/>
+              <w:jc w:val="center"/>
+              <w:rPr>
+                <w:rFonts w:cs="Times New Roman"/>
+                <w:sz w:val="24"/>
+                <w:szCs w:val="20"/>
+              </w:rPr>
+            </w:pPr>
+            <w:r>
+              <w:rPr>
+                <w:rFonts w:cs="Times New Roman"/>
+                <w:sz w:val="24"/>
+                <w:szCs w:val="20"/>
+              </w:rPr>
+              <w:t>Размер популяции</w:t>
+            </w:r>
+          </w:p>
+        </w:tc>
+        <w:tc>
+          <w:tcPr>
+            <w:tcW w:w="1320" w:type="dxa"/>
+          </w:tcPr>
+          <w:p>
+            <w:pPr>
+              <w:spacing w:line="276" w:lineRule="auto"/>
+              <w:ind w:firstLine="0"/>
+              <w:jc w:val="center"/>
+              <w:rPr>
+                <w:rFonts w:cs="Times New Roman"/>
+                <w:sz w:val="24"/>
+                <w:szCs w:val="20"/>
+              </w:rPr>
+            </w:pPr>
+            <w:r>
+              <w:rPr>
+                <w:rFonts w:cs="Times New Roman"/>
+                <w:sz w:val="24"/>
+                <w:szCs w:val="20"/>
+              </w:rPr>
+              <w:t>100</w:t>
+            </w:r>
+          </w:p>
+        </w:tc>
+        <w:tc>
+          <w:tcPr>
+            <w:tcW w:w="4350" w:type="dxa"/>
+          </w:tcPr>
+          <w:p>
+            <w:pPr>
+              <w:tabs>
+                <w:tab w:val="left" w:pos="840"/>
+              </w:tabs>
+              <w:spacing w:line="276" w:lineRule="auto"/>
+              <w:ind w:firstLine="0"/>
+              <w:rPr>
+                <w:rFonts w:cs="Times New Roman"/>
+                <w:sz w:val="24"/>
+                <w:szCs w:val="20"/>
+              </w:rPr>
+            </w:pPr>
+          </w:p>
+        </w:tc>
+      </w:tr>
+      <w:tr>
+        <w:tc>
+          <w:tcPr>
+            <w:tcW w:w="3775" w:type="dxa"/>
+          </w:tcPr>
+          <w:p>
+            <w:pPr>
+              <w:spacing w:line="276" w:lineRule="auto"/>
+              <w:ind w:firstLine="0"/>
+              <w:jc w:val="center"/>
+              <w:rPr>
+                <w:rFonts w:cs="Times New Roman"/>
+                <w:sz w:val="24"/>
+                <w:szCs w:val="20"/>
+              </w:rPr>
+            </w:pPr>
+            <w:r>
+              <w:rPr>
+                <w:rFonts w:cs="Times New Roman"/>
+                <w:sz w:val="24"/>
+                <w:szCs w:val="20"/>
+              </w:rPr>
+              <w:t>Избегание угроз</w:t>
+            </w:r>
+          </w:p>
+        </w:tc>
+        <w:tc>
+          <w:tcPr>
+            <w:tcW w:w="1320" w:type="dxa"/>
+          </w:tcPr>
+          <w:p>
+            <w:pPr>
+              <w:spacing w:line="276" w:lineRule="auto"/>
+              <w:ind w:firstLine="0"/>
+              <w:jc w:val="center"/>
+              <w:rPr>
+                <w:rFonts w:cs="Times New Roman"/>
+                <w:sz w:val="24"/>
+                <w:szCs w:val="20"/>
+              </w:rPr>
+            </w:pPr>
+            <w:r>
+              <w:rPr>
+                <w:rFonts w:cs="Times New Roman"/>
+                <w:sz w:val="24"/>
+                <w:szCs w:val="20"/>
+              </w:rPr>
+              <w:t>100</w:t>
+            </w:r>
+          </w:p>
+        </w:tc>
+        <w:tc>
+          <w:tcPr>
+            <w:tcW w:w="4350" w:type="dxa"/>
+          </w:tcPr>
+          <w:p>
+            <w:pPr>
+              <w:tabs>
+                <w:tab w:val="left" w:pos="840"/>
+              </w:tabs>
+              <w:spacing w:line="276" w:lineRule="auto"/>
+              <w:ind w:firstLine="0"/>
+              <w:rPr>
+                <w:rFonts w:cs="Times New Roman"/>
+                <w:sz w:val="24"/>
+                <w:szCs w:val="20"/>
+              </w:rPr>
+            </w:pPr>
+            <w:r>
+              <w:rPr>
+                <w:rFonts w:cs="Times New Roman"/>
+                <w:sz w:val="24"/>
+                <w:szCs w:val="20"/>
+              </w:rPr>
+              <w:t>Используется как внутренний параметр функции просчета угрозы.</w:t>
+            </w:r>
+          </w:p>
+        </w:tc>
+      </w:tr>
+      <w:tr>
+        <w:tc>
+          <w:tcPr>
+            <w:tcW w:w="3775" w:type="dxa"/>
+          </w:tcPr>
+          <w:p>
+            <w:pPr>
+              <w:spacing w:line="276" w:lineRule="auto"/>
+              <w:ind w:firstLine="0"/>
+              <w:jc w:val="center"/>
+              <w:rPr>
+                <w:rFonts w:cs="Times New Roman"/>
+                <w:sz w:val="24"/>
+                <w:szCs w:val="20"/>
+              </w:rPr>
+            </w:pPr>
+            <w:r>
+              <w:rPr>
+                <w:rFonts w:cs="Times New Roman"/>
+                <w:sz w:val="24"/>
+                <w:szCs w:val="20"/>
+              </w:rPr>
+              <w:t>Коэффициент минимизации пути</w:t>
+            </w:r>
+          </w:p>
+        </w:tc>
+        <w:tc>
+          <w:tcPr>
+            <w:tcW w:w="1320" w:type="dxa"/>
+          </w:tcPr>
+          <w:p>
+            <w:pPr>
+              <w:spacing w:line="276" w:lineRule="auto"/>
+              <w:ind w:firstLine="0"/>
+              <w:jc w:val="center"/>
+              <w:rPr>
+                <w:rFonts w:cs="Times New Roman"/>
+                <w:sz w:val="24"/>
+                <w:szCs w:val="20"/>
+              </w:rPr>
+            </w:pPr>
+            <w:r>
+              <w:rPr>
+                <w:rFonts w:cs="Times New Roman"/>
+                <w:sz w:val="24"/>
+                <w:szCs w:val="20"/>
+              </w:rPr>
+              <w:t>0.3</w:t>
+            </w:r>
+          </w:p>
+        </w:tc>
+        <w:tc>
+          <w:tcPr>
+            <w:tcW w:w="4350" w:type="dxa"/>
+          </w:tcPr>
+          <w:p>
+            <w:pPr>
+              <w:tabs>
+                <w:tab w:val="left" w:pos="840"/>
+              </w:tabs>
+              <w:spacing w:line="276" w:lineRule="auto"/>
+              <w:ind w:firstLine="0"/>
+              <w:rPr>
+                <w:rFonts w:cs="Times New Roman"/>
+                <w:sz w:val="24"/>
+                <w:szCs w:val="20"/>
+              </w:rPr>
+            </w:pPr>
+          </w:p>
+        </w:tc>
+      </w:tr>
+      <w:tr>
+        <w:tc>
+          <w:tcPr>
+            <w:tcW w:w="3775" w:type="dxa"/>
+          </w:tcPr>
+          <w:p>
+            <w:pPr>
+              <w:spacing w:line="276" w:lineRule="auto"/>
+              <w:ind w:firstLine="0"/>
+              <w:jc w:val="center"/>
+              <w:rPr>
+                <w:rFonts w:cs="Times New Roman"/>
+                <w:sz w:val="24"/>
+                <w:szCs w:val="20"/>
+              </w:rPr>
+            </w:pPr>
+            <w:r>
+              <w:rPr>
+                <w:rFonts w:cs="Times New Roman"/>
+                <w:sz w:val="24"/>
+                <w:szCs w:val="20"/>
+              </w:rPr>
+              <w:t>Коэффициент минимизации резкости смены высоты</w:t>
+            </w:r>
+          </w:p>
+        </w:tc>
+        <w:tc>
+          <w:tcPr>
+            <w:tcW w:w="1320" w:type="dxa"/>
+          </w:tcPr>
+          <w:p>
+            <w:pPr>
+              <w:spacing w:line="276" w:lineRule="auto"/>
+              <w:ind w:firstLine="0"/>
+              <w:jc w:val="center"/>
+              <w:rPr>
+                <w:rFonts w:cs="Times New Roman"/>
+                <w:sz w:val="24"/>
+                <w:szCs w:val="20"/>
+              </w:rPr>
+            </w:pPr>
+            <w:r>
+              <w:rPr>
+                <w:rFonts w:cs="Times New Roman"/>
+                <w:sz w:val="24"/>
+                <w:szCs w:val="20"/>
+              </w:rPr>
+              <w:t>0.1</w:t>
+            </w:r>
+          </w:p>
+        </w:tc>
+        <w:tc>
+          <w:tcPr>
+            <w:tcW w:w="4350" w:type="dxa"/>
+          </w:tcPr>
+          <w:p>
+            <w:pPr>
+              <w:tabs>
+                <w:tab w:val="left" w:pos="840"/>
+              </w:tabs>
+              <w:spacing w:line="276" w:lineRule="auto"/>
+              <w:ind w:firstLine="0"/>
+              <w:rPr>
+                <w:rFonts w:cs="Times New Roman"/>
+                <w:sz w:val="24"/>
+                <w:szCs w:val="20"/>
+              </w:rPr>
+            </w:pPr>
+            <w:r>
+              <w:rPr>
+                <w:rFonts w:cs="Times New Roman"/>
+                <w:sz w:val="24"/>
+                <w:szCs w:val="20"/>
+              </w:rPr>
+              <w:t xml:space="preserve">Влияет на разность высот между соседними точками пути. </w:t>
+            </w:r>
+          </w:p>
+        </w:tc>
+      </w:tr>
+      <w:tr>
+        <w:tc>
+          <w:tcPr>
+            <w:tcW w:w="3775" w:type="dxa"/>
+          </w:tcPr>
+          <w:p>
+            <w:pPr>
+              <w:spacing w:line="276" w:lineRule="auto"/>
+              <w:ind w:firstLine="0"/>
+              <w:jc w:val="center"/>
+              <w:rPr>
+                <w:rFonts w:cs="Times New Roman"/>
+                <w:sz w:val="24"/>
+                <w:szCs w:val="20"/>
+              </w:rPr>
+            </w:pPr>
+            <w:r>
+              <w:rPr>
+                <w:rFonts w:cs="Times New Roman"/>
+                <w:sz w:val="24"/>
+                <w:szCs w:val="20"/>
+              </w:rPr>
+              <w:t>Коэффициент гладкости траектории</w:t>
+            </w:r>
+          </w:p>
+        </w:tc>
+        <w:tc>
+          <w:tcPr>
+            <w:tcW w:w="1320" w:type="dxa"/>
+          </w:tcPr>
+          <w:p>
+            <w:pPr>
+              <w:spacing w:line="276" w:lineRule="auto"/>
+              <w:ind w:firstLine="0"/>
+              <w:jc w:val="center"/>
+              <w:rPr>
+                <w:rFonts w:cs="Times New Roman"/>
+                <w:sz w:val="24"/>
+                <w:szCs w:val="20"/>
+              </w:rPr>
+            </w:pPr>
+            <w:r>
+              <w:rPr>
+                <w:rFonts w:cs="Times New Roman"/>
+                <w:sz w:val="24"/>
+                <w:szCs w:val="20"/>
+              </w:rPr>
+              <w:t>0.35</w:t>
+            </w:r>
+          </w:p>
+        </w:tc>
+        <w:tc>
+          <w:tcPr>
+            <w:tcW w:w="4350" w:type="dxa"/>
+          </w:tcPr>
+          <w:p>
+            <w:pPr>
+              <w:tabs>
+                <w:tab w:val="left" w:pos="840"/>
+              </w:tabs>
+              <w:spacing w:line="276" w:lineRule="auto"/>
+              <w:ind w:firstLine="0"/>
+              <w:rPr>
+                <w:rFonts w:cs="Times New Roman"/>
+                <w:sz w:val="24"/>
+                <w:szCs w:val="20"/>
+              </w:rPr>
+            </w:pPr>
+          </w:p>
+        </w:tc>
+      </w:tr>
+      <w:tr>
+        <w:tc>
+          <w:tcPr>
+            <w:tcW w:w="3775" w:type="dxa"/>
+          </w:tcPr>
+          <w:p>
+            <w:pPr>
+              <w:spacing w:line="276" w:lineRule="auto"/>
+              <w:ind w:firstLine="0"/>
+              <w:jc w:val="center"/>
+              <w:rPr>
+                <w:rFonts w:cs="Times New Roman"/>
+                <w:sz w:val="24"/>
+                <w:szCs w:val="20"/>
+              </w:rPr>
+            </w:pPr>
+            <w:r>
+              <w:rPr>
+                <w:rFonts w:cs="Times New Roman"/>
+                <w:sz w:val="24"/>
+                <w:szCs w:val="20"/>
+              </w:rPr>
+              <w:t>Коэффициент важности угроз</w:t>
+            </w:r>
+          </w:p>
+        </w:tc>
+        <w:tc>
+          <w:tcPr>
+            <w:tcW w:w="1320" w:type="dxa"/>
+          </w:tcPr>
+          <w:p>
+            <w:pPr>
+              <w:spacing w:line="276" w:lineRule="auto"/>
+              <w:ind w:firstLine="0"/>
+              <w:jc w:val="center"/>
+              <w:rPr>
+                <w:rFonts w:cs="Times New Roman"/>
+                <w:sz w:val="24"/>
+                <w:szCs w:val="20"/>
+              </w:rPr>
+            </w:pPr>
+            <w:r>
+              <w:rPr>
+                <w:rFonts w:cs="Times New Roman"/>
+                <w:sz w:val="24"/>
+                <w:szCs w:val="20"/>
+              </w:rPr>
+              <w:t>0.25</w:t>
+            </w:r>
+          </w:p>
+        </w:tc>
+        <w:tc>
+          <w:tcPr>
+            <w:tcW w:w="4350" w:type="dxa"/>
+          </w:tcPr>
+          <w:p>
+            <w:pPr>
+              <w:tabs>
+                <w:tab w:val="left" w:pos="840"/>
+              </w:tabs>
+              <w:spacing w:line="276" w:lineRule="auto"/>
+              <w:ind w:firstLine="0"/>
+              <w:rPr>
+                <w:rFonts w:cs="Times New Roman"/>
+                <w:sz w:val="24"/>
+                <w:szCs w:val="20"/>
+              </w:rPr>
+            </w:pPr>
+            <w:r>
+              <w:rPr>
+                <w:rFonts w:cs="Times New Roman"/>
+                <w:sz w:val="24"/>
+                <w:szCs w:val="20"/>
+              </w:rPr>
+              <w:t xml:space="preserve">Отличается от параметра “Избегание угроз”. Используется в </w:t>
+            </w:r>
+            <w:r>
+              <w:rPr>
+                <w:rFonts w:cs="Times New Roman"/>
+                <w:sz w:val="24"/>
+                <w:szCs w:val="20"/>
+                <w:lang w:val="en-US"/>
+              </w:rPr>
+              <w:t xml:space="preserve">fitness </w:t>
+            </w:r>
+            <w:r>
+              <w:rPr>
+                <w:rFonts w:cs="Times New Roman"/>
+                <w:sz w:val="24"/>
+                <w:szCs w:val="20"/>
+              </w:rPr>
+              <w:t>функции.</w:t>
+            </w:r>
+          </w:p>
+        </w:tc>
+      </w:tr>
+      <w:tr>
+        <w:tc>
+          <w:tcPr>
+            <w:tcW w:w="3775" w:type="dxa"/>
+          </w:tcPr>
+          <w:p>
+            <w:pPr>
+              <w:spacing w:line="276" w:lineRule="auto"/>
+              <w:ind w:firstLine="0"/>
+              <w:jc w:val="center"/>
+              <w:rPr>
+                <w:rFonts w:cs="Times New Roman"/>
+                <w:sz w:val="24"/>
+                <w:szCs w:val="20"/>
+              </w:rPr>
+            </w:pPr>
+            <w:r>
+              <w:rPr>
+                <w:rFonts w:cs="Times New Roman"/>
+                <w:sz w:val="24"/>
+                <w:szCs w:val="20"/>
+              </w:rPr>
+              <w:t>Максимальный угол поворота</w:t>
+            </w:r>
+          </w:p>
+        </w:tc>
+        <w:tc>
+          <w:tcPr>
+            <w:tcW w:w="1320" w:type="dxa"/>
+          </w:tcPr>
+          <w:p>
+            <w:pPr>
+              <w:spacing w:line="276" w:lineRule="auto"/>
+              <w:ind w:firstLine="0"/>
+              <w:jc w:val="center"/>
+              <w:rPr>
+                <w:rFonts w:cs="Times New Roman"/>
+                <w:sz w:val="24"/>
+                <w:szCs w:val="20"/>
+              </w:rPr>
+            </w:pPr>
+            <w:r>
+              <w:rPr>
+                <w:rFonts w:cs="Times New Roman"/>
+                <w:sz w:val="24"/>
+                <w:szCs w:val="20"/>
+              </w:rPr>
+              <w:t>70</w:t>
+            </w:r>
+          </w:p>
+        </w:tc>
+        <w:tc>
+          <w:tcPr>
+            <w:tcW w:w="4350" w:type="dxa"/>
+          </w:tcPr>
+          <w:p>
+            <w:pPr>
+              <w:tabs>
+                <w:tab w:val="left" w:pos="840"/>
+              </w:tabs>
+              <w:spacing w:line="276" w:lineRule="auto"/>
+              <w:ind w:firstLine="0"/>
+              <w:rPr>
+                <w:rFonts w:cs="Times New Roman"/>
+                <w:sz w:val="24"/>
+                <w:szCs w:val="20"/>
+              </w:rPr>
+            </w:pPr>
+          </w:p>
+        </w:tc>
+      </w:tr>
+      <w:tr>
+        <w:tc>
+          <w:tcPr>
+            <w:tcW w:w="3775" w:type="dxa"/>
+          </w:tcPr>
+          <w:p>
+            <w:pPr>
+              <w:spacing w:line="276" w:lineRule="auto"/>
+              <w:ind w:firstLine="0"/>
+              <w:jc w:val="center"/>
+              <w:rPr>
+                <w:rFonts w:cs="Times New Roman"/>
+                <w:sz w:val="24"/>
+                <w:szCs w:val="20"/>
+              </w:rPr>
+            </w:pPr>
+            <w:r>
+              <w:rPr>
+                <w:rFonts w:cs="Times New Roman"/>
+                <w:sz w:val="24"/>
+                <w:szCs w:val="20"/>
+              </w:rPr>
+              <w:t>Максимальный угол подъёма</w:t>
+            </w:r>
+          </w:p>
+        </w:tc>
+        <w:tc>
+          <w:tcPr>
+            <w:tcW w:w="1320" w:type="dxa"/>
+          </w:tcPr>
+          <w:p>
+            <w:pPr>
+              <w:spacing w:line="276" w:lineRule="auto"/>
+              <w:ind w:firstLine="0"/>
+              <w:jc w:val="center"/>
+              <w:rPr>
+                <w:rFonts w:cs="Times New Roman"/>
+                <w:sz w:val="24"/>
+                <w:szCs w:val="20"/>
+              </w:rPr>
+            </w:pPr>
+            <w:r>
+              <w:rPr>
+                <w:rFonts w:cs="Times New Roman"/>
+                <w:sz w:val="24"/>
+                <w:szCs w:val="20"/>
+              </w:rPr>
+              <w:t>70</w:t>
+            </w:r>
+          </w:p>
+        </w:tc>
+        <w:tc>
+          <w:tcPr>
+            <w:tcW w:w="4350" w:type="dxa"/>
+          </w:tcPr>
+          <w:p>
+            <w:pPr>
+              <w:tabs>
+                <w:tab w:val="left" w:pos="840"/>
+              </w:tabs>
+              <w:spacing w:line="276" w:lineRule="auto"/>
+              <w:ind w:firstLine="0"/>
+              <w:rPr>
+                <w:rFonts w:cs="Times New Roman"/>
+                <w:sz w:val="24"/>
+                <w:szCs w:val="20"/>
+              </w:rPr>
+            </w:pPr>
+          </w:p>
+        </w:tc>
+      </w:tr>
+      <w:tr>
+        <w:tc>
+          <w:tcPr>
+            <w:tcW w:w="3775" w:type="dxa"/>
+          </w:tcPr>
+          <w:p>
+            <w:pPr>
+              <w:spacing w:line="276" w:lineRule="auto"/>
+              <w:ind w:firstLine="0"/>
+              <w:jc w:val="center"/>
+              <w:rPr>
+                <w:rFonts w:cs="Times New Roman"/>
+                <w:sz w:val="24"/>
+                <w:szCs w:val="20"/>
+              </w:rPr>
+            </w:pPr>
+            <w:r>
+              <w:rPr>
+                <w:rFonts w:cs="Times New Roman"/>
+                <w:sz w:val="24"/>
+                <w:szCs w:val="20"/>
+              </w:rPr>
+              <w:t>Минимальная длина сегмента пути</w:t>
+            </w:r>
+          </w:p>
+        </w:tc>
+        <w:tc>
+          <w:tcPr>
+            <w:tcW w:w="1320" w:type="dxa"/>
+          </w:tcPr>
+          <w:p>
+            <w:pPr>
+              <w:spacing w:line="276" w:lineRule="auto"/>
+              <w:ind w:firstLine="0"/>
+              <w:jc w:val="center"/>
+              <w:rPr>
+                <w:rFonts w:cs="Times New Roman"/>
+                <w:sz w:val="24"/>
+                <w:szCs w:val="20"/>
+              </w:rPr>
+            </w:pPr>
+            <w:r>
+              <w:rPr>
+                <w:rFonts w:cs="Times New Roman"/>
+                <w:sz w:val="24"/>
+                <w:szCs w:val="20"/>
+              </w:rPr>
+              <w:t>2</w:t>
+            </w:r>
+          </w:p>
+        </w:tc>
+        <w:tc>
+          <w:tcPr>
+            <w:tcW w:w="4350" w:type="dxa"/>
+          </w:tcPr>
+          <w:p>
+            <w:pPr>
+              <w:tabs>
+                <w:tab w:val="left" w:pos="840"/>
+              </w:tabs>
+              <w:spacing w:line="276" w:lineRule="auto"/>
+              <w:ind w:firstLine="0"/>
+              <w:rPr>
+                <w:rFonts w:cs="Times New Roman"/>
+                <w:sz w:val="24"/>
+                <w:szCs w:val="20"/>
+              </w:rPr>
+            </w:pPr>
+          </w:p>
+        </w:tc>
+      </w:tr>
+      <w:tr>
+        <w:tc>
+          <w:tcPr>
+            <w:tcW w:w="3775" w:type="dxa"/>
+          </w:tcPr>
+          <w:p>
+            <w:pPr>
+              <w:spacing w:line="276" w:lineRule="auto"/>
+              <w:ind w:firstLine="0"/>
+              <w:jc w:val="center"/>
+              <w:rPr>
+                <w:rFonts w:cs="Times New Roman"/>
+                <w:sz w:val="24"/>
+                <w:szCs w:val="20"/>
+              </w:rPr>
+            </w:pPr>
+            <w:r>
+              <w:rPr>
+                <w:rFonts w:cs="Times New Roman"/>
+                <w:sz w:val="24"/>
+                <w:szCs w:val="20"/>
+              </w:rPr>
+              <w:t>Максимальная длина сегмента пути</w:t>
+            </w:r>
+          </w:p>
+        </w:tc>
+        <w:tc>
+          <w:tcPr>
+            <w:tcW w:w="1320" w:type="dxa"/>
+          </w:tcPr>
+          <w:p>
+            <w:pPr>
+              <w:spacing w:line="276" w:lineRule="auto"/>
+              <w:ind w:firstLine="0"/>
+              <w:jc w:val="center"/>
+              <w:rPr>
+                <w:rFonts w:cs="Times New Roman"/>
+                <w:sz w:val="24"/>
+                <w:szCs w:val="20"/>
+              </w:rPr>
+            </w:pPr>
+            <w:r>
+              <w:rPr>
+                <w:rFonts w:cs="Times New Roman"/>
+                <w:sz w:val="24"/>
+                <w:szCs w:val="20"/>
+              </w:rPr>
+              <w:t>3</w:t>
+            </w:r>
+          </w:p>
+        </w:tc>
+        <w:tc>
+          <w:tcPr>
+            <w:tcW w:w="4350" w:type="dxa"/>
+          </w:tcPr>
+          <w:p>
+            <w:pPr>
+              <w:tabs>
+                <w:tab w:val="left" w:pos="840"/>
+              </w:tabs>
+              <w:spacing w:line="276" w:lineRule="auto"/>
+              <w:ind w:firstLine="0"/>
+              <w:rPr>
+                <w:rFonts w:cs="Times New Roman"/>
+                <w:sz w:val="24"/>
+                <w:szCs w:val="20"/>
+              </w:rPr>
+            </w:pPr>
+          </w:p>
+        </w:tc>
+      </w:tr>
+      <w:tr>
+        <w:tc>
+          <w:tcPr>
+            <w:tcW w:w="3775" w:type="dxa"/>
+          </w:tcPr>
+          <w:p>
+            <w:pPr>
+              <w:spacing w:line="276" w:lineRule="auto"/>
+              <w:ind w:firstLine="0"/>
+              <w:jc w:val="center"/>
+              <w:rPr>
+                <w:rFonts w:cs="Times New Roman"/>
+                <w:sz w:val="24"/>
+                <w:szCs w:val="20"/>
+              </w:rPr>
+            </w:pPr>
+            <w:r>
+              <w:rPr>
+                <w:rFonts w:cs="Times New Roman"/>
+                <w:sz w:val="24"/>
+                <w:szCs w:val="20"/>
+              </w:rPr>
+              <w:t>Начальная энергия</w:t>
+            </w:r>
+          </w:p>
+        </w:tc>
+        <w:tc>
+          <w:tcPr>
+            <w:tcW w:w="1320" w:type="dxa"/>
+          </w:tcPr>
+          <w:p>
+            <w:pPr>
+              <w:spacing w:line="276" w:lineRule="auto"/>
+              <w:ind w:firstLine="0"/>
+              <w:jc w:val="center"/>
+              <w:rPr>
+                <w:rFonts w:cs="Times New Roman"/>
+                <w:sz w:val="24"/>
+                <w:szCs w:val="20"/>
+              </w:rPr>
+            </w:pPr>
+            <w:r>
+              <w:rPr>
+                <w:rFonts w:cs="Times New Roman"/>
+                <w:sz w:val="24"/>
+                <w:szCs w:val="20"/>
+              </w:rPr>
+              <w:t>3</w:t>
+            </w:r>
+          </w:p>
+        </w:tc>
+        <w:tc>
+          <w:tcPr>
+            <w:tcW w:w="4350" w:type="dxa"/>
+          </w:tcPr>
+          <w:p>
+            <w:pPr>
+              <w:tabs>
+                <w:tab w:val="left" w:pos="840"/>
+              </w:tabs>
+              <w:spacing w:line="276" w:lineRule="auto"/>
+              <w:ind w:firstLine="0"/>
+              <w:rPr>
+                <w:rFonts w:cs="Times New Roman"/>
+                <w:sz w:val="24"/>
+                <w:szCs w:val="20"/>
+              </w:rPr>
+            </w:pPr>
+            <w:r>
+              <w:rPr>
+                <w:rFonts w:cs="Times New Roman"/>
+                <w:sz w:val="24"/>
+                <w:szCs w:val="20"/>
+              </w:rPr>
+              <w:t>Является температурой. Чем выше энергия, тем более хаотичное движение будут иметь особи на этапе обновления.</w:t>
+            </w:r>
+          </w:p>
+        </w:tc>
+      </w:tr>
+      <w:tr>
+        <w:tc>
+          <w:tcPr>
+            <w:tcW w:w="3775" w:type="dxa"/>
+          </w:tcPr>
+          <w:p>
+            <w:pPr>
+              <w:spacing w:line="276" w:lineRule="auto"/>
+              <w:ind w:firstLine="0"/>
+              <w:jc w:val="center"/>
+              <w:rPr>
+                <w:rFonts w:cs="Times New Roman"/>
+                <w:sz w:val="24"/>
+                <w:szCs w:val="20"/>
+              </w:rPr>
+            </w:pPr>
+            <w:r>
+              <w:rPr>
+                <w:rFonts w:cs="Times New Roman"/>
+                <w:sz w:val="24"/>
+                <w:szCs w:val="20"/>
+              </w:rPr>
+              <w:t>Количество итераций</w:t>
+            </w:r>
+          </w:p>
+        </w:tc>
+        <w:tc>
+          <w:tcPr>
+            <w:tcW w:w="1320" w:type="dxa"/>
+          </w:tcPr>
+          <w:p>
+            <w:pPr>
+              <w:spacing w:line="276" w:lineRule="auto"/>
+              <w:ind w:firstLine="0"/>
+              <w:jc w:val="center"/>
+              <w:rPr>
+                <w:rFonts w:cs="Times New Roman"/>
+                <w:sz w:val="24"/>
+                <w:szCs w:val="20"/>
+              </w:rPr>
+            </w:pPr>
+            <w:r>
+              <w:rPr>
+                <w:rFonts w:cs="Times New Roman"/>
+                <w:sz w:val="24"/>
+                <w:szCs w:val="20"/>
+              </w:rPr>
+              <w:t>600</w:t>
+            </w:r>
+          </w:p>
+        </w:tc>
+        <w:tc>
+          <w:tcPr>
+            <w:tcW w:w="4350" w:type="dxa"/>
+          </w:tcPr>
+          <w:p>
+            <w:pPr>
+              <w:tabs>
+                <w:tab w:val="left" w:pos="840"/>
+              </w:tabs>
+              <w:spacing w:line="276" w:lineRule="auto"/>
+              <w:ind w:firstLine="0"/>
+              <w:rPr>
+                <w:rFonts w:cs="Times New Roman"/>
+                <w:sz w:val="24"/>
+                <w:szCs w:val="20"/>
+              </w:rPr>
+            </w:pPr>
+          </w:p>
+        </w:tc>
+      </w:tr>
+      <w:tr>
+        <w:tc>
+          <w:tcPr>
+            <w:tcW w:w="3775" w:type="dxa"/>
+          </w:tcPr>
+          <w:p>
+            <w:pPr>
+              <w:spacing w:line="276" w:lineRule="auto"/>
+              <w:ind w:firstLine="0"/>
+              <w:jc w:val="center"/>
+              <w:rPr>
+                <w:rFonts w:cs="Times New Roman"/>
+                <w:sz w:val="24"/>
+                <w:szCs w:val="20"/>
+              </w:rPr>
+            </w:pPr>
+            <w:r>
+              <w:rPr>
+                <w:rFonts w:cs="Times New Roman"/>
+                <w:sz w:val="24"/>
+                <w:szCs w:val="20"/>
+              </w:rPr>
+              <w:t>Конечная энергия</w:t>
+            </w:r>
+          </w:p>
+        </w:tc>
+        <w:tc>
+          <w:tcPr>
+            <w:tcW w:w="1320" w:type="dxa"/>
+          </w:tcPr>
+          <w:p>
+            <w:pPr>
+              <w:spacing w:line="276" w:lineRule="auto"/>
+              <w:ind w:firstLine="0"/>
+              <w:jc w:val="center"/>
+              <w:rPr>
+                <w:rFonts w:cs="Times New Roman"/>
+                <w:sz w:val="24"/>
+                <w:szCs w:val="20"/>
+              </w:rPr>
+            </w:pPr>
+            <w:r>
+              <w:rPr>
+                <w:rFonts w:cs="Times New Roman"/>
+                <w:sz w:val="24"/>
+                <w:szCs w:val="20"/>
+              </w:rPr>
+              <w:t>0</w:t>
+            </w:r>
+          </w:p>
+        </w:tc>
+        <w:tc>
+          <w:tcPr>
+            <w:tcW w:w="4350" w:type="dxa"/>
+          </w:tcPr>
+          <w:p>
+            <w:pPr>
+              <w:tabs>
+                <w:tab w:val="left" w:pos="840"/>
+              </w:tabs>
+              <w:spacing w:line="276" w:lineRule="auto"/>
+              <w:ind w:firstLine="0"/>
+              <w:rPr>
+                <w:rFonts w:cs="Times New Roman"/>
+                <w:sz w:val="24"/>
+                <w:szCs w:val="20"/>
+              </w:rPr>
+            </w:pPr>
+            <w:r>
+              <w:rPr>
+                <w:rFonts w:cs="Times New Roman"/>
+                <w:sz w:val="24"/>
+                <w:szCs w:val="20"/>
+              </w:rPr>
+              <w:t xml:space="preserve">Контролирует </w:t>
+            </w:r>
+            <w:r>
+              <w:rPr>
+                <w:rFonts w:cs="Times New Roman"/>
+                <w:sz w:val="24"/>
+                <w:szCs w:val="20"/>
+              </w:rPr>
+              <w:t>то,</w:t>
+            </w:r>
+            <w:r>
+              <w:rPr>
+                <w:rFonts w:cs="Times New Roman"/>
+                <w:sz w:val="24"/>
+                <w:szCs w:val="20"/>
+              </w:rPr>
+              <w:t xml:space="preserve"> как особи будут себя вести </w:t>
+            </w:r>
+            <w:r>
+              <w:rPr>
+                <w:rFonts w:cs="Times New Roman"/>
+                <w:sz w:val="24"/>
+                <w:szCs w:val="20"/>
+              </w:rPr>
+              <w:t>при</w:t>
+            </w:r>
+            <w:r>
+              <w:rPr>
+                <w:rFonts w:cs="Times New Roman"/>
+                <w:sz w:val="24"/>
+                <w:szCs w:val="20"/>
+              </w:rPr>
+              <w:t xml:space="preserve"> увеличении итерации алгоритма.</w:t>
+            </w:r>
+          </w:p>
+        </w:tc>
+      </w:tr>
+    </w:tbl>
+    <w:p>
+      <w:pPr>
+        <w:jc w:val="center"/>
+        <w:rPr>
+          <w:rFonts w:cs="Times New Roman"/>
+        </w:rPr>
+      </w:pPr>
+      <w:r>
+        <w:rPr>
+          <w:rFonts w:cs="Times New Roman"/>
+        </w:rPr>
+        <w:br w:type="page"/>
+      </w:r>
+    </w:p>
+    <w:p>
+      <w:pPr>
+        <w:rPr>
+          <w:rFonts w:cs="Times New Roman"/>
+        </w:rPr>
+      </w:pPr>
+      <w:r>
+        <w:rPr>
+          <w:rFonts w:cs="Times New Roman"/>
+        </w:rPr>
+        <w:lastRenderedPageBreak/>
+        <w:t>Для оценки корректности работы алгоритма</w:t>
+      </w:r>
+      <w:r>
+        <w:rPr>
+          <w:rFonts w:cs="Times New Roman"/>
+        </w:rPr>
+        <w:t xml:space="preserve"> мы провели шесть последовательных </w:t>
+      </w:r>
+      <w:r>
+        <w:rPr>
+          <w:rFonts w:cs="Times New Roman"/>
+        </w:rPr>
+        <w:t xml:space="preserve">независимых опытов в конфигурации, представленной выше, усреднив значения </w:t>
+      </w:r>
+      <m:oMath>
+        <m:r>
+          <w:rPr>
+            <w:rFonts w:ascii="Cambria Math" w:hAnsi="Cambria Math" w:cs="Times New Roman"/>
+          </w:rPr>
+          <m:t>fitness</m:t>
+        </m:r>
+      </m:oMath>
+      <w:r>
+        <w:rPr>
+          <w:rFonts w:cs="Times New Roman"/>
+        </w:rPr>
+        <w:t xml:space="preserve"> функции</w:t>
+      </w:r>
+      <w:r>
+        <w:rPr>
+          <w:rFonts w:cs="Times New Roman"/>
+        </w:rPr>
+        <w:t xml:space="preserve">, </w:t>
+      </w:r>
+      <w:r>
+        <w:rPr>
+          <w:rFonts w:cs="Times New Roman"/>
+        </w:rPr>
+        <w:t>для исключения случайных выбросов.</w:t>
+      </w:r>
+    </w:p>
+    <w:p>
+      <w:pPr>
+        <w:rPr>
+          <w:rFonts w:cs="Times New Roman"/>
+        </w:rPr>
+      </w:pPr>
+      <w:r>
+        <w:rPr>
+          <w:rFonts w:cs="Times New Roman"/>
+        </w:rPr>
+        <w:t>На решении, представленном на рисунке 8</w:t>
+      </w:r>
+      <w:r>
+        <w:rPr>
+          <w:rFonts w:cs="Times New Roman"/>
+        </w:rPr>
+        <w:t>, мы можем увидеть, что траектория дрона обогнула все угрозы по наикратчайшей траектории. Углы между сегментами выдержаны. Маршрут является гладким. Все жесткие ограничения и фокус</w:t>
+      </w:r>
+      <w:r>
+        <w:rPr>
+          <w:rFonts w:cs="Times New Roman"/>
+        </w:rPr>
+        <w:t xml:space="preserve"> </w:t>
+      </w:r>
+      <m:oMath>
+        <m:r>
+          <w:rPr>
+            <w:rFonts w:ascii="Cambria Math" w:hAnsi="Cambria Math" w:cs="Times New Roman"/>
+          </w:rPr>
+          <m:t>fitness</m:t>
+        </m:r>
+      </m:oMath>
+      <w:r>
+        <w:rPr>
+          <w:rFonts w:cs="Times New Roman"/>
+        </w:rPr>
+        <w:t xml:space="preserve"> функции</w:t>
+      </w:r>
+      <w:r>
+        <w:rPr>
+          <w:rFonts w:cs="Times New Roman"/>
+        </w:rPr>
+        <w:t xml:space="preserve"> соблюдены.</w:t>
+      </w:r>
+    </w:p>
+    <w:p>
+      <w:pPr>
+        <w:rPr>
+          <w:rFonts w:cs="Times New Roman"/>
+        </w:rPr>
+      </w:pPr>
+      <w:r>
+        <w:rPr>
+          <w:rFonts w:cs="Times New Roman"/>
+        </w:rPr>
+        <w:t xml:space="preserve">В ходе работы </w:t>
+      </w:r>
+      <w:r>
+        <w:rPr>
+          <w:rFonts w:cs="Times New Roman"/>
+        </w:rPr>
+        <w:t>алгоритма</w:t>
+      </w:r>
+      <w:r>
+        <w:rPr>
+          <w:rFonts w:cs="Times New Roman"/>
+        </w:rPr>
+        <w:t xml:space="preserve"> (при данных выше настройках) </w:t>
+      </w:r>
+      <w:r>
+        <w:rPr>
+          <w:rFonts w:cs="Times New Roman"/>
+        </w:rPr>
+        <w:t>мы наблюдаем следующее поведение: с</w:t>
+      </w:r>
+      <w:r>
+        <w:rPr>
+          <w:rFonts w:cs="Times New Roman"/>
+        </w:rPr>
+        <w:t> 1 </w:t>
+      </w:r>
+      <w:r>
+        <w:rPr>
+          <w:rFonts w:cs="Times New Roman"/>
+        </w:rPr>
+        <w:t>до</w:t>
+      </w:r>
+      <w:r>
+        <w:rPr>
+          <w:rFonts w:cs="Times New Roman"/>
+        </w:rPr>
+        <w:t> </w:t>
+      </w:r>
+      <w:r>
+        <w:rPr>
+          <w:rFonts w:cs="Times New Roman"/>
+        </w:rPr>
+        <w:t>200 итераци</w:t>
+      </w:r>
+      <w:r>
+        <w:rPr>
+          <w:rFonts w:cs="Times New Roman"/>
+        </w:rPr>
+        <w:t>и</w:t>
+      </w:r>
+      <w:r>
+        <w:rPr>
+          <w:rFonts w:cs="Times New Roman"/>
+        </w:rPr>
+        <w:t xml:space="preserve"> алгоритм улучшает особи линейно</w:t>
+      </w:r>
+      <w:r>
+        <w:rPr>
+          <w:rFonts w:cs="Times New Roman"/>
+        </w:rPr>
+        <w:t xml:space="preserve">, после 200 итерации и до 300 особи резко сходятся в области лучшего решения, уменьшая среднее значение </w:t>
+      </w:r>
+      <m:oMath>
+        <m:r>
+          <w:rPr>
+            <w:rFonts w:ascii="Cambria Math" w:hAnsi="Cambria Math" w:cs="Times New Roman"/>
+          </w:rPr>
+          <m:t>fitness</m:t>
+        </m:r>
+      </m:oMath>
+      <w:r>
+        <w:rPr>
+          <w:rFonts w:cs="Times New Roman"/>
+        </w:rPr>
+        <w:t xml:space="preserve"> функции и впоследствии выходя на плато. Дальнейшее улучшение особей </w:t>
+      </w:r>
+      <w:r>
+        <w:rPr>
+          <w:rFonts w:cs="Times New Roman"/>
+        </w:rPr>
+        <w:t>значительно</w:t>
+      </w:r>
+      <w:r>
+        <w:rPr>
+          <w:rFonts w:cs="Times New Roman"/>
+        </w:rPr>
+        <w:t xml:space="preserve"> их</w:t>
+      </w:r>
+      <w:r>
+        <w:rPr>
+          <w:rFonts w:cs="Times New Roman"/>
+        </w:rPr>
+        <w:t xml:space="preserve"> не меняет.</w:t>
+      </w:r>
+    </w:p>
+    <w:p>
+      <w:pPr>
+        <w:spacing w:after="0" w:line="240" w:lineRule="auto"/>
+        <w:ind w:firstLine="0"/>
+        <w:jc w:val="center"/>
+        <w:rPr>
+          <w:rFonts w:cs="Times New Roman"/>
+        </w:rPr>
+      </w:pPr>
+      <w:r>
+        <w:rPr>
+          <w:noProof/>
+        </w:rPr>
+        <w:drawing>
+          <wp:inline distT="0" distB="0" distL="0" distR="0" wp14:anchorId="00B2A231" wp14:editId="5FA3FF9E">
+            <wp:extent cx="3674533" cy="2428290"/>
+            <wp:effectExtent l="0" t="0" r="2540" b="0"/>
+            <wp:docPr id="1516133077" name="Рисунок 1"/>
+            <wp:cNvGraphicFramePr>
+              <a:graphicFrameLocks xmlns:a="http://schemas.openxmlformats.org/drawingml/2006/main" noChangeAspect="1"/>
+            </wp:cNvGraphicFramePr>
+            <a:graphic xmlns:a="http://schemas.openxmlformats.org/drawingml/2006/main">
+              <a:graphicData uri="http://schemas.openxmlformats.org/drawingml/2006/picture">
+                <pic:pic xmlns:pic="http://schemas.openxmlformats.org/drawingml/2006/picture">
+                  <pic:nvPicPr>
+                    <pic:cNvPr id="1516133077" name=""/>
+                    <pic:cNvPicPr/>
+                  </pic:nvPicPr>
+                  <pic:blipFill rotWithShape="1">
+                    <a:blip r:embed="rId21"/>
+                    <a:srcRect r="17170" b="2591"/>
+                    <a:stretch>
+                      <a:fillRect/>
+                    </a:stretch>
+                  </pic:blipFill>
+                  <pic:spPr bwMode="auto">
+                    <a:xfrm>
+                      <a:off x="0" y="0"/>
+                      <a:ext cx="3690913" cy="2439115"/>
+                    </a:xfrm>
+                    <a:prstGeom prst="rect">
+                      <a:avLst/>
+                    </a:prstGeom>
+                    <a:ln>
+                      <a:noFill/>
+                    </a:ln>
+                    <a:extLst>
+                      <a:ext uri="{53640926-AAD7-44D8-BBD7-CCE9431645EC}">
+                        <a14:shadowObscured xmlns:a14="http://schemas.microsoft.com/office/drawing/2010/main"/>
+                      </a:ext>
+                    </a:extLst>
+                  </pic:spPr>
+                </pic:pic>
+              </a:graphicData>
+            </a:graphic>
+          </wp:inline>
+        </w:drawing>
+      </w:r>
+    </w:p>
+    <w:p>
+      <w:pPr>
+        <w:ind w:firstLine="0"/>
+        <w:jc w:val="center"/>
+        <w:rPr>
+          <w:rFonts w:cs="Times New Roman"/>
+          <w:iCs/>
+          <w:sz w:val="24"/>
+          <w:szCs w:val="21"/>
+        </w:rPr>
+      </w:pPr>
+      <w:r>
+        <w:rPr>
+          <w:rFonts w:cs="Times New Roman"/>
+          <w:iCs/>
+          <w:sz w:val="24"/>
+          <w:szCs w:val="21"/>
+        </w:rPr>
+        <w:t xml:space="preserve">Рис. </w:t>
+      </w:r>
+      <w:r>
+        <w:rPr>
+          <w:rFonts w:cs="Times New Roman"/>
+          <w:iCs/>
+          <w:sz w:val="24"/>
+          <w:szCs w:val="21"/>
+        </w:rPr>
+        <w:t>9</w:t>
+      </w:r>
+      <w:r>
+        <w:rPr>
+          <w:rFonts w:cs="Times New Roman"/>
+          <w:iCs/>
+          <w:sz w:val="24"/>
+          <w:szCs w:val="21"/>
+        </w:rPr>
+        <w:t xml:space="preserve"> </w:t>
+      </w:r>
+      <w:r>
+        <w:rPr>
+          <w:rFonts w:cs="Times New Roman"/>
+          <w:iCs/>
+          <w:sz w:val="24"/>
+          <w:szCs w:val="21"/>
+        </w:rPr>
+        <w:t xml:space="preserve">График зависимости </w:t>
+      </w:r>
+      <w:r>
+        <w:rPr>
+          <w:rFonts w:cs="Times New Roman"/>
+          <w:iCs/>
+          <w:sz w:val="24"/>
+          <w:szCs w:val="21"/>
+        </w:rPr>
+        <w:t xml:space="preserve">среднего значения </w:t>
+      </w:r>
+      <w:r>
+        <w:rPr>
+          <w:rFonts w:cs="Times New Roman"/>
+          <w:iCs/>
+          <w:sz w:val="24"/>
+          <w:szCs w:val="21"/>
+        </w:rPr>
+        <w:t>фитнесс функции</w:t>
+      </w:r>
+      <w:r>
+        <w:rPr>
+          <w:rFonts w:cs="Times New Roman"/>
+          <w:iCs/>
+          <w:sz w:val="24"/>
+          <w:szCs w:val="21"/>
+        </w:rPr>
+        <w:t xml:space="preserve"> у популяции </w:t>
+      </w:r>
+      <w:r>
+        <w:rPr>
+          <w:rFonts w:cs="Times New Roman"/>
+          <w:iCs/>
+          <w:sz w:val="24"/>
+          <w:szCs w:val="21"/>
+        </w:rPr>
+        <w:t>от количества итераций.</w:t>
+      </w:r>
+    </w:p>
+    <w:p>
+      <w:pPr>
+        <w:ind w:firstLine="720"/>
+        <w:jc w:val="left"/>
+        <w:rPr>
+          <w:rFonts w:cs="Times New Roman"/>
+        </w:rPr>
+      </w:pPr>
+      <w:r>
+        <w:rPr>
+          <w:rFonts w:cs="Times New Roman"/>
+        </w:rPr>
+        <w:t>К 600 итерации значение</w:t>
+      </w:r>
+      <w:r>
+        <w:rPr>
+          <w:rFonts w:cs="Times New Roman"/>
+        </w:rPr>
+        <w:t xml:space="preserve"> </w:t>
+      </w:r>
+      <m:oMath>
+        <m:r>
+          <w:rPr>
+            <w:rFonts w:ascii="Cambria Math" w:hAnsi="Cambria Math" w:cs="Times New Roman"/>
+          </w:rPr>
+          <m:t>fitness</m:t>
+        </m:r>
+      </m:oMath>
+      <w:r>
+        <w:rPr>
+          <w:rFonts w:cs="Times New Roman"/>
+        </w:rPr>
+        <w:t xml:space="preserve"> функции</w:t>
+      </w:r>
+      <w:r>
+        <w:rPr>
+          <w:rFonts w:cs="Times New Roman"/>
+        </w:rPr>
+        <w:t xml:space="preserve"> составило примерно </w:t>
+      </w:r>
+      <w:r>
+        <w:rPr>
+          <w:rFonts w:cs="Times New Roman"/>
+        </w:rPr>
+        <w:t>6.4</w:t>
+      </w:r>
+      <w:r>
+        <w:rPr>
+          <w:rFonts w:cs="Times New Roman"/>
+        </w:rPr>
+        <w:t>. А среднее время</w:t>
+      </w:r>
+      <w:r>
+        <w:rPr>
+          <w:rFonts w:cs="Times New Roman"/>
+        </w:rPr>
+        <w:t>,</w:t>
+      </w:r>
+      <w:r>
+        <w:rPr>
+          <w:rFonts w:cs="Times New Roman"/>
+        </w:rPr>
+        <w:t xml:space="preserve"> </w:t>
+      </w:r>
+      <w:r>
+        <w:rPr>
+          <w:rFonts w:cs="Times New Roman"/>
+        </w:rPr>
+        <w:t xml:space="preserve">затраченное </w:t>
+      </w:r>
+      <w:r>
+        <w:rPr>
+          <w:rFonts w:cs="Times New Roman"/>
+        </w:rPr>
+        <w:t>на выполнение одной итерации – 3.3 мс, полное время оптимизации траектории равняется – около 2 секунд.</w:t>
+      </w:r>
+    </w:p>
+    <w:p>
+      <w:pPr>
+        <w:spacing w:after="0"/>
+        <w:jc w:val="left"/>
+        <w:rPr>
+          <w:rFonts w:cs="Times New Roman"/>
+        </w:rPr>
+      </w:pPr>
+      <w:r>
+        <w:rPr>
+          <w:rFonts w:cs="Times New Roman"/>
+        </w:rPr>
+        <w:t xml:space="preserve">Несмотря на полученные положительные результаты, предложенный подход имеет </w:t>
+      </w:r>
+      <w:r>
+        <w:rPr>
+          <w:rFonts w:cs="Times New Roman"/>
+        </w:rPr>
+        <w:t>ограничения.</w:t>
+      </w:r>
+    </w:p>
+    <w:p>
+      <w:pPr>
+        <w:spacing w:after="0"/>
+        <w:jc w:val="left"/>
+        <w:rPr>
+          <w:rFonts w:cs="Times New Roman"/>
+        </w:rPr>
+      </w:pPr>
+      <w:r>
+        <w:rPr>
+          <w:rFonts w:cs="Times New Roman"/>
+        </w:rPr>
+        <w:lastRenderedPageBreak/>
+        <w:t xml:space="preserve">Модель предполагает, что радары и ПВО неподвижны. В реальных </w:t>
+      </w:r>
+      <w:r>
+        <w:rPr>
+          <w:rFonts w:cs="Times New Roman"/>
+        </w:rPr>
+        <w:t xml:space="preserve">же </w:t>
+      </w:r>
+      <w:r>
+        <w:rPr>
+          <w:rFonts w:cs="Times New Roman"/>
+        </w:rPr>
+        <w:t>боевых условиях средства ПВО могут быть мобильными, а радары – менять режим работы.</w:t>
+      </w:r>
+      <w:r>
+        <w:rPr>
+          <w:rFonts w:cs="Times New Roman"/>
+        </w:rPr>
+        <w:t xml:space="preserve"> Так же, при решении не учитываются и другие динамические препятствия. </w:t>
+      </w:r>
+    </w:p>
+    <w:p>
+      <w:pPr>
+        <w:tabs>
+          <w:tab w:val="left" w:pos="630"/>
+        </w:tabs>
+        <w:spacing w:after="0"/>
+        <w:jc w:val="left"/>
+        <w:rPr>
+          <w:rFonts w:cs="Times New Roman"/>
+        </w:rPr>
+      </w:pPr>
+      <w:r>
+        <w:rPr>
+          <w:rFonts w:cs="Times New Roman"/>
+        </w:rPr>
+        <w:t>А в</w:t>
+      </w:r>
+      <w:r>
+        <w:rPr>
+          <w:rFonts w:cs="Times New Roman"/>
+        </w:rPr>
+        <w:t xml:space="preserve">замен сложных геометрических </w:t>
+      </w:r>
+      <w:r>
+        <w:rPr>
+          <w:rFonts w:cs="Times New Roman"/>
+        </w:rPr>
+        <w:t>вычислений</w:t>
+      </w:r>
+      <w:r>
+        <w:rPr>
+          <w:rFonts w:cs="Times New Roman"/>
+        </w:rPr>
+        <w:t xml:space="preserve"> видимости объекта мы использовали простые геометрические примитивы (полусферы и цилиндры), которые не всегда точно отражают реальную направленность радаров и зоны поражения ПВО.</w:t>
+      </w:r>
+    </w:p>
+    <w:p>
+      <w:pPr>
+        <w:tabs>
+          <w:tab w:val="left" w:pos="630"/>
+        </w:tabs>
+        <w:spacing w:after="0"/>
+        <w:jc w:val="left"/>
+        <w:rPr>
+          <w:rFonts w:cs="Times New Roman"/>
+        </w:rPr>
+      </w:pPr>
+      <w:r>
+        <w:rPr>
+          <w:rFonts w:cs="Times New Roman"/>
+        </w:rPr>
+        <w:t>Наконец</w:t>
+      </w:r>
+      <w:r>
+        <w:rPr>
+          <w:rFonts w:cs="Times New Roman"/>
+        </w:rPr>
+        <w:t>, на данный момент мы</w:t>
+      </w:r>
+      <w:r>
+        <w:rPr>
+          <w:rFonts w:cs="Times New Roman"/>
+        </w:rPr>
+        <w:t xml:space="preserve"> полагае</w:t>
+      </w:r>
+      <w:r>
+        <w:rPr>
+          <w:rFonts w:cs="Times New Roman"/>
+        </w:rPr>
+        <w:t>м</w:t>
+      </w:r>
+      <w:r>
+        <w:rPr>
+          <w:rFonts w:cs="Times New Roman"/>
+        </w:rPr>
+        <w:t>, что дрон движется в спокойной атмосфере; при сильном ветре фактическая траектория может отклоняться от расчётной.</w:t>
+      </w:r>
+    </w:p>
+    <w:p>
+      <w:pPr>
         <w:spacing w:after="0" w:line="240" w:lineRule="auto"/>
         <w:ind w:firstLine="0"/>
         <w:jc w:val="left"/>
@@ -23637,48 +25187,184 @@
     <w:p>
       <w:pPr>
         <w:pStyle w:val="1"/>
-        <w:spacing w:after="0" w:line="240" w:lineRule="auto"/>
-        <w:jc w:val="center"/>
-        <w:rPr>
-          <w:b w:val="0"/>
-          <w:bCs/>
-          <w:i/>
-          <w:iCs/>
-          <w:sz w:val="24"/>
-          <w:szCs w:val="28"/>
-        </w:rPr>
-      </w:pPr>
-      <w:bookmarkStart w:id="15" w:name="_Toc231983160"/>
-      <w:r>
-        <w:rPr>
-          <w:b w:val="0"/>
-          <w:bCs/>
-          <w:i/>
-          <w:iCs/>
-          <w:sz w:val="24"/>
-          <w:szCs w:val="28"/>
+        <w:spacing w:before="240"/>
+        <w:rPr>
+          <w:rFonts w:eastAsia="Calibri" w:cs="Times New Roman"/>
+          <w:szCs w:val="22"/>
+        </w:rPr>
+      </w:pPr>
+      <w:r>
+        <w:rPr>
+          <w:rFonts w:eastAsia="Calibri" w:cs="Times New Roman"/>
+          <w:szCs w:val="22"/>
         </w:rPr>
         <w:lastRenderedPageBreak/>
-        <w:t>Список литературы/</w:t>
-      </w:r>
-      <w:r>
-        <w:rPr>
-          <w:b w:val="0"/>
-          <w:bCs/>
-          <w:i/>
-          <w:iCs/>
-          <w:sz w:val="24"/>
-          <w:szCs w:val="28"/>
-          <w:lang w:val="en"/>
-        </w:rPr>
-        <w:t>References</w:t>
-      </w:r>
-      <w:bookmarkEnd w:id="15"/>
+        <w:t xml:space="preserve"> </w:t>
+      </w:r>
+      <w:bookmarkStart w:id="16" w:name="_Toc232021974"/>
+      <w:r>
+        <w:rPr>
+          <w:rFonts w:eastAsia="Calibri" w:cs="Times New Roman"/>
+          <w:szCs w:val="22"/>
+        </w:rPr>
+        <w:t>Заключение</w:t>
+      </w:r>
+      <w:bookmarkEnd w:id="16"/>
     </w:p>
     <w:p>
       <w:pPr>
-        <w:spacing w:after="0" w:line="240" w:lineRule="auto"/>
-      </w:pPr>
+        <w:ind w:firstLine="720"/>
+        <w:rPr>
+          <w:rFonts w:cs="Times New Roman"/>
+        </w:rPr>
+      </w:pPr>
+      <w:r>
+        <w:rPr>
+          <w:rFonts w:cs="Times New Roman"/>
+        </w:rPr>
+        <w:t>В ходе выполнения работы была решена задача совместно</w:t>
+      </w:r>
+      <w:r>
+        <w:rPr>
+          <w:rFonts w:cs="Times New Roman"/>
+        </w:rPr>
+        <w:t xml:space="preserve">го планирования </w:t>
+      </w:r>
+      <w:r>
+        <w:rPr>
+          <w:rFonts w:cs="Times New Roman"/>
+        </w:rPr>
+        <w:t xml:space="preserve">траекторий полёта нескольких БПЛА в трёхмерном пространстве с ограничениями в виде средств противовоздушной обороны и радиолокационных станций. </w:t>
+      </w:r>
+      <w:r>
+        <w:rPr>
+          <w:rFonts w:cs="Times New Roman"/>
+        </w:rPr>
+        <w:t>Мы привели существующие алгоритмы, подходящие для решения задачи</w:t>
+      </w:r>
+      <w:r>
+        <w:rPr>
+          <w:rFonts w:cs="Times New Roman"/>
+        </w:rPr>
+        <w:t xml:space="preserve">, проанализировали их сложность и обосновали выбор алгоритма </w:t>
+      </w:r>
+      <w:r>
+        <w:rPr>
+          <w:rFonts w:cs="Times New Roman"/>
+          <w:lang w:val="en-US"/>
+        </w:rPr>
+        <w:t>GJO</w:t>
+      </w:r>
+      <w:r>
+        <w:rPr>
+          <w:rFonts w:cs="Times New Roman"/>
+        </w:rPr>
+        <w:t>. Разработали программный модуль, реализующий алгоритм</w:t>
+      </w:r>
+      <w:r>
+        <w:rPr>
+          <w:rFonts w:cs="Times New Roman"/>
+        </w:rPr>
+        <w:t xml:space="preserve"> </w:t>
+      </w:r>
+      <w:r>
+        <w:rPr>
+          <w:rFonts w:cs="Times New Roman"/>
+          <w:lang w:val="en-US"/>
+        </w:rPr>
+        <w:t>GJO</w:t>
+      </w:r>
+      <w:r>
+        <w:rPr>
+          <w:rFonts w:cs="Times New Roman"/>
+        </w:rPr>
+        <w:t xml:space="preserve"> и предоставили удобный интерфейс для взаимодействия и тестирования полученного программного решения. Провели тестирование и проверили полученное решения на ограничения. Проанализировали его характеристики и поведения алгоритма. </w:t>
+      </w:r>
+      <w:r>
+        <w:rPr>
+          <w:rFonts w:cs="Times New Roman"/>
+        </w:rPr>
+        <w:t>Описа</w:t>
+      </w:r>
+      <w:r>
+        <w:rPr>
+          <w:rFonts w:cs="Times New Roman"/>
+        </w:rPr>
+        <w:t>ли</w:t>
+      </w:r>
+      <w:r>
+        <w:rPr>
+          <w:rFonts w:cs="Times New Roman"/>
+        </w:rPr>
+        <w:t xml:space="preserve"> подходы, улучшающие алгоритм</w:t>
+      </w:r>
+      <w:r>
+        <w:rPr>
+          <w:rFonts w:cs="Times New Roman"/>
+        </w:rPr>
+        <w:t>.</w:t>
+      </w:r>
+    </w:p>
+    <w:p>
+      <w:pPr>
+        <w:tabs>
+          <w:tab w:val="left" w:pos="630"/>
+        </w:tabs>
+        <w:spacing w:after="0"/>
+        <w:rPr>
+          <w:rFonts w:cs="Times New Roman"/>
+        </w:rPr>
+      </w:pPr>
+      <w:r>
+        <w:rPr>
+          <w:rFonts w:cs="Times New Roman"/>
+        </w:rPr>
+        <w:t xml:space="preserve">В будущем наш подход может быть улучшен, </w:t>
+      </w:r>
+      <w:r>
+        <w:rPr>
+          <w:rFonts w:cs="Times New Roman"/>
+        </w:rPr>
+        <w:t>например с помощью адаптивного подбора параметров, что уменьшило бы требования к знаниям пользователя. Так же можно добавить учёт динамических препятствий, для перепланирования траектории движения в реальном времени.</w:t>
+      </w:r>
+    </w:p>
+    <w:p>
+      <w:pPr>
+        <w:tabs>
+          <w:tab w:val="left" w:pos="630"/>
+        </w:tabs>
+        <w:spacing w:after="0"/>
+        <w:rPr>
+          <w:rFonts w:cs="Times New Roman"/>
+        </w:rPr>
+      </w:pPr>
+      <w:r>
+        <w:rPr>
+          <w:rFonts w:cs="Times New Roman"/>
+          <w:iCs/>
+          <w:sz w:val="24"/>
+          <w:szCs w:val="21"/>
+        </w:rPr>
+        <w:br w:type="page"/>
+      </w:r>
+    </w:p>
+    <w:p>
+      <w:pPr>
+        <w:pStyle w:val="1"/>
+        <w:jc w:val="left"/>
+        <w:rPr>
+          <w:szCs w:val="28"/>
+        </w:rPr>
+      </w:pPr>
+      <w:bookmarkStart w:id="17" w:name="_Toc232021975"/>
+      <w:r>
+        <w:rPr>
+          <w:szCs w:val="28"/>
+        </w:rPr>
+        <w:lastRenderedPageBreak/>
+        <w:t>Список литературы</w:t>
+      </w:r>
+      <w:bookmarkEnd w:id="17"/>
     </w:p>
     <w:p>
       <w:pPr>
@@ -23686,23 +25372,69 @@
           <w:ilvl w:val="0"/>
           <w:numId w:val="20"/>
         </w:numPr>
-        <w:spacing w:after="0" w:line="240" w:lineRule="auto"/>
+        <w:spacing w:before="240" w:after="0"/>
         <w:ind w:left="360"/>
         <w:rPr>
           <w:rFonts w:eastAsia="Times New Roman" w:cs="Times New Roman"/>
-          <w:sz w:val="24"/>
-          <w:szCs w:val="24"/>
+          <w:szCs w:val="28"/>
           <w:lang w:val="en"/>
         </w:rPr>
       </w:pPr>
       <w:r>
         <w:rPr>
           <w:rFonts w:eastAsia="Times New Roman" w:cs="Times New Roman"/>
-          <w:sz w:val="24"/>
-          <w:szCs w:val="24"/>
+          <w:szCs w:val="28"/>
           <w:lang w:val="en"/>
         </w:rPr>
-        <w:t>Hart P. E., Nilsson N. J., Raphael B. A formal basis for the heuristic determination of minimum cost paths //IEEE transactions on Systems Science and Cybernetics. – 1968. – Т. 4. – №. 2. – С. 100-107.</w:t>
+        <w:t>Hart P. E., Nilsson N. J., Raphael B. A formal basis for the heuristic determination of minimum cost paths //</w:t>
+      </w:r>
+      <w:r>
+        <w:rPr>
+          <w:rFonts w:eastAsia="Times New Roman" w:cs="Times New Roman"/>
+          <w:szCs w:val="28"/>
+          <w:lang w:val="en"/>
+        </w:rPr>
+        <w:t xml:space="preserve"> </w:t>
+      </w:r>
+      <w:r>
+        <w:rPr>
+          <w:rFonts w:eastAsia="Times New Roman" w:cs="Times New Roman"/>
+          <w:szCs w:val="28"/>
+          <w:lang w:val="en"/>
+        </w:rPr>
+        <w:t xml:space="preserve">IEEE transactions on Systems Science and Cybernetics. – 1968. – Т. 4. – №. 2. – </w:t>
+      </w:r>
+      <w:r>
+        <w:rPr>
+          <w:rFonts w:eastAsia="Times New Roman" w:cs="Times New Roman"/>
+          <w:szCs w:val="28"/>
+          <w:lang w:val="en"/>
+        </w:rPr>
+        <w:t>P</w:t>
+      </w:r>
+      <w:r>
+        <w:rPr>
+          <w:rFonts w:eastAsia="Times New Roman" w:cs="Times New Roman"/>
+          <w:szCs w:val="28"/>
+          <w:lang w:val="en"/>
+        </w:rPr>
+        <w:t>. 100</w:t>
+      </w:r>
+      <w:r>
+        <w:rPr>
+          <w:rFonts w:eastAsia="Times New Roman" w:cs="Times New Roman"/>
+          <w:szCs w:val="28"/>
+          <w:lang w:val="en"/>
+        </w:rPr>
+        <w:t>–</w:t>
+      </w:r>
+      <w:r>
+        <w:rPr>
+          <w:rFonts w:eastAsia="Times New Roman" w:cs="Times New Roman"/>
+          <w:szCs w:val="28"/>
+          <w:lang w:val="en"/>
+        </w:rPr>
+        <w:t>107.</w:t>
       </w:r>
     </w:p>
     <w:p>
@@ -23711,30 +25443,43 @@
           <w:ilvl w:val="0"/>
           <w:numId w:val="20"/>
         </w:numPr>
-        <w:spacing w:after="0" w:line="240" w:lineRule="auto"/>
+        <w:spacing w:after="0"/>
         <w:ind w:left="360"/>
         <w:rPr>
           <w:rFonts w:eastAsia="Times New Roman" w:cs="Times New Roman"/>
-          <w:sz w:val="24"/>
-          <w:szCs w:val="24"/>
+          <w:szCs w:val="28"/>
           <w:lang w:val="en"/>
         </w:rPr>
       </w:pPr>
       <w:r>
         <w:rPr>
           <w:rFonts w:eastAsia="Times New Roman" w:cs="Times New Roman"/>
-          <w:sz w:val="24"/>
-          <w:szCs w:val="24"/>
+          <w:szCs w:val="28"/>
           <w:lang w:val="en"/>
         </w:rPr>
-        <w:t xml:space="preserve">Kennedy J., Eberhart R. Particle swarm optimization //Proceedings of ICNN'95-international conference on neural networks. – </w:t>
+        <w:t>Kennedy J., Eberhart R. Particle swarm optimization //</w:t>
+      </w:r>
+      <w:r>
+        <w:rPr>
+          <w:rFonts w:eastAsia="Times New Roman" w:cs="Times New Roman"/>
+          <w:szCs w:val="28"/>
+          <w:lang w:val="en"/>
+        </w:rPr>
+        <w:t xml:space="preserve"> </w:t>
+      </w:r>
+      <w:r>
+        <w:rPr>
+          <w:rFonts w:eastAsia="Times New Roman" w:cs="Times New Roman"/>
+          <w:szCs w:val="28"/>
+          <w:lang w:val="en"/>
+        </w:rPr>
+        <w:t xml:space="preserve">Proceedings of ICNN'95-international conference on neural networks. – </w:t>
       </w:r>
       <w:proofErr w:type="spellStart"/>
       <w:r>
         <w:rPr>
           <w:rFonts w:eastAsia="Times New Roman" w:cs="Times New Roman"/>
-          <w:sz w:val="24"/>
-          <w:szCs w:val="24"/>
+          <w:szCs w:val="28"/>
           <w:lang w:val="en"/>
         </w:rPr>
         <w:t>ieee</w:t>
@@ -23743,11 +25488,42 @@
       <w:r>
         <w:rPr>
           <w:rFonts w:eastAsia="Times New Roman" w:cs="Times New Roman"/>
-          <w:sz w:val="24"/>
-          <w:szCs w:val="24"/>
+          <w:szCs w:val="28"/>
           <w:lang w:val="en"/>
         </w:rPr>
-        <w:t>, 1995. – Т. 4. – С. 1942-1948.</w:t>
+        <w:t xml:space="preserve">, 1995. – Т. 4. – </w:t>
+      </w:r>
+      <w:r>
+        <w:rPr>
+          <w:rFonts w:eastAsia="Times New Roman" w:cs="Times New Roman"/>
+          <w:szCs w:val="28"/>
+          <w:lang w:val="en"/>
+        </w:rPr>
+        <w:t>P</w:t>
+      </w:r>
+      <w:r>
+        <w:rPr>
+          <w:rFonts w:eastAsia="Times New Roman" w:cs="Times New Roman"/>
+          <w:szCs w:val="28"/>
+          <w:lang w:val="en"/>
+        </w:rPr>
+        <w:t>. 1942</w:t>
+      </w:r>
+      <w:r>
+        <w:rPr>
+          <w:rFonts w:eastAsia="Times New Roman" w:cs="Times New Roman"/>
+          <w:szCs w:val="28"/>
+          <w:lang w:val="en"/>
+        </w:rPr>
+        <w:t>–</w:t>
+      </w:r>
+      <w:r>
+        <w:rPr>
+          <w:rFonts w:eastAsia="Times New Roman" w:cs="Times New Roman"/>
+          <w:szCs w:val="28"/>
+          <w:lang w:val="en"/>
+        </w:rPr>
+        <w:t>1948.</w:t>
       </w:r>
     </w:p>
     <w:p>
@@ -23756,63 +25532,69 @@
           <w:ilvl w:val="0"/>
           <w:numId w:val="20"/>
         </w:numPr>
-        <w:spacing w:after="0" w:line="240" w:lineRule="auto"/>
+        <w:spacing w:after="0"/>
         <w:ind w:left="360"/>
         <w:rPr>
           <w:rFonts w:eastAsia="Times New Roman" w:cs="Times New Roman"/>
-          <w:sz w:val="24"/>
-          <w:szCs w:val="24"/>
+          <w:szCs w:val="28"/>
           <w:lang w:val="en"/>
         </w:rPr>
       </w:pPr>
       <w:r>
         <w:rPr>
           <w:rFonts w:eastAsia="Times New Roman" w:cs="Times New Roman"/>
-          <w:sz w:val="24"/>
-          <w:szCs w:val="24"/>
+          <w:szCs w:val="28"/>
           <w:lang w:val="en"/>
         </w:rPr>
-        <w:t xml:space="preserve">Pedersen M. E. H., Chipperfield A. J. Simplifying particle swarm </w:t>
-      </w:r>
-      <w:proofErr w:type="gramStart"/>
+        <w:t>Pedersen M. E. H., Chipperfield A. J. Simplifying particle swarm optimization //</w:t>
+      </w:r>
       <w:r>
         <w:rPr>
           <w:rFonts w:eastAsia="Times New Roman" w:cs="Times New Roman"/>
-          <w:sz w:val="24"/>
-          <w:szCs w:val="24"/>
+          <w:szCs w:val="28"/>
           <w:lang w:val="en"/>
         </w:rPr>
-        <w:t>optimization //</w:t>
-      </w:r>
-      <w:proofErr w:type="gramEnd"/>
+        <w:t xml:space="preserve"> </w:t>
+      </w:r>
       <w:r>
         <w:rPr>
           <w:rFonts w:eastAsia="Times New Roman" w:cs="Times New Roman"/>
-          <w:sz w:val="24"/>
-          <w:szCs w:val="24"/>
+          <w:szCs w:val="28"/>
           <w:lang w:val="en"/>
         </w:rPr>
-        <w:t xml:space="preserve">Applied Soft Computing. – 2010. – Т. 10. – №. 2. – С. </w:t>
-      </w:r>
-      <w:proofErr w:type="gramStart"/>
+        <w:t xml:space="preserve">Applied Soft Computing. – 2010. – Т. 10. – №. 2. – </w:t>
+      </w:r>
       <w:r>
         <w:rPr>
           <w:rFonts w:eastAsia="Times New Roman" w:cs="Times New Roman"/>
-          <w:sz w:val="24"/>
-          <w:szCs w:val="24"/>
+          <w:szCs w:val="28"/>
           <w:lang w:val="en"/>
         </w:rPr>
-        <w:t>618-628</w:t>
-      </w:r>
-      <w:proofErr w:type="gramEnd"/>
+        <w:t>P</w:t>
+      </w:r>
       <w:r>
         <w:rPr>
           <w:rFonts w:eastAsia="Times New Roman" w:cs="Times New Roman"/>
-          <w:sz w:val="24"/>
-          <w:szCs w:val="24"/>
+          <w:szCs w:val="28"/>
           <w:lang w:val="en"/>
         </w:rPr>
-        <w:t>.</w:t>
+        <w:t>. 618</w:t>
+      </w:r>
+      <w:r>
+        <w:rPr>
+          <w:rFonts w:eastAsia="Times New Roman" w:cs="Times New Roman"/>
+          <w:szCs w:val="28"/>
+          <w:lang w:val="en"/>
+        </w:rPr>
+        <w:t>–</w:t>
+      </w:r>
+      <w:r>
+        <w:rPr>
+          <w:rFonts w:eastAsia="Times New Roman" w:cs="Times New Roman"/>
+          <w:szCs w:val="28"/>
+          <w:lang w:val="en"/>
+        </w:rPr>
+        <w:t>628.</w:t>
       </w:r>
     </w:p>
     <w:p>
@@ -23821,20 +25603,18 @@
           <w:ilvl w:val="0"/>
           <w:numId w:val="20"/>
         </w:numPr>
-        <w:spacing w:after="0" w:line="240" w:lineRule="auto"/>
+        <w:spacing w:after="0"/>
         <w:ind w:left="360"/>
         <w:rPr>
           <w:rFonts w:eastAsia="Times New Roman" w:cs="Times New Roman"/>
-          <w:sz w:val="24"/>
-          <w:szCs w:val="24"/>
+          <w:szCs w:val="28"/>
           <w:lang w:val="en"/>
         </w:rPr>
       </w:pPr>
       <w:r>
         <w:rPr>
           <w:rFonts w:eastAsia="Times New Roman" w:cs="Times New Roman"/>
-          <w:sz w:val="24"/>
-          <w:szCs w:val="24"/>
+          <w:szCs w:val="28"/>
           <w:lang w:val="en"/>
         </w:rPr>
         <w:t xml:space="preserve">Pedersen M. E. H. Tuning &amp; simplifying </w:t>
@@ -23843,8 +25623,7 @@
       <w:r>
         <w:rPr>
           <w:rFonts w:eastAsia="Times New Roman" w:cs="Times New Roman"/>
-          <w:sz w:val="24"/>
-          <w:szCs w:val="24"/>
+          <w:szCs w:val="28"/>
           <w:lang w:val="en"/>
         </w:rPr>
         <w:t>heuristical</w:t>
@@ -23853,8 +25632,7 @@
       <w:r>
         <w:rPr>
           <w:rFonts w:eastAsia="Times New Roman" w:cs="Times New Roman"/>
-          <w:sz w:val="24"/>
-          <w:szCs w:val="24"/>
+          <w:szCs w:val="28"/>
           <w:lang w:val="en"/>
         </w:rPr>
         <w:t xml:space="preserve"> </w:t>
@@ -23863,8 +25641,7 @@
       <w:r>
         <w:rPr>
           <w:rFonts w:eastAsia="Times New Roman" w:cs="Times New Roman"/>
-          <w:sz w:val="24"/>
-          <w:szCs w:val="24"/>
+          <w:szCs w:val="28"/>
           <w:lang w:val="en"/>
         </w:rPr>
         <w:t>optimization :</w:t>
@@ -23873,8 +25650,7 @@
       <w:r>
         <w:rPr>
           <w:rFonts w:eastAsia="Times New Roman" w:cs="Times New Roman"/>
-          <w:sz w:val="24"/>
-          <w:szCs w:val="24"/>
+          <w:szCs w:val="28"/>
           <w:lang w:val="en"/>
         </w:rPr>
         <w:t xml:space="preserve"> </w:t>
@@ -23883,8 +25659,7 @@
       <w:r>
         <w:rPr>
           <w:rFonts w:eastAsia="Times New Roman" w:cs="Times New Roman"/>
-          <w:sz w:val="24"/>
-          <w:szCs w:val="24"/>
+          <w:szCs w:val="28"/>
           <w:lang w:val="en"/>
         </w:rPr>
         <w:t>дис</w:t>
@@ -23893,8 +25668,7 @@
       <w:r>
         <w:rPr>
           <w:rFonts w:eastAsia="Times New Roman" w:cs="Times New Roman"/>
-          <w:sz w:val="24"/>
-          <w:szCs w:val="24"/>
+          <w:szCs w:val="28"/>
           <w:lang w:val="en"/>
         </w:rPr>
         <w:t>. – University of Southampton, 2010.</w:t>
@@ -23906,20 +25680,18 @@
           <w:ilvl w:val="0"/>
           <w:numId w:val="20"/>
         </w:numPr>
-        <w:spacing w:after="0" w:line="240" w:lineRule="auto"/>
+        <w:spacing w:after="0"/>
         <w:ind w:left="360"/>
         <w:rPr>
           <w:rFonts w:eastAsia="Times New Roman" w:cs="Times New Roman"/>
-          <w:sz w:val="24"/>
-          <w:szCs w:val="24"/>
+          <w:szCs w:val="28"/>
           <w:lang w:val="en"/>
         </w:rPr>
       </w:pPr>
       <w:r>
         <w:rPr>
           <w:rFonts w:eastAsia="Times New Roman" w:cs="Times New Roman"/>
-          <w:sz w:val="24"/>
-          <w:szCs w:val="24"/>
+          <w:szCs w:val="28"/>
           <w:lang w:val="en"/>
         </w:rPr>
         <w:t xml:space="preserve">Chopra N., Ansari M. M. Golden jackal optimization: A </w:t>
@@ -23928,8 +25700,7 @@
       <w:r>
         <w:rPr>
           <w:rFonts w:eastAsia="Times New Roman" w:cs="Times New Roman"/>
-          <w:sz w:val="24"/>
-          <w:szCs w:val="24"/>
+          <w:szCs w:val="28"/>
           <w:lang w:val="en"/>
         </w:rPr>
         <w:t>novel nature-inspired</w:t>
@@ -23938,31 +25709,42 @@
       <w:r>
         <w:rPr>
           <w:rFonts w:eastAsia="Times New Roman" w:cs="Times New Roman"/>
-          <w:sz w:val="24"/>
-          <w:szCs w:val="24"/>
+          <w:szCs w:val="28"/>
           <w:lang w:val="en"/>
         </w:rPr>
-        <w:t xml:space="preserve"> optimizer for engineering </w:t>
-      </w:r>
-      <w:proofErr w:type="gramStart"/>
+        <w:t xml:space="preserve"> optimizer for engineering applications //</w:t>
+      </w:r>
       <w:r>
         <w:rPr>
           <w:rFonts w:eastAsia="Times New Roman" w:cs="Times New Roman"/>
-          <w:sz w:val="24"/>
-          <w:szCs w:val="24"/>
+          <w:szCs w:val="28"/>
           <w:lang w:val="en"/>
         </w:rPr>
-        <w:t>applications //</w:t>
-      </w:r>
-      <w:proofErr w:type="gramEnd"/>
+        <w:t xml:space="preserve"> </w:t>
+      </w:r>
       <w:r>
         <w:rPr>
           <w:rFonts w:eastAsia="Times New Roman" w:cs="Times New Roman"/>
-          <w:sz w:val="24"/>
-          <w:szCs w:val="24"/>
+          <w:szCs w:val="28"/>
           <w:lang w:val="en"/>
         </w:rPr>
-        <w:t>Expert Systems with Applications. – 2022. – Т. 198. – С. 116924.</w:t>
+        <w:t xml:space="preserve">Expert Systems with Applications. – 2022. – Т. 198. – </w:t>
+      </w:r>
+      <w:r>
+        <w:rPr>
+          <w:rFonts w:eastAsia="Times New Roman" w:cs="Times New Roman"/>
+          <w:szCs w:val="28"/>
+          <w:lang w:val="en"/>
+        </w:rPr>
+        <w:t>P</w:t>
+      </w:r>
+      <w:r>
+        <w:rPr>
+          <w:rFonts w:eastAsia="Times New Roman" w:cs="Times New Roman"/>
+          <w:szCs w:val="28"/>
+          <w:lang w:val="en"/>
+        </w:rPr>
+        <w:t>. 116924.</w:t>
       </w:r>
     </w:p>
     <w:p>
@@ -23971,63 +25753,87 @@
           <w:ilvl w:val="0"/>
           <w:numId w:val="20"/>
         </w:numPr>
-        <w:spacing w:after="0" w:line="240" w:lineRule="auto"/>
+        <w:spacing w:after="0"/>
         <w:ind w:left="360"/>
         <w:rPr>
           <w:rFonts w:eastAsia="Times New Roman" w:cs="Times New Roman"/>
-          <w:sz w:val="24"/>
-          <w:szCs w:val="24"/>
+          <w:szCs w:val="28"/>
           <w:lang w:val="en"/>
         </w:rPr>
       </w:pPr>
       <w:r>
         <w:rPr>
           <w:rFonts w:eastAsia="Times New Roman" w:cs="Times New Roman"/>
-          <w:sz w:val="24"/>
-          <w:szCs w:val="24"/>
+          <w:szCs w:val="28"/>
           <w:lang w:val="en"/>
         </w:rPr>
-        <w:t xml:space="preserve">Lou T. et al. Multi-UAV collaborative trajectory planning for 3D terrain based on CS-GJO </w:t>
+        <w:t xml:space="preserve">Lou T. et al. </w:t>
       </w:r>
       <w:proofErr w:type="gramStart"/>
       <w:r>
         <w:rPr>
           <w:rFonts w:eastAsia="Times New Roman" w:cs="Times New Roman"/>
-          <w:sz w:val="24"/>
-          <w:szCs w:val="24"/>
+          <w:szCs w:val="28"/>
           <w:lang w:val="en"/>
         </w:rPr>
-        <w:t>algorithm //</w:t>
+        <w:t>Multi-UAV</w:t>
       </w:r>
       <w:proofErr w:type="gramEnd"/>
       <w:r>
         <w:rPr>
           <w:rFonts w:eastAsia="Times New Roman" w:cs="Times New Roman"/>
-          <w:sz w:val="24"/>
-          <w:szCs w:val="24"/>
+          <w:szCs w:val="28"/>
           <w:lang w:val="en"/>
         </w:rPr>
-        <w:t xml:space="preserve">Complex System Modeling and Simulation. – 2024. – Т. 4. – №. 3. – С. </w:t>
-      </w:r>
-      <w:proofErr w:type="gramStart"/>
+        <w:t xml:space="preserve"> collaborative trajectory planning for 3D terrain based on CS-GJO algorithm //</w:t>
+      </w:r>
       <w:r>
         <w:rPr>
           <w:rFonts w:eastAsia="Times New Roman" w:cs="Times New Roman"/>
-          <w:sz w:val="24"/>
-          <w:szCs w:val="24"/>
+          <w:szCs w:val="28"/>
           <w:lang w:val="en"/>
         </w:rPr>
-        <w:t>274-291</w:t>
-      </w:r>
-      <w:proofErr w:type="gramEnd"/>
+        <w:t xml:space="preserve"> </w:t>
+      </w:r>
       <w:r>
         <w:rPr>
           <w:rFonts w:eastAsia="Times New Roman" w:cs="Times New Roman"/>
-          <w:sz w:val="24"/>
-          <w:szCs w:val="24"/>
+          <w:szCs w:val="28"/>
           <w:lang w:val="en"/>
         </w:rPr>
-        <w:t>.</w:t>
+        <w:t xml:space="preserve">Complex System Modeling and Simulation. – 2024. – Т. 4. – №. 3. – </w:t>
+      </w:r>
+      <w:r>
+        <w:rPr>
+          <w:rFonts w:eastAsia="Times New Roman" w:cs="Times New Roman"/>
+          <w:szCs w:val="28"/>
+          <w:lang w:val="en"/>
+        </w:rPr>
+        <w:t>P</w:t>
+      </w:r>
+      <w:r>
+        <w:rPr>
+          <w:rFonts w:eastAsia="Times New Roman" w:cs="Times New Roman"/>
+          <w:szCs w:val="28"/>
+          <w:lang w:val="en"/>
+        </w:rPr>
+        <w:t>. 274</w:t>
+      </w:r>
+      <w:r>
+        <w:rPr>
+          <w:rFonts w:eastAsia="Times New Roman" w:cs="Times New Roman"/>
+          <w:szCs w:val="28"/>
+          <w:lang w:val="en"/>
+        </w:rPr>
+        <w:t>–</w:t>
+      </w:r>
+      <w:r>
+        <w:rPr>
+          <w:rFonts w:eastAsia="Times New Roman" w:cs="Times New Roman"/>
+          <w:szCs w:val="28"/>
+          <w:lang w:val="en"/>
+        </w:rPr>
+        <w:t>291.</w:t>
       </w:r>
     </w:p>
     <w:p>
@@ -24036,63 +25842,87 @@
           <w:ilvl w:val="0"/>
           <w:numId w:val="20"/>
         </w:numPr>
-        <w:spacing w:after="0" w:line="240" w:lineRule="auto"/>
+        <w:spacing w:after="0"/>
         <w:ind w:left="360"/>
         <w:rPr>
           <w:rFonts w:eastAsia="Times New Roman" w:cs="Times New Roman"/>
-          <w:sz w:val="24"/>
-          <w:szCs w:val="24"/>
+          <w:szCs w:val="28"/>
           <w:lang w:val="en"/>
         </w:rPr>
       </w:pPr>
       <w:r>
         <w:rPr>
           <w:rFonts w:eastAsia="Times New Roman" w:cs="Times New Roman"/>
-          <w:sz w:val="24"/>
-          <w:szCs w:val="24"/>
+          <w:szCs w:val="28"/>
           <w:lang w:val="en"/>
         </w:rPr>
-        <w:t xml:space="preserve">Pavlyukevich I. Lévy flights, non-local search and simulated </w:t>
-      </w:r>
-      <w:proofErr w:type="gramStart"/>
+        <w:t>Pavlyukevich I. Lévy flights, non-local search and simulated annealing //</w:t>
+      </w:r>
       <w:r>
         <w:rPr>
           <w:rFonts w:eastAsia="Times New Roman" w:cs="Times New Roman"/>
-          <w:sz w:val="24"/>
-          <w:szCs w:val="24"/>
+          <w:szCs w:val="28"/>
           <w:lang w:val="en"/>
         </w:rPr>
-        <w:t>annealing //</w:t>
-      </w:r>
-      <w:proofErr w:type="gramEnd"/>
+        <w:t xml:space="preserve"> </w:t>
+      </w:r>
       <w:r>
         <w:rPr>
           <w:rFonts w:eastAsia="Times New Roman" w:cs="Times New Roman"/>
-          <w:sz w:val="24"/>
-          <w:szCs w:val="24"/>
+          <w:szCs w:val="28"/>
+          <w:lang w:val="en-US"/>
+        </w:rPr>
+        <w:t>J</w:t>
+      </w:r>
+      <w:proofErr w:type="spellStart"/>
+      <w:r>
+        <w:rPr>
+          <w:rFonts w:eastAsia="Times New Roman" w:cs="Times New Roman"/>
+          <w:szCs w:val="28"/>
           <w:lang w:val="en"/>
         </w:rPr>
-        <w:t xml:space="preserve">journal of computational physics. – 2007. – Т. 226. – №. 2. – С. </w:t>
-      </w:r>
-      <w:proofErr w:type="gramStart"/>
+        <w:t>ournal</w:t>
+      </w:r>
+      <w:proofErr w:type="spellEnd"/>
       <w:r>
         <w:rPr>
           <w:rFonts w:eastAsia="Times New Roman" w:cs="Times New Roman"/>
-          <w:sz w:val="24"/>
-          <w:szCs w:val="24"/>
+          <w:szCs w:val="28"/>
           <w:lang w:val="en"/>
         </w:rPr>
-        <w:t>1830-1844</w:t>
-      </w:r>
-      <w:proofErr w:type="gramEnd"/>
+        <w:t xml:space="preserve"> of computational physics. – 2007. – Т. 226. – №. 2. – </w:t>
+      </w:r>
       <w:r>
         <w:rPr>
           <w:rFonts w:eastAsia="Times New Roman" w:cs="Times New Roman"/>
-          <w:sz w:val="24"/>
-          <w:szCs w:val="24"/>
+          <w:szCs w:val="28"/>
           <w:lang w:val="en"/>
         </w:rPr>
-        <w:t>.</w:t>
+        <w:t>P</w:t>
+      </w:r>
+      <w:r>
+        <w:rPr>
+          <w:rFonts w:eastAsia="Times New Roman" w:cs="Times New Roman"/>
+          <w:szCs w:val="28"/>
+          <w:lang w:val="en"/>
+        </w:rPr>
+        <w:t>. 1830</w:t>
+      </w:r>
+      <w:r>
+        <w:rPr>
+          <w:rFonts w:eastAsia="Times New Roman" w:cs="Times New Roman"/>
+          <w:szCs w:val="28"/>
+          <w:lang w:val="en"/>
+        </w:rPr>
+        <w:t>–</w:t>
+      </w:r>
+      <w:r>
+        <w:rPr>
+          <w:rFonts w:eastAsia="Times New Roman" w:cs="Times New Roman"/>
+          <w:szCs w:val="28"/>
+          <w:lang w:val="en"/>
+        </w:rPr>
+        <w:t>1844.</w:t>
       </w:r>
     </w:p>
     <w:p>
@@ -24101,35 +25931,70 @@
           <w:ilvl w:val="0"/>
           <w:numId w:val="20"/>
         </w:numPr>
-        <w:spacing w:after="0" w:line="240" w:lineRule="auto"/>
+        <w:spacing w:after="0"/>
         <w:ind w:left="360"/>
         <w:rPr>
           <w:rFonts w:eastAsia="Times New Roman" w:cs="Times New Roman"/>
-          <w:sz w:val="24"/>
-          <w:szCs w:val="24"/>
+          <w:szCs w:val="28"/>
           <w:lang w:val="en"/>
         </w:rPr>
       </w:pPr>
       <w:r>
         <w:rPr>
           <w:rFonts w:eastAsia="Times New Roman" w:cs="Times New Roman"/>
-          <w:sz w:val="24"/>
-          <w:szCs w:val="24"/>
+          <w:szCs w:val="28"/>
           <w:lang w:val="en"/>
         </w:rPr>
-        <w:t xml:space="preserve">Li Y., Han M., Guo Q. Modified whale optimization algorithm based on tent chaotic mapping and its application in structural optimization //KSCE Journal of Civil Engineering. – 2020. – Т. 24. – №. 12. – С. </w:t>
-      </w:r>
-      <w:proofErr w:type="gramStart"/>
+        <w:t>Li Y., Han M., Guo Q. Modified whale optimization algorithm based on tent chaotic mapping and its application in structural optimization //</w:t>
+      </w:r>
       <w:r>
         <w:rPr>
           <w:rFonts w:eastAsia="Times New Roman" w:cs="Times New Roman"/>
-          <w:sz w:val="24"/>
-          <w:szCs w:val="24"/>
+          <w:szCs w:val="28"/>
+          <w:lang w:val="en-US"/>
+        </w:rPr>
+        <w:t xml:space="preserve"> </w:t>
+      </w:r>
+      <w:r>
+        <w:rPr>
+          <w:rFonts w:eastAsia="Times New Roman" w:cs="Times New Roman"/>
+          <w:szCs w:val="28"/>
           <w:lang w:val="en"/>
         </w:rPr>
-        <w:t>3703-3713</w:t>
-      </w:r>
-      <w:proofErr w:type="gramEnd"/>
+        <w:t xml:space="preserve">KSCE Journal of Civil Engineering. – 2020. – Т. 24. – №. 12. – </w:t>
+      </w:r>
+      <w:r>
+        <w:rPr>
+          <w:rFonts w:eastAsia="Times New Roman" w:cs="Times New Roman"/>
+          <w:szCs w:val="28"/>
+          <w:lang w:val="en"/>
+        </w:rPr>
+        <w:t>P</w:t>
+      </w:r>
+      <w:r>
+        <w:rPr>
+          <w:rFonts w:eastAsia="Times New Roman" w:cs="Times New Roman"/>
+          <w:szCs w:val="28"/>
+          <w:lang w:val="en"/>
+        </w:rPr>
+        <w:t>. 3703</w:t>
+      </w:r>
+      <w:r>
+        <w:rPr>
+          <w:rFonts w:eastAsia="Times New Roman" w:cs="Times New Roman"/>
+          <w:szCs w:val="28"/>
+          <w:lang w:val="en"/>
+        </w:rPr>
+        <w:t>–</w:t>
+      </w:r>
+      <w:r>
+        <w:rPr>
+          <w:rFonts w:eastAsia="Times New Roman" w:cs="Times New Roman"/>
+          <w:szCs w:val="28"/>
+          <w:lang w:val="en"/>
+        </w:rPr>
+        <w:t>3713</w:t>
+      </w:r>
     </w:p>
     <w:p>
       <w:pPr>
@@ -24137,35 +26002,70 @@
           <w:ilvl w:val="0"/>
           <w:numId w:val="20"/>
         </w:numPr>
-        <w:spacing w:after="0" w:line="240" w:lineRule="auto"/>
+        <w:spacing w:after="0"/>
         <w:ind w:left="360"/>
         <w:rPr>
           <w:rFonts w:eastAsia="Times New Roman" w:cs="Times New Roman"/>
-          <w:sz w:val="24"/>
-          <w:szCs w:val="24"/>
+          <w:szCs w:val="28"/>
           <w:lang w:val="en"/>
         </w:rPr>
       </w:pPr>
       <w:r>
         <w:rPr>
           <w:rFonts w:eastAsia="Times New Roman" w:cs="Times New Roman"/>
-          <w:sz w:val="24"/>
-          <w:szCs w:val="24"/>
+          <w:szCs w:val="28"/>
           <w:lang w:val="en"/>
         </w:rPr>
-        <w:t>Shan L. et al. Chaotic optimization algorithm based on Tent map //Control and Decision. – 2005. – Т. 20. – №. 2. – С. 179-</w:t>
-      </w:r>
-      <w:proofErr w:type="gramStart"/>
+        <w:t>Shan L. et al. Chaotic optimization algorithm based on Tent map //</w:t>
+      </w:r>
       <w:r>
         <w:rPr>
           <w:rFonts w:eastAsia="Times New Roman" w:cs="Times New Roman"/>
-          <w:sz w:val="24"/>
-          <w:szCs w:val="24"/>
+          <w:szCs w:val="28"/>
+          <w:lang w:val="en-US"/>
+        </w:rPr>
+        <w:t xml:space="preserve"> </w:t>
+      </w:r>
+      <w:r>
+        <w:rPr>
+          <w:rFonts w:eastAsia="Times New Roman" w:cs="Times New Roman"/>
+          <w:szCs w:val="28"/>
           <w:lang w:val="en"/>
         </w:rPr>
-        <w:t>182..</w:t>
-      </w:r>
-      <w:proofErr w:type="gramEnd"/>
+        <w:t xml:space="preserve">Control and Decision. – 2005. – Т. 20. – №. 2. – </w:t>
+      </w:r>
+      <w:r>
+        <w:rPr>
+          <w:rFonts w:eastAsia="Times New Roman" w:cs="Times New Roman"/>
+          <w:szCs w:val="28"/>
+          <w:lang w:val="en"/>
+        </w:rPr>
+        <w:t>P</w:t>
+      </w:r>
+      <w:r>
+        <w:rPr>
+          <w:rFonts w:eastAsia="Times New Roman" w:cs="Times New Roman"/>
+          <w:szCs w:val="28"/>
+          <w:lang w:val="en"/>
+        </w:rPr>
+        <w:t>. 179</w:t>
+      </w:r>
+      <w:r>
+        <w:rPr>
+          <w:rFonts w:eastAsia="Times New Roman" w:cs="Times New Roman"/>
+          <w:szCs w:val="28"/>
+          <w:lang w:val="en"/>
+        </w:rPr>
+        <w:t>–</w:t>
+      </w:r>
+      <w:r>
+        <w:rPr>
+          <w:rFonts w:eastAsia="Times New Roman" w:cs="Times New Roman"/>
+          <w:szCs w:val="28"/>
+          <w:lang w:val="en"/>
+        </w:rPr>
+        <w:t>182.</w:t>
+      </w:r>
     </w:p>
     <w:sectPr>
       <w:pgSz w:w="11906" w:h="16838"/>
@@ -24680,6 +26580,146 @@
     </w:lvl>
   </w:abstractNum>
   <w:abstractNum w:abstractNumId="5" w15:restartNumberingAfterBreak="0">
+    <w:nsid w:val="21AA1F68"/>
+    <w:multiLevelType w:val="multilevel"/>
+    <w:tmpl w:val="08A02FC0"/>
+    <w:lvl w:ilvl="0">
+      <w:start w:val="1"/>
+      <w:numFmt w:val="decimal"/>
+      <w:lvlText w:val="%1."/>
+      <w:lvlJc w:val="left"/>
+      <w:pPr>
+        <w:tabs>
+          <w:tab w:val="num" w:pos="630"/>
+        </w:tabs>
+        <w:ind w:left="630" w:hanging="360"/>
+      </w:pPr>
+      <w:rPr>
+        <w:rFonts w:ascii="Times New Roman" w:hAnsi="Times New Roman" w:cs="Times New Roman" w:hint="default"/>
+      </w:rPr>
+    </w:lvl>
+    <w:lvl w:ilvl="1">
+      <w:start w:val="1"/>
+      <w:numFmt w:val="decimal"/>
+      <w:lvlText w:val="%2."/>
+      <w:lvlJc w:val="left"/>
+      <w:pPr>
+        <w:tabs>
+          <w:tab w:val="num" w:pos="1350"/>
+        </w:tabs>
+        <w:ind w:left="1350" w:hanging="360"/>
+      </w:pPr>
+      <w:rPr>
+        <w:rFonts w:ascii="Times New Roman" w:hAnsi="Times New Roman" w:cs="Times New Roman" w:hint="default"/>
+      </w:rPr>
+    </w:lvl>
+    <w:lvl w:ilvl="2">
+      <w:start w:val="1"/>
+      <w:numFmt w:val="decimal"/>
+      <w:lvlText w:val="%3."/>
+      <w:lvlJc w:val="left"/>
+      <w:pPr>
+        <w:tabs>
+          <w:tab w:val="num" w:pos="2070"/>
+        </w:tabs>
+        <w:ind w:left="2070" w:hanging="360"/>
+      </w:pPr>
+      <w:rPr>
+        <w:rFonts w:ascii="Times New Roman" w:hAnsi="Times New Roman" w:cs="Times New Roman" w:hint="default"/>
+      </w:rPr>
+    </w:lvl>
+    <w:lvl w:ilvl="3">
+      <w:start w:val="1"/>
+      <w:numFmt w:val="decimal"/>
+      <w:lvlText w:val="%4."/>
+      <w:lvlJc w:val="left"/>
+      <w:pPr>
+        <w:tabs>
+          <w:tab w:val="num" w:pos="2790"/>
+        </w:tabs>
+        <w:ind w:left="2790" w:hanging="360"/>
+      </w:pPr>
+      <w:rPr>
+        <w:rFonts w:ascii="Times New Roman" w:hAnsi="Times New Roman" w:cs="Times New Roman" w:hint="default"/>
+      </w:rPr>
+    </w:lvl>
+    <w:lvl w:ilvl="4">
+      <w:start w:val="1"/>
+      <w:numFmt w:val="decimal"/>
+      <w:lvlText w:val="%5."/>
+      <w:lvlJc w:val="left"/>
+      <w:pPr>
+        <w:tabs>
+          <w:tab w:val="num" w:pos="3510"/>
+        </w:tabs>
+        <w:ind w:left="3510" w:hanging="360"/>
+      </w:pPr>
+      <w:rPr>
+        <w:rFonts w:ascii="Times New Roman" w:hAnsi="Times New Roman" w:cs="Times New Roman" w:hint="default"/>
+      </w:rPr>
+    </w:lvl>
+    <w:lvl w:ilvl="5">
+      <w:start w:val="1"/>
+      <w:numFmt w:val="decimal"/>
+      <w:lvlText w:val="%6."/>
+      <w:lvlJc w:val="left"/>
+      <w:pPr>
+        <w:tabs>
+          <w:tab w:val="num" w:pos="4230"/>
+        </w:tabs>
+        <w:ind w:left="4230" w:hanging="360"/>
+      </w:pPr>
+      <w:rPr>
+        <w:rFonts w:ascii="Times New Roman" w:hAnsi="Times New Roman" w:cs="Times New Roman" w:hint="default"/>
+      </w:rPr>
+    </w:lvl>
+    <w:lvl w:ilvl="6">
+      <w:start w:val="1"/>
+      <w:numFmt w:val="decimal"/>
+      <w:lvlText w:val="%7."/>
+      <w:lvlJc w:val="left"/>
+      <w:pPr>
+        <w:tabs>
+          <w:tab w:val="num" w:pos="4950"/>
+        </w:tabs>
+        <w:ind w:left="4950" w:hanging="360"/>
+      </w:pPr>
+      <w:rPr>
+        <w:rFonts w:ascii="Times New Roman" w:hAnsi="Times New Roman" w:cs="Times New Roman" w:hint="default"/>
+      </w:rPr>
+    </w:lvl>
+    <w:lvl w:ilvl="7">
+      <w:start w:val="1"/>
+      <w:numFmt w:val="decimal"/>
+      <w:lvlText w:val="%8."/>
+      <w:lvlJc w:val="left"/>
+      <w:pPr>
+        <w:tabs>
+          <w:tab w:val="num" w:pos="5670"/>
+        </w:tabs>
+        <w:ind w:left="5670" w:hanging="360"/>
+      </w:pPr>
+      <w:rPr>
+        <w:rFonts w:ascii="Times New Roman" w:hAnsi="Times New Roman" w:cs="Times New Roman" w:hint="default"/>
+      </w:rPr>
+    </w:lvl>
+    <w:lvl w:ilvl="8">
+      <w:start w:val="1"/>
+      <w:numFmt w:val="decimal"/>
+      <w:lvlText w:val="%9."/>
+      <w:lvlJc w:val="left"/>
+      <w:pPr>
+        <w:tabs>
+          <w:tab w:val="num" w:pos="6390"/>
+        </w:tabs>
+        <w:ind w:left="6390" w:hanging="360"/>
+      </w:pPr>
+      <w:rPr>
+        <w:rFonts w:ascii="Times New Roman" w:hAnsi="Times New Roman" w:cs="Times New Roman" w:hint="default"/>
+      </w:rPr>
+    </w:lvl>
+  </w:abstractNum>
+  <w:abstractNum w:abstractNumId="6" w15:restartNumberingAfterBreak="0">
     <w:nsid w:val="257948A8"/>
     <w:multiLevelType w:val="hybridMultilevel"/>
     <w:tmpl w:val="2064E9AA"/>
@@ -24765,7 +26805,7 @@
       </w:pPr>
     </w:lvl>
   </w:abstractNum>
-  <w:abstractNum w:abstractNumId="6" w15:restartNumberingAfterBreak="0">
+  <w:abstractNum w:abstractNumId="7" w15:restartNumberingAfterBreak="0">
     <w:nsid w:val="2E5D6BD8"/>
     <w:multiLevelType w:val="multilevel"/>
     <w:tmpl w:val="2168EF5C"/>
@@ -24914,7 +26954,7 @@
       </w:rPr>
     </w:lvl>
   </w:abstractNum>
-  <w:abstractNum w:abstractNumId="7" w15:restartNumberingAfterBreak="0">
+  <w:abstractNum w:abstractNumId="8" w15:restartNumberingAfterBreak="0">
     <w:nsid w:val="395826FE"/>
     <w:multiLevelType w:val="hybridMultilevel"/>
     <w:tmpl w:val="4BB4CCCA"/>
@@ -25000,7 +27040,7 @@
       </w:pPr>
     </w:lvl>
   </w:abstractNum>
-  <w:abstractNum w:abstractNumId="8" w15:restartNumberingAfterBreak="0">
+  <w:abstractNum w:abstractNumId="9" w15:restartNumberingAfterBreak="0">
     <w:nsid w:val="3CE55B9D"/>
     <w:multiLevelType w:val="hybridMultilevel"/>
     <w:tmpl w:val="CD74591E"/>
@@ -25086,7 +27126,7 @@
       </w:pPr>
     </w:lvl>
   </w:abstractNum>
-  <w:abstractNum w:abstractNumId="9" w15:restartNumberingAfterBreak="0">
+  <w:abstractNum w:abstractNumId="10" w15:restartNumberingAfterBreak="0">
     <w:nsid w:val="3F62471B"/>
     <w:multiLevelType w:val="hybridMultilevel"/>
     <w:tmpl w:val="47DC3602"/>
@@ -25199,7 +27239,7 @@
       </w:rPr>
     </w:lvl>
   </w:abstractNum>
-  <w:abstractNum w:abstractNumId="10" w15:restartNumberingAfterBreak="0">
+  <w:abstractNum w:abstractNumId="11" w15:restartNumberingAfterBreak="0">
     <w:nsid w:val="432475EE"/>
     <w:multiLevelType w:val="multilevel"/>
     <w:tmpl w:val="1A28F0A6"/>
@@ -25348,7 +27388,7 @@
       </w:rPr>
     </w:lvl>
   </w:abstractNum>
-  <w:abstractNum w:abstractNumId="11" w15:restartNumberingAfterBreak="0">
+  <w:abstractNum w:abstractNumId="12" w15:restartNumberingAfterBreak="0">
     <w:nsid w:val="43664F6C"/>
     <w:multiLevelType w:val="hybridMultilevel"/>
     <w:tmpl w:val="3D9CD950"/>
@@ -25437,7 +27477,7 @@
       </w:pPr>
     </w:lvl>
   </w:abstractNum>
-  <w:abstractNum w:abstractNumId="12" w15:restartNumberingAfterBreak="0">
+  <w:abstractNum w:abstractNumId="13" w15:restartNumberingAfterBreak="0">
     <w:nsid w:val="55821D0F"/>
     <w:multiLevelType w:val="hybridMultilevel"/>
     <w:tmpl w:val="FD4A87B2"/>
@@ -25526,7 +27566,147 @@
       </w:pPr>
     </w:lvl>
   </w:abstractNum>
-  <w:abstractNum w:abstractNumId="13" w15:restartNumberingAfterBreak="0">
+  <w:abstractNum w:abstractNumId="14" w15:restartNumberingAfterBreak="0">
+    <w:nsid w:val="57616BB5"/>
+    <w:multiLevelType w:val="multilevel"/>
+    <w:tmpl w:val="23BA14DE"/>
+    <w:lvl w:ilvl="0">
+      <w:start w:val="1"/>
+      <w:numFmt w:val="bullet"/>
+      <w:lvlText w:val=""/>
+      <w:lvlJc w:val="left"/>
+      <w:pPr>
+        <w:tabs>
+          <w:tab w:val="num" w:pos="360"/>
+        </w:tabs>
+        <w:ind w:left="360" w:hanging="360"/>
+      </w:pPr>
+      <w:rPr>
+        <w:rFonts w:ascii="Symbol" w:hAnsi="Symbol" w:hint="default"/>
+      </w:rPr>
+    </w:lvl>
+    <w:lvl w:ilvl="1">
+      <w:start w:val="1"/>
+      <w:numFmt w:val="decimal"/>
+      <w:lvlText w:val="%2."/>
+      <w:lvlJc w:val="left"/>
+      <w:pPr>
+        <w:tabs>
+          <w:tab w:val="num" w:pos="1080"/>
+        </w:tabs>
+        <w:ind w:left="1080" w:hanging="360"/>
+      </w:pPr>
+      <w:rPr>
+        <w:rFonts w:ascii="Times New Roman" w:hAnsi="Times New Roman" w:cs="Times New Roman" w:hint="default"/>
+      </w:rPr>
+    </w:lvl>
+    <w:lvl w:ilvl="2">
+      <w:start w:val="1"/>
+      <w:numFmt w:val="decimal"/>
+      <w:lvlText w:val="%3."/>
+      <w:lvlJc w:val="left"/>
+      <w:pPr>
+        <w:tabs>
+          <w:tab w:val="num" w:pos="1800"/>
+        </w:tabs>
+        <w:ind w:left="1800" w:hanging="360"/>
+      </w:pPr>
+      <w:rPr>
+        <w:rFonts w:ascii="Times New Roman" w:hAnsi="Times New Roman" w:cs="Times New Roman" w:hint="default"/>
+      </w:rPr>
+    </w:lvl>
+    <w:lvl w:ilvl="3">
+      <w:start w:val="1"/>
+      <w:numFmt w:val="decimal"/>
+      <w:lvlText w:val="%4."/>
+      <w:lvlJc w:val="left"/>
+      <w:pPr>
+        <w:tabs>
+          <w:tab w:val="num" w:pos="2520"/>
+        </w:tabs>
+        <w:ind w:left="2520" w:hanging="360"/>
+      </w:pPr>
+      <w:rPr>
+        <w:rFonts w:ascii="Times New Roman" w:hAnsi="Times New Roman" w:cs="Times New Roman" w:hint="default"/>
+      </w:rPr>
+    </w:lvl>
+    <w:lvl w:ilvl="4">
+      <w:start w:val="1"/>
+      <w:numFmt w:val="decimal"/>
+      <w:lvlText w:val="%5."/>
+      <w:lvlJc w:val="left"/>
+      <w:pPr>
+        <w:tabs>
+          <w:tab w:val="num" w:pos="3240"/>
+        </w:tabs>
+        <w:ind w:left="3240" w:hanging="360"/>
+      </w:pPr>
+      <w:rPr>
+        <w:rFonts w:ascii="Times New Roman" w:hAnsi="Times New Roman" w:cs="Times New Roman" w:hint="default"/>
+      </w:rPr>
+    </w:lvl>
+    <w:lvl w:ilvl="5">
+      <w:start w:val="1"/>
+      <w:numFmt w:val="decimal"/>
+      <w:lvlText w:val="%6."/>
+      <w:lvlJc w:val="left"/>
+      <w:pPr>
+        <w:tabs>
+          <w:tab w:val="num" w:pos="3960"/>
+        </w:tabs>
+        <w:ind w:left="3960" w:hanging="360"/>
+      </w:pPr>
+      <w:rPr>
+        <w:rFonts w:ascii="Times New Roman" w:hAnsi="Times New Roman" w:cs="Times New Roman" w:hint="default"/>
+      </w:rPr>
+    </w:lvl>
+    <w:lvl w:ilvl="6">
+      <w:start w:val="1"/>
+      <w:numFmt w:val="decimal"/>
+      <w:lvlText w:val="%7."/>
+      <w:lvlJc w:val="left"/>
+      <w:pPr>
+        <w:tabs>
+          <w:tab w:val="num" w:pos="4680"/>
+        </w:tabs>
+        <w:ind w:left="4680" w:hanging="360"/>
+      </w:pPr>
+      <w:rPr>
+        <w:rFonts w:ascii="Times New Roman" w:hAnsi="Times New Roman" w:cs="Times New Roman" w:hint="default"/>
+      </w:rPr>
+    </w:lvl>
+    <w:lvl w:ilvl="7">
+      <w:start w:val="1"/>
+      <w:numFmt w:val="decimal"/>
+      <w:lvlText w:val="%8."/>
+      <w:lvlJc w:val="left"/>
+      <w:pPr>
+        <w:tabs>
+          <w:tab w:val="num" w:pos="5400"/>
+        </w:tabs>
+        <w:ind w:left="5400" w:hanging="360"/>
+      </w:pPr>
+      <w:rPr>
+        <w:rFonts w:ascii="Times New Roman" w:hAnsi="Times New Roman" w:cs="Times New Roman" w:hint="default"/>
+      </w:rPr>
+    </w:lvl>
+    <w:lvl w:ilvl="8">
+      <w:start w:val="1"/>
+      <w:numFmt w:val="decimal"/>
+      <w:lvlText w:val="%9."/>
+      <w:lvlJc w:val="left"/>
+      <w:pPr>
+        <w:tabs>
+          <w:tab w:val="num" w:pos="6120"/>
+        </w:tabs>
+        <w:ind w:left="6120" w:hanging="360"/>
+      </w:pPr>
+      <w:rPr>
+        <w:rFonts w:ascii="Times New Roman" w:hAnsi="Times New Roman" w:cs="Times New Roman" w:hint="default"/>
+      </w:rPr>
+    </w:lvl>
+  </w:abstractNum>
+  <w:abstractNum w:abstractNumId="15" w15:restartNumberingAfterBreak="0">
     <w:nsid w:val="5C0AE705"/>
     <w:multiLevelType w:val="singleLevel"/>
     <w:tmpl w:val="5C0AE705"/>
@@ -25546,7 +27726,7 @@
       </w:rPr>
     </w:lvl>
   </w:abstractNum>
-  <w:abstractNum w:abstractNumId="14" w15:restartNumberingAfterBreak="0">
+  <w:abstractNum w:abstractNumId="16" w15:restartNumberingAfterBreak="0">
     <w:nsid w:val="5E2322E9"/>
     <w:multiLevelType w:val="multilevel"/>
     <w:tmpl w:val="F36628F8"/>
@@ -25695,7 +27875,7 @@
       </w:rPr>
     </w:lvl>
   </w:abstractNum>
-  <w:abstractNum w:abstractNumId="15" w15:restartNumberingAfterBreak="0">
+  <w:abstractNum w:abstractNumId="17" w15:restartNumberingAfterBreak="0">
     <w:nsid w:val="64F00669"/>
     <w:multiLevelType w:val="hybridMultilevel"/>
     <w:tmpl w:val="13F60226"/>
@@ -25781,7 +27961,7 @@
       </w:pPr>
     </w:lvl>
   </w:abstractNum>
-  <w:abstractNum w:abstractNumId="16" w15:restartNumberingAfterBreak="0">
+  <w:abstractNum w:abstractNumId="18" w15:restartNumberingAfterBreak="0">
     <w:nsid w:val="68C17D74"/>
     <w:multiLevelType w:val="hybridMultilevel"/>
     <w:tmpl w:val="232A67A0"/>
@@ -25894,7 +28074,7 @@
       </w:rPr>
     </w:lvl>
   </w:abstractNum>
-  <w:abstractNum w:abstractNumId="17" w15:restartNumberingAfterBreak="0">
+  <w:abstractNum w:abstractNumId="19" w15:restartNumberingAfterBreak="0">
     <w:nsid w:val="6FE9B89E"/>
     <w:multiLevelType w:val="singleLevel"/>
     <w:tmpl w:val="6FE9B89E"/>
@@ -25906,7 +28086,7 @@
       <w:lvlJc w:val="left"/>
     </w:lvl>
   </w:abstractNum>
-  <w:abstractNum w:abstractNumId="18" w15:restartNumberingAfterBreak="0">
+  <w:abstractNum w:abstractNumId="20" w15:restartNumberingAfterBreak="0">
     <w:nsid w:val="76BD0354"/>
     <w:multiLevelType w:val="multilevel"/>
     <w:tmpl w:val="A15CCB4A"/>
@@ -26055,7 +28235,7 @@
       </w:rPr>
     </w:lvl>
   </w:abstractNum>
-  <w:abstractNum w:abstractNumId="19" w15:restartNumberingAfterBreak="0">
+  <w:abstractNum w:abstractNumId="21" w15:restartNumberingAfterBreak="0">
     <w:nsid w:val="781B7ADC"/>
     <w:multiLevelType w:val="multilevel"/>
     <w:tmpl w:val="149E5900"/>
@@ -26204,44 +28384,64 @@
       </w:rPr>
     </w:lvl>
   </w:abstractNum>
+  <w:abstractNum w:abstractNumId="22" w15:restartNumberingAfterBreak="0">
+    <w:nsid w:val="7AA7393C"/>
+    <w:multiLevelType w:val="singleLevel"/>
+    <w:tmpl w:val="5C0AE705"/>
+    <w:lvl w:ilvl="0">
+      <w:start w:val="1"/>
+      <w:numFmt w:val="decimal"/>
+      <w:lvlText w:val="%1."/>
+      <w:lvlJc w:val="left"/>
+      <w:pPr>
+        <w:tabs>
+          <w:tab w:val="left" w:pos="1265"/>
+        </w:tabs>
+        <w:ind w:left="1265" w:hanging="425"/>
+      </w:pPr>
+      <w:rPr>
+        <w:rFonts w:hint="default"/>
+      </w:rPr>
+    </w:lvl>
+  </w:abstractNum>
   <w:num w:numId="1" w16cid:durableId="1279878260">
-    <w:abstractNumId w:val="13"/>
+    <w:abstractNumId w:val="15"/>
   </w:num>
   <w:num w:numId="2" w16cid:durableId="1871262008">
     <w:abstractNumId w:val="0"/>
   </w:num>
   <w:num w:numId="3" w16cid:durableId="947734596">
-    <w:abstractNumId w:val="17"/>
+    <w:abstractNumId w:val="19"/>
   </w:num>
   <w:num w:numId="4" w16cid:durableId="40330051">
     <w:abstractNumId w:val="1"/>
   </w:num>
   <w:num w:numId="5" w16cid:durableId="653679488">
-    <w:abstractNumId w:val="11"/>
+    <w:abstractNumId w:val="12"/>
   </w:num>
   <w:num w:numId="6" w16cid:durableId="588272658">
-    <w:abstractNumId w:val="6"/>
+    <w:abstractNumId w:val="7"/>
   </w:num>
   <w:num w:numId="7" w16cid:durableId="2069526415">
-    <w:abstractNumId w:val="14"/>
+    <w:abstractNumId w:val="16"/>
   </w:num>
   <w:num w:numId="8" w16cid:durableId="2087413643">
     <w:abstractNumId w:val="4"/>
   </w:num>
   <w:num w:numId="9" w16cid:durableId="275799591">
+    <w:abstractNumId w:val="10"/>
+  </w:num>
+  <w:num w:numId="10" w16cid:durableId="554859080">
+    <w:abstractNumId w:val="18"/>
+  </w:num>
+  <w:num w:numId="11" w16cid:durableId="703408872">
     <w:abstractNumId w:val="9"/>
   </w:num>
-  <w:num w:numId="10" w16cid:durableId="554859080">
-    <w:abstractNumId w:val="16"/>
-  </w:num>
-  <w:num w:numId="11" w16cid:durableId="703408872">
+  <w:num w:numId="12" w16cid:durableId="1093667584">
     <w:abstractNumId w:val="8"/>
   </w:num>
-  <w:num w:numId="12" w16cid:durableId="1093667584">
-    <w:abstractNumId w:val="7"/>
-  </w:num>
   <w:num w:numId="13" w16cid:durableId="1010906844">
-    <w:abstractNumId w:val="15"/>
+    <w:abstractNumId w:val="17"/>
   </w:num>
   <w:num w:numId="14" w16cid:durableId="1458404915">
     <w:abstractNumId w:val="2"/>
@@ -26250,19 +28450,55 @@
     <w:abstractNumId w:val="3"/>
   </w:num>
   <w:num w:numId="16" w16cid:durableId="1535270607">
-    <w:abstractNumId w:val="10"/>
+    <w:abstractNumId w:val="11"/>
   </w:num>
   <w:num w:numId="17" w16cid:durableId="711005323">
-    <w:abstractNumId w:val="18"/>
+    <w:abstractNumId w:val="20"/>
   </w:num>
   <w:num w:numId="18" w16cid:durableId="1769422622">
-    <w:abstractNumId w:val="19"/>
+    <w:abstractNumId w:val="21"/>
   </w:num>
   <w:num w:numId="19" w16cid:durableId="169637448">
-    <w:abstractNumId w:val="12"/>
+    <w:abstractNumId w:val="13"/>
   </w:num>
   <w:num w:numId="20" w16cid:durableId="754520442">
+    <w:abstractNumId w:val="6"/>
+  </w:num>
+  <w:num w:numId="21" w16cid:durableId="132214392">
     <w:abstractNumId w:val="5"/>
+    <w:lvlOverride w:ilvl="0">
+      <w:startOverride w:val="1"/>
+    </w:lvlOverride>
+    <w:lvlOverride w:ilvl="1">
+      <w:startOverride w:val="1"/>
+    </w:lvlOverride>
+    <w:lvlOverride w:ilvl="2">
+      <w:startOverride w:val="1"/>
+    </w:lvlOverride>
+    <w:lvlOverride w:ilvl="3">
+      <w:startOverride w:val="1"/>
+    </w:lvlOverride>
+    <w:lvlOverride w:ilvl="4">
+      <w:startOverride w:val="1"/>
+    </w:lvlOverride>
+    <w:lvlOverride w:ilvl="5">
+      <w:startOverride w:val="1"/>
+    </w:lvlOverride>
+    <w:lvlOverride w:ilvl="6">
+      <w:startOverride w:val="1"/>
+    </w:lvlOverride>
+    <w:lvlOverride w:ilvl="7">
+      <w:startOverride w:val="1"/>
+    </w:lvlOverride>
+    <w:lvlOverride w:ilvl="8">
+      <w:startOverride w:val="1"/>
+    </w:lvlOverride>
+  </w:num>
+  <w:num w:numId="22" w16cid:durableId="1518732434">
+    <w:abstractNumId w:val="14"/>
+  </w:num>
+  <w:num w:numId="23" w16cid:durableId="1596283466">
+    <w:abstractNumId w:val="22"/>
   </w:num>
 </w:numbering>
 </file>
@@ -26581,7 +28817,7 @@
   <w:style w:type="paragraph" w:default="1" w:styleId="a">
     <w:name w:val="Normal"/>
     <w:qFormat/>
-    <w:rsid w:val="00231B9E"/>
+    <w:rsid w:val="00764F34"/>
     <w:pPr>
       <w:spacing w:after="120" w:line="360" w:lineRule="auto"/>
       <w:ind w:firstLine="709"/>
@@ -26721,12 +28957,13 @@
   <w:style w:type="paragraph" w:styleId="a3">
     <w:name w:val="annotation text"/>
     <w:basedOn w:val="a"/>
+    <w:link w:val="a4"/>
     <w:qFormat/>
     <w:pPr>
       <w:jc w:val="left"/>
     </w:pPr>
   </w:style>
-  <w:style w:type="character" w:styleId="a4">
+  <w:style w:type="character" w:styleId="a5">
     <w:name w:val="Emphasis"/>
     <w:basedOn w:val="a0"/>
     <w:qFormat/>
@@ -26735,7 +28972,7 @@
       <w:iCs/>
     </w:rPr>
   </w:style>
-  <w:style w:type="character" w:styleId="a5">
+  <w:style w:type="character" w:styleId="a6">
     <w:name w:val="FollowedHyperlink"/>
     <w:basedOn w:val="a0"/>
     <w:qFormat/>
@@ -26744,7 +28981,7 @@
       <w:u w:val="single"/>
     </w:rPr>
   </w:style>
-  <w:style w:type="character" w:styleId="a6">
+  <w:style w:type="character" w:styleId="a7">
     <w:name w:val="footnote reference"/>
     <w:basedOn w:val="a0"/>
     <w:qFormat/>
@@ -26752,7 +28989,7 @@
       <w:vertAlign w:val="superscript"/>
     </w:rPr>
   </w:style>
-  <w:style w:type="paragraph" w:styleId="a7">
+  <w:style w:type="paragraph" w:styleId="a8">
     <w:name w:val="footnote text"/>
     <w:basedOn w:val="a"/>
     <w:qFormat/>
@@ -26806,7 +29043,7 @@
       <w:lang w:eastAsia="zh-CN"/>
     </w:rPr>
   </w:style>
-  <w:style w:type="character" w:styleId="a8">
+  <w:style w:type="character" w:styleId="a9">
     <w:name w:val="Hyperlink"/>
     <w:basedOn w:val="a0"/>
     <w:uiPriority w:val="99"/>
@@ -26816,7 +29053,7 @@
       <w:u w:val="single"/>
     </w:rPr>
   </w:style>
-  <w:style w:type="paragraph" w:styleId="a9">
+  <w:style w:type="paragraph" w:styleId="aa">
     <w:name w:val="Normal (Web)"/>
     <w:basedOn w:val="a"/>
     <w:uiPriority w:val="99"/>
@@ -26826,7 +29063,7 @@
       <w:szCs w:val="24"/>
     </w:rPr>
   </w:style>
-  <w:style w:type="character" w:styleId="aa">
+  <w:style w:type="character" w:styleId="ab">
     <w:name w:val="Strong"/>
     <w:basedOn w:val="a0"/>
     <w:uiPriority w:val="22"/>
@@ -26836,7 +29073,7 @@
       <w:bCs/>
     </w:rPr>
   </w:style>
-  <w:style w:type="table" w:styleId="ab">
+  <w:style w:type="table" w:styleId="ac">
     <w:name w:val="Table Grid"/>
     <w:basedOn w:val="a1"/>
     <w:uiPriority w:val="39"/>
@@ -26914,7 +29151,7 @@
       <w:szCs w:val="32"/>
     </w:rPr>
   </w:style>
-  <w:style w:type="character" w:styleId="ac">
+  <w:style w:type="character" w:styleId="ad">
     <w:name w:val="Placeholder Text"/>
     <w:basedOn w:val="a0"/>
     <w:uiPriority w:val="99"/>
@@ -26924,10 +29161,10 @@
       <w:color w:val="666666"/>
     </w:rPr>
   </w:style>
-  <w:style w:type="paragraph" w:styleId="ad">
+  <w:style w:type="paragraph" w:styleId="ae">
     <w:name w:val="endnote text"/>
     <w:basedOn w:val="a"/>
-    <w:link w:val="ae"/>
+    <w:link w:val="af"/>
     <w:rsid w:val="003C5B22"/>
     <w:pPr>
       <w:spacing w:after="0" w:line="240" w:lineRule="auto"/>
@@ -26937,17 +29174,17 @@
       <w:szCs w:val="20"/>
     </w:rPr>
   </w:style>
-  <w:style w:type="character" w:customStyle="1" w:styleId="ae">
+  <w:style w:type="character" w:customStyle="1" w:styleId="af">
     <w:name w:val="Текст концевой сноски Знак"/>
     <w:basedOn w:val="a0"/>
-    <w:link w:val="ad"/>
+    <w:link w:val="ae"/>
     <w:rsid w:val="003C5B22"/>
     <w:rPr>
       <w:rFonts w:eastAsia="Calibri" w:cs="Calibri"/>
       <w:lang w:val="ru-RU"/>
     </w:rPr>
   </w:style>
-  <w:style w:type="character" w:styleId="af">
+  <w:style w:type="character" w:styleId="af0">
     <w:name w:val="endnote reference"/>
     <w:basedOn w:val="a0"/>
     <w:rsid w:val="003C5B22"/>
@@ -26969,7 +29206,7 @@
       <w:lang w:val="ru-RU"/>
     </w:rPr>
   </w:style>
-  <w:style w:type="paragraph" w:styleId="af0">
+  <w:style w:type="paragraph" w:styleId="af1">
     <w:name w:val="List Paragraph"/>
     <w:basedOn w:val="a"/>
     <w:uiPriority w:val="99"/>
@@ -27010,11 +29247,11 @@
       <w:lang w:val="ru-RU"/>
     </w:rPr>
   </w:style>
-  <w:style w:type="paragraph" w:styleId="af1">
+  <w:style w:type="paragraph" w:styleId="af2">
     <w:name w:val="Title"/>
     <w:basedOn w:val="a"/>
     <w:next w:val="a"/>
-    <w:link w:val="af2"/>
+    <w:link w:val="af3"/>
     <w:qFormat/>
     <w:rsid w:val="00EF5AE7"/>
     <w:pPr>
@@ -27029,10 +29266,10 @@
       <w:szCs w:val="56"/>
     </w:rPr>
   </w:style>
-  <w:style w:type="character" w:customStyle="1" w:styleId="af2">
+  <w:style w:type="character" w:customStyle="1" w:styleId="af3">
     <w:name w:val="Заголовок Знак"/>
     <w:basedOn w:val="a0"/>
-    <w:link w:val="af1"/>
+    <w:link w:val="af2"/>
     <w:rsid w:val="00EF5AE7"/>
     <w:rPr>
       <w:rFonts w:asciiTheme="majorHAnsi" w:eastAsiaTheme="majorEastAsia" w:hAnsiTheme="majorHAnsi" w:cstheme="majorBidi"/>
@@ -27040,6 +29277,58 @@
       <w:kern w:val="28"/>
       <w:sz w:val="56"/>
       <w:szCs w:val="56"/>
+      <w:lang w:val="ru-RU"/>
+    </w:rPr>
+  </w:style>
+  <w:style w:type="character" w:styleId="af4">
+    <w:name w:val="annotation reference"/>
+    <w:basedOn w:val="a0"/>
+    <w:rsid w:val="0015595D"/>
+    <w:rPr>
+      <w:sz w:val="16"/>
+      <w:szCs w:val="16"/>
+    </w:rPr>
+  </w:style>
+  <w:style w:type="paragraph" w:styleId="af5">
+    <w:name w:val="annotation subject"/>
+    <w:basedOn w:val="a3"/>
+    <w:next w:val="a3"/>
+    <w:link w:val="af6"/>
+    <w:rsid w:val="0015595D"/>
+    <w:pPr>
+      <w:spacing w:line="240" w:lineRule="auto"/>
+      <w:jc w:val="both"/>
+    </w:pPr>
+    <w:rPr>
+      <w:b/>
+      <w:bCs/>
+      <w:sz w:val="20"/>
+      <w:szCs w:val="20"/>
+    </w:rPr>
+  </w:style>
+  <w:style w:type="character" w:customStyle="1" w:styleId="a4">
+    <w:name w:val="Текст примечания Знак"/>
+    <w:basedOn w:val="a0"/>
+    <w:link w:val="a3"/>
+    <w:rsid w:val="0015595D"/>
+    <w:rPr>
+      <w:rFonts w:eastAsia="Calibri" w:cs="Calibri"/>
+      <w:sz w:val="28"/>
+      <w:szCs w:val="22"/>
+      <w:lang w:val="ru-RU"/>
+    </w:rPr>
+  </w:style>
+  <w:style w:type="character" w:customStyle="1" w:styleId="af6">
+    <w:name w:val="Тема примечания Знак"/>
+    <w:basedOn w:val="a4"/>
+    <w:link w:val="af5"/>
+    <w:rsid w:val="0015595D"/>
+    <w:rPr>
+      <w:rFonts w:eastAsia="Calibri" w:cs="Calibri"/>
+      <w:b/>
+      <w:bCs/>
+      <w:sz w:val="28"/>
+      <w:szCs w:val="22"/>
       <w:lang w:val="ru-RU"/>
     </w:rPr>
   </w:style>
